--- a/6-过程管理/流程制度规范类文件/TXHS-06-02-服务级别管理制度.docx
+++ b/6-过程管理/流程制度规范类文件/TXHS-06-02-服务级别管理制度.docx
@@ -22,6 +22,8 @@
         <w:textAlignment w:val="baseline"/>
       </w:pPr>
       <w:bookmarkStart w:id="0" w:name="_Toc22363"/>
+      <w:bookmarkStart w:id="29" w:name="_GoBack"/>
+      <w:bookmarkEnd w:id="29"/>
       <w:r>
         <w:drawing>
           <wp:anchor distT="0" distB="0" distL="114300" distR="114300" simplePos="0" relativeHeight="251661312" behindDoc="1" locked="0" layoutInCell="1" allowOverlap="1">
@@ -612,23 +614,13 @@
                 <w:lang w:val="en-US" w:eastAsia="zh-CN" w:bidi="ar-SA"/>
               </w:rPr>
             </w:pPr>
-            <w:bookmarkStart w:id="29" w:name="_GoBack"/>
             <w:r>
               <w:rPr>
                 <w:rFonts w:hint="eastAsia"/>
                 <w:vertAlign w:val="baseline"/>
                 <w:lang w:val="en-US" w:eastAsia="zh-CN"/>
               </w:rPr>
-              <w:t>审核</w:t>
-            </w:r>
-            <w:bookmarkEnd w:id="29"/>
-            <w:r>
-              <w:rPr>
-                <w:rFonts w:hint="eastAsia"/>
-                <w:vertAlign w:val="baseline"/>
-                <w:lang w:val="en-US" w:eastAsia="zh-CN"/>
-              </w:rPr>
-              <w:t>时间</w:t>
+              <w:t>审核时间</w:t>
             </w:r>
             <w:r>
               <w:rPr>
@@ -4141,7 +4133,21 @@
           <w:rFonts w:hint="default"/>
           <w:lang w:val="en-US" w:eastAsia="zh-CN"/>
         </w:rPr>
-        <w:t>为规范公司软件运维服务的级别管理，确保服务目标与客户业务需求及成本约束相匹配，通过对服务绩效的协商、监控、评价与持续改进，保障并提升服务质量，明确供需双方职责，提升客户满意度，特制定本制度。</w:t>
+        <w:t>为规范公司</w:t>
+      </w:r>
+      <w:r>
+        <w:rPr>
+          <w:rFonts w:hint="eastAsia"/>
+          <w:lang w:val="en-US" w:eastAsia="zh-CN"/>
+        </w:rPr>
+        <w:t>运维服务</w:t>
+      </w:r>
+      <w:r>
+        <w:rPr>
+          <w:rFonts w:hint="default"/>
+          <w:lang w:val="en-US" w:eastAsia="zh-CN"/>
+        </w:rPr>
+        <w:t>的级别管理，确保服务目标与客户业务需求及成本约束相匹配，通过对服务绩效的协商、监控、评价与持续改进，保障并提升服务质量，明确供需双方职责，提升客户满意度，特制定本制度。</w:t>
       </w:r>
     </w:p>
     <w:p>
@@ -4177,7 +4183,21 @@
           <w:rFonts w:hint="default"/>
           <w:lang w:val="en-US" w:eastAsia="zh-CN"/>
         </w:rPr>
-        <w:t>本制度适用于公司为客户提供的所有软件运维服务项目的服务级别管理活动，包括服务级别协议（SLA）的制定、签订、监控、评审与变更。</w:t>
+        <w:t>本制度适用于公司为客户提供的所有</w:t>
+      </w:r>
+      <w:r>
+        <w:rPr>
+          <w:rFonts w:hint="eastAsia"/>
+          <w:lang w:val="en-US" w:eastAsia="zh-CN"/>
+        </w:rPr>
+        <w:t>运维服务</w:t>
+      </w:r>
+      <w:r>
+        <w:rPr>
+          <w:rFonts w:hint="default"/>
+          <w:lang w:val="en-US" w:eastAsia="zh-CN"/>
+        </w:rPr>
+        <w:t>项目的服务级别管理活动，包括服务级别协议（SLA）的制定、签订、监控、评审与变更。</w:t>
       </w:r>
     </w:p>
     <w:p>
@@ -6260,7 +6280,6 @@
             <w:insideH w:val="none" w:color="auto" w:sz="0" w:space="0"/>
             <w:insideV w:val="none" w:color="auto" w:sz="0" w:space="0"/>
           </w:tblBorders>
-          <w:shd w:val="clear" w:color="auto" w:fill="auto"/>
           <w:tblCellMar>
             <w:top w:w="0" w:type="dxa"/>
             <w:left w:w="108" w:type="dxa"/>

--- a/6-过程管理/流程制度规范类文件/TXHS-06-02-服务级别管理制度.docx
+++ b/6-过程管理/流程制度规范类文件/TXHS-06-02-服务级别管理制度.docx
@@ -22,8 +22,6 @@
         <w:textAlignment w:val="baseline"/>
       </w:pPr>
       <w:bookmarkStart w:id="0" w:name="_Toc22363"/>
-      <w:bookmarkStart w:id="29" w:name="_GoBack"/>
-      <w:bookmarkEnd w:id="29"/>
       <w:r>
         <w:drawing>
           <wp:anchor distT="0" distB="0" distL="114300" distR="114300" simplePos="0" relativeHeight="251661312" behindDoc="1" locked="0" layoutInCell="1" allowOverlap="1">
@@ -1634,8 +1632,10 @@
                 <w:rFonts w:hint="eastAsia"/>
                 <w:lang w:val="en-US" w:eastAsia="zh-CN"/>
               </w:rPr>
-              <w:t>添加核心培养</w:t>
+              <w:t>完善与其他流程的关系</w:t>
             </w:r>
+            <w:bookmarkStart w:id="29" w:name="_GoBack"/>
+            <w:bookmarkEnd w:id="29"/>
           </w:p>
         </w:tc>
         <w:tc>
@@ -6280,6 +6280,7 @@
             <w:insideH w:val="none" w:color="auto" w:sz="0" w:space="0"/>
             <w:insideV w:val="none" w:color="auto" w:sz="0" w:space="0"/>
           </w:tblBorders>
+          <w:shd w:val="clear" w:color="auto" w:fill="auto"/>
           <w:tblCellMar>
             <w:top w:w="0" w:type="dxa"/>
             <w:left w:w="108" w:type="dxa"/>

--- a/6-过程管理/流程制度规范类文件/TXHS-06-02-服务级别管理制度.docx
+++ b/6-过程管理/流程制度规范类文件/TXHS-06-02-服务级别管理制度.docx
@@ -1,10 +1,11 @@
 
 <file path=word/document.xml><?xml version="1.0" encoding="utf-8"?>
-<w:document xmlns:wpc="http://schemas.microsoft.com/office/word/2010/wordprocessingCanvas" xmlns:mc="http://schemas.openxmlformats.org/markup-compatibility/2006" xmlns:o="urn:schemas-microsoft-com:office:office" xmlns:r="http://schemas.openxmlformats.org/officeDocument/2006/relationships" xmlns:m="http://schemas.openxmlformats.org/officeDocument/2006/math" xmlns:v="urn:schemas-microsoft-com:vml" xmlns:wp14="http://schemas.microsoft.com/office/word/2010/wordprocessingDrawing" xmlns:wp="http://schemas.openxmlformats.org/drawingml/2006/wordprocessingDrawing" xmlns:w="http://schemas.openxmlformats.org/wordprocessingml/2006/main" xmlns:w14="http://schemas.microsoft.com/office/word/2010/wordml" xmlns:w10="urn:schemas-microsoft-com:office:word" xmlns:w15="http://schemas.microsoft.com/office/word/2012/wordml" xmlns:wpg="http://schemas.microsoft.com/office/word/2010/wordprocessingGroup" xmlns:wpi="http://schemas.microsoft.com/office/word/2010/wordprocessingInk" xmlns:wne="http://schemas.microsoft.com/office/word/2006/wordml" xmlns:wps="http://schemas.microsoft.com/office/word/2010/wordprocessingShape" xmlns:wpsCustomData="http://www.wps.cn/officeDocument/2013/wpsCustomData" mc:Ignorable="w14 w15 wp14">
+<w:document xmlns:wpc="http://schemas.microsoft.com/office/word/2010/wordprocessingCanvas" xmlns:mc="http://schemas.openxmlformats.org/markup-compatibility/2006" xmlns:o="urn:schemas-microsoft-com:office:office" xmlns:r="http://schemas.openxmlformats.org/officeDocument/2006/relationships" xmlns:m="http://schemas.openxmlformats.org/officeDocument/2006/math" xmlns:v="urn:schemas-microsoft-com:vml" xmlns:wp14="http://schemas.microsoft.com/office/word/2010/wordprocessingDrawing" xmlns:wp="http://schemas.openxmlformats.org/drawingml/2006/wordprocessingDrawing" xmlns:w10="urn:schemas-microsoft-com:office:word" xmlns:w="http://schemas.openxmlformats.org/wordprocessingml/2006/main" xmlns:w14="http://schemas.microsoft.com/office/word/2010/wordml" xmlns:w15="http://schemas.microsoft.com/office/word/2012/wordml" xmlns:wne="http://schemas.microsoft.com/office/word/2006/wordml" xmlns:wpg="http://schemas.microsoft.com/office/word/2010/wordprocessingGroup" xmlns:wpi="http://schemas.microsoft.com/office/word/2010/wordprocessingInk" xmlns:wps="http://schemas.microsoft.com/office/word/2010/wordprocessingShape" mc:Ignorable="w14 w15 wp14">
+  <!-- Generated by Aspose.Words for .NET 13.3.0.1 -->
   <w:body>
     <w:p>
       <w:pPr>
-        <w:pStyle w:val="24"/>
+        <w:pStyle w:val="a"/>
         <w:keepNext w:val="0"/>
         <w:keepLines w:val="0"/>
         <w:pageBreakBefore w:val="0"/>
@@ -24,7 +25,7 @@
       <w:bookmarkStart w:id="0" w:name="_Toc22363"/>
       <w:r>
         <w:drawing>
-          <wp:anchor distT="0" distB="0" distL="114300" distR="114300" simplePos="0" relativeHeight="251661312" behindDoc="1" locked="0" layoutInCell="1" allowOverlap="1">
+          <wp:anchor distT="0" distB="0" distL="114300" distR="114300" simplePos="0" relativeHeight="251660288" behindDoc="1" locked="0" layoutInCell="1" allowOverlap="1">
             <wp:simplePos x="0" y="0"/>
             <wp:positionH relativeFrom="column">
               <wp:posOffset>-19050</wp:posOffset>
@@ -49,7 +50,7 @@
                     </pic:cNvPicPr>
                   </pic:nvPicPr>
                   <pic:blipFill>
-                    <a:blip r:embed="rId7"/>
+                    <a:blip xmlns:r="http://schemas.openxmlformats.org/officeDocument/2006/relationships" r:embed="rId4"/>
                     <a:stretch>
                       <a:fillRect/>
                     </a:stretch>
@@ -75,7 +76,7 @@
       </w:r>
       <w:r>
         <w:drawing>
-          <wp:anchor distT="0" distB="0" distL="114300" distR="114300" simplePos="0" relativeHeight="251660288" behindDoc="1" locked="0" layoutInCell="1" allowOverlap="1">
+          <wp:anchor distT="0" distB="0" distL="114300" distR="114300" simplePos="0" relativeHeight="251659264" behindDoc="1" locked="0" layoutInCell="1" allowOverlap="1">
             <wp:simplePos x="0" y="0"/>
             <wp:positionH relativeFrom="column">
               <wp:posOffset>0</wp:posOffset>
@@ -100,7 +101,7 @@
                     </pic:cNvPicPr>
                   </pic:nvPicPr>
                   <pic:blipFill>
-                    <a:blip r:embed="rId8"/>
+                    <a:blip xmlns:r="http://schemas.openxmlformats.org/officeDocument/2006/relationships" r:embed="rId5"/>
                     <a:stretch>
                       <a:fillRect/>
                     </a:stretch>
@@ -130,7 +131,7 @@
           <w:lang w:val="en-US" w:eastAsia="zh-CN"/>
         </w:rPr>
         <w:drawing>
-          <wp:anchor distT="0" distB="0" distL="114300" distR="114300" simplePos="0" relativeHeight="251659264" behindDoc="1" locked="0" layoutInCell="1" allowOverlap="1">
+          <wp:anchor distT="0" distB="0" distL="114300" distR="114300" simplePos="0" relativeHeight="251658240" behindDoc="1" locked="0" layoutInCell="1" allowOverlap="1">
             <wp:simplePos x="0" y="0"/>
             <wp:positionH relativeFrom="column">
               <wp:posOffset>635</wp:posOffset>
@@ -155,7 +156,7 @@
                     </pic:cNvPicPr>
                   </pic:nvPicPr>
                   <pic:blipFill>
-                    <a:blip r:embed="rId9">
+                    <a:blip xmlns:r="http://schemas.openxmlformats.org/officeDocument/2006/relationships" r:embed="rId6">
                       <a:alphaModFix amt="58000"/>
                       <a:lum contrast="-52000"/>
                     </a:blip>
@@ -189,7 +190,7 @@
     </w:p>
     <w:p>
       <w:pPr>
-        <w:pStyle w:val="25"/>
+        <w:pStyle w:val="a0"/>
         <w:keepNext w:val="0"/>
         <w:keepLines w:val="0"/>
         <w:pageBreakBefore w:val="0"/>
@@ -236,11 +237,11 @@
         <w:adjustRightInd w:val="0"/>
         <w:snapToGrid w:val="0"/>
         <w:spacing w:after="624" w:afterLines="200" w:line="219" w:lineRule="auto"/>
-        <w:ind w:left="0" w:leftChars="0" w:right="0" w:rightChars="0" w:firstLine="0" w:firstLineChars="0"/>
+        <w:ind w:left="0" w:right="0" w:firstLine="0" w:leftChars="0" w:rightChars="0" w:firstLineChars="0"/>
         <w:jc w:val="center"/>
         <w:textAlignment w:val="baseline"/>
         <w:rPr>
-          <w:rFonts w:hint="eastAsia" w:ascii="宋体" w:hAnsi="宋体" w:eastAsia="宋体" w:cs="宋体"/>
+          <w:rFonts w:ascii="宋体" w:eastAsia="宋体" w:hAnsi="宋体" w:cs="宋体" w:hint="eastAsia"/>
           <w:sz w:val="24"/>
           <w:szCs w:val="24"/>
           <w:lang w:val="en-US" w:eastAsia="zh-CN"/>
@@ -248,7 +249,7 @@
       </w:pPr>
       <w:r>
         <w:rPr>
-          <w:rFonts w:ascii="宋体" w:hAnsi="宋体" w:eastAsia="宋体" w:cs="宋体"/>
+          <w:rFonts w:ascii="宋体" w:eastAsia="宋体" w:hAnsi="宋体" w:cs="宋体"/>
           <w:b/>
           <w:bCs/>
           <w:spacing w:val="-3"/>
@@ -259,7 +260,7 @@
       </w:r>
       <w:r>
         <w:rPr>
-          <w:rFonts w:hint="eastAsia" w:ascii="宋体" w:hAnsi="宋体" w:eastAsia="宋体" w:cs="宋体"/>
+          <w:rFonts w:ascii="宋体" w:eastAsia="宋体" w:hAnsi="宋体" w:cs="宋体" w:hint="eastAsia"/>
           <w:b/>
           <w:bCs/>
           <w:spacing w:val="-3"/>
@@ -271,7 +272,7 @@
       </w:r>
       <w:r>
         <w:rPr>
-          <w:rFonts w:ascii="宋体" w:hAnsi="宋体" w:eastAsia="宋体" w:cs="宋体"/>
+          <w:rFonts w:ascii="宋体" w:eastAsia="宋体" w:hAnsi="宋体" w:cs="宋体"/>
           <w:b/>
           <w:bCs/>
           <w:spacing w:val="-3"/>
@@ -282,7 +283,7 @@
       </w:r>
       <w:r>
         <w:rPr>
-          <w:rFonts w:hint="eastAsia" w:ascii="宋体" w:hAnsi="宋体" w:cs="宋体"/>
+          <w:rFonts w:ascii="宋体" w:hAnsi="宋体" w:cs="宋体" w:hint="eastAsia"/>
           <w:b/>
           <w:bCs/>
           <w:spacing w:val="-3"/>
@@ -294,7 +295,7 @@
       </w:r>
       <w:r>
         <w:rPr>
-          <w:rFonts w:ascii="宋体" w:hAnsi="宋体" w:eastAsia="宋体" w:cs="宋体"/>
+          <w:rFonts w:ascii="宋体" w:eastAsia="宋体" w:hAnsi="宋体" w:cs="宋体"/>
           <w:b/>
           <w:bCs/>
           <w:spacing w:val="-3"/>
@@ -305,7 +306,7 @@
       </w:r>
       <w:r>
         <w:rPr>
-          <w:rFonts w:hint="eastAsia" w:ascii="宋体" w:hAnsi="宋体" w:cs="宋体"/>
+          <w:rFonts w:ascii="宋体" w:hAnsi="宋体" w:cs="宋体" w:hint="eastAsia"/>
           <w:b/>
           <w:bCs/>
           <w:spacing w:val="-3"/>
@@ -318,18 +319,17 @@
     </w:p>
     <w:tbl>
       <w:tblPr>
-        <w:tblStyle w:val="21"/>
+        <w:tblStyle w:val="TableGrid"/>
         <w:tblW w:w="0" w:type="auto"/>
         <w:jc w:val="center"/>
         <w:tblBorders>
-          <w:top w:val="none" w:color="auto" w:sz="0" w:space="0"/>
-          <w:left w:val="none" w:color="auto" w:sz="0" w:space="0"/>
-          <w:bottom w:val="none" w:color="auto" w:sz="0" w:space="0"/>
-          <w:right w:val="none" w:color="auto" w:sz="0" w:space="0"/>
-          <w:insideH w:val="none" w:color="auto" w:sz="0" w:space="0"/>
-          <w:insideV w:val="none" w:color="auto" w:sz="0" w:space="0"/>
+          <w:top w:val="nil"/>
+          <w:left w:val="nil"/>
+          <w:bottom w:val="nil"/>
+          <w:right w:val="nil"/>
+          <w:insideH w:val="nil"/>
+          <w:insideV w:val="nil"/>
         </w:tblBorders>
-        <w:tblLayout w:type="autofit"/>
         <w:tblCellMar>
           <w:top w:w="0" w:type="dxa"/>
           <w:left w:w="108" w:type="dxa"/>
@@ -343,13 +343,15 @@
       </w:tblGrid>
       <w:tr>
         <w:tblPrEx>
+          <w:tblW w:w="0" w:type="auto"/>
+          <w:jc w:val="center"/>
           <w:tblBorders>
-            <w:top w:val="none" w:color="auto" w:sz="0" w:space="0"/>
-            <w:left w:val="none" w:color="auto" w:sz="0" w:space="0"/>
-            <w:bottom w:val="none" w:color="auto" w:sz="0" w:space="0"/>
-            <w:right w:val="none" w:color="auto" w:sz="0" w:space="0"/>
-            <w:insideH w:val="none" w:color="auto" w:sz="0" w:space="0"/>
-            <w:insideV w:val="none" w:color="auto" w:sz="0" w:space="0"/>
+            <w:top w:val="nil"/>
+            <w:left w:val="nil"/>
+            <w:bottom w:val="nil"/>
+            <w:right w:val="nil"/>
+            <w:insideH w:val="nil"/>
+            <w:insideV w:val="nil"/>
           </w:tblBorders>
           <w:tblCellMar>
             <w:top w:w="0" w:type="dxa"/>
@@ -359,7 +361,7 @@
           </w:tblCellMar>
         </w:tblPrEx>
         <w:trPr>
-          <w:trHeight w:val="810" w:hRule="atLeast"/>
+          <w:trHeight w:val="810"/>
           <w:jc w:val="center"/>
         </w:trPr>
         <w:tc>
@@ -398,7 +400,7 @@
             </w:r>
             <w:r>
               <w:rPr>
-                <w:rFonts w:hint="default" w:asciiTheme="minorAscii" w:hAnsiTheme="minorAscii" w:eastAsiaTheme="minorEastAsia"/>
+                <w:rFonts w:asciiTheme="minorAscii" w:eastAsiaTheme="minorEastAsia" w:hAnsiTheme="minorAscii" w:hint="default"/>
                 <w:spacing w:val="227"/>
                 <w:sz w:val="21"/>
                 <w:vertAlign w:val="baseline"/>
@@ -453,7 +455,7 @@
             </w:r>
             <w:r>
               <w:rPr>
-                <w:rFonts w:hint="eastAsia" w:asciiTheme="minorAscii" w:hAnsiTheme="minorAscii" w:eastAsiaTheme="minorEastAsia"/>
+                <w:rFonts w:asciiTheme="minorAscii" w:eastAsiaTheme="minorEastAsia" w:hAnsiTheme="minorAscii" w:hint="eastAsia"/>
                 <w:spacing w:val="227"/>
                 <w:sz w:val="21"/>
                 <w:vertAlign w:val="baseline"/>
@@ -475,14 +477,8 @@
       </w:tr>
       <w:tr>
         <w:tblPrEx>
-          <w:tblBorders>
-            <w:top w:val="none" w:color="auto" w:sz="0" w:space="0"/>
-            <w:left w:val="none" w:color="auto" w:sz="0" w:space="0"/>
-            <w:bottom w:val="none" w:color="auto" w:sz="0" w:space="0"/>
-            <w:right w:val="none" w:color="auto" w:sz="0" w:space="0"/>
-            <w:insideH w:val="none" w:color="auto" w:sz="0" w:space="0"/>
-            <w:insideV w:val="none" w:color="auto" w:sz="0" w:space="0"/>
-          </w:tblBorders>
+          <w:tblW w:w="0" w:type="auto"/>
+          <w:jc w:val="center"/>
           <w:tblCellMar>
             <w:top w:w="0" w:type="dxa"/>
             <w:left w:w="108" w:type="dxa"/>
@@ -491,7 +487,7 @@
           </w:tblCellMar>
         </w:tblPrEx>
         <w:trPr>
-          <w:trHeight w:val="810" w:hRule="atLeast"/>
+          <w:trHeight w:val="810"/>
           <w:jc w:val="center"/>
         </w:trPr>
         <w:tc>
@@ -516,7 +512,7 @@
               <w:snapToGrid w:val="0"/>
               <w:textAlignment w:val="baseline"/>
               <w:rPr>
-                <w:rFonts w:hint="default" w:ascii="Arial" w:hAnsi="Arial" w:eastAsia="Arial" w:cs="Arial"/>
+                <w:rFonts w:ascii="Arial" w:eastAsia="Arial" w:hAnsi="Arial" w:cs="Arial" w:hint="default"/>
                 <w:snapToGrid w:val="0"/>
                 <w:color w:val="000000"/>
                 <w:kern w:val="0"/>
@@ -548,7 +544,7 @@
             </w:r>
             <w:r>
               <w:rPr>
-                <w:rFonts w:hint="default" w:asciiTheme="minorAscii" w:hAnsiTheme="minorAscii" w:eastAsiaTheme="minorEastAsia"/>
+                <w:rFonts w:asciiTheme="minorAscii" w:eastAsiaTheme="minorEastAsia" w:hAnsiTheme="minorAscii" w:hint="default"/>
                 <w:spacing w:val="227"/>
                 <w:sz w:val="21"/>
                 <w:vertAlign w:val="baseline"/>
@@ -565,18 +561,7 @@
                 <w:vertAlign w:val="baseline"/>
                 <w:lang w:val="en-US" w:eastAsia="zh-CN"/>
               </w:rPr>
-              <w:t>V2.</w:t>
-            </w:r>
-            <w:r>
-              <w:rPr>
-                <w:rFonts w:hint="eastAsia"/>
-                <w:spacing w:val="0"/>
-                <w:kern w:val="0"/>
-                <w:u w:val="single"/>
-                <w:vertAlign w:val="baseline"/>
-                <w:lang w:val="en-US" w:eastAsia="zh-CN"/>
-              </w:rPr>
-              <w:t>0</w:t>
+              <w:t>V1.0</w:t>
             </w:r>
           </w:p>
         </w:tc>
@@ -602,7 +587,7 @@
               <w:snapToGrid w:val="0"/>
               <w:textAlignment w:val="baseline"/>
               <w:rPr>
-                <w:rFonts w:hint="default" w:ascii="Arial" w:hAnsi="Arial" w:eastAsia="Arial" w:cs="Arial"/>
+                <w:rFonts w:ascii="Arial" w:eastAsia="Arial" w:hAnsi="Arial" w:cs="Arial" w:hint="default"/>
                 <w:snapToGrid w:val="0"/>
                 <w:color w:val="000000"/>
                 <w:kern w:val="0"/>
@@ -622,7 +607,7 @@
             </w:r>
             <w:r>
               <w:rPr>
-                <w:rFonts w:hint="eastAsia" w:asciiTheme="minorAscii" w:hAnsiTheme="minorAscii" w:eastAsiaTheme="minorEastAsia"/>
+                <w:rFonts w:asciiTheme="minorAscii" w:eastAsiaTheme="minorEastAsia" w:hAnsiTheme="minorAscii" w:hint="eastAsia"/>
                 <w:spacing w:val="227"/>
                 <w:sz w:val="21"/>
                 <w:vertAlign w:val="baseline"/>
@@ -644,14 +629,8 @@
       </w:tr>
       <w:tr>
         <w:tblPrEx>
-          <w:tblBorders>
-            <w:top w:val="none" w:color="auto" w:sz="0" w:space="0"/>
-            <w:left w:val="none" w:color="auto" w:sz="0" w:space="0"/>
-            <w:bottom w:val="none" w:color="auto" w:sz="0" w:space="0"/>
-            <w:right w:val="none" w:color="auto" w:sz="0" w:space="0"/>
-            <w:insideH w:val="none" w:color="auto" w:sz="0" w:space="0"/>
-            <w:insideV w:val="none" w:color="auto" w:sz="0" w:space="0"/>
-          </w:tblBorders>
+          <w:tblW w:w="0" w:type="auto"/>
+          <w:jc w:val="center"/>
           <w:tblCellMar>
             <w:top w:w="0" w:type="dxa"/>
             <w:left w:w="108" w:type="dxa"/>
@@ -660,7 +639,7 @@
           </w:tblCellMar>
         </w:tblPrEx>
         <w:trPr>
-          <w:trHeight w:val="635" w:hRule="atLeast"/>
+          <w:trHeight w:val="635"/>
           <w:jc w:val="center"/>
         </w:trPr>
         <w:tc>
@@ -711,7 +690,7 @@
             </w:r>
             <w:r>
               <w:rPr>
-                <w:rFonts w:hint="eastAsia" w:asciiTheme="minorAscii" w:hAnsiTheme="minorAscii" w:eastAsiaTheme="minorEastAsia"/>
+                <w:rFonts w:asciiTheme="minorAscii" w:eastAsiaTheme="minorEastAsia" w:hAnsiTheme="minorAscii" w:hint="eastAsia"/>
                 <w:spacing w:val="227"/>
                 <w:sz w:val="21"/>
                 <w:vertAlign w:val="baseline"/>
@@ -765,7 +744,7 @@
             </w:r>
             <w:r>
               <w:rPr>
-                <w:rFonts w:hint="eastAsia" w:asciiTheme="minorAscii" w:hAnsiTheme="minorAscii" w:eastAsiaTheme="minorEastAsia"/>
+                <w:rFonts w:asciiTheme="minorAscii" w:eastAsiaTheme="minorEastAsia" w:hAnsiTheme="minorAscii" w:hint="eastAsia"/>
                 <w:spacing w:val="227"/>
                 <w:sz w:val="21"/>
                 <w:vertAlign w:val="baseline"/>
@@ -826,14 +805,14 @@
         <w:ind w:left="3634"/>
         <w:textAlignment w:val="baseline"/>
         <w:rPr>
-          <w:rFonts w:ascii="宋体" w:hAnsi="宋体" w:eastAsia="宋体" w:cs="宋体"/>
+          <w:rFonts w:ascii="宋体" w:eastAsia="宋体" w:hAnsi="宋体" w:cs="宋体"/>
           <w:sz w:val="31"/>
           <w:szCs w:val="31"/>
         </w:rPr>
       </w:pPr>
       <w:r>
         <w:rPr>
-          <w:rFonts w:ascii="宋体" w:hAnsi="宋体" w:eastAsia="宋体" w:cs="宋体"/>
+          <w:rFonts w:ascii="宋体" w:eastAsia="宋体" w:hAnsi="宋体" w:cs="宋体"/>
           <w:b/>
           <w:bCs/>
           <w:spacing w:val="4"/>
@@ -845,16 +824,16 @@
     </w:p>
     <w:tbl>
       <w:tblPr>
-        <w:tblStyle w:val="26"/>
+        <w:tblStyle w:val="TableNormal0"/>
         <w:tblW w:w="8214" w:type="dxa"/>
         <w:jc w:val="center"/>
         <w:tblBorders>
-          <w:top w:val="single" w:color="000000" w:sz="2" w:space="0"/>
-          <w:left w:val="single" w:color="000000" w:sz="2" w:space="0"/>
-          <w:bottom w:val="single" w:color="000000" w:sz="2" w:space="0"/>
-          <w:right w:val="single" w:color="000000" w:sz="2" w:space="0"/>
-          <w:insideH w:val="single" w:color="000000" w:sz="2" w:space="0"/>
-          <w:insideV w:val="single" w:color="000000" w:sz="2" w:space="0"/>
+          <w:top w:val="single" w:sz="2" w:space="0" w:color="000000"/>
+          <w:left w:val="single" w:sz="2" w:space="0" w:color="000000"/>
+          <w:bottom w:val="single" w:sz="2" w:space="0" w:color="000000"/>
+          <w:right w:val="single" w:sz="2" w:space="0" w:color="000000"/>
+          <w:insideH w:val="single" w:sz="2" w:space="0" w:color="000000"/>
+          <w:insideV w:val="single" w:sz="2" w:space="0" w:color="000000"/>
         </w:tblBorders>
         <w:tblLayout w:type="fixed"/>
         <w:tblCellMar>
@@ -874,14 +853,17 @@
       </w:tblGrid>
       <w:tr>
         <w:tblPrEx>
+          <w:tblW w:w="8214" w:type="dxa"/>
+          <w:jc w:val="center"/>
           <w:tblBorders>
-            <w:top w:val="single" w:color="000000" w:sz="2" w:space="0"/>
-            <w:left w:val="single" w:color="000000" w:sz="2" w:space="0"/>
-            <w:bottom w:val="single" w:color="000000" w:sz="2" w:space="0"/>
-            <w:right w:val="single" w:color="000000" w:sz="2" w:space="0"/>
-            <w:insideH w:val="single" w:color="000000" w:sz="2" w:space="0"/>
-            <w:insideV w:val="single" w:color="000000" w:sz="2" w:space="0"/>
+            <w:top w:val="single" w:sz="2" w:space="0" w:color="000000"/>
+            <w:left w:val="single" w:sz="2" w:space="0" w:color="000000"/>
+            <w:bottom w:val="single" w:sz="2" w:space="0" w:color="000000"/>
+            <w:right w:val="single" w:sz="2" w:space="0" w:color="000000"/>
+            <w:insideH w:val="single" w:sz="2" w:space="0" w:color="000000"/>
+            <w:insideV w:val="single" w:sz="2" w:space="0" w:color="000000"/>
           </w:tblBorders>
+          <w:tblLayout w:type="fixed"/>
           <w:tblCellMar>
             <w:top w:w="0" w:type="dxa"/>
             <w:left w:w="0" w:type="dxa"/>
@@ -890,7 +872,7 @@
           </w:tblCellMar>
         </w:tblPrEx>
         <w:trPr>
-          <w:trHeight w:val="593" w:hRule="atLeast"/>
+          <w:trHeight w:val="593"/>
           <w:jc w:val="center"/>
         </w:trPr>
         <w:tc>
@@ -912,18 +894,18 @@
               <w:adjustRightInd w:val="0"/>
               <w:snapToGrid w:val="0"/>
               <w:spacing w:before="176" w:line="228" w:lineRule="auto"/>
-              <w:ind w:left="0" w:leftChars="0" w:right="0" w:rightChars="0" w:firstLine="0" w:firstLineChars="0"/>
+              <w:ind w:left="0" w:right="0" w:firstLine="0" w:leftChars="0" w:rightChars="0" w:firstLineChars="0"/>
               <w:jc w:val="center"/>
               <w:textAlignment w:val="baseline"/>
               <w:rPr>
-                <w:rFonts w:ascii="宋体" w:hAnsi="宋体" w:eastAsia="宋体" w:cs="宋体"/>
+                <w:rFonts w:ascii="宋体" w:eastAsia="宋体" w:hAnsi="宋体" w:cs="宋体"/>
                 <w:sz w:val="20"/>
                 <w:szCs w:val="20"/>
               </w:rPr>
             </w:pPr>
             <w:r>
               <w:rPr>
-                <w:rFonts w:hint="eastAsia" w:ascii="宋体" w:hAnsi="宋体" w:cs="宋体"/>
+                <w:rFonts w:ascii="宋体" w:hAnsi="宋体" w:cs="宋体" w:hint="eastAsia"/>
                 <w:spacing w:val="-14"/>
                 <w:sz w:val="20"/>
                 <w:szCs w:val="20"/>
@@ -933,7 +915,7 @@
             </w:r>
             <w:r>
               <w:rPr>
-                <w:rFonts w:ascii="宋体" w:hAnsi="宋体" w:eastAsia="宋体" w:cs="宋体"/>
+                <w:rFonts w:ascii="宋体" w:eastAsia="宋体" w:hAnsi="宋体" w:cs="宋体"/>
                 <w:spacing w:val="-14"/>
                 <w:sz w:val="20"/>
                 <w:szCs w:val="20"/>
@@ -961,18 +943,18 @@
               <w:adjustRightInd w:val="0"/>
               <w:snapToGrid w:val="0"/>
               <w:spacing w:before="175" w:line="227" w:lineRule="auto"/>
-              <w:ind w:left="0" w:leftChars="0" w:right="0" w:rightChars="0" w:firstLine="0" w:firstLineChars="0"/>
+              <w:ind w:left="0" w:right="0" w:firstLine="0" w:leftChars="0" w:rightChars="0" w:firstLineChars="0"/>
               <w:jc w:val="center"/>
               <w:textAlignment w:val="baseline"/>
               <w:rPr>
-                <w:rFonts w:ascii="宋体" w:hAnsi="宋体" w:eastAsia="宋体" w:cs="宋体"/>
+                <w:rFonts w:ascii="宋体" w:eastAsia="宋体" w:hAnsi="宋体" w:cs="宋体"/>
                 <w:sz w:val="20"/>
                 <w:szCs w:val="20"/>
               </w:rPr>
             </w:pPr>
             <w:r>
               <w:rPr>
-                <w:rFonts w:ascii="宋体" w:hAnsi="宋体" w:eastAsia="宋体" w:cs="宋体"/>
+                <w:rFonts w:ascii="宋体" w:eastAsia="宋体" w:hAnsi="宋体" w:cs="宋体"/>
                 <w:spacing w:val="4"/>
                 <w:sz w:val="20"/>
                 <w:szCs w:val="20"/>
@@ -1000,18 +982,18 @@
               <w:adjustRightInd w:val="0"/>
               <w:snapToGrid w:val="0"/>
               <w:spacing w:before="175" w:line="228" w:lineRule="auto"/>
-              <w:ind w:left="0" w:leftChars="0" w:right="0" w:rightChars="0" w:firstLine="0" w:firstLineChars="0"/>
+              <w:ind w:left="0" w:right="0" w:firstLine="0" w:leftChars="0" w:rightChars="0" w:firstLineChars="0"/>
               <w:jc w:val="center"/>
               <w:textAlignment w:val="baseline"/>
               <w:rPr>
-                <w:rFonts w:ascii="宋体" w:hAnsi="宋体" w:eastAsia="宋体" w:cs="宋体"/>
+                <w:rFonts w:ascii="宋体" w:eastAsia="宋体" w:hAnsi="宋体" w:cs="宋体"/>
                 <w:sz w:val="20"/>
                 <w:szCs w:val="20"/>
               </w:rPr>
             </w:pPr>
             <w:r>
               <w:rPr>
-                <w:rFonts w:ascii="宋体" w:hAnsi="宋体" w:eastAsia="宋体" w:cs="宋体"/>
+                <w:rFonts w:ascii="宋体" w:eastAsia="宋体" w:hAnsi="宋体" w:cs="宋体"/>
                 <w:spacing w:val="7"/>
                 <w:sz w:val="20"/>
                 <w:szCs w:val="20"/>
@@ -1039,11 +1021,11 @@
               <w:adjustRightInd w:val="0"/>
               <w:snapToGrid w:val="0"/>
               <w:spacing w:before="175" w:line="228" w:lineRule="auto"/>
-              <w:ind w:left="0" w:leftChars="0" w:right="0" w:rightChars="0" w:firstLine="0" w:firstLineChars="0"/>
+              <w:ind w:left="0" w:right="0" w:firstLine="0" w:leftChars="0" w:rightChars="0" w:firstLineChars="0"/>
               <w:jc w:val="center"/>
               <w:textAlignment w:val="baseline"/>
               <w:rPr>
-                <w:rFonts w:hint="eastAsia" w:ascii="宋体" w:hAnsi="宋体" w:eastAsia="宋体" w:cs="宋体"/>
+                <w:rFonts w:ascii="宋体" w:eastAsia="宋体" w:hAnsi="宋体" w:cs="宋体" w:hint="eastAsia"/>
                 <w:spacing w:val="7"/>
                 <w:sz w:val="20"/>
                 <w:szCs w:val="20"/>
@@ -1052,7 +1034,7 @@
             </w:pPr>
             <w:r>
               <w:rPr>
-                <w:rFonts w:hint="eastAsia" w:ascii="宋体" w:hAnsi="宋体" w:cs="宋体"/>
+                <w:rFonts w:ascii="宋体" w:hAnsi="宋体" w:cs="宋体" w:hint="eastAsia"/>
                 <w:spacing w:val="7"/>
                 <w:sz w:val="20"/>
                 <w:szCs w:val="20"/>
@@ -1081,11 +1063,11 @@
               <w:adjustRightInd w:val="0"/>
               <w:snapToGrid w:val="0"/>
               <w:spacing w:before="175" w:line="228" w:lineRule="auto"/>
-              <w:ind w:left="0" w:leftChars="0" w:right="0" w:rightChars="0" w:firstLine="0" w:firstLineChars="0"/>
+              <w:ind w:left="0" w:right="0" w:firstLine="0" w:leftChars="0" w:rightChars="0" w:firstLineChars="0"/>
               <w:jc w:val="center"/>
               <w:textAlignment w:val="baseline"/>
               <w:rPr>
-                <w:rFonts w:hint="default" w:ascii="宋体" w:hAnsi="宋体" w:cs="宋体"/>
+                <w:rFonts w:ascii="宋体" w:hAnsi="宋体" w:cs="宋体" w:hint="default"/>
                 <w:spacing w:val="7"/>
                 <w:sz w:val="20"/>
                 <w:szCs w:val="20"/>
@@ -1094,7 +1076,7 @@
             </w:pPr>
             <w:r>
               <w:rPr>
-                <w:rFonts w:hint="eastAsia" w:ascii="宋体" w:hAnsi="宋体" w:cs="宋体"/>
+                <w:rFonts w:ascii="宋体" w:hAnsi="宋体" w:cs="宋体" w:hint="eastAsia"/>
                 <w:spacing w:val="7"/>
                 <w:sz w:val="20"/>
                 <w:szCs w:val="20"/>
@@ -1123,18 +1105,18 @@
               <w:adjustRightInd w:val="0"/>
               <w:snapToGrid w:val="0"/>
               <w:spacing w:before="176" w:line="229" w:lineRule="auto"/>
-              <w:ind w:left="0" w:leftChars="0" w:right="0" w:rightChars="0" w:firstLine="0" w:firstLineChars="0"/>
+              <w:ind w:left="0" w:right="0" w:firstLine="0" w:leftChars="0" w:rightChars="0" w:firstLineChars="0"/>
               <w:jc w:val="center"/>
               <w:textAlignment w:val="baseline"/>
               <w:rPr>
-                <w:rFonts w:ascii="宋体" w:hAnsi="宋体" w:eastAsia="宋体" w:cs="宋体"/>
+                <w:rFonts w:ascii="宋体" w:eastAsia="宋体" w:hAnsi="宋体" w:cs="宋体"/>
                 <w:sz w:val="20"/>
                 <w:szCs w:val="20"/>
               </w:rPr>
             </w:pPr>
             <w:r>
               <w:rPr>
-                <w:rFonts w:ascii="宋体" w:hAnsi="宋体" w:eastAsia="宋体" w:cs="宋体"/>
+                <w:rFonts w:ascii="宋体" w:eastAsia="宋体" w:hAnsi="宋体" w:cs="宋体"/>
                 <w:spacing w:val="7"/>
                 <w:sz w:val="20"/>
                 <w:szCs w:val="20"/>
@@ -1146,14 +1128,9 @@
       </w:tr>
       <w:tr>
         <w:tblPrEx>
-          <w:tblBorders>
-            <w:top w:val="single" w:color="000000" w:sz="2" w:space="0"/>
-            <w:left w:val="single" w:color="000000" w:sz="2" w:space="0"/>
-            <w:bottom w:val="single" w:color="000000" w:sz="2" w:space="0"/>
-            <w:right w:val="single" w:color="000000" w:sz="2" w:space="0"/>
-            <w:insideH w:val="single" w:color="000000" w:sz="2" w:space="0"/>
-            <w:insideV w:val="single" w:color="000000" w:sz="2" w:space="0"/>
-          </w:tblBorders>
+          <w:tblW w:w="8214" w:type="dxa"/>
+          <w:jc w:val="center"/>
+          <w:tblLayout w:type="fixed"/>
           <w:tblCellMar>
             <w:top w:w="0" w:type="dxa"/>
             <w:left w:w="0" w:type="dxa"/>
@@ -1162,7 +1139,7 @@
           </w:tblCellMar>
         </w:tblPrEx>
         <w:trPr>
-          <w:trHeight w:val="516" w:hRule="atLeast"/>
+          <w:trHeight w:val="516"/>
           <w:jc w:val="center"/>
         </w:trPr>
         <w:tc>
@@ -1185,11 +1162,11 @@
               <w:adjustRightInd w:val="0"/>
               <w:snapToGrid w:val="0"/>
               <w:spacing w:before="173" w:line="267" w:lineRule="exact"/>
-              <w:ind w:left="0" w:leftChars="0" w:right="0" w:rightChars="0" w:firstLine="0" w:firstLineChars="0"/>
+              <w:ind w:left="0" w:right="0" w:firstLine="0" w:leftChars="0" w:rightChars="0" w:firstLineChars="0"/>
               <w:jc w:val="center"/>
               <w:textAlignment w:val="baseline"/>
               <w:rPr>
-                <w:rFonts w:hint="default" w:ascii="宋体" w:hAnsi="宋体" w:eastAsia="宋体" w:cs="宋体"/>
+                <w:rFonts w:ascii="宋体" w:eastAsia="宋体" w:hAnsi="宋体" w:cs="宋体" w:hint="default"/>
                 <w:snapToGrid w:val="0"/>
                 <w:color w:val="000000"/>
                 <w:kern w:val="0"/>
@@ -1200,7 +1177,7 @@
             </w:pPr>
             <w:r>
               <w:rPr>
-                <w:rFonts w:ascii="宋体" w:hAnsi="宋体" w:eastAsia="宋体" w:cs="宋体"/>
+                <w:rFonts w:ascii="宋体" w:eastAsia="宋体" w:hAnsi="宋体" w:cs="宋体"/>
                 <w:spacing w:val="3"/>
                 <w:position w:val="1"/>
                 <w:sz w:val="20"/>
@@ -1230,11 +1207,11 @@
               <w:adjustRightInd w:val="0"/>
               <w:snapToGrid w:val="0"/>
               <w:spacing w:before="173" w:line="267" w:lineRule="exact"/>
-              <w:ind w:left="0" w:leftChars="0" w:right="0" w:rightChars="0" w:firstLine="0" w:firstLineChars="0"/>
+              <w:ind w:left="0" w:right="0" w:firstLine="0" w:leftChars="0" w:rightChars="0" w:firstLineChars="0"/>
               <w:jc w:val="center"/>
               <w:textAlignment w:val="baseline"/>
               <w:rPr>
-                <w:rFonts w:ascii="宋体" w:hAnsi="宋体" w:eastAsia="宋体" w:cs="宋体"/>
+                <w:rFonts w:ascii="宋体" w:eastAsia="宋体" w:hAnsi="宋体" w:cs="宋体"/>
                 <w:snapToGrid w:val="0"/>
                 <w:color w:val="000000"/>
                 <w:kern w:val="0"/>
@@ -1245,7 +1222,7 @@
             </w:pPr>
             <w:r>
               <w:rPr>
-                <w:rFonts w:ascii="宋体" w:hAnsi="宋体" w:eastAsia="宋体" w:cs="宋体"/>
+                <w:rFonts w:ascii="宋体" w:eastAsia="宋体" w:hAnsi="宋体" w:cs="宋体"/>
                 <w:spacing w:val="4"/>
                 <w:position w:val="1"/>
                 <w:sz w:val="20"/>
@@ -1275,11 +1252,11 @@
               <w:adjustRightInd w:val="0"/>
               <w:snapToGrid w:val="0"/>
               <w:spacing w:before="172" w:line="228" w:lineRule="auto"/>
-              <w:ind w:left="0" w:leftChars="0" w:right="0" w:rightChars="0" w:firstLine="0" w:firstLineChars="0"/>
+              <w:ind w:left="0" w:right="0" w:firstLine="0" w:leftChars="0" w:rightChars="0" w:firstLineChars="0"/>
               <w:jc w:val="center"/>
               <w:textAlignment w:val="baseline"/>
               <w:rPr>
-                <w:rFonts w:ascii="宋体" w:hAnsi="宋体" w:eastAsia="宋体" w:cs="宋体"/>
+                <w:rFonts w:ascii="宋体" w:eastAsia="宋体" w:hAnsi="宋体" w:cs="宋体"/>
                 <w:snapToGrid w:val="0"/>
                 <w:color w:val="000000"/>
                 <w:kern w:val="0"/>
@@ -1290,7 +1267,7 @@
             </w:pPr>
             <w:r>
               <w:rPr>
-                <w:rFonts w:ascii="宋体" w:hAnsi="宋体" w:eastAsia="宋体" w:cs="宋体"/>
+                <w:rFonts w:ascii="宋体" w:eastAsia="宋体" w:hAnsi="宋体" w:cs="宋体"/>
                 <w:spacing w:val="200"/>
                 <w:kern w:val="0"/>
                 <w:sz w:val="20"/>
@@ -1300,7 +1277,7 @@
             </w:r>
             <w:r>
               <w:rPr>
-                <w:rFonts w:ascii="宋体" w:hAnsi="宋体" w:eastAsia="宋体" w:cs="宋体"/>
+                <w:rFonts w:ascii="宋体" w:eastAsia="宋体" w:hAnsi="宋体" w:cs="宋体"/>
                 <w:spacing w:val="0"/>
                 <w:kern w:val="0"/>
                 <w:sz w:val="20"/>
@@ -1330,11 +1307,11 @@
               <w:adjustRightInd w:val="0"/>
               <w:snapToGrid w:val="0"/>
               <w:spacing w:before="172" w:line="228" w:lineRule="auto"/>
-              <w:ind w:left="0" w:leftChars="0" w:right="0" w:rightChars="0" w:firstLine="0" w:firstLineChars="0"/>
+              <w:ind w:left="0" w:right="0" w:firstLine="0" w:leftChars="0" w:rightChars="0" w:firstLineChars="0"/>
               <w:jc w:val="center"/>
               <w:textAlignment w:val="baseline"/>
               <w:rPr>
-                <w:rFonts w:ascii="宋体" w:hAnsi="宋体" w:eastAsia="宋体" w:cs="宋体"/>
+                <w:rFonts w:ascii="宋体" w:eastAsia="宋体" w:hAnsi="宋体" w:cs="宋体"/>
                 <w:snapToGrid w:val="0"/>
                 <w:color w:val="000000"/>
                 <w:spacing w:val="200"/>
@@ -1346,14 +1323,14 @@
             </w:pPr>
             <w:r>
               <w:rPr>
-                <w:rFonts w:hint="eastAsia" w:ascii="宋体" w:hAnsi="宋体" w:cs="宋体"/>
+                <w:rFonts w:ascii="宋体" w:hAnsi="宋体" w:cs="宋体" w:hint="eastAsia"/>
                 <w:spacing w:val="200"/>
                 <w:kern w:val="0"/>
                 <w:sz w:val="20"/>
                 <w:szCs w:val="20"/>
                 <w:lang w:val="en-US" w:eastAsia="zh-CN"/>
               </w:rPr>
-              <w:t>程方</w:t>
+              <w:t>强宇涛</w:t>
             </w:r>
           </w:p>
         </w:tc>
@@ -1377,11 +1354,11 @@
               <w:adjustRightInd w:val="0"/>
               <w:snapToGrid w:val="0"/>
               <w:spacing w:before="173" w:line="229" w:lineRule="auto"/>
-              <w:ind w:left="0" w:leftChars="0" w:right="0" w:rightChars="0" w:firstLine="0" w:firstLineChars="0"/>
+              <w:ind w:left="0" w:right="0" w:firstLine="0" w:leftChars="0" w:rightChars="0" w:firstLineChars="0"/>
               <w:jc w:val="center"/>
               <w:textAlignment w:val="baseline"/>
               <w:rPr>
-                <w:rFonts w:ascii="宋体" w:hAnsi="宋体" w:eastAsia="宋体" w:cs="宋体"/>
+                <w:rFonts w:ascii="宋体" w:eastAsia="宋体" w:hAnsi="宋体" w:cs="宋体"/>
                 <w:snapToGrid w:val="0"/>
                 <w:color w:val="000000"/>
                 <w:spacing w:val="200"/>
@@ -1393,14 +1370,14 @@
             </w:pPr>
             <w:r>
               <w:rPr>
-                <w:rFonts w:hint="eastAsia" w:asciiTheme="minorAscii" w:hAnsiTheme="minorAscii" w:eastAsiaTheme="minorEastAsia"/>
+                <w:rFonts w:asciiTheme="minorAscii" w:eastAsiaTheme="minorEastAsia" w:hAnsiTheme="minorAscii" w:hint="eastAsia"/>
                 <w:spacing w:val="0"/>
                 <w:kern w:val="0"/>
                 <w:sz w:val="21"/>
                 <w:vertAlign w:val="baseline"/>
                 <w:lang w:val="en-US" w:eastAsia="zh-CN"/>
               </w:rPr>
-              <w:t>茅建根</w:t>
+              <w:t>陈凯</w:t>
             </w:r>
           </w:p>
         </w:tc>
@@ -1424,11 +1401,11 @@
               <w:adjustRightInd w:val="0"/>
               <w:snapToGrid w:val="0"/>
               <w:spacing w:before="173" w:line="229" w:lineRule="auto"/>
-              <w:ind w:left="0" w:leftChars="0" w:right="0" w:rightChars="0" w:firstLine="0" w:firstLineChars="0"/>
+              <w:ind w:left="0" w:right="0" w:firstLine="0" w:leftChars="0" w:rightChars="0" w:firstLineChars="0"/>
               <w:jc w:val="center"/>
               <w:textAlignment w:val="baseline"/>
               <w:rPr>
-                <w:rFonts w:ascii="宋体" w:hAnsi="宋体" w:eastAsia="宋体" w:cs="宋体"/>
+                <w:rFonts w:ascii="宋体" w:eastAsia="宋体" w:hAnsi="宋体" w:cs="宋体"/>
                 <w:snapToGrid w:val="0"/>
                 <w:color w:val="000000"/>
                 <w:kern w:val="0"/>
@@ -1439,7 +1416,7 @@
             </w:pPr>
             <w:r>
               <w:rPr>
-                <w:rFonts w:hint="eastAsia" w:asciiTheme="minorAscii" w:hAnsiTheme="minorAscii" w:eastAsiaTheme="minorEastAsia"/>
+                <w:rFonts w:asciiTheme="minorAscii" w:eastAsiaTheme="minorEastAsia" w:hAnsiTheme="minorAscii" w:hint="eastAsia"/>
                 <w:spacing w:val="0"/>
                 <w:kern w:val="0"/>
                 <w:sz w:val="21"/>
@@ -1453,14 +1430,9 @@
       </w:tr>
       <w:tr>
         <w:tblPrEx>
-          <w:tblBorders>
-            <w:top w:val="single" w:color="000000" w:sz="2" w:space="0"/>
-            <w:left w:val="single" w:color="000000" w:sz="2" w:space="0"/>
-            <w:bottom w:val="single" w:color="000000" w:sz="2" w:space="0"/>
-            <w:right w:val="single" w:color="000000" w:sz="2" w:space="0"/>
-            <w:insideH w:val="single" w:color="000000" w:sz="2" w:space="0"/>
-            <w:insideV w:val="single" w:color="000000" w:sz="2" w:space="0"/>
-          </w:tblBorders>
+          <w:tblW w:w="8214" w:type="dxa"/>
+          <w:jc w:val="center"/>
+          <w:tblLayout w:type="fixed"/>
           <w:tblCellMar>
             <w:top w:w="0" w:type="dxa"/>
             <w:left w:w="0" w:type="dxa"/>
@@ -1469,7 +1441,7 @@
           </w:tblCellMar>
         </w:tblPrEx>
         <w:trPr>
-          <w:trHeight w:val="556" w:hRule="atLeast"/>
+          <w:trHeight w:val="556"/>
           <w:jc w:val="center"/>
         </w:trPr>
         <w:tc>
@@ -1492,11 +1464,11 @@
               <w:adjustRightInd w:val="0"/>
               <w:snapToGrid w:val="0"/>
               <w:spacing w:before="173" w:line="267" w:lineRule="exact"/>
-              <w:ind w:left="0" w:leftChars="0" w:right="0" w:rightChars="0" w:firstLine="0" w:firstLineChars="0"/>
+              <w:ind w:left="0" w:right="0" w:firstLine="0" w:leftChars="0" w:rightChars="0" w:firstLineChars="0"/>
               <w:jc w:val="center"/>
               <w:textAlignment w:val="baseline"/>
               <w:rPr>
-                <w:rFonts w:ascii="Arial" w:hAnsi="Arial" w:eastAsia="宋体" w:cs="Arial"/>
+                <w:rFonts w:ascii="Arial" w:eastAsia="宋体" w:hAnsi="Arial" w:cs="Arial"/>
                 <w:snapToGrid w:val="0"/>
                 <w:color w:val="000000"/>
                 <w:kern w:val="0"/>
@@ -1507,7 +1479,7 @@
             </w:pPr>
             <w:r>
               <w:rPr>
-                <w:rFonts w:ascii="宋体" w:hAnsi="宋体" w:eastAsia="宋体" w:cs="宋体"/>
+                <w:rFonts w:ascii="宋体" w:eastAsia="宋体" w:hAnsi="宋体" w:cs="宋体"/>
                 <w:spacing w:val="3"/>
                 <w:position w:val="1"/>
                 <w:sz w:val="20"/>
@@ -1517,7 +1489,7 @@
             </w:r>
             <w:r>
               <w:rPr>
-                <w:rFonts w:hint="eastAsia" w:ascii="宋体" w:hAnsi="宋体" w:cs="宋体"/>
+                <w:rFonts w:ascii="宋体" w:hAnsi="宋体" w:cs="宋体" w:hint="eastAsia"/>
                 <w:spacing w:val="3"/>
                 <w:position w:val="1"/>
                 <w:sz w:val="20"/>
@@ -1548,11 +1520,11 @@
               <w:adjustRightInd w:val="0"/>
               <w:snapToGrid w:val="0"/>
               <w:spacing w:before="173" w:line="267" w:lineRule="exact"/>
-              <w:ind w:left="0" w:leftChars="0" w:right="0" w:rightChars="0" w:firstLine="0" w:firstLineChars="0"/>
+              <w:ind w:left="0" w:right="0" w:firstLine="0" w:leftChars="0" w:rightChars="0" w:firstLineChars="0"/>
               <w:jc w:val="center"/>
               <w:textAlignment w:val="baseline"/>
               <w:rPr>
-                <w:rFonts w:ascii="Arial" w:hAnsi="Arial" w:eastAsia="宋体" w:cs="Arial"/>
+                <w:rFonts w:ascii="Arial" w:eastAsia="宋体" w:hAnsi="Arial" w:cs="Arial"/>
                 <w:snapToGrid w:val="0"/>
                 <w:color w:val="000000"/>
                 <w:kern w:val="0"/>
@@ -1563,34 +1535,13 @@
             </w:pPr>
             <w:r>
               <w:rPr>
-                <w:rFonts w:ascii="宋体" w:hAnsi="宋体" w:eastAsia="宋体" w:cs="宋体"/>
+                <w:rFonts w:ascii="宋体" w:eastAsia="宋体" w:hAnsi="宋体" w:cs="宋体"/>
                 <w:spacing w:val="4"/>
                 <w:position w:val="1"/>
                 <w:sz w:val="20"/>
                 <w:szCs w:val="20"/>
               </w:rPr>
-              <w:t>V</w:t>
-            </w:r>
-            <w:r>
-              <w:rPr>
-                <w:rFonts w:hint="eastAsia" w:ascii="宋体" w:hAnsi="宋体" w:cs="宋体"/>
-                <w:spacing w:val="4"/>
-                <w:position w:val="1"/>
-                <w:sz w:val="20"/>
-                <w:szCs w:val="20"/>
-                <w:lang w:val="en-US" w:eastAsia="zh-CN"/>
-              </w:rPr>
-              <w:t>2</w:t>
-            </w:r>
-            <w:r>
-              <w:rPr>
-                <w:rFonts w:ascii="宋体" w:hAnsi="宋体" w:eastAsia="宋体" w:cs="宋体"/>
-                <w:spacing w:val="4"/>
-                <w:position w:val="1"/>
-                <w:sz w:val="20"/>
-                <w:szCs w:val="20"/>
-              </w:rPr>
-              <w:t>.0</w:t>
+              <w:t>V1.0</w:t>
             </w:r>
           </w:p>
         </w:tc>
@@ -1614,11 +1565,11 @@
               <w:adjustRightInd w:val="0"/>
               <w:snapToGrid w:val="0"/>
               <w:spacing w:before="172" w:line="228" w:lineRule="auto"/>
-              <w:ind w:left="0" w:leftChars="0" w:right="0" w:rightChars="0" w:firstLine="0" w:firstLineChars="0"/>
+              <w:ind w:left="0" w:right="0" w:firstLine="0" w:leftChars="0" w:rightChars="0" w:firstLineChars="0"/>
               <w:jc w:val="center"/>
               <w:textAlignment w:val="baseline"/>
               <w:rPr>
-                <w:rFonts w:hint="default" w:ascii="Arial" w:hAnsi="Arial" w:eastAsia="宋体" w:cs="Arial"/>
+                <w:rFonts w:ascii="Arial" w:eastAsia="宋体" w:hAnsi="Arial" w:cs="Arial" w:hint="default"/>
                 <w:snapToGrid w:val="0"/>
                 <w:color w:val="000000"/>
                 <w:kern w:val="0"/>
@@ -1634,8 +1585,8 @@
               </w:rPr>
               <w:t>完善与其他流程的关系</w:t>
             </w:r>
-            <w:bookmarkStart w:id="29" w:name="_GoBack"/>
-            <w:bookmarkEnd w:id="29"/>
+            <w:bookmarkStart w:id="2" w:name="_GoBack"/>
+            <w:bookmarkEnd w:id="2"/>
           </w:p>
         </w:tc>
         <w:tc>
@@ -1658,11 +1609,11 @@
               <w:adjustRightInd w:val="0"/>
               <w:snapToGrid w:val="0"/>
               <w:spacing w:before="172" w:line="228" w:lineRule="auto"/>
-              <w:ind w:left="0" w:leftChars="0" w:right="0" w:rightChars="0" w:firstLine="0" w:firstLineChars="0"/>
+              <w:ind w:left="0" w:right="0" w:firstLine="0" w:leftChars="0" w:rightChars="0" w:firstLineChars="0"/>
               <w:jc w:val="center"/>
               <w:textAlignment w:val="baseline"/>
               <w:rPr>
-                <w:rFonts w:ascii="Arial" w:hAnsi="Arial" w:eastAsia="宋体" w:cs="Arial"/>
+                <w:rFonts w:ascii="Arial" w:eastAsia="宋体" w:hAnsi="Arial" w:cs="Arial"/>
                 <w:snapToGrid w:val="0"/>
                 <w:color w:val="000000"/>
                 <w:kern w:val="0"/>
@@ -1673,14 +1624,14 @@
             </w:pPr>
             <w:r>
               <w:rPr>
-                <w:rFonts w:hint="eastAsia" w:ascii="宋体" w:hAnsi="宋体" w:cs="宋体"/>
+                <w:rFonts w:ascii="宋体" w:hAnsi="宋体" w:cs="宋体" w:hint="eastAsia"/>
                 <w:spacing w:val="200"/>
                 <w:kern w:val="0"/>
                 <w:sz w:val="20"/>
                 <w:szCs w:val="20"/>
                 <w:lang w:val="en-US" w:eastAsia="zh-CN"/>
               </w:rPr>
-              <w:t>程方</w:t>
+              <w:t>强宇涛</w:t>
             </w:r>
           </w:p>
         </w:tc>
@@ -1704,11 +1655,11 @@
               <w:adjustRightInd w:val="0"/>
               <w:snapToGrid w:val="0"/>
               <w:spacing w:before="173" w:line="229" w:lineRule="auto"/>
-              <w:ind w:left="0" w:leftChars="0" w:right="0" w:rightChars="0" w:firstLine="0" w:firstLineChars="0"/>
+              <w:ind w:left="0" w:right="0" w:firstLine="0" w:leftChars="0" w:rightChars="0" w:firstLineChars="0"/>
               <w:jc w:val="center"/>
               <w:textAlignment w:val="baseline"/>
               <w:rPr>
-                <w:rFonts w:ascii="Arial" w:hAnsi="Arial" w:eastAsia="宋体" w:cs="Arial"/>
+                <w:rFonts w:ascii="Arial" w:eastAsia="宋体" w:hAnsi="Arial" w:cs="Arial"/>
                 <w:snapToGrid w:val="0"/>
                 <w:color w:val="000000"/>
                 <w:kern w:val="0"/>
@@ -1719,14 +1670,14 @@
             </w:pPr>
             <w:r>
               <w:rPr>
-                <w:rFonts w:hint="eastAsia" w:asciiTheme="minorAscii" w:hAnsiTheme="minorAscii" w:eastAsiaTheme="minorEastAsia"/>
+                <w:rFonts w:asciiTheme="minorAscii" w:eastAsiaTheme="minorEastAsia" w:hAnsiTheme="minorAscii" w:hint="eastAsia"/>
                 <w:spacing w:val="0"/>
                 <w:kern w:val="0"/>
                 <w:sz w:val="21"/>
                 <w:vertAlign w:val="baseline"/>
                 <w:lang w:val="en-US" w:eastAsia="zh-CN"/>
               </w:rPr>
-              <w:t>茅建根</w:t>
+              <w:t>陈凯</w:t>
             </w:r>
           </w:p>
         </w:tc>
@@ -1750,11 +1701,11 @@
               <w:adjustRightInd w:val="0"/>
               <w:snapToGrid w:val="0"/>
               <w:spacing w:before="173" w:line="229" w:lineRule="auto"/>
-              <w:ind w:left="0" w:leftChars="0" w:right="0" w:rightChars="0" w:firstLine="0" w:firstLineChars="0"/>
+              <w:ind w:left="0" w:right="0" w:firstLine="0" w:leftChars="0" w:rightChars="0" w:firstLineChars="0"/>
               <w:jc w:val="center"/>
               <w:textAlignment w:val="baseline"/>
               <w:rPr>
-                <w:rFonts w:ascii="Arial" w:hAnsi="Arial" w:eastAsia="宋体" w:cs="Arial"/>
+                <w:rFonts w:ascii="Arial" w:eastAsia="宋体" w:hAnsi="Arial" w:cs="Arial"/>
                 <w:snapToGrid w:val="0"/>
                 <w:color w:val="000000"/>
                 <w:kern w:val="0"/>
@@ -1765,7 +1716,7 @@
             </w:pPr>
             <w:r>
               <w:rPr>
-                <w:rFonts w:hint="eastAsia" w:asciiTheme="minorAscii" w:hAnsiTheme="minorAscii" w:eastAsiaTheme="minorEastAsia"/>
+                <w:rFonts w:asciiTheme="minorAscii" w:eastAsiaTheme="minorEastAsia" w:hAnsiTheme="minorAscii" w:hint="eastAsia"/>
                 <w:spacing w:val="0"/>
                 <w:kern w:val="0"/>
                 <w:sz w:val="21"/>
@@ -1779,14 +1730,9 @@
       </w:tr>
       <w:tr>
         <w:tblPrEx>
-          <w:tblBorders>
-            <w:top w:val="single" w:color="000000" w:sz="2" w:space="0"/>
-            <w:left w:val="single" w:color="000000" w:sz="2" w:space="0"/>
-            <w:bottom w:val="single" w:color="000000" w:sz="2" w:space="0"/>
-            <w:right w:val="single" w:color="000000" w:sz="2" w:space="0"/>
-            <w:insideH w:val="single" w:color="000000" w:sz="2" w:space="0"/>
-            <w:insideV w:val="single" w:color="000000" w:sz="2" w:space="0"/>
-          </w:tblBorders>
+          <w:tblW w:w="8214" w:type="dxa"/>
+          <w:jc w:val="center"/>
+          <w:tblLayout w:type="fixed"/>
           <w:tblCellMar>
             <w:top w:w="0" w:type="dxa"/>
             <w:left w:w="0" w:type="dxa"/>
@@ -1795,7 +1741,7 @@
           </w:tblCellMar>
         </w:tblPrEx>
         <w:trPr>
-          <w:trHeight w:val="556" w:hRule="atLeast"/>
+          <w:trHeight w:val="556"/>
           <w:jc w:val="center"/>
         </w:trPr>
         <w:tc>
@@ -1804,7 +1750,7 @@
           </w:tcPr>
           <w:p>
             <w:pPr>
-              <w:pStyle w:val="27"/>
+              <w:pStyle w:val="TableText"/>
               <w:keepNext w:val="0"/>
               <w:keepLines w:val="0"/>
               <w:pageBreakBefore w:val="0"/>
@@ -1817,7 +1763,7 @@
               <w:bidi w:val="0"/>
               <w:adjustRightInd w:val="0"/>
               <w:snapToGrid w:val="0"/>
-              <w:ind w:left="0" w:leftChars="0" w:right="0" w:rightChars="0" w:firstLine="0" w:firstLineChars="0"/>
+              <w:ind w:left="0" w:right="0" w:firstLine="0" w:leftChars="0" w:rightChars="0" w:firstLineChars="0"/>
               <w:jc w:val="center"/>
               <w:textAlignment w:val="baseline"/>
             </w:pPr>
@@ -1829,7 +1775,7 @@
           </w:tcPr>
           <w:p>
             <w:pPr>
-              <w:pStyle w:val="27"/>
+              <w:pStyle w:val="TableText"/>
               <w:keepNext w:val="0"/>
               <w:keepLines w:val="0"/>
               <w:pageBreakBefore w:val="0"/>
@@ -1842,7 +1788,7 @@
               <w:bidi w:val="0"/>
               <w:adjustRightInd w:val="0"/>
               <w:snapToGrid w:val="0"/>
-              <w:ind w:left="0" w:leftChars="0" w:right="0" w:rightChars="0" w:firstLine="0" w:firstLineChars="0"/>
+              <w:ind w:left="0" w:right="0" w:firstLine="0" w:leftChars="0" w:rightChars="0" w:firstLineChars="0"/>
               <w:jc w:val="center"/>
               <w:textAlignment w:val="baseline"/>
             </w:pPr>
@@ -1854,7 +1800,7 @@
           </w:tcPr>
           <w:p>
             <w:pPr>
-              <w:pStyle w:val="27"/>
+              <w:pStyle w:val="TableText"/>
               <w:keepNext w:val="0"/>
               <w:keepLines w:val="0"/>
               <w:pageBreakBefore w:val="0"/>
@@ -1867,7 +1813,7 @@
               <w:bidi w:val="0"/>
               <w:adjustRightInd w:val="0"/>
               <w:snapToGrid w:val="0"/>
-              <w:ind w:left="0" w:leftChars="0" w:right="0" w:rightChars="0" w:firstLine="0" w:firstLineChars="0"/>
+              <w:ind w:left="0" w:right="0" w:firstLine="0" w:leftChars="0" w:rightChars="0" w:firstLineChars="0"/>
               <w:jc w:val="center"/>
               <w:textAlignment w:val="baseline"/>
             </w:pPr>
@@ -1879,7 +1825,7 @@
           </w:tcPr>
           <w:p>
             <w:pPr>
-              <w:pStyle w:val="27"/>
+              <w:pStyle w:val="TableText"/>
               <w:keepNext w:val="0"/>
               <w:keepLines w:val="0"/>
               <w:pageBreakBefore w:val="0"/>
@@ -1892,7 +1838,7 @@
               <w:bidi w:val="0"/>
               <w:adjustRightInd w:val="0"/>
               <w:snapToGrid w:val="0"/>
-              <w:ind w:left="0" w:leftChars="0" w:right="0" w:rightChars="0" w:firstLine="0" w:firstLineChars="0"/>
+              <w:ind w:left="0" w:right="0" w:firstLine="0" w:leftChars="0" w:rightChars="0" w:firstLineChars="0"/>
               <w:jc w:val="center"/>
               <w:textAlignment w:val="baseline"/>
             </w:pPr>
@@ -1904,7 +1850,7 @@
           </w:tcPr>
           <w:p>
             <w:pPr>
-              <w:pStyle w:val="27"/>
+              <w:pStyle w:val="TableText"/>
               <w:keepNext w:val="0"/>
               <w:keepLines w:val="0"/>
               <w:pageBreakBefore w:val="0"/>
@@ -1917,7 +1863,7 @@
               <w:bidi w:val="0"/>
               <w:adjustRightInd w:val="0"/>
               <w:snapToGrid w:val="0"/>
-              <w:ind w:left="0" w:leftChars="0" w:right="0" w:rightChars="0" w:firstLine="0" w:firstLineChars="0"/>
+              <w:ind w:left="0" w:right="0" w:firstLine="0" w:leftChars="0" w:rightChars="0" w:firstLineChars="0"/>
               <w:jc w:val="center"/>
               <w:textAlignment w:val="baseline"/>
             </w:pPr>
@@ -1929,7 +1875,7 @@
           </w:tcPr>
           <w:p>
             <w:pPr>
-              <w:pStyle w:val="27"/>
+              <w:pStyle w:val="TableText"/>
               <w:keepNext w:val="0"/>
               <w:keepLines w:val="0"/>
               <w:pageBreakBefore w:val="0"/>
@@ -1942,7 +1888,7 @@
               <w:bidi w:val="0"/>
               <w:adjustRightInd w:val="0"/>
               <w:snapToGrid w:val="0"/>
-              <w:ind w:left="0" w:leftChars="0" w:right="0" w:rightChars="0" w:firstLine="0" w:firstLineChars="0"/>
+              <w:ind w:left="0" w:right="0" w:firstLine="0" w:leftChars="0" w:rightChars="0" w:firstLineChars="0"/>
               <w:jc w:val="center"/>
               <w:textAlignment w:val="baseline"/>
             </w:pPr>
@@ -1951,14 +1897,9 @@
       </w:tr>
       <w:tr>
         <w:tblPrEx>
-          <w:tblBorders>
-            <w:top w:val="single" w:color="000000" w:sz="2" w:space="0"/>
-            <w:left w:val="single" w:color="000000" w:sz="2" w:space="0"/>
-            <w:bottom w:val="single" w:color="000000" w:sz="2" w:space="0"/>
-            <w:right w:val="single" w:color="000000" w:sz="2" w:space="0"/>
-            <w:insideH w:val="single" w:color="000000" w:sz="2" w:space="0"/>
-            <w:insideV w:val="single" w:color="000000" w:sz="2" w:space="0"/>
-          </w:tblBorders>
+          <w:tblW w:w="8214" w:type="dxa"/>
+          <w:jc w:val="center"/>
+          <w:tblLayout w:type="fixed"/>
           <w:tblCellMar>
             <w:top w:w="0" w:type="dxa"/>
             <w:left w:w="0" w:type="dxa"/>
@@ -1967,7 +1908,7 @@
           </w:tblCellMar>
         </w:tblPrEx>
         <w:trPr>
-          <w:trHeight w:val="557" w:hRule="atLeast"/>
+          <w:trHeight w:val="557"/>
           <w:jc w:val="center"/>
         </w:trPr>
         <w:tc>
@@ -1976,7 +1917,7 @@
           </w:tcPr>
           <w:p>
             <w:pPr>
-              <w:pStyle w:val="27"/>
+              <w:pStyle w:val="TableText"/>
               <w:keepNext w:val="0"/>
               <w:keepLines w:val="0"/>
               <w:pageBreakBefore w:val="0"/>
@@ -1989,7 +1930,7 @@
               <w:bidi w:val="0"/>
               <w:adjustRightInd w:val="0"/>
               <w:snapToGrid w:val="0"/>
-              <w:ind w:left="0" w:leftChars="0" w:right="0" w:rightChars="0" w:firstLine="0" w:firstLineChars="0"/>
+              <w:ind w:left="0" w:right="0" w:firstLine="0" w:leftChars="0" w:rightChars="0" w:firstLineChars="0"/>
               <w:jc w:val="center"/>
               <w:textAlignment w:val="baseline"/>
             </w:pPr>
@@ -2001,7 +1942,7 @@
           </w:tcPr>
           <w:p>
             <w:pPr>
-              <w:pStyle w:val="27"/>
+              <w:pStyle w:val="TableText"/>
               <w:keepNext w:val="0"/>
               <w:keepLines w:val="0"/>
               <w:pageBreakBefore w:val="0"/>
@@ -2014,7 +1955,7 @@
               <w:bidi w:val="0"/>
               <w:adjustRightInd w:val="0"/>
               <w:snapToGrid w:val="0"/>
-              <w:ind w:left="0" w:leftChars="0" w:right="0" w:rightChars="0" w:firstLine="0" w:firstLineChars="0"/>
+              <w:ind w:left="0" w:right="0" w:firstLine="0" w:leftChars="0" w:rightChars="0" w:firstLineChars="0"/>
               <w:jc w:val="center"/>
               <w:textAlignment w:val="baseline"/>
             </w:pPr>
@@ -2026,7 +1967,7 @@
           </w:tcPr>
           <w:p>
             <w:pPr>
-              <w:pStyle w:val="27"/>
+              <w:pStyle w:val="TableText"/>
               <w:keepNext w:val="0"/>
               <w:keepLines w:val="0"/>
               <w:pageBreakBefore w:val="0"/>
@@ -2039,7 +1980,7 @@
               <w:bidi w:val="0"/>
               <w:adjustRightInd w:val="0"/>
               <w:snapToGrid w:val="0"/>
-              <w:ind w:left="0" w:leftChars="0" w:right="0" w:rightChars="0" w:firstLine="0" w:firstLineChars="0"/>
+              <w:ind w:left="0" w:right="0" w:firstLine="0" w:leftChars="0" w:rightChars="0" w:firstLineChars="0"/>
               <w:jc w:val="center"/>
               <w:textAlignment w:val="baseline"/>
             </w:pPr>
@@ -2051,7 +1992,7 @@
           </w:tcPr>
           <w:p>
             <w:pPr>
-              <w:pStyle w:val="27"/>
+              <w:pStyle w:val="TableText"/>
               <w:keepNext w:val="0"/>
               <w:keepLines w:val="0"/>
               <w:pageBreakBefore w:val="0"/>
@@ -2064,7 +2005,7 @@
               <w:bidi w:val="0"/>
               <w:adjustRightInd w:val="0"/>
               <w:snapToGrid w:val="0"/>
-              <w:ind w:left="0" w:leftChars="0" w:right="0" w:rightChars="0" w:firstLine="0" w:firstLineChars="0"/>
+              <w:ind w:left="0" w:right="0" w:firstLine="0" w:leftChars="0" w:rightChars="0" w:firstLineChars="0"/>
               <w:jc w:val="center"/>
               <w:textAlignment w:val="baseline"/>
             </w:pPr>
@@ -2076,7 +2017,7 @@
           </w:tcPr>
           <w:p>
             <w:pPr>
-              <w:pStyle w:val="27"/>
+              <w:pStyle w:val="TableText"/>
               <w:keepNext w:val="0"/>
               <w:keepLines w:val="0"/>
               <w:pageBreakBefore w:val="0"/>
@@ -2089,7 +2030,7 @@
               <w:bidi w:val="0"/>
               <w:adjustRightInd w:val="0"/>
               <w:snapToGrid w:val="0"/>
-              <w:ind w:left="0" w:leftChars="0" w:right="0" w:rightChars="0" w:firstLine="0" w:firstLineChars="0"/>
+              <w:ind w:left="0" w:right="0" w:firstLine="0" w:leftChars="0" w:rightChars="0" w:firstLineChars="0"/>
               <w:jc w:val="center"/>
               <w:textAlignment w:val="baseline"/>
             </w:pPr>
@@ -2101,7 +2042,7 @@
           </w:tcPr>
           <w:p>
             <w:pPr>
-              <w:pStyle w:val="27"/>
+              <w:pStyle w:val="TableText"/>
               <w:keepNext w:val="0"/>
               <w:keepLines w:val="0"/>
               <w:pageBreakBefore w:val="0"/>
@@ -2114,7 +2055,7 @@
               <w:bidi w:val="0"/>
               <w:adjustRightInd w:val="0"/>
               <w:snapToGrid w:val="0"/>
-              <w:ind w:left="0" w:leftChars="0" w:right="0" w:rightChars="0" w:firstLine="0" w:firstLineChars="0"/>
+              <w:ind w:left="0" w:right="0" w:firstLine="0" w:leftChars="0" w:rightChars="0" w:firstLineChars="0"/>
               <w:jc w:val="center"/>
               <w:textAlignment w:val="baseline"/>
             </w:pPr>
@@ -2146,7 +2087,7 @@
     <w:sdt>
       <w:sdtPr>
         <w:rPr>
-          <w:rFonts w:ascii="宋体" w:hAnsi="宋体" w:eastAsia="宋体" w:cs="Arial"/>
+          <w:rFonts w:ascii="宋体" w:eastAsia="宋体" w:hAnsi="宋体" w:cs="Arial"/>
           <w:snapToGrid w:val="0"/>
           <w:color w:val="000000"/>
           <w:kern w:val="0"/>
@@ -2162,7 +2103,7 @@
       </w:sdtPr>
       <w:sdtEndPr>
         <w:rPr>
-          <w:rFonts w:hint="eastAsia" w:ascii="宋体" w:hAnsi="宋体" w:eastAsia="宋体" w:cs="宋体"/>
+          <w:rFonts w:ascii="宋体" w:eastAsia="宋体" w:hAnsi="宋体" w:cs="宋体" w:hint="eastAsia"/>
           <w:snapToGrid w:val="0"/>
           <w:color w:val="000000"/>
           <w:kern w:val="0"/>
@@ -2188,18 +2129,18 @@
             <w:adjustRightInd w:val="0"/>
             <w:snapToGrid w:val="0"/>
             <w:spacing w:before="0" w:beforeLines="0" w:after="0" w:afterLines="0" w:line="240" w:lineRule="auto"/>
-            <w:ind w:left="0" w:leftChars="0" w:right="0" w:rightChars="0" w:firstLine="0" w:firstLineChars="0"/>
+            <w:ind w:left="0" w:right="0" w:firstLine="0" w:leftChars="0" w:rightChars="0" w:firstLineChars="0"/>
             <w:jc w:val="center"/>
             <w:textAlignment w:val="baseline"/>
             <w:rPr>
-              <w:rFonts w:hint="eastAsia" w:ascii="宋体" w:hAnsi="宋体" w:eastAsia="宋体" w:cs="宋体"/>
+              <w:rFonts w:ascii="宋体" w:eastAsia="宋体" w:hAnsi="宋体" w:cs="宋体" w:hint="eastAsia"/>
               <w:sz w:val="24"/>
               <w:szCs w:val="24"/>
             </w:rPr>
           </w:pPr>
           <w:r>
             <w:rPr>
-              <w:rFonts w:hint="eastAsia" w:ascii="宋体" w:hAnsi="宋体" w:eastAsia="宋体" w:cs="宋体"/>
+              <w:rFonts w:ascii="宋体" w:eastAsia="宋体" w:hAnsi="宋体" w:cs="宋体" w:hint="eastAsia"/>
               <w:sz w:val="24"/>
               <w:szCs w:val="24"/>
             </w:rPr>
@@ -2208,14 +2149,14 @@
         </w:p>
         <w:p>
           <w:pPr>
-            <w:pStyle w:val="16"/>
+            <w:pStyle w:val="TOC1"/>
             <w:tabs>
               <w:tab w:val="right" w:leader="dot" w:pos="8306"/>
             </w:tabs>
           </w:pPr>
           <w:r>
             <w:rPr>
-              <w:rFonts w:hint="eastAsia" w:ascii="宋体" w:hAnsi="宋体" w:eastAsia="宋体" w:cs="宋体"/>
+              <w:rFonts w:ascii="宋体" w:eastAsia="宋体" w:hAnsi="宋体" w:cs="宋体" w:hint="eastAsia"/>
               <w:sz w:val="24"/>
               <w:szCs w:val="24"/>
             </w:rPr>
@@ -2223,7 +2164,7 @@
           </w:r>
           <w:r>
             <w:rPr>
-              <w:rFonts w:hint="eastAsia" w:ascii="宋体" w:hAnsi="宋体" w:eastAsia="宋体" w:cs="宋体"/>
+              <w:rFonts w:ascii="宋体" w:eastAsia="宋体" w:hAnsi="宋体" w:cs="宋体" w:hint="eastAsia"/>
               <w:sz w:val="24"/>
               <w:szCs w:val="24"/>
             </w:rPr>
@@ -2231,7 +2172,7 @@
           </w:r>
           <w:r>
             <w:rPr>
-              <w:rFonts w:hint="eastAsia" w:ascii="宋体" w:hAnsi="宋体" w:eastAsia="宋体" w:cs="宋体"/>
+              <w:rFonts w:ascii="宋体" w:eastAsia="宋体" w:hAnsi="宋体" w:cs="宋体" w:hint="eastAsia"/>
               <w:sz w:val="24"/>
               <w:szCs w:val="24"/>
             </w:rPr>
@@ -2239,21 +2180,21 @@
           </w:r>
           <w:r>
             <w:rPr>
-              <w:rFonts w:hint="eastAsia" w:ascii="宋体" w:hAnsi="宋体" w:eastAsia="宋体" w:cs="宋体"/>
+              <w:rFonts w:ascii="宋体" w:eastAsia="宋体" w:hAnsi="宋体" w:cs="宋体" w:hint="eastAsia"/>
               <w:szCs w:val="24"/>
             </w:rPr>
             <w:fldChar w:fldCharType="begin"/>
           </w:r>
           <w:r>
             <w:rPr>
-              <w:rFonts w:hint="eastAsia" w:ascii="宋体" w:hAnsi="宋体" w:eastAsia="宋体" w:cs="宋体"/>
+              <w:rFonts w:ascii="宋体" w:eastAsia="宋体" w:hAnsi="宋体" w:cs="宋体" w:hint="eastAsia"/>
               <w:szCs w:val="24"/>
             </w:rPr>
             <w:instrText xml:space="preserve"> HYPERLINK \l _Toc22363 </w:instrText>
           </w:r>
           <w:r>
             <w:rPr>
-              <w:rFonts w:hint="eastAsia" w:ascii="宋体" w:hAnsi="宋体" w:eastAsia="宋体" w:cs="宋体"/>
+              <w:rFonts w:ascii="宋体" w:eastAsia="宋体" w:hAnsi="宋体" w:cs="宋体" w:hint="eastAsia"/>
               <w:szCs w:val="24"/>
             </w:rPr>
             <w:fldChar w:fldCharType="separate"/>
@@ -2285,7 +2226,7 @@
           </w:r>
           <w:r>
             <w:rPr>
-              <w:rFonts w:hint="eastAsia" w:ascii="宋体" w:hAnsi="宋体" w:eastAsia="宋体" w:cs="宋体"/>
+              <w:rFonts w:ascii="宋体" w:eastAsia="宋体" w:hAnsi="宋体" w:cs="宋体" w:hint="eastAsia"/>
               <w:szCs w:val="24"/>
             </w:rPr>
             <w:fldChar w:fldCharType="end"/>
@@ -2293,28 +2234,28 @@
         </w:p>
         <w:p>
           <w:pPr>
-            <w:pStyle w:val="16"/>
+            <w:pStyle w:val="TOC1"/>
             <w:tabs>
               <w:tab w:val="right" w:leader="dot" w:pos="8306"/>
             </w:tabs>
           </w:pPr>
           <w:r>
             <w:rPr>
-              <w:rFonts w:hint="eastAsia" w:ascii="宋体" w:hAnsi="宋体" w:eastAsia="宋体" w:cs="宋体"/>
+              <w:rFonts w:ascii="宋体" w:eastAsia="宋体" w:hAnsi="宋体" w:cs="宋体" w:hint="eastAsia"/>
               <w:szCs w:val="24"/>
             </w:rPr>
             <w:fldChar w:fldCharType="begin"/>
           </w:r>
           <w:r>
             <w:rPr>
-              <w:rFonts w:hint="eastAsia" w:ascii="宋体" w:hAnsi="宋体" w:eastAsia="宋体" w:cs="宋体"/>
+              <w:rFonts w:ascii="宋体" w:eastAsia="宋体" w:hAnsi="宋体" w:cs="宋体" w:hint="eastAsia"/>
               <w:szCs w:val="24"/>
             </w:rPr>
             <w:instrText xml:space="preserve"> HYPERLINK \l _Toc15601 </w:instrText>
           </w:r>
           <w:r>
             <w:rPr>
-              <w:rFonts w:hint="eastAsia" w:ascii="宋体" w:hAnsi="宋体" w:eastAsia="宋体" w:cs="宋体"/>
+              <w:rFonts w:ascii="宋体" w:eastAsia="宋体" w:hAnsi="宋体" w:cs="宋体" w:hint="eastAsia"/>
               <w:szCs w:val="24"/>
             </w:rPr>
             <w:fldChar w:fldCharType="separate"/>
@@ -2346,7 +2287,7 @@
           </w:r>
           <w:r>
             <w:rPr>
-              <w:rFonts w:hint="eastAsia" w:ascii="宋体" w:hAnsi="宋体" w:eastAsia="宋体" w:cs="宋体"/>
+              <w:rFonts w:ascii="宋体" w:eastAsia="宋体" w:hAnsi="宋体" w:cs="宋体" w:hint="eastAsia"/>
               <w:szCs w:val="24"/>
             </w:rPr>
             <w:fldChar w:fldCharType="end"/>
@@ -2354,28 +2295,28 @@
         </w:p>
         <w:p>
           <w:pPr>
-            <w:pStyle w:val="16"/>
+            <w:pStyle w:val="TOC1"/>
             <w:tabs>
               <w:tab w:val="right" w:leader="dot" w:pos="8306"/>
             </w:tabs>
           </w:pPr>
           <w:r>
             <w:rPr>
-              <w:rFonts w:hint="eastAsia" w:ascii="宋体" w:hAnsi="宋体" w:eastAsia="宋体" w:cs="宋体"/>
+              <w:rFonts w:ascii="宋体" w:eastAsia="宋体" w:hAnsi="宋体" w:cs="宋体" w:hint="eastAsia"/>
               <w:szCs w:val="24"/>
             </w:rPr>
             <w:fldChar w:fldCharType="begin"/>
           </w:r>
           <w:r>
             <w:rPr>
-              <w:rFonts w:hint="eastAsia" w:ascii="宋体" w:hAnsi="宋体" w:eastAsia="宋体" w:cs="宋体"/>
+              <w:rFonts w:ascii="宋体" w:eastAsia="宋体" w:hAnsi="宋体" w:cs="宋体" w:hint="eastAsia"/>
               <w:szCs w:val="24"/>
             </w:rPr>
             <w:instrText xml:space="preserve"> HYPERLINK \l _Toc11936 </w:instrText>
           </w:r>
           <w:r>
             <w:rPr>
-              <w:rFonts w:hint="eastAsia" w:ascii="宋体" w:hAnsi="宋体" w:eastAsia="宋体" w:cs="宋体"/>
+              <w:rFonts w:ascii="宋体" w:eastAsia="宋体" w:hAnsi="宋体" w:cs="宋体" w:hint="eastAsia"/>
               <w:szCs w:val="24"/>
             </w:rPr>
             <w:fldChar w:fldCharType="separate"/>
@@ -2407,7 +2348,7 @@
           </w:r>
           <w:r>
             <w:rPr>
-              <w:rFonts w:hint="eastAsia" w:ascii="宋体" w:hAnsi="宋体" w:eastAsia="宋体" w:cs="宋体"/>
+              <w:rFonts w:ascii="宋体" w:eastAsia="宋体" w:hAnsi="宋体" w:cs="宋体" w:hint="eastAsia"/>
               <w:szCs w:val="24"/>
             </w:rPr>
             <w:fldChar w:fldCharType="end"/>
@@ -2415,28 +2356,28 @@
         </w:p>
         <w:p>
           <w:pPr>
-            <w:pStyle w:val="17"/>
+            <w:pStyle w:val="TOC2"/>
             <w:tabs>
               <w:tab w:val="right" w:leader="dot" w:pos="8306"/>
             </w:tabs>
           </w:pPr>
           <w:r>
             <w:rPr>
-              <w:rFonts w:hint="eastAsia" w:ascii="宋体" w:hAnsi="宋体" w:eastAsia="宋体" w:cs="宋体"/>
+              <w:rFonts w:ascii="宋体" w:eastAsia="宋体" w:hAnsi="宋体" w:cs="宋体" w:hint="eastAsia"/>
               <w:szCs w:val="24"/>
             </w:rPr>
             <w:fldChar w:fldCharType="begin"/>
           </w:r>
           <w:r>
             <w:rPr>
-              <w:rFonts w:hint="eastAsia" w:ascii="宋体" w:hAnsi="宋体" w:eastAsia="宋体" w:cs="宋体"/>
+              <w:rFonts w:ascii="宋体" w:eastAsia="宋体" w:hAnsi="宋体" w:cs="宋体" w:hint="eastAsia"/>
               <w:szCs w:val="24"/>
             </w:rPr>
             <w:instrText xml:space="preserve"> HYPERLINK \l _Toc24242 </w:instrText>
           </w:r>
           <w:r>
             <w:rPr>
-              <w:rFonts w:hint="eastAsia" w:ascii="宋体" w:hAnsi="宋体" w:eastAsia="宋体" w:cs="宋体"/>
+              <w:rFonts w:ascii="宋体" w:eastAsia="宋体" w:hAnsi="宋体" w:cs="宋体" w:hint="eastAsia"/>
               <w:szCs w:val="24"/>
             </w:rPr>
             <w:fldChar w:fldCharType="separate"/>
@@ -2468,7 +2409,7 @@
           </w:r>
           <w:r>
             <w:rPr>
-              <w:rFonts w:hint="eastAsia" w:ascii="宋体" w:hAnsi="宋体" w:eastAsia="宋体" w:cs="宋体"/>
+              <w:rFonts w:ascii="宋体" w:eastAsia="宋体" w:hAnsi="宋体" w:cs="宋体" w:hint="eastAsia"/>
               <w:szCs w:val="24"/>
             </w:rPr>
             <w:fldChar w:fldCharType="end"/>
@@ -2476,28 +2417,28 @@
         </w:p>
         <w:p>
           <w:pPr>
-            <w:pStyle w:val="17"/>
+            <w:pStyle w:val="TOC2"/>
             <w:tabs>
               <w:tab w:val="right" w:leader="dot" w:pos="8306"/>
             </w:tabs>
           </w:pPr>
           <w:r>
             <w:rPr>
-              <w:rFonts w:hint="eastAsia" w:ascii="宋体" w:hAnsi="宋体" w:eastAsia="宋体" w:cs="宋体"/>
+              <w:rFonts w:ascii="宋体" w:eastAsia="宋体" w:hAnsi="宋体" w:cs="宋体" w:hint="eastAsia"/>
               <w:szCs w:val="24"/>
             </w:rPr>
             <w:fldChar w:fldCharType="begin"/>
           </w:r>
           <w:r>
             <w:rPr>
-              <w:rFonts w:hint="eastAsia" w:ascii="宋体" w:hAnsi="宋体" w:eastAsia="宋体" w:cs="宋体"/>
+              <w:rFonts w:ascii="宋体" w:eastAsia="宋体" w:hAnsi="宋体" w:cs="宋体" w:hint="eastAsia"/>
               <w:szCs w:val="24"/>
             </w:rPr>
             <w:instrText xml:space="preserve"> HYPERLINK \l _Toc14799 </w:instrText>
           </w:r>
           <w:r>
             <w:rPr>
-              <w:rFonts w:hint="eastAsia" w:ascii="宋体" w:hAnsi="宋体" w:eastAsia="宋体" w:cs="宋体"/>
+              <w:rFonts w:ascii="宋体" w:eastAsia="宋体" w:hAnsi="宋体" w:cs="宋体" w:hint="eastAsia"/>
               <w:szCs w:val="24"/>
             </w:rPr>
             <w:fldChar w:fldCharType="separate"/>
@@ -2529,7 +2470,7 @@
           </w:r>
           <w:r>
             <w:rPr>
-              <w:rFonts w:hint="eastAsia" w:ascii="宋体" w:hAnsi="宋体" w:eastAsia="宋体" w:cs="宋体"/>
+              <w:rFonts w:ascii="宋体" w:eastAsia="宋体" w:hAnsi="宋体" w:cs="宋体" w:hint="eastAsia"/>
               <w:szCs w:val="24"/>
             </w:rPr>
             <w:fldChar w:fldCharType="end"/>
@@ -2537,28 +2478,28 @@
         </w:p>
         <w:p>
           <w:pPr>
-            <w:pStyle w:val="17"/>
+            <w:pStyle w:val="TOC2"/>
             <w:tabs>
               <w:tab w:val="right" w:leader="dot" w:pos="8306"/>
             </w:tabs>
           </w:pPr>
           <w:r>
             <w:rPr>
-              <w:rFonts w:hint="eastAsia" w:ascii="宋体" w:hAnsi="宋体" w:eastAsia="宋体" w:cs="宋体"/>
+              <w:rFonts w:ascii="宋体" w:eastAsia="宋体" w:hAnsi="宋体" w:cs="宋体" w:hint="eastAsia"/>
               <w:szCs w:val="24"/>
             </w:rPr>
             <w:fldChar w:fldCharType="begin"/>
           </w:r>
           <w:r>
             <w:rPr>
-              <w:rFonts w:hint="eastAsia" w:ascii="宋体" w:hAnsi="宋体" w:eastAsia="宋体" w:cs="宋体"/>
+              <w:rFonts w:ascii="宋体" w:eastAsia="宋体" w:hAnsi="宋体" w:cs="宋体" w:hint="eastAsia"/>
               <w:szCs w:val="24"/>
             </w:rPr>
             <w:instrText xml:space="preserve"> HYPERLINK \l _Toc13933 </w:instrText>
           </w:r>
           <w:r>
             <w:rPr>
-              <w:rFonts w:hint="eastAsia" w:ascii="宋体" w:hAnsi="宋体" w:eastAsia="宋体" w:cs="宋体"/>
+              <w:rFonts w:ascii="宋体" w:eastAsia="宋体" w:hAnsi="宋体" w:cs="宋体" w:hint="eastAsia"/>
               <w:szCs w:val="24"/>
             </w:rPr>
             <w:fldChar w:fldCharType="separate"/>
@@ -2590,7 +2531,7 @@
           </w:r>
           <w:r>
             <w:rPr>
-              <w:rFonts w:hint="eastAsia" w:ascii="宋体" w:hAnsi="宋体" w:eastAsia="宋体" w:cs="宋体"/>
+              <w:rFonts w:ascii="宋体" w:eastAsia="宋体" w:hAnsi="宋体" w:cs="宋体" w:hint="eastAsia"/>
               <w:szCs w:val="24"/>
             </w:rPr>
             <w:fldChar w:fldCharType="end"/>
@@ -2598,28 +2539,28 @@
         </w:p>
         <w:p>
           <w:pPr>
-            <w:pStyle w:val="16"/>
+            <w:pStyle w:val="TOC1"/>
             <w:tabs>
               <w:tab w:val="right" w:leader="dot" w:pos="8306"/>
             </w:tabs>
           </w:pPr>
           <w:r>
             <w:rPr>
-              <w:rFonts w:hint="eastAsia" w:ascii="宋体" w:hAnsi="宋体" w:eastAsia="宋体" w:cs="宋体"/>
+              <w:rFonts w:ascii="宋体" w:eastAsia="宋体" w:hAnsi="宋体" w:cs="宋体" w:hint="eastAsia"/>
               <w:szCs w:val="24"/>
             </w:rPr>
             <w:fldChar w:fldCharType="begin"/>
           </w:r>
           <w:r>
             <w:rPr>
-              <w:rFonts w:hint="eastAsia" w:ascii="宋体" w:hAnsi="宋体" w:eastAsia="宋体" w:cs="宋体"/>
+              <w:rFonts w:ascii="宋体" w:eastAsia="宋体" w:hAnsi="宋体" w:cs="宋体" w:hint="eastAsia"/>
               <w:szCs w:val="24"/>
             </w:rPr>
             <w:instrText xml:space="preserve"> HYPERLINK \l _Toc26337 </w:instrText>
           </w:r>
           <w:r>
             <w:rPr>
-              <w:rFonts w:hint="eastAsia" w:ascii="宋体" w:hAnsi="宋体" w:eastAsia="宋体" w:cs="宋体"/>
+              <w:rFonts w:ascii="宋体" w:eastAsia="宋体" w:hAnsi="宋体" w:cs="宋体" w:hint="eastAsia"/>
               <w:szCs w:val="24"/>
             </w:rPr>
             <w:fldChar w:fldCharType="separate"/>
@@ -2651,7 +2592,7 @@
           </w:r>
           <w:r>
             <w:rPr>
-              <w:rFonts w:hint="eastAsia" w:ascii="宋体" w:hAnsi="宋体" w:eastAsia="宋体" w:cs="宋体"/>
+              <w:rFonts w:ascii="宋体" w:eastAsia="宋体" w:hAnsi="宋体" w:cs="宋体" w:hint="eastAsia"/>
               <w:szCs w:val="24"/>
             </w:rPr>
             <w:fldChar w:fldCharType="end"/>
@@ -2659,28 +2600,28 @@
         </w:p>
         <w:p>
           <w:pPr>
-            <w:pStyle w:val="17"/>
+            <w:pStyle w:val="TOC2"/>
             <w:tabs>
               <w:tab w:val="right" w:leader="dot" w:pos="8306"/>
             </w:tabs>
           </w:pPr>
           <w:r>
             <w:rPr>
-              <w:rFonts w:hint="eastAsia" w:ascii="宋体" w:hAnsi="宋体" w:eastAsia="宋体" w:cs="宋体"/>
+              <w:rFonts w:ascii="宋体" w:eastAsia="宋体" w:hAnsi="宋体" w:cs="宋体" w:hint="eastAsia"/>
               <w:szCs w:val="24"/>
             </w:rPr>
             <w:fldChar w:fldCharType="begin"/>
           </w:r>
           <w:r>
             <w:rPr>
-              <w:rFonts w:hint="eastAsia" w:ascii="宋体" w:hAnsi="宋体" w:eastAsia="宋体" w:cs="宋体"/>
+              <w:rFonts w:ascii="宋体" w:eastAsia="宋体" w:hAnsi="宋体" w:cs="宋体" w:hint="eastAsia"/>
               <w:szCs w:val="24"/>
             </w:rPr>
             <w:instrText xml:space="preserve"> HYPERLINK \l _Toc12813 </w:instrText>
           </w:r>
           <w:r>
             <w:rPr>
-              <w:rFonts w:hint="eastAsia" w:ascii="宋体" w:hAnsi="宋体" w:eastAsia="宋体" w:cs="宋体"/>
+              <w:rFonts w:ascii="宋体" w:eastAsia="宋体" w:hAnsi="宋体" w:cs="宋体" w:hint="eastAsia"/>
               <w:szCs w:val="24"/>
             </w:rPr>
             <w:fldChar w:fldCharType="separate"/>
@@ -2712,7 +2653,7 @@
           </w:r>
           <w:r>
             <w:rPr>
-              <w:rFonts w:hint="eastAsia" w:ascii="宋体" w:hAnsi="宋体" w:eastAsia="宋体" w:cs="宋体"/>
+              <w:rFonts w:ascii="宋体" w:eastAsia="宋体" w:hAnsi="宋体" w:cs="宋体" w:hint="eastAsia"/>
               <w:szCs w:val="24"/>
             </w:rPr>
             <w:fldChar w:fldCharType="end"/>
@@ -2720,28 +2661,28 @@
         </w:p>
         <w:p>
           <w:pPr>
-            <w:pStyle w:val="17"/>
+            <w:pStyle w:val="TOC2"/>
             <w:tabs>
               <w:tab w:val="right" w:leader="dot" w:pos="8306"/>
             </w:tabs>
           </w:pPr>
           <w:r>
             <w:rPr>
-              <w:rFonts w:hint="eastAsia" w:ascii="宋体" w:hAnsi="宋体" w:eastAsia="宋体" w:cs="宋体"/>
+              <w:rFonts w:ascii="宋体" w:eastAsia="宋体" w:hAnsi="宋体" w:cs="宋体" w:hint="eastAsia"/>
               <w:szCs w:val="24"/>
             </w:rPr>
             <w:fldChar w:fldCharType="begin"/>
           </w:r>
           <w:r>
             <w:rPr>
-              <w:rFonts w:hint="eastAsia" w:ascii="宋体" w:hAnsi="宋体" w:eastAsia="宋体" w:cs="宋体"/>
+              <w:rFonts w:ascii="宋体" w:eastAsia="宋体" w:hAnsi="宋体" w:cs="宋体" w:hint="eastAsia"/>
               <w:szCs w:val="24"/>
             </w:rPr>
             <w:instrText xml:space="preserve"> HYPERLINK \l _Toc3232 </w:instrText>
           </w:r>
           <w:r>
             <w:rPr>
-              <w:rFonts w:hint="eastAsia" w:ascii="宋体" w:hAnsi="宋体" w:eastAsia="宋体" w:cs="宋体"/>
+              <w:rFonts w:ascii="宋体" w:eastAsia="宋体" w:hAnsi="宋体" w:cs="宋体" w:hint="eastAsia"/>
               <w:szCs w:val="24"/>
             </w:rPr>
             <w:fldChar w:fldCharType="separate"/>
@@ -2773,7 +2714,7 @@
           </w:r>
           <w:r>
             <w:rPr>
-              <w:rFonts w:hint="eastAsia" w:ascii="宋体" w:hAnsi="宋体" w:eastAsia="宋体" w:cs="宋体"/>
+              <w:rFonts w:ascii="宋体" w:eastAsia="宋体" w:hAnsi="宋体" w:cs="宋体" w:hint="eastAsia"/>
               <w:szCs w:val="24"/>
             </w:rPr>
             <w:fldChar w:fldCharType="end"/>
@@ -2781,28 +2722,28 @@
         </w:p>
         <w:p>
           <w:pPr>
-            <w:pStyle w:val="17"/>
+            <w:pStyle w:val="TOC2"/>
             <w:tabs>
               <w:tab w:val="right" w:leader="dot" w:pos="8306"/>
             </w:tabs>
           </w:pPr>
           <w:r>
             <w:rPr>
-              <w:rFonts w:hint="eastAsia" w:ascii="宋体" w:hAnsi="宋体" w:eastAsia="宋体" w:cs="宋体"/>
+              <w:rFonts w:ascii="宋体" w:eastAsia="宋体" w:hAnsi="宋体" w:cs="宋体" w:hint="eastAsia"/>
               <w:szCs w:val="24"/>
             </w:rPr>
             <w:fldChar w:fldCharType="begin"/>
           </w:r>
           <w:r>
             <w:rPr>
-              <w:rFonts w:hint="eastAsia" w:ascii="宋体" w:hAnsi="宋体" w:eastAsia="宋体" w:cs="宋体"/>
+              <w:rFonts w:ascii="宋体" w:eastAsia="宋体" w:hAnsi="宋体" w:cs="宋体" w:hint="eastAsia"/>
               <w:szCs w:val="24"/>
             </w:rPr>
             <w:instrText xml:space="preserve"> HYPERLINK \l _Toc5013 </w:instrText>
           </w:r>
           <w:r>
             <w:rPr>
-              <w:rFonts w:hint="eastAsia" w:ascii="宋体" w:hAnsi="宋体" w:eastAsia="宋体" w:cs="宋体"/>
+              <w:rFonts w:ascii="宋体" w:eastAsia="宋体" w:hAnsi="宋体" w:cs="宋体" w:hint="eastAsia"/>
               <w:szCs w:val="24"/>
             </w:rPr>
             <w:fldChar w:fldCharType="separate"/>
@@ -2834,7 +2775,7 @@
           </w:r>
           <w:r>
             <w:rPr>
-              <w:rFonts w:hint="eastAsia" w:ascii="宋体" w:hAnsi="宋体" w:eastAsia="宋体" w:cs="宋体"/>
+              <w:rFonts w:ascii="宋体" w:eastAsia="宋体" w:hAnsi="宋体" w:cs="宋体" w:hint="eastAsia"/>
               <w:szCs w:val="24"/>
             </w:rPr>
             <w:fldChar w:fldCharType="end"/>
@@ -2842,28 +2783,28 @@
         </w:p>
         <w:p>
           <w:pPr>
-            <w:pStyle w:val="17"/>
+            <w:pStyle w:val="TOC2"/>
             <w:tabs>
               <w:tab w:val="right" w:leader="dot" w:pos="8306"/>
             </w:tabs>
           </w:pPr>
           <w:r>
             <w:rPr>
-              <w:rFonts w:hint="eastAsia" w:ascii="宋体" w:hAnsi="宋体" w:eastAsia="宋体" w:cs="宋体"/>
+              <w:rFonts w:ascii="宋体" w:eastAsia="宋体" w:hAnsi="宋体" w:cs="宋体" w:hint="eastAsia"/>
               <w:szCs w:val="24"/>
             </w:rPr>
             <w:fldChar w:fldCharType="begin"/>
           </w:r>
           <w:r>
             <w:rPr>
-              <w:rFonts w:hint="eastAsia" w:ascii="宋体" w:hAnsi="宋体" w:eastAsia="宋体" w:cs="宋体"/>
+              <w:rFonts w:ascii="宋体" w:eastAsia="宋体" w:hAnsi="宋体" w:cs="宋体" w:hint="eastAsia"/>
               <w:szCs w:val="24"/>
             </w:rPr>
             <w:instrText xml:space="preserve"> HYPERLINK \l _Toc6619 </w:instrText>
           </w:r>
           <w:r>
             <w:rPr>
-              <w:rFonts w:hint="eastAsia" w:ascii="宋体" w:hAnsi="宋体" w:eastAsia="宋体" w:cs="宋体"/>
+              <w:rFonts w:ascii="宋体" w:eastAsia="宋体" w:hAnsi="宋体" w:cs="宋体" w:hint="eastAsia"/>
               <w:szCs w:val="24"/>
             </w:rPr>
             <w:fldChar w:fldCharType="separate"/>
@@ -2895,7 +2836,7 @@
           </w:r>
           <w:r>
             <w:rPr>
-              <w:rFonts w:hint="eastAsia" w:ascii="宋体" w:hAnsi="宋体" w:eastAsia="宋体" w:cs="宋体"/>
+              <w:rFonts w:ascii="宋体" w:eastAsia="宋体" w:hAnsi="宋体" w:cs="宋体" w:hint="eastAsia"/>
               <w:szCs w:val="24"/>
             </w:rPr>
             <w:fldChar w:fldCharType="end"/>
@@ -2903,28 +2844,28 @@
         </w:p>
         <w:p>
           <w:pPr>
-            <w:pStyle w:val="16"/>
+            <w:pStyle w:val="TOC1"/>
             <w:tabs>
               <w:tab w:val="right" w:leader="dot" w:pos="8306"/>
             </w:tabs>
           </w:pPr>
           <w:r>
             <w:rPr>
-              <w:rFonts w:hint="eastAsia" w:ascii="宋体" w:hAnsi="宋体" w:eastAsia="宋体" w:cs="宋体"/>
+              <w:rFonts w:ascii="宋体" w:eastAsia="宋体" w:hAnsi="宋体" w:cs="宋体" w:hint="eastAsia"/>
               <w:szCs w:val="24"/>
             </w:rPr>
             <w:fldChar w:fldCharType="begin"/>
           </w:r>
           <w:r>
             <w:rPr>
-              <w:rFonts w:hint="eastAsia" w:ascii="宋体" w:hAnsi="宋体" w:eastAsia="宋体" w:cs="宋体"/>
+              <w:rFonts w:ascii="宋体" w:eastAsia="宋体" w:hAnsi="宋体" w:cs="宋体" w:hint="eastAsia"/>
               <w:szCs w:val="24"/>
             </w:rPr>
             <w:instrText xml:space="preserve"> HYPERLINK \l _Toc22537 </w:instrText>
           </w:r>
           <w:r>
             <w:rPr>
-              <w:rFonts w:hint="eastAsia" w:ascii="宋体" w:hAnsi="宋体" w:eastAsia="宋体" w:cs="宋体"/>
+              <w:rFonts w:ascii="宋体" w:eastAsia="宋体" w:hAnsi="宋体" w:cs="宋体" w:hint="eastAsia"/>
               <w:szCs w:val="24"/>
             </w:rPr>
             <w:fldChar w:fldCharType="separate"/>
@@ -2956,7 +2897,7 @@
           </w:r>
           <w:r>
             <w:rPr>
-              <w:rFonts w:hint="eastAsia" w:ascii="宋体" w:hAnsi="宋体" w:eastAsia="宋体" w:cs="宋体"/>
+              <w:rFonts w:ascii="宋体" w:eastAsia="宋体" w:hAnsi="宋体" w:cs="宋体" w:hint="eastAsia"/>
               <w:szCs w:val="24"/>
             </w:rPr>
             <w:fldChar w:fldCharType="end"/>
@@ -2964,28 +2905,28 @@
         </w:p>
         <w:p>
           <w:pPr>
-            <w:pStyle w:val="17"/>
+            <w:pStyle w:val="TOC2"/>
             <w:tabs>
               <w:tab w:val="right" w:leader="dot" w:pos="8306"/>
             </w:tabs>
           </w:pPr>
           <w:r>
             <w:rPr>
-              <w:rFonts w:hint="eastAsia" w:ascii="宋体" w:hAnsi="宋体" w:eastAsia="宋体" w:cs="宋体"/>
+              <w:rFonts w:ascii="宋体" w:eastAsia="宋体" w:hAnsi="宋体" w:cs="宋体" w:hint="eastAsia"/>
               <w:szCs w:val="24"/>
             </w:rPr>
             <w:fldChar w:fldCharType="begin"/>
           </w:r>
           <w:r>
             <w:rPr>
-              <w:rFonts w:hint="eastAsia" w:ascii="宋体" w:hAnsi="宋体" w:eastAsia="宋体" w:cs="宋体"/>
+              <w:rFonts w:ascii="宋体" w:eastAsia="宋体" w:hAnsi="宋体" w:cs="宋体" w:hint="eastAsia"/>
               <w:szCs w:val="24"/>
             </w:rPr>
             <w:instrText xml:space="preserve"> HYPERLINK \l _Toc819 </w:instrText>
           </w:r>
           <w:r>
             <w:rPr>
-              <w:rFonts w:hint="eastAsia" w:ascii="宋体" w:hAnsi="宋体" w:eastAsia="宋体" w:cs="宋体"/>
+              <w:rFonts w:ascii="宋体" w:eastAsia="宋体" w:hAnsi="宋体" w:cs="宋体" w:hint="eastAsia"/>
               <w:szCs w:val="24"/>
             </w:rPr>
             <w:fldChar w:fldCharType="separate"/>
@@ -3017,7 +2958,7 @@
           </w:r>
           <w:r>
             <w:rPr>
-              <w:rFonts w:hint="eastAsia" w:ascii="宋体" w:hAnsi="宋体" w:eastAsia="宋体" w:cs="宋体"/>
+              <w:rFonts w:ascii="宋体" w:eastAsia="宋体" w:hAnsi="宋体" w:cs="宋体" w:hint="eastAsia"/>
               <w:szCs w:val="24"/>
             </w:rPr>
             <w:fldChar w:fldCharType="end"/>
@@ -3025,28 +2966,28 @@
         </w:p>
         <w:p>
           <w:pPr>
-            <w:pStyle w:val="17"/>
+            <w:pStyle w:val="TOC2"/>
             <w:tabs>
               <w:tab w:val="right" w:leader="dot" w:pos="8306"/>
             </w:tabs>
           </w:pPr>
           <w:r>
             <w:rPr>
-              <w:rFonts w:hint="eastAsia" w:ascii="宋体" w:hAnsi="宋体" w:eastAsia="宋体" w:cs="宋体"/>
+              <w:rFonts w:ascii="宋体" w:eastAsia="宋体" w:hAnsi="宋体" w:cs="宋体" w:hint="eastAsia"/>
               <w:szCs w:val="24"/>
             </w:rPr>
             <w:fldChar w:fldCharType="begin"/>
           </w:r>
           <w:r>
             <w:rPr>
-              <w:rFonts w:hint="eastAsia" w:ascii="宋体" w:hAnsi="宋体" w:eastAsia="宋体" w:cs="宋体"/>
+              <w:rFonts w:ascii="宋体" w:eastAsia="宋体" w:hAnsi="宋体" w:cs="宋体" w:hint="eastAsia"/>
               <w:szCs w:val="24"/>
             </w:rPr>
             <w:instrText xml:space="preserve"> HYPERLINK \l _Toc1669 </w:instrText>
           </w:r>
           <w:r>
             <w:rPr>
-              <w:rFonts w:hint="eastAsia" w:ascii="宋体" w:hAnsi="宋体" w:eastAsia="宋体" w:cs="宋体"/>
+              <w:rFonts w:ascii="宋体" w:eastAsia="宋体" w:hAnsi="宋体" w:cs="宋体" w:hint="eastAsia"/>
               <w:szCs w:val="24"/>
             </w:rPr>
             <w:fldChar w:fldCharType="separate"/>
@@ -3078,7 +3019,7 @@
           </w:r>
           <w:r>
             <w:rPr>
-              <w:rFonts w:hint="eastAsia" w:ascii="宋体" w:hAnsi="宋体" w:eastAsia="宋体" w:cs="宋体"/>
+              <w:rFonts w:ascii="宋体" w:eastAsia="宋体" w:hAnsi="宋体" w:cs="宋体" w:hint="eastAsia"/>
               <w:szCs w:val="24"/>
             </w:rPr>
             <w:fldChar w:fldCharType="end"/>
@@ -3086,28 +3027,28 @@
         </w:p>
         <w:p>
           <w:pPr>
-            <w:pStyle w:val="16"/>
+            <w:pStyle w:val="TOC1"/>
             <w:tabs>
               <w:tab w:val="right" w:leader="dot" w:pos="8306"/>
             </w:tabs>
           </w:pPr>
           <w:r>
             <w:rPr>
-              <w:rFonts w:hint="eastAsia" w:ascii="宋体" w:hAnsi="宋体" w:eastAsia="宋体" w:cs="宋体"/>
+              <w:rFonts w:ascii="宋体" w:eastAsia="宋体" w:hAnsi="宋体" w:cs="宋体" w:hint="eastAsia"/>
               <w:szCs w:val="24"/>
             </w:rPr>
             <w:fldChar w:fldCharType="begin"/>
           </w:r>
           <w:r>
             <w:rPr>
-              <w:rFonts w:hint="eastAsia" w:ascii="宋体" w:hAnsi="宋体" w:eastAsia="宋体" w:cs="宋体"/>
+              <w:rFonts w:ascii="宋体" w:eastAsia="宋体" w:hAnsi="宋体" w:cs="宋体" w:hint="eastAsia"/>
               <w:szCs w:val="24"/>
             </w:rPr>
             <w:instrText xml:space="preserve"> HYPERLINK \l _Toc3146 </w:instrText>
           </w:r>
           <w:r>
             <w:rPr>
-              <w:rFonts w:hint="eastAsia" w:ascii="宋体" w:hAnsi="宋体" w:eastAsia="宋体" w:cs="宋体"/>
+              <w:rFonts w:ascii="宋体" w:eastAsia="宋体" w:hAnsi="宋体" w:cs="宋体" w:hint="eastAsia"/>
               <w:szCs w:val="24"/>
             </w:rPr>
             <w:fldChar w:fldCharType="separate"/>
@@ -3139,7 +3080,7 @@
           </w:r>
           <w:r>
             <w:rPr>
-              <w:rFonts w:hint="eastAsia" w:ascii="宋体" w:hAnsi="宋体" w:eastAsia="宋体" w:cs="宋体"/>
+              <w:rFonts w:ascii="宋体" w:eastAsia="宋体" w:hAnsi="宋体" w:cs="宋体" w:hint="eastAsia"/>
               <w:szCs w:val="24"/>
             </w:rPr>
             <w:fldChar w:fldCharType="end"/>
@@ -3147,28 +3088,28 @@
         </w:p>
         <w:p>
           <w:pPr>
-            <w:pStyle w:val="17"/>
+            <w:pStyle w:val="TOC2"/>
             <w:tabs>
               <w:tab w:val="right" w:leader="dot" w:pos="8306"/>
             </w:tabs>
           </w:pPr>
           <w:r>
             <w:rPr>
-              <w:rFonts w:hint="eastAsia" w:ascii="宋体" w:hAnsi="宋体" w:eastAsia="宋体" w:cs="宋体"/>
+              <w:rFonts w:ascii="宋体" w:eastAsia="宋体" w:hAnsi="宋体" w:cs="宋体" w:hint="eastAsia"/>
               <w:szCs w:val="24"/>
             </w:rPr>
             <w:fldChar w:fldCharType="begin"/>
           </w:r>
           <w:r>
             <w:rPr>
-              <w:rFonts w:hint="eastAsia" w:ascii="宋体" w:hAnsi="宋体" w:eastAsia="宋体" w:cs="宋体"/>
+              <w:rFonts w:ascii="宋体" w:eastAsia="宋体" w:hAnsi="宋体" w:cs="宋体" w:hint="eastAsia"/>
               <w:szCs w:val="24"/>
             </w:rPr>
             <w:instrText xml:space="preserve"> HYPERLINK \l _Toc12605 </w:instrText>
           </w:r>
           <w:r>
             <w:rPr>
-              <w:rFonts w:hint="eastAsia" w:ascii="宋体" w:hAnsi="宋体" w:eastAsia="宋体" w:cs="宋体"/>
+              <w:rFonts w:ascii="宋体" w:eastAsia="宋体" w:hAnsi="宋体" w:cs="宋体" w:hint="eastAsia"/>
               <w:szCs w:val="24"/>
             </w:rPr>
             <w:fldChar w:fldCharType="separate"/>
@@ -3200,7 +3141,7 @@
           </w:r>
           <w:r>
             <w:rPr>
-              <w:rFonts w:hint="eastAsia" w:ascii="宋体" w:hAnsi="宋体" w:eastAsia="宋体" w:cs="宋体"/>
+              <w:rFonts w:ascii="宋体" w:eastAsia="宋体" w:hAnsi="宋体" w:cs="宋体" w:hint="eastAsia"/>
               <w:szCs w:val="24"/>
             </w:rPr>
             <w:fldChar w:fldCharType="end"/>
@@ -3208,28 +3149,28 @@
         </w:p>
         <w:p>
           <w:pPr>
-            <w:pStyle w:val="17"/>
+            <w:pStyle w:val="TOC2"/>
             <w:tabs>
               <w:tab w:val="right" w:leader="dot" w:pos="8306"/>
             </w:tabs>
           </w:pPr>
           <w:r>
             <w:rPr>
-              <w:rFonts w:hint="eastAsia" w:ascii="宋体" w:hAnsi="宋体" w:eastAsia="宋体" w:cs="宋体"/>
+              <w:rFonts w:ascii="宋体" w:eastAsia="宋体" w:hAnsi="宋体" w:cs="宋体" w:hint="eastAsia"/>
               <w:szCs w:val="24"/>
             </w:rPr>
             <w:fldChar w:fldCharType="begin"/>
           </w:r>
           <w:r>
             <w:rPr>
-              <w:rFonts w:hint="eastAsia" w:ascii="宋体" w:hAnsi="宋体" w:eastAsia="宋体" w:cs="宋体"/>
+              <w:rFonts w:ascii="宋体" w:eastAsia="宋体" w:hAnsi="宋体" w:cs="宋体" w:hint="eastAsia"/>
               <w:szCs w:val="24"/>
             </w:rPr>
             <w:instrText xml:space="preserve"> HYPERLINK \l _Toc12115 </w:instrText>
           </w:r>
           <w:r>
             <w:rPr>
-              <w:rFonts w:hint="eastAsia" w:ascii="宋体" w:hAnsi="宋体" w:eastAsia="宋体" w:cs="宋体"/>
+              <w:rFonts w:ascii="宋体" w:eastAsia="宋体" w:hAnsi="宋体" w:cs="宋体" w:hint="eastAsia"/>
               <w:szCs w:val="24"/>
             </w:rPr>
             <w:fldChar w:fldCharType="separate"/>
@@ -3261,7 +3202,7 @@
           </w:r>
           <w:r>
             <w:rPr>
-              <w:rFonts w:hint="eastAsia" w:ascii="宋体" w:hAnsi="宋体" w:eastAsia="宋体" w:cs="宋体"/>
+              <w:rFonts w:ascii="宋体" w:eastAsia="宋体" w:hAnsi="宋体" w:cs="宋体" w:hint="eastAsia"/>
               <w:szCs w:val="24"/>
             </w:rPr>
             <w:fldChar w:fldCharType="end"/>
@@ -3269,28 +3210,28 @@
         </w:p>
         <w:p>
           <w:pPr>
-            <w:pStyle w:val="17"/>
+            <w:pStyle w:val="TOC2"/>
             <w:tabs>
               <w:tab w:val="right" w:leader="dot" w:pos="8306"/>
             </w:tabs>
           </w:pPr>
           <w:r>
             <w:rPr>
-              <w:rFonts w:hint="eastAsia" w:ascii="宋体" w:hAnsi="宋体" w:eastAsia="宋体" w:cs="宋体"/>
+              <w:rFonts w:ascii="宋体" w:eastAsia="宋体" w:hAnsi="宋体" w:cs="宋体" w:hint="eastAsia"/>
               <w:szCs w:val="24"/>
             </w:rPr>
             <w:fldChar w:fldCharType="begin"/>
           </w:r>
           <w:r>
             <w:rPr>
-              <w:rFonts w:hint="eastAsia" w:ascii="宋体" w:hAnsi="宋体" w:eastAsia="宋体" w:cs="宋体"/>
+              <w:rFonts w:ascii="宋体" w:eastAsia="宋体" w:hAnsi="宋体" w:cs="宋体" w:hint="eastAsia"/>
               <w:szCs w:val="24"/>
             </w:rPr>
             <w:instrText xml:space="preserve"> HYPERLINK \l _Toc32562 </w:instrText>
           </w:r>
           <w:r>
             <w:rPr>
-              <w:rFonts w:hint="eastAsia" w:ascii="宋体" w:hAnsi="宋体" w:eastAsia="宋体" w:cs="宋体"/>
+              <w:rFonts w:ascii="宋体" w:eastAsia="宋体" w:hAnsi="宋体" w:cs="宋体" w:hint="eastAsia"/>
               <w:szCs w:val="24"/>
             </w:rPr>
             <w:fldChar w:fldCharType="separate"/>
@@ -3322,7 +3263,7 @@
           </w:r>
           <w:r>
             <w:rPr>
-              <w:rFonts w:hint="eastAsia" w:ascii="宋体" w:hAnsi="宋体" w:eastAsia="宋体" w:cs="宋体"/>
+              <w:rFonts w:ascii="宋体" w:eastAsia="宋体" w:hAnsi="宋体" w:cs="宋体" w:hint="eastAsia"/>
               <w:szCs w:val="24"/>
             </w:rPr>
             <w:fldChar w:fldCharType="end"/>
@@ -3330,28 +3271,28 @@
         </w:p>
         <w:p>
           <w:pPr>
-            <w:pStyle w:val="17"/>
+            <w:pStyle w:val="TOC2"/>
             <w:tabs>
               <w:tab w:val="right" w:leader="dot" w:pos="8306"/>
             </w:tabs>
           </w:pPr>
           <w:r>
             <w:rPr>
-              <w:rFonts w:hint="eastAsia" w:ascii="宋体" w:hAnsi="宋体" w:eastAsia="宋体" w:cs="宋体"/>
+              <w:rFonts w:ascii="宋体" w:eastAsia="宋体" w:hAnsi="宋体" w:cs="宋体" w:hint="eastAsia"/>
               <w:szCs w:val="24"/>
             </w:rPr>
             <w:fldChar w:fldCharType="begin"/>
           </w:r>
           <w:r>
             <w:rPr>
-              <w:rFonts w:hint="eastAsia" w:ascii="宋体" w:hAnsi="宋体" w:eastAsia="宋体" w:cs="宋体"/>
+              <w:rFonts w:ascii="宋体" w:eastAsia="宋体" w:hAnsi="宋体" w:cs="宋体" w:hint="eastAsia"/>
               <w:szCs w:val="24"/>
             </w:rPr>
             <w:instrText xml:space="preserve"> HYPERLINK \l _Toc15968 </w:instrText>
           </w:r>
           <w:r>
             <w:rPr>
-              <w:rFonts w:hint="eastAsia" w:ascii="宋体" w:hAnsi="宋体" w:eastAsia="宋体" w:cs="宋体"/>
+              <w:rFonts w:ascii="宋体" w:eastAsia="宋体" w:hAnsi="宋体" w:cs="宋体" w:hint="eastAsia"/>
               <w:szCs w:val="24"/>
             </w:rPr>
             <w:fldChar w:fldCharType="separate"/>
@@ -3383,7 +3324,7 @@
           </w:r>
           <w:r>
             <w:rPr>
-              <w:rFonts w:hint="eastAsia" w:ascii="宋体" w:hAnsi="宋体" w:eastAsia="宋体" w:cs="宋体"/>
+              <w:rFonts w:ascii="宋体" w:eastAsia="宋体" w:hAnsi="宋体" w:cs="宋体" w:hint="eastAsia"/>
               <w:szCs w:val="24"/>
             </w:rPr>
             <w:fldChar w:fldCharType="end"/>
@@ -3391,28 +3332,28 @@
         </w:p>
         <w:p>
           <w:pPr>
-            <w:pStyle w:val="17"/>
+            <w:pStyle w:val="TOC2"/>
             <w:tabs>
               <w:tab w:val="right" w:leader="dot" w:pos="8306"/>
             </w:tabs>
           </w:pPr>
           <w:r>
             <w:rPr>
-              <w:rFonts w:hint="eastAsia" w:ascii="宋体" w:hAnsi="宋体" w:eastAsia="宋体" w:cs="宋体"/>
+              <w:rFonts w:ascii="宋体" w:eastAsia="宋体" w:hAnsi="宋体" w:cs="宋体" w:hint="eastAsia"/>
               <w:szCs w:val="24"/>
             </w:rPr>
             <w:fldChar w:fldCharType="begin"/>
           </w:r>
           <w:r>
             <w:rPr>
-              <w:rFonts w:hint="eastAsia" w:ascii="宋体" w:hAnsi="宋体" w:eastAsia="宋体" w:cs="宋体"/>
+              <w:rFonts w:ascii="宋体" w:eastAsia="宋体" w:hAnsi="宋体" w:cs="宋体" w:hint="eastAsia"/>
               <w:szCs w:val="24"/>
             </w:rPr>
             <w:instrText xml:space="preserve"> HYPERLINK \l _Toc3300 </w:instrText>
           </w:r>
           <w:r>
             <w:rPr>
-              <w:rFonts w:hint="eastAsia" w:ascii="宋体" w:hAnsi="宋体" w:eastAsia="宋体" w:cs="宋体"/>
+              <w:rFonts w:ascii="宋体" w:eastAsia="宋体" w:hAnsi="宋体" w:cs="宋体" w:hint="eastAsia"/>
               <w:szCs w:val="24"/>
             </w:rPr>
             <w:fldChar w:fldCharType="separate"/>
@@ -3444,7 +3385,7 @@
           </w:r>
           <w:r>
             <w:rPr>
-              <w:rFonts w:hint="eastAsia" w:ascii="宋体" w:hAnsi="宋体" w:eastAsia="宋体" w:cs="宋体"/>
+              <w:rFonts w:ascii="宋体" w:eastAsia="宋体" w:hAnsi="宋体" w:cs="宋体" w:hint="eastAsia"/>
               <w:szCs w:val="24"/>
             </w:rPr>
             <w:fldChar w:fldCharType="end"/>
@@ -3452,28 +3393,28 @@
         </w:p>
         <w:p>
           <w:pPr>
-            <w:pStyle w:val="16"/>
+            <w:pStyle w:val="TOC1"/>
             <w:tabs>
               <w:tab w:val="right" w:leader="dot" w:pos="8306"/>
             </w:tabs>
           </w:pPr>
           <w:r>
             <w:rPr>
-              <w:rFonts w:hint="eastAsia" w:ascii="宋体" w:hAnsi="宋体" w:eastAsia="宋体" w:cs="宋体"/>
+              <w:rFonts w:ascii="宋体" w:eastAsia="宋体" w:hAnsi="宋体" w:cs="宋体" w:hint="eastAsia"/>
               <w:szCs w:val="24"/>
             </w:rPr>
             <w:fldChar w:fldCharType="begin"/>
           </w:r>
           <w:r>
             <w:rPr>
-              <w:rFonts w:hint="eastAsia" w:ascii="宋体" w:hAnsi="宋体" w:eastAsia="宋体" w:cs="宋体"/>
+              <w:rFonts w:ascii="宋体" w:eastAsia="宋体" w:hAnsi="宋体" w:cs="宋体" w:hint="eastAsia"/>
               <w:szCs w:val="24"/>
             </w:rPr>
             <w:instrText xml:space="preserve"> HYPERLINK \l _Toc29662 </w:instrText>
           </w:r>
           <w:r>
             <w:rPr>
-              <w:rFonts w:hint="eastAsia" w:ascii="宋体" w:hAnsi="宋体" w:eastAsia="宋体" w:cs="宋体"/>
+              <w:rFonts w:ascii="宋体" w:eastAsia="宋体" w:hAnsi="宋体" w:cs="宋体" w:hint="eastAsia"/>
               <w:szCs w:val="24"/>
             </w:rPr>
             <w:fldChar w:fldCharType="separate"/>
@@ -3505,7 +3446,7 @@
           </w:r>
           <w:r>
             <w:rPr>
-              <w:rFonts w:hint="eastAsia" w:ascii="宋体" w:hAnsi="宋体" w:eastAsia="宋体" w:cs="宋体"/>
+              <w:rFonts w:ascii="宋体" w:eastAsia="宋体" w:hAnsi="宋体" w:cs="宋体" w:hint="eastAsia"/>
               <w:szCs w:val="24"/>
             </w:rPr>
             <w:fldChar w:fldCharType="end"/>
@@ -3513,28 +3454,28 @@
         </w:p>
         <w:p>
           <w:pPr>
-            <w:pStyle w:val="17"/>
+            <w:pStyle w:val="TOC2"/>
             <w:tabs>
               <w:tab w:val="right" w:leader="dot" w:pos="8306"/>
             </w:tabs>
           </w:pPr>
           <w:r>
             <w:rPr>
-              <w:rFonts w:hint="eastAsia" w:ascii="宋体" w:hAnsi="宋体" w:eastAsia="宋体" w:cs="宋体"/>
+              <w:rFonts w:ascii="宋体" w:eastAsia="宋体" w:hAnsi="宋体" w:cs="宋体" w:hint="eastAsia"/>
               <w:szCs w:val="24"/>
             </w:rPr>
             <w:fldChar w:fldCharType="begin"/>
           </w:r>
           <w:r>
             <w:rPr>
-              <w:rFonts w:hint="eastAsia" w:ascii="宋体" w:hAnsi="宋体" w:eastAsia="宋体" w:cs="宋体"/>
+              <w:rFonts w:ascii="宋体" w:eastAsia="宋体" w:hAnsi="宋体" w:cs="宋体" w:hint="eastAsia"/>
               <w:szCs w:val="24"/>
             </w:rPr>
             <w:instrText xml:space="preserve"> HYPERLINK \l _Toc9037 </w:instrText>
           </w:r>
           <w:r>
             <w:rPr>
-              <w:rFonts w:hint="eastAsia" w:ascii="宋体" w:hAnsi="宋体" w:eastAsia="宋体" w:cs="宋体"/>
+              <w:rFonts w:ascii="宋体" w:eastAsia="宋体" w:hAnsi="宋体" w:cs="宋体" w:hint="eastAsia"/>
               <w:szCs w:val="24"/>
             </w:rPr>
             <w:fldChar w:fldCharType="separate"/>
@@ -3566,7 +3507,7 @@
           </w:r>
           <w:r>
             <w:rPr>
-              <w:rFonts w:hint="eastAsia" w:ascii="宋体" w:hAnsi="宋体" w:eastAsia="宋体" w:cs="宋体"/>
+              <w:rFonts w:ascii="宋体" w:eastAsia="宋体" w:hAnsi="宋体" w:cs="宋体" w:hint="eastAsia"/>
               <w:szCs w:val="24"/>
             </w:rPr>
             <w:fldChar w:fldCharType="end"/>
@@ -3574,28 +3515,28 @@
         </w:p>
         <w:p>
           <w:pPr>
-            <w:pStyle w:val="17"/>
+            <w:pStyle w:val="TOC2"/>
             <w:tabs>
               <w:tab w:val="right" w:leader="dot" w:pos="8306"/>
             </w:tabs>
           </w:pPr>
           <w:r>
             <w:rPr>
-              <w:rFonts w:hint="eastAsia" w:ascii="宋体" w:hAnsi="宋体" w:eastAsia="宋体" w:cs="宋体"/>
+              <w:rFonts w:ascii="宋体" w:eastAsia="宋体" w:hAnsi="宋体" w:cs="宋体" w:hint="eastAsia"/>
               <w:szCs w:val="24"/>
             </w:rPr>
             <w:fldChar w:fldCharType="begin"/>
           </w:r>
           <w:r>
             <w:rPr>
-              <w:rFonts w:hint="eastAsia" w:ascii="宋体" w:hAnsi="宋体" w:eastAsia="宋体" w:cs="宋体"/>
+              <w:rFonts w:ascii="宋体" w:eastAsia="宋体" w:hAnsi="宋体" w:cs="宋体" w:hint="eastAsia"/>
               <w:szCs w:val="24"/>
             </w:rPr>
             <w:instrText xml:space="preserve"> HYPERLINK \l _Toc5144 </w:instrText>
           </w:r>
           <w:r>
             <w:rPr>
-              <w:rFonts w:hint="eastAsia" w:ascii="宋体" w:hAnsi="宋体" w:eastAsia="宋体" w:cs="宋体"/>
+              <w:rFonts w:ascii="宋体" w:eastAsia="宋体" w:hAnsi="宋体" w:cs="宋体" w:hint="eastAsia"/>
               <w:szCs w:val="24"/>
             </w:rPr>
             <w:fldChar w:fldCharType="separate"/>
@@ -3627,7 +3568,7 @@
           </w:r>
           <w:r>
             <w:rPr>
-              <w:rFonts w:hint="eastAsia" w:ascii="宋体" w:hAnsi="宋体" w:eastAsia="宋体" w:cs="宋体"/>
+              <w:rFonts w:ascii="宋体" w:eastAsia="宋体" w:hAnsi="宋体" w:cs="宋体" w:hint="eastAsia"/>
               <w:szCs w:val="24"/>
             </w:rPr>
             <w:fldChar w:fldCharType="end"/>
@@ -3635,28 +3576,28 @@
         </w:p>
         <w:p>
           <w:pPr>
-            <w:pStyle w:val="16"/>
+            <w:pStyle w:val="TOC1"/>
             <w:tabs>
               <w:tab w:val="right" w:leader="dot" w:pos="8306"/>
             </w:tabs>
           </w:pPr>
           <w:r>
             <w:rPr>
-              <w:rFonts w:hint="eastAsia" w:ascii="宋体" w:hAnsi="宋体" w:eastAsia="宋体" w:cs="宋体"/>
+              <w:rFonts w:ascii="宋体" w:eastAsia="宋体" w:hAnsi="宋体" w:cs="宋体" w:hint="eastAsia"/>
               <w:szCs w:val="24"/>
             </w:rPr>
             <w:fldChar w:fldCharType="begin"/>
           </w:r>
           <w:r>
             <w:rPr>
-              <w:rFonts w:hint="eastAsia" w:ascii="宋体" w:hAnsi="宋体" w:eastAsia="宋体" w:cs="宋体"/>
+              <w:rFonts w:ascii="宋体" w:eastAsia="宋体" w:hAnsi="宋体" w:cs="宋体" w:hint="eastAsia"/>
               <w:szCs w:val="24"/>
             </w:rPr>
             <w:instrText xml:space="preserve"> HYPERLINK \l _Toc32737 </w:instrText>
           </w:r>
           <w:r>
             <w:rPr>
-              <w:rFonts w:hint="eastAsia" w:ascii="宋体" w:hAnsi="宋体" w:eastAsia="宋体" w:cs="宋体"/>
+              <w:rFonts w:ascii="宋体" w:eastAsia="宋体" w:hAnsi="宋体" w:cs="宋体" w:hint="eastAsia"/>
               <w:szCs w:val="24"/>
             </w:rPr>
             <w:fldChar w:fldCharType="separate"/>
@@ -3688,7 +3629,7 @@
           </w:r>
           <w:r>
             <w:rPr>
-              <w:rFonts w:hint="eastAsia" w:ascii="宋体" w:hAnsi="宋体" w:eastAsia="宋体" w:cs="宋体"/>
+              <w:rFonts w:ascii="宋体" w:eastAsia="宋体" w:hAnsi="宋体" w:cs="宋体" w:hint="eastAsia"/>
               <w:szCs w:val="24"/>
             </w:rPr>
             <w:fldChar w:fldCharType="end"/>
@@ -3696,28 +3637,28 @@
         </w:p>
         <w:p>
           <w:pPr>
-            <w:pStyle w:val="17"/>
+            <w:pStyle w:val="TOC2"/>
             <w:tabs>
               <w:tab w:val="right" w:leader="dot" w:pos="8306"/>
             </w:tabs>
           </w:pPr>
           <w:r>
             <w:rPr>
-              <w:rFonts w:hint="eastAsia" w:ascii="宋体" w:hAnsi="宋体" w:eastAsia="宋体" w:cs="宋体"/>
+              <w:rFonts w:ascii="宋体" w:eastAsia="宋体" w:hAnsi="宋体" w:cs="宋体" w:hint="eastAsia"/>
               <w:szCs w:val="24"/>
             </w:rPr>
             <w:fldChar w:fldCharType="begin"/>
           </w:r>
           <w:r>
             <w:rPr>
-              <w:rFonts w:hint="eastAsia" w:ascii="宋体" w:hAnsi="宋体" w:eastAsia="宋体" w:cs="宋体"/>
+              <w:rFonts w:ascii="宋体" w:eastAsia="宋体" w:hAnsi="宋体" w:cs="宋体" w:hint="eastAsia"/>
               <w:szCs w:val="24"/>
             </w:rPr>
             <w:instrText xml:space="preserve"> HYPERLINK \l _Toc4030 </w:instrText>
           </w:r>
           <w:r>
             <w:rPr>
-              <w:rFonts w:hint="eastAsia" w:ascii="宋体" w:hAnsi="宋体" w:eastAsia="宋体" w:cs="宋体"/>
+              <w:rFonts w:ascii="宋体" w:eastAsia="宋体" w:hAnsi="宋体" w:cs="宋体" w:hint="eastAsia"/>
               <w:szCs w:val="24"/>
             </w:rPr>
             <w:fldChar w:fldCharType="separate"/>
@@ -3749,7 +3690,7 @@
           </w:r>
           <w:r>
             <w:rPr>
-              <w:rFonts w:hint="eastAsia" w:ascii="宋体" w:hAnsi="宋体" w:eastAsia="宋体" w:cs="宋体"/>
+              <w:rFonts w:ascii="宋体" w:eastAsia="宋体" w:hAnsi="宋体" w:cs="宋体" w:hint="eastAsia"/>
               <w:szCs w:val="24"/>
             </w:rPr>
             <w:fldChar w:fldCharType="end"/>
@@ -3757,28 +3698,28 @@
         </w:p>
         <w:p>
           <w:pPr>
-            <w:pStyle w:val="17"/>
+            <w:pStyle w:val="TOC2"/>
             <w:tabs>
               <w:tab w:val="right" w:leader="dot" w:pos="8306"/>
             </w:tabs>
           </w:pPr>
           <w:r>
             <w:rPr>
-              <w:rFonts w:hint="eastAsia" w:ascii="宋体" w:hAnsi="宋体" w:eastAsia="宋体" w:cs="宋体"/>
+              <w:rFonts w:ascii="宋体" w:eastAsia="宋体" w:hAnsi="宋体" w:cs="宋体" w:hint="eastAsia"/>
               <w:szCs w:val="24"/>
             </w:rPr>
             <w:fldChar w:fldCharType="begin"/>
           </w:r>
           <w:r>
             <w:rPr>
-              <w:rFonts w:hint="eastAsia" w:ascii="宋体" w:hAnsi="宋体" w:eastAsia="宋体" w:cs="宋体"/>
+              <w:rFonts w:ascii="宋体" w:eastAsia="宋体" w:hAnsi="宋体" w:cs="宋体" w:hint="eastAsia"/>
               <w:szCs w:val="24"/>
             </w:rPr>
             <w:instrText xml:space="preserve"> HYPERLINK \l _Toc32107 </w:instrText>
           </w:r>
           <w:r>
             <w:rPr>
-              <w:rFonts w:hint="eastAsia" w:ascii="宋体" w:hAnsi="宋体" w:eastAsia="宋体" w:cs="宋体"/>
+              <w:rFonts w:ascii="宋体" w:eastAsia="宋体" w:hAnsi="宋体" w:cs="宋体" w:hint="eastAsia"/>
               <w:szCs w:val="24"/>
             </w:rPr>
             <w:fldChar w:fldCharType="separate"/>
@@ -3810,7 +3751,7 @@
           </w:r>
           <w:r>
             <w:rPr>
-              <w:rFonts w:hint="eastAsia" w:ascii="宋体" w:hAnsi="宋体" w:eastAsia="宋体" w:cs="宋体"/>
+              <w:rFonts w:ascii="宋体" w:eastAsia="宋体" w:hAnsi="宋体" w:cs="宋体" w:hint="eastAsia"/>
               <w:szCs w:val="24"/>
             </w:rPr>
             <w:fldChar w:fldCharType="end"/>
@@ -3818,28 +3759,28 @@
         </w:p>
         <w:p>
           <w:pPr>
-            <w:pStyle w:val="17"/>
+            <w:pStyle w:val="TOC2"/>
             <w:tabs>
               <w:tab w:val="right" w:leader="dot" w:pos="8306"/>
             </w:tabs>
           </w:pPr>
           <w:r>
             <w:rPr>
-              <w:rFonts w:hint="eastAsia" w:ascii="宋体" w:hAnsi="宋体" w:eastAsia="宋体" w:cs="宋体"/>
+              <w:rFonts w:ascii="宋体" w:eastAsia="宋体" w:hAnsi="宋体" w:cs="宋体" w:hint="eastAsia"/>
               <w:szCs w:val="24"/>
             </w:rPr>
             <w:fldChar w:fldCharType="begin"/>
           </w:r>
           <w:r>
             <w:rPr>
-              <w:rFonts w:hint="eastAsia" w:ascii="宋体" w:hAnsi="宋体" w:eastAsia="宋体" w:cs="宋体"/>
+              <w:rFonts w:ascii="宋体" w:eastAsia="宋体" w:hAnsi="宋体" w:cs="宋体" w:hint="eastAsia"/>
               <w:szCs w:val="24"/>
             </w:rPr>
             <w:instrText xml:space="preserve"> HYPERLINK \l _Toc22471 </w:instrText>
           </w:r>
           <w:r>
             <w:rPr>
-              <w:rFonts w:hint="eastAsia" w:ascii="宋体" w:hAnsi="宋体" w:eastAsia="宋体" w:cs="宋体"/>
+              <w:rFonts w:ascii="宋体" w:eastAsia="宋体" w:hAnsi="宋体" w:cs="宋体" w:hint="eastAsia"/>
               <w:szCs w:val="24"/>
             </w:rPr>
             <w:fldChar w:fldCharType="separate"/>
@@ -3871,7 +3812,7 @@
           </w:r>
           <w:r>
             <w:rPr>
-              <w:rFonts w:hint="eastAsia" w:ascii="宋体" w:hAnsi="宋体" w:eastAsia="宋体" w:cs="宋体"/>
+              <w:rFonts w:ascii="宋体" w:eastAsia="宋体" w:hAnsi="宋体" w:cs="宋体" w:hint="eastAsia"/>
               <w:szCs w:val="24"/>
             </w:rPr>
             <w:fldChar w:fldCharType="end"/>
@@ -3879,28 +3820,28 @@
         </w:p>
         <w:p>
           <w:pPr>
-            <w:pStyle w:val="16"/>
+            <w:pStyle w:val="TOC1"/>
             <w:tabs>
               <w:tab w:val="right" w:leader="dot" w:pos="8306"/>
             </w:tabs>
           </w:pPr>
           <w:r>
             <w:rPr>
-              <w:rFonts w:hint="eastAsia" w:ascii="宋体" w:hAnsi="宋体" w:eastAsia="宋体" w:cs="宋体"/>
+              <w:rFonts w:ascii="宋体" w:eastAsia="宋体" w:hAnsi="宋体" w:cs="宋体" w:hint="eastAsia"/>
               <w:szCs w:val="24"/>
             </w:rPr>
             <w:fldChar w:fldCharType="begin"/>
           </w:r>
           <w:r>
             <w:rPr>
-              <w:rFonts w:hint="eastAsia" w:ascii="宋体" w:hAnsi="宋体" w:eastAsia="宋体" w:cs="宋体"/>
+              <w:rFonts w:ascii="宋体" w:eastAsia="宋体" w:hAnsi="宋体" w:cs="宋体" w:hint="eastAsia"/>
               <w:szCs w:val="24"/>
             </w:rPr>
             <w:instrText xml:space="preserve"> HYPERLINK \l _Toc11520 </w:instrText>
           </w:r>
           <w:r>
             <w:rPr>
-              <w:rFonts w:hint="eastAsia" w:ascii="宋体" w:hAnsi="宋体" w:eastAsia="宋体" w:cs="宋体"/>
+              <w:rFonts w:ascii="宋体" w:eastAsia="宋体" w:hAnsi="宋体" w:cs="宋体" w:hint="eastAsia"/>
               <w:szCs w:val="24"/>
             </w:rPr>
             <w:fldChar w:fldCharType="separate"/>
@@ -3939,7 +3880,7 @@
           </w:r>
           <w:r>
             <w:rPr>
-              <w:rFonts w:hint="eastAsia" w:ascii="宋体" w:hAnsi="宋体" w:eastAsia="宋体" w:cs="宋体"/>
+              <w:rFonts w:ascii="宋体" w:eastAsia="宋体" w:hAnsi="宋体" w:cs="宋体" w:hint="eastAsia"/>
               <w:szCs w:val="24"/>
             </w:rPr>
             <w:fldChar w:fldCharType="end"/>
@@ -3947,28 +3888,28 @@
         </w:p>
         <w:p>
           <w:pPr>
-            <w:pStyle w:val="16"/>
+            <w:pStyle w:val="TOC1"/>
             <w:tabs>
               <w:tab w:val="right" w:leader="dot" w:pos="8306"/>
             </w:tabs>
           </w:pPr>
           <w:r>
             <w:rPr>
-              <w:rFonts w:hint="eastAsia" w:ascii="宋体" w:hAnsi="宋体" w:eastAsia="宋体" w:cs="宋体"/>
+              <w:rFonts w:ascii="宋体" w:eastAsia="宋体" w:hAnsi="宋体" w:cs="宋体" w:hint="eastAsia"/>
               <w:szCs w:val="24"/>
             </w:rPr>
             <w:fldChar w:fldCharType="begin"/>
           </w:r>
           <w:r>
             <w:rPr>
-              <w:rFonts w:hint="eastAsia" w:ascii="宋体" w:hAnsi="宋体" w:eastAsia="宋体" w:cs="宋体"/>
+              <w:rFonts w:ascii="宋体" w:eastAsia="宋体" w:hAnsi="宋体" w:cs="宋体" w:hint="eastAsia"/>
               <w:szCs w:val="24"/>
             </w:rPr>
             <w:instrText xml:space="preserve"> HYPERLINK \l _Toc21787 </w:instrText>
           </w:r>
           <w:r>
             <w:rPr>
-              <w:rFonts w:hint="eastAsia" w:ascii="宋体" w:hAnsi="宋体" w:eastAsia="宋体" w:cs="宋体"/>
+              <w:rFonts w:ascii="宋体" w:eastAsia="宋体" w:hAnsi="宋体" w:cs="宋体" w:hint="eastAsia"/>
               <w:szCs w:val="24"/>
             </w:rPr>
             <w:fldChar w:fldCharType="separate"/>
@@ -4000,7 +3941,7 @@
           </w:r>
           <w:r>
             <w:rPr>
-              <w:rFonts w:hint="eastAsia" w:ascii="宋体" w:hAnsi="宋体" w:eastAsia="宋体" w:cs="宋体"/>
+              <w:rFonts w:ascii="宋体" w:eastAsia="宋体" w:hAnsi="宋体" w:cs="宋体" w:hint="eastAsia"/>
               <w:szCs w:val="24"/>
             </w:rPr>
             <w:fldChar w:fldCharType="end"/>
@@ -4023,7 +3964,7 @@
             <w:snapToGrid w:val="0"/>
             <w:textAlignment w:val="baseline"/>
             <w:rPr>
-              <w:rFonts w:hint="eastAsia" w:ascii="宋体" w:hAnsi="宋体" w:eastAsia="宋体" w:cs="宋体"/>
+              <w:rFonts w:ascii="宋体" w:eastAsia="宋体" w:hAnsi="宋体" w:cs="宋体" w:hint="eastAsia"/>
               <w:snapToGrid w:val="0"/>
               <w:color w:val="000000"/>
               <w:kern w:val="0"/>
@@ -4034,7 +3975,7 @@
           </w:pPr>
           <w:r>
             <w:rPr>
-              <w:rFonts w:hint="eastAsia" w:ascii="宋体" w:hAnsi="宋体" w:eastAsia="宋体" w:cs="宋体"/>
+              <w:rFonts w:ascii="宋体" w:eastAsia="宋体" w:hAnsi="宋体" w:cs="宋体" w:hint="eastAsia"/>
               <w:szCs w:val="24"/>
             </w:rPr>
             <w:fldChar w:fldCharType="end"/>
@@ -4059,7 +4000,7 @@
         <w:snapToGrid w:val="0"/>
         <w:textAlignment w:val="baseline"/>
         <w:rPr>
-          <w:rFonts w:ascii="Arial" w:hAnsi="Arial" w:eastAsia="Arial" w:cs="Arial"/>
+          <w:rFonts w:ascii="Arial" w:eastAsia="Arial" w:hAnsi="Arial" w:cs="Arial"/>
           <w:snapToGrid w:val="0"/>
           <w:color w:val="000000"/>
           <w:kern w:val="0"/>
@@ -4070,7 +4011,7 @@
       </w:pPr>
       <w:r>
         <w:rPr>
-          <w:rFonts w:ascii="Arial" w:hAnsi="Arial" w:eastAsia="Arial" w:cs="Arial"/>
+          <w:rFonts w:ascii="Arial" w:eastAsia="Arial" w:hAnsi="Arial" w:cs="Arial"/>
           <w:snapToGrid w:val="0"/>
           <w:color w:val="000000"/>
           <w:kern w:val="0"/>
@@ -4083,14 +4024,14 @@
     </w:p>
     <w:p>
       <w:pPr>
-        <w:pStyle w:val="28"/>
-        <w:bidi w:val="0"/>
-        <w:rPr>
-          <w:rFonts w:hint="default"/>
-          <w:lang w:val="en-US" w:eastAsia="zh-CN"/>
-        </w:rPr>
-      </w:pPr>
-      <w:bookmarkStart w:id="2" w:name="_Toc11936"/>
+        <w:pStyle w:val="1"/>
+        <w:bidi w:val="0"/>
+        <w:rPr>
+          <w:rFonts w:hint="default"/>
+          <w:lang w:val="en-US" w:eastAsia="zh-CN"/>
+        </w:rPr>
+      </w:pPr>
+      <w:bookmarkStart w:id="3" w:name="_Toc11936"/>
       <w:r>
         <w:rPr>
           <w:rFonts w:hint="default"/>
@@ -4098,18 +4039,18 @@
         </w:rPr>
         <w:t>总则</w:t>
       </w:r>
-      <w:bookmarkEnd w:id="2"/>
-    </w:p>
-    <w:p>
-      <w:pPr>
-        <w:pStyle w:val="30"/>
-        <w:bidi w:val="0"/>
-        <w:rPr>
-          <w:rFonts w:hint="default"/>
-          <w:lang w:val="en-US" w:eastAsia="zh-CN"/>
-        </w:rPr>
-      </w:pPr>
-      <w:bookmarkStart w:id="3" w:name="_Toc24242"/>
+      <w:bookmarkEnd w:id="3"/>
+    </w:p>
+    <w:p>
+      <w:pPr>
+        <w:pStyle w:val="2"/>
+        <w:bidi w:val="0"/>
+        <w:rPr>
+          <w:rFonts w:hint="default"/>
+          <w:lang w:val="en-US" w:eastAsia="zh-CN"/>
+        </w:rPr>
+      </w:pPr>
+      <w:bookmarkStart w:id="4" w:name="_Toc24242"/>
       <w:r>
         <w:rPr>
           <w:rFonts w:hint="default"/>
@@ -4117,11 +4058,11 @@
         </w:rPr>
         <w:t>目的</w:t>
       </w:r>
-      <w:bookmarkEnd w:id="3"/>
-    </w:p>
-    <w:p>
-      <w:pPr>
-        <w:pStyle w:val="29"/>
+      <w:bookmarkEnd w:id="4"/>
+    </w:p>
+    <w:p>
+      <w:pPr>
+        <w:pStyle w:val="a1"/>
         <w:bidi w:val="0"/>
         <w:rPr>
           <w:rFonts w:hint="default"/>
@@ -4152,14 +4093,14 @@
     </w:p>
     <w:p>
       <w:pPr>
-        <w:pStyle w:val="30"/>
-        <w:bidi w:val="0"/>
-        <w:rPr>
-          <w:rFonts w:hint="default"/>
-          <w:lang w:val="en-US" w:eastAsia="zh-CN"/>
-        </w:rPr>
-      </w:pPr>
-      <w:bookmarkStart w:id="4" w:name="_Toc14799"/>
+        <w:pStyle w:val="2"/>
+        <w:bidi w:val="0"/>
+        <w:rPr>
+          <w:rFonts w:hint="default"/>
+          <w:lang w:val="en-US" w:eastAsia="zh-CN"/>
+        </w:rPr>
+      </w:pPr>
+      <w:bookmarkStart w:id="5" w:name="_Toc14799"/>
       <w:r>
         <w:rPr>
           <w:rFonts w:hint="default"/>
@@ -4167,11 +4108,11 @@
         </w:rPr>
         <w:t>适用范围</w:t>
       </w:r>
-      <w:bookmarkEnd w:id="4"/>
-    </w:p>
-    <w:p>
-      <w:pPr>
-        <w:pStyle w:val="29"/>
+      <w:bookmarkEnd w:id="5"/>
+    </w:p>
+    <w:p>
+      <w:pPr>
+        <w:pStyle w:val="a1"/>
         <w:bidi w:val="0"/>
         <w:rPr>
           <w:rFonts w:hint="default"/>
@@ -4202,14 +4143,14 @@
     </w:p>
     <w:p>
       <w:pPr>
-        <w:pStyle w:val="30"/>
-        <w:bidi w:val="0"/>
-        <w:rPr>
-          <w:rFonts w:hint="default"/>
-          <w:lang w:val="en-US" w:eastAsia="zh-CN"/>
-        </w:rPr>
-      </w:pPr>
-      <w:bookmarkStart w:id="5" w:name="_Toc13933"/>
+        <w:pStyle w:val="2"/>
+        <w:bidi w:val="0"/>
+        <w:rPr>
+          <w:rFonts w:hint="default"/>
+          <w:lang w:val="en-US" w:eastAsia="zh-CN"/>
+        </w:rPr>
+      </w:pPr>
+      <w:bookmarkStart w:id="6" w:name="_Toc13933"/>
       <w:r>
         <w:rPr>
           <w:rFonts w:hint="default"/>
@@ -4217,11 +4158,11 @@
         </w:rPr>
         <w:t>术语与定义</w:t>
       </w:r>
-      <w:bookmarkEnd w:id="5"/>
-    </w:p>
-    <w:p>
-      <w:pPr>
-        <w:pStyle w:val="29"/>
+      <w:bookmarkEnd w:id="6"/>
+    </w:p>
+    <w:p>
+      <w:pPr>
+        <w:pStyle w:val="a1"/>
         <w:keepNext w:val="0"/>
         <w:keepLines w:val="0"/>
         <w:pageBreakBefore w:val="0"/>
@@ -4239,7 +4180,7 @@
         <w:bidi w:val="0"/>
         <w:adjustRightInd w:val="0"/>
         <w:snapToGrid w:val="0"/>
-        <w:ind w:left="425" w:leftChars="0" w:right="0" w:rightChars="0" w:hanging="425" w:firstLineChars="0"/>
+        <w:ind w:left="425" w:right="0" w:hanging="425" w:leftChars="0" w:rightChars="0" w:firstLineChars="0"/>
         <w:jc w:val="left"/>
         <w:textAlignment w:val="baseline"/>
         <w:rPr>
@@ -4257,7 +4198,7 @@
     </w:p>
     <w:p>
       <w:pPr>
-        <w:pStyle w:val="29"/>
+        <w:pStyle w:val="a1"/>
         <w:keepNext w:val="0"/>
         <w:keepLines w:val="0"/>
         <w:pageBreakBefore w:val="0"/>
@@ -4275,7 +4216,7 @@
         <w:bidi w:val="0"/>
         <w:adjustRightInd w:val="0"/>
         <w:snapToGrid w:val="0"/>
-        <w:ind w:left="425" w:leftChars="0" w:right="0" w:rightChars="0" w:hanging="425" w:firstLineChars="0"/>
+        <w:ind w:left="425" w:right="0" w:hanging="425" w:leftChars="0" w:rightChars="0" w:firstLineChars="0"/>
         <w:jc w:val="left"/>
         <w:textAlignment w:val="baseline"/>
         <w:rPr>
@@ -4293,7 +4234,7 @@
     </w:p>
     <w:p>
       <w:pPr>
-        <w:pStyle w:val="29"/>
+        <w:pStyle w:val="a1"/>
         <w:keepNext w:val="0"/>
         <w:keepLines w:val="0"/>
         <w:pageBreakBefore w:val="0"/>
@@ -4311,7 +4252,7 @@
         <w:bidi w:val="0"/>
         <w:adjustRightInd w:val="0"/>
         <w:snapToGrid w:val="0"/>
-        <w:ind w:left="425" w:leftChars="0" w:right="0" w:rightChars="0" w:hanging="425" w:firstLineChars="0"/>
+        <w:ind w:left="425" w:right="0" w:hanging="425" w:leftChars="0" w:rightChars="0" w:firstLineChars="0"/>
         <w:jc w:val="left"/>
         <w:textAlignment w:val="baseline"/>
         <w:rPr>
@@ -4329,7 +4270,7 @@
     </w:p>
     <w:p>
       <w:pPr>
-        <w:pStyle w:val="29"/>
+        <w:pStyle w:val="a1"/>
         <w:keepNext w:val="0"/>
         <w:keepLines w:val="0"/>
         <w:pageBreakBefore w:val="0"/>
@@ -4347,7 +4288,7 @@
         <w:bidi w:val="0"/>
         <w:adjustRightInd w:val="0"/>
         <w:snapToGrid w:val="0"/>
-        <w:ind w:left="425" w:leftChars="0" w:right="0" w:rightChars="0" w:hanging="425" w:firstLineChars="0"/>
+        <w:ind w:left="425" w:right="0" w:hanging="425" w:leftChars="0" w:rightChars="0" w:firstLineChars="0"/>
         <w:jc w:val="left"/>
         <w:textAlignment w:val="baseline"/>
         <w:rPr>
@@ -4365,14 +4306,14 @@
     </w:p>
     <w:p>
       <w:pPr>
-        <w:pStyle w:val="28"/>
-        <w:bidi w:val="0"/>
-        <w:rPr>
-          <w:rFonts w:hint="default"/>
-          <w:lang w:val="en-US" w:eastAsia="zh-CN"/>
-        </w:rPr>
-      </w:pPr>
-      <w:bookmarkStart w:id="6" w:name="_Toc26337"/>
+        <w:pStyle w:val="1"/>
+        <w:bidi w:val="0"/>
+        <w:rPr>
+          <w:rFonts w:hint="default"/>
+          <w:lang w:val="en-US" w:eastAsia="zh-CN"/>
+        </w:rPr>
+      </w:pPr>
+      <w:bookmarkStart w:id="7" w:name="_Toc26337"/>
       <w:r>
         <w:rPr>
           <w:rFonts w:hint="default"/>
@@ -4380,18 +4321,18 @@
         </w:rPr>
         <w:t>职责分工</w:t>
       </w:r>
-      <w:bookmarkEnd w:id="6"/>
-    </w:p>
-    <w:p>
-      <w:pPr>
-        <w:pStyle w:val="30"/>
-        <w:bidi w:val="0"/>
-        <w:rPr>
-          <w:rFonts w:hint="default"/>
-          <w:lang w:val="en-US" w:eastAsia="zh-CN"/>
-        </w:rPr>
-      </w:pPr>
-      <w:bookmarkStart w:id="7" w:name="_Toc12813"/>
+      <w:bookmarkEnd w:id="7"/>
+    </w:p>
+    <w:p>
+      <w:pPr>
+        <w:pStyle w:val="2"/>
+        <w:bidi w:val="0"/>
+        <w:rPr>
+          <w:rFonts w:hint="default"/>
+          <w:lang w:val="en-US" w:eastAsia="zh-CN"/>
+        </w:rPr>
+      </w:pPr>
+      <w:bookmarkStart w:id="8" w:name="_Toc12813"/>
       <w:r>
         <w:rPr>
           <w:rFonts w:hint="default"/>
@@ -4399,11 +4340,11 @@
         </w:rPr>
         <w:t>运维部</w:t>
       </w:r>
-      <w:bookmarkEnd w:id="7"/>
-    </w:p>
-    <w:p>
-      <w:pPr>
-        <w:pStyle w:val="29"/>
+      <w:bookmarkEnd w:id="8"/>
+    </w:p>
+    <w:p>
+      <w:pPr>
+        <w:pStyle w:val="a1"/>
         <w:keepNext w:val="0"/>
         <w:keepLines w:val="0"/>
         <w:pageBreakBefore w:val="0"/>
@@ -4421,7 +4362,7 @@
         <w:bidi w:val="0"/>
         <w:adjustRightInd w:val="0"/>
         <w:snapToGrid w:val="0"/>
-        <w:ind w:leftChars="0" w:right="0" w:rightChars="0"/>
+        <w:ind w:right="0" w:leftChars="0" w:rightChars="0"/>
         <w:jc w:val="left"/>
         <w:textAlignment w:val="baseline"/>
         <w:rPr>
@@ -4439,7 +4380,7 @@
     </w:p>
     <w:p>
       <w:pPr>
-        <w:pStyle w:val="29"/>
+        <w:pStyle w:val="a1"/>
         <w:keepNext w:val="0"/>
         <w:keepLines w:val="0"/>
         <w:pageBreakBefore w:val="0"/>
@@ -4457,7 +4398,7 @@
         <w:bidi w:val="0"/>
         <w:adjustRightInd w:val="0"/>
         <w:snapToGrid w:val="0"/>
-        <w:ind w:leftChars="0" w:right="0" w:rightChars="0"/>
+        <w:ind w:right="0" w:leftChars="0" w:rightChars="0"/>
         <w:jc w:val="left"/>
         <w:textAlignment w:val="baseline"/>
         <w:rPr>
@@ -4475,7 +4416,7 @@
     </w:p>
     <w:p>
       <w:pPr>
-        <w:pStyle w:val="29"/>
+        <w:pStyle w:val="a1"/>
         <w:keepNext w:val="0"/>
         <w:keepLines w:val="0"/>
         <w:pageBreakBefore w:val="0"/>
@@ -4493,7 +4434,7 @@
         <w:bidi w:val="0"/>
         <w:adjustRightInd w:val="0"/>
         <w:snapToGrid w:val="0"/>
-        <w:ind w:left="425" w:leftChars="0" w:right="0" w:rightChars="0" w:hanging="425" w:firstLineChars="0"/>
+        <w:ind w:left="425" w:right="0" w:hanging="425" w:leftChars="0" w:rightChars="0" w:firstLineChars="0"/>
         <w:jc w:val="left"/>
         <w:textAlignment w:val="baseline"/>
         <w:rPr>
@@ -4511,7 +4452,7 @@
     </w:p>
     <w:p>
       <w:pPr>
-        <w:pStyle w:val="29"/>
+        <w:pStyle w:val="a1"/>
         <w:keepNext w:val="0"/>
         <w:keepLines w:val="0"/>
         <w:pageBreakBefore w:val="0"/>
@@ -4529,7 +4470,7 @@
         <w:bidi w:val="0"/>
         <w:adjustRightInd w:val="0"/>
         <w:snapToGrid w:val="0"/>
-        <w:ind w:left="425" w:leftChars="0" w:right="0" w:rightChars="0" w:hanging="425" w:firstLineChars="0"/>
+        <w:ind w:left="425" w:right="0" w:hanging="425" w:leftChars="0" w:rightChars="0" w:firstLineChars="0"/>
         <w:jc w:val="left"/>
         <w:textAlignment w:val="baseline"/>
         <w:rPr>
@@ -4547,7 +4488,7 @@
     </w:p>
     <w:p>
       <w:pPr>
-        <w:pStyle w:val="29"/>
+        <w:pStyle w:val="a1"/>
         <w:keepNext w:val="0"/>
         <w:keepLines w:val="0"/>
         <w:pageBreakBefore w:val="0"/>
@@ -4565,7 +4506,7 @@
         <w:bidi w:val="0"/>
         <w:adjustRightInd w:val="0"/>
         <w:snapToGrid w:val="0"/>
-        <w:ind w:left="425" w:leftChars="0" w:right="0" w:rightChars="0" w:hanging="425" w:firstLineChars="0"/>
+        <w:ind w:left="425" w:right="0" w:hanging="425" w:leftChars="0" w:rightChars="0" w:firstLineChars="0"/>
         <w:jc w:val="left"/>
         <w:textAlignment w:val="baseline"/>
         <w:rPr>
@@ -4583,7 +4524,7 @@
     </w:p>
     <w:p>
       <w:pPr>
-        <w:pStyle w:val="29"/>
+        <w:pStyle w:val="a1"/>
         <w:keepNext w:val="0"/>
         <w:keepLines w:val="0"/>
         <w:pageBreakBefore w:val="0"/>
@@ -4601,7 +4542,7 @@
         <w:bidi w:val="0"/>
         <w:adjustRightInd w:val="0"/>
         <w:snapToGrid w:val="0"/>
-        <w:ind w:left="425" w:leftChars="0" w:right="0" w:rightChars="0" w:hanging="425" w:firstLineChars="0"/>
+        <w:ind w:left="425" w:right="0" w:hanging="425" w:leftChars="0" w:rightChars="0" w:firstLineChars="0"/>
         <w:jc w:val="left"/>
         <w:textAlignment w:val="baseline"/>
         <w:rPr>
@@ -4619,14 +4560,14 @@
     </w:p>
     <w:p>
       <w:pPr>
-        <w:pStyle w:val="30"/>
-        <w:bidi w:val="0"/>
-        <w:rPr>
-          <w:rFonts w:hint="default"/>
-          <w:lang w:val="en-US" w:eastAsia="zh-CN"/>
-        </w:rPr>
-      </w:pPr>
-      <w:bookmarkStart w:id="8" w:name="_Toc3232"/>
+        <w:pStyle w:val="2"/>
+        <w:bidi w:val="0"/>
+        <w:rPr>
+          <w:rFonts w:hint="default"/>
+          <w:lang w:val="en-US" w:eastAsia="zh-CN"/>
+        </w:rPr>
+      </w:pPr>
+      <w:bookmarkStart w:id="9" w:name="_Toc3232"/>
       <w:r>
         <w:rPr>
           <w:rFonts w:hint="default"/>
@@ -4634,11 +4575,11 @@
         </w:rPr>
         <w:t>运维项目经理</w:t>
       </w:r>
-      <w:bookmarkEnd w:id="8"/>
-    </w:p>
-    <w:p>
-      <w:pPr>
-        <w:pStyle w:val="29"/>
+      <w:bookmarkEnd w:id="9"/>
+    </w:p>
+    <w:p>
+      <w:pPr>
+        <w:pStyle w:val="a1"/>
         <w:keepNext w:val="0"/>
         <w:keepLines w:val="0"/>
         <w:pageBreakBefore w:val="0"/>
@@ -4656,7 +4597,7 @@
         <w:bidi w:val="0"/>
         <w:adjustRightInd w:val="0"/>
         <w:snapToGrid w:val="0"/>
-        <w:ind w:leftChars="0" w:right="0" w:rightChars="0"/>
+        <w:ind w:right="0" w:leftChars="0" w:rightChars="0"/>
         <w:jc w:val="left"/>
         <w:textAlignment w:val="baseline"/>
         <w:rPr>
@@ -4674,7 +4615,7 @@
     </w:p>
     <w:p>
       <w:pPr>
-        <w:pStyle w:val="29"/>
+        <w:pStyle w:val="a1"/>
         <w:keepNext w:val="0"/>
         <w:keepLines w:val="0"/>
         <w:pageBreakBefore w:val="0"/>
@@ -4692,7 +4633,7 @@
         <w:bidi w:val="0"/>
         <w:adjustRightInd w:val="0"/>
         <w:snapToGrid w:val="0"/>
-        <w:ind w:left="425" w:leftChars="0" w:right="0" w:rightChars="0" w:hanging="425" w:firstLineChars="0"/>
+        <w:ind w:left="425" w:right="0" w:hanging="425" w:leftChars="0" w:rightChars="0" w:firstLineChars="0"/>
         <w:jc w:val="left"/>
         <w:textAlignment w:val="baseline"/>
         <w:rPr>
@@ -4710,7 +4651,7 @@
     </w:p>
     <w:p>
       <w:pPr>
-        <w:pStyle w:val="29"/>
+        <w:pStyle w:val="a1"/>
         <w:keepNext w:val="0"/>
         <w:keepLines w:val="0"/>
         <w:pageBreakBefore w:val="0"/>
@@ -4728,7 +4669,7 @@
         <w:bidi w:val="0"/>
         <w:adjustRightInd w:val="0"/>
         <w:snapToGrid w:val="0"/>
-        <w:ind w:left="425" w:leftChars="0" w:right="0" w:rightChars="0" w:hanging="425" w:firstLineChars="0"/>
+        <w:ind w:left="425" w:right="0" w:hanging="425" w:leftChars="0" w:rightChars="0" w:firstLineChars="0"/>
         <w:jc w:val="left"/>
         <w:textAlignment w:val="baseline"/>
         <w:rPr>
@@ -4746,7 +4687,7 @@
     </w:p>
     <w:p>
       <w:pPr>
-        <w:pStyle w:val="29"/>
+        <w:pStyle w:val="a1"/>
         <w:keepNext w:val="0"/>
         <w:keepLines w:val="0"/>
         <w:pageBreakBefore w:val="0"/>
@@ -4764,7 +4705,7 @@
         <w:bidi w:val="0"/>
         <w:adjustRightInd w:val="0"/>
         <w:snapToGrid w:val="0"/>
-        <w:ind w:left="425" w:leftChars="0" w:right="0" w:rightChars="0" w:hanging="425" w:firstLineChars="0"/>
+        <w:ind w:left="425" w:right="0" w:hanging="425" w:leftChars="0" w:rightChars="0" w:firstLineChars="0"/>
         <w:jc w:val="left"/>
         <w:textAlignment w:val="baseline"/>
         <w:rPr>
@@ -4782,7 +4723,7 @@
     </w:p>
     <w:p>
       <w:pPr>
-        <w:pStyle w:val="29"/>
+        <w:pStyle w:val="a1"/>
         <w:keepNext w:val="0"/>
         <w:keepLines w:val="0"/>
         <w:pageBreakBefore w:val="0"/>
@@ -4800,7 +4741,7 @@
         <w:bidi w:val="0"/>
         <w:adjustRightInd w:val="0"/>
         <w:snapToGrid w:val="0"/>
-        <w:ind w:left="425" w:leftChars="0" w:right="0" w:rightChars="0" w:hanging="425" w:firstLineChars="0"/>
+        <w:ind w:left="425" w:right="0" w:hanging="425" w:leftChars="0" w:rightChars="0" w:firstLineChars="0"/>
         <w:jc w:val="left"/>
         <w:textAlignment w:val="baseline"/>
         <w:rPr>
@@ -4818,14 +4759,14 @@
     </w:p>
     <w:p>
       <w:pPr>
-        <w:pStyle w:val="30"/>
-        <w:bidi w:val="0"/>
-        <w:rPr>
-          <w:rFonts w:hint="default"/>
-          <w:lang w:val="en-US" w:eastAsia="zh-CN"/>
-        </w:rPr>
-      </w:pPr>
-      <w:bookmarkStart w:id="9" w:name="_Toc5013"/>
+        <w:pStyle w:val="2"/>
+        <w:bidi w:val="0"/>
+        <w:rPr>
+          <w:rFonts w:hint="default"/>
+          <w:lang w:val="en-US" w:eastAsia="zh-CN"/>
+        </w:rPr>
+      </w:pPr>
+      <w:bookmarkStart w:id="10" w:name="_Toc5013"/>
       <w:r>
         <w:rPr>
           <w:rFonts w:hint="default"/>
@@ -4833,11 +4774,11 @@
         </w:rPr>
         <w:t>质量管理部</w:t>
       </w:r>
-      <w:bookmarkEnd w:id="9"/>
-    </w:p>
-    <w:p>
-      <w:pPr>
-        <w:pStyle w:val="29"/>
+      <w:bookmarkEnd w:id="10"/>
+    </w:p>
+    <w:p>
+      <w:pPr>
+        <w:pStyle w:val="a1"/>
         <w:keepNext w:val="0"/>
         <w:keepLines w:val="0"/>
         <w:pageBreakBefore w:val="0"/>
@@ -4855,7 +4796,7 @@
         <w:bidi w:val="0"/>
         <w:adjustRightInd w:val="0"/>
         <w:snapToGrid w:val="0"/>
-        <w:ind w:leftChars="0" w:right="0" w:rightChars="0"/>
+        <w:ind w:right="0" w:leftChars="0" w:rightChars="0"/>
         <w:jc w:val="left"/>
         <w:textAlignment w:val="baseline"/>
         <w:rPr>
@@ -4873,7 +4814,7 @@
     </w:p>
     <w:p>
       <w:pPr>
-        <w:pStyle w:val="29"/>
+        <w:pStyle w:val="a1"/>
         <w:keepNext w:val="0"/>
         <w:keepLines w:val="0"/>
         <w:pageBreakBefore w:val="0"/>
@@ -4891,7 +4832,7 @@
         <w:bidi w:val="0"/>
         <w:adjustRightInd w:val="0"/>
         <w:snapToGrid w:val="0"/>
-        <w:ind w:leftChars="0" w:right="0" w:rightChars="0"/>
+        <w:ind w:right="0" w:leftChars="0" w:rightChars="0"/>
         <w:jc w:val="left"/>
         <w:textAlignment w:val="baseline"/>
         <w:rPr>
@@ -4909,7 +4850,7 @@
     </w:p>
     <w:p>
       <w:pPr>
-        <w:pStyle w:val="29"/>
+        <w:pStyle w:val="a1"/>
         <w:keepNext w:val="0"/>
         <w:keepLines w:val="0"/>
         <w:pageBreakBefore w:val="0"/>
@@ -4927,7 +4868,7 @@
         <w:bidi w:val="0"/>
         <w:adjustRightInd w:val="0"/>
         <w:snapToGrid w:val="0"/>
-        <w:ind w:leftChars="0" w:right="0" w:rightChars="0"/>
+        <w:ind w:right="0" w:leftChars="0" w:rightChars="0"/>
         <w:jc w:val="left"/>
         <w:textAlignment w:val="baseline"/>
         <w:rPr>
@@ -4945,14 +4886,14 @@
     </w:p>
     <w:p>
       <w:pPr>
-        <w:pStyle w:val="30"/>
-        <w:bidi w:val="0"/>
-        <w:rPr>
-          <w:rFonts w:hint="default"/>
-          <w:lang w:val="en-US" w:eastAsia="zh-CN"/>
-        </w:rPr>
-      </w:pPr>
-      <w:bookmarkStart w:id="10" w:name="_Toc6619"/>
+        <w:pStyle w:val="2"/>
+        <w:bidi w:val="0"/>
+        <w:rPr>
+          <w:rFonts w:hint="default"/>
+          <w:lang w:val="en-US" w:eastAsia="zh-CN"/>
+        </w:rPr>
+      </w:pPr>
+      <w:bookmarkStart w:id="11" w:name="_Toc6619"/>
       <w:r>
         <w:rPr>
           <w:rFonts w:hint="default"/>
@@ -4960,11 +4901,11 @@
         </w:rPr>
         <w:t>研发部</w:t>
       </w:r>
-      <w:bookmarkEnd w:id="10"/>
-    </w:p>
-    <w:p>
-      <w:pPr>
-        <w:pStyle w:val="29"/>
+      <w:bookmarkEnd w:id="11"/>
+    </w:p>
+    <w:p>
+      <w:pPr>
+        <w:pStyle w:val="a1"/>
         <w:keepNext w:val="0"/>
         <w:keepLines w:val="0"/>
         <w:pageBreakBefore w:val="0"/>
@@ -4982,7 +4923,7 @@
         <w:bidi w:val="0"/>
         <w:adjustRightInd w:val="0"/>
         <w:snapToGrid w:val="0"/>
-        <w:ind w:leftChars="0" w:right="0" w:rightChars="0"/>
+        <w:ind w:right="0" w:leftChars="0" w:rightChars="0"/>
         <w:jc w:val="left"/>
         <w:textAlignment w:val="baseline"/>
         <w:rPr>
@@ -5000,7 +4941,7 @@
     </w:p>
     <w:p>
       <w:pPr>
-        <w:pStyle w:val="29"/>
+        <w:pStyle w:val="a1"/>
         <w:keepNext w:val="0"/>
         <w:keepLines w:val="0"/>
         <w:pageBreakBefore w:val="0"/>
@@ -5018,7 +4959,7 @@
         <w:bidi w:val="0"/>
         <w:adjustRightInd w:val="0"/>
         <w:snapToGrid w:val="0"/>
-        <w:ind w:leftChars="0" w:right="0" w:rightChars="0"/>
+        <w:ind w:right="0" w:leftChars="0" w:rightChars="0"/>
         <w:jc w:val="left"/>
         <w:textAlignment w:val="baseline"/>
         <w:rPr>
@@ -5036,14 +4977,14 @@
     </w:p>
     <w:p>
       <w:pPr>
-        <w:pStyle w:val="28"/>
-        <w:bidi w:val="0"/>
-        <w:rPr>
-          <w:rFonts w:hint="default"/>
-          <w:lang w:val="en-US" w:eastAsia="zh-CN"/>
-        </w:rPr>
-      </w:pPr>
-      <w:bookmarkStart w:id="11" w:name="_Toc22537"/>
+        <w:pStyle w:val="1"/>
+        <w:bidi w:val="0"/>
+        <w:rPr>
+          <w:rFonts w:hint="default"/>
+          <w:lang w:val="en-US" w:eastAsia="zh-CN"/>
+        </w:rPr>
+      </w:pPr>
+      <w:bookmarkStart w:id="12" w:name="_Toc22537"/>
       <w:r>
         <w:rPr>
           <w:rFonts w:hint="default"/>
@@ -5051,18 +4992,18 @@
         </w:rPr>
         <w:t>管理流程概述</w:t>
       </w:r>
-      <w:bookmarkEnd w:id="11"/>
-    </w:p>
-    <w:p>
-      <w:pPr>
-        <w:pStyle w:val="30"/>
-        <w:bidi w:val="0"/>
-        <w:rPr>
-          <w:rFonts w:hint="default"/>
-          <w:lang w:val="en-US" w:eastAsia="zh-CN"/>
-        </w:rPr>
-      </w:pPr>
-      <w:bookmarkStart w:id="12" w:name="_Toc819"/>
+      <w:bookmarkEnd w:id="12"/>
+    </w:p>
+    <w:p>
+      <w:pPr>
+        <w:pStyle w:val="2"/>
+        <w:bidi w:val="0"/>
+        <w:rPr>
+          <w:rFonts w:hint="default"/>
+          <w:lang w:val="en-US" w:eastAsia="zh-CN"/>
+        </w:rPr>
+      </w:pPr>
+      <w:bookmarkStart w:id="13" w:name="_Toc819"/>
       <w:r>
         <w:rPr>
           <w:rFonts w:hint="default"/>
@@ -5070,11 +5011,11 @@
         </w:rPr>
         <w:t>流程原则</w:t>
       </w:r>
-      <w:bookmarkEnd w:id="12"/>
-    </w:p>
-    <w:p>
-      <w:pPr>
-        <w:pStyle w:val="29"/>
+      <w:bookmarkEnd w:id="13"/>
+    </w:p>
+    <w:p>
+      <w:pPr>
+        <w:pStyle w:val="a1"/>
         <w:keepNext w:val="0"/>
         <w:keepLines w:val="0"/>
         <w:pageBreakBefore w:val="0"/>
@@ -5092,7 +5033,7 @@
         <w:bidi w:val="0"/>
         <w:adjustRightInd w:val="0"/>
         <w:snapToGrid w:val="0"/>
-        <w:ind w:leftChars="0" w:right="0" w:rightChars="0"/>
+        <w:ind w:right="0" w:leftChars="0" w:rightChars="0"/>
         <w:jc w:val="left"/>
         <w:textAlignment w:val="baseline"/>
         <w:rPr>
@@ -5110,14 +5051,14 @@
     </w:p>
     <w:p>
       <w:pPr>
-        <w:pStyle w:val="30"/>
-        <w:bidi w:val="0"/>
-        <w:rPr>
-          <w:rFonts w:hint="default"/>
-          <w:lang w:val="en-US" w:eastAsia="zh-CN"/>
-        </w:rPr>
-      </w:pPr>
-      <w:bookmarkStart w:id="13" w:name="_Toc1669"/>
+        <w:pStyle w:val="2"/>
+        <w:bidi w:val="0"/>
+        <w:rPr>
+          <w:rFonts w:hint="default"/>
+          <w:lang w:val="en-US" w:eastAsia="zh-CN"/>
+        </w:rPr>
+      </w:pPr>
+      <w:bookmarkStart w:id="14" w:name="_Toc1669"/>
       <w:r>
         <w:rPr>
           <w:rFonts w:hint="default"/>
@@ -5125,11 +5066,11 @@
         </w:rPr>
         <w:t>流程输入与输出</w:t>
       </w:r>
-      <w:bookmarkEnd w:id="13"/>
-    </w:p>
-    <w:p>
-      <w:pPr>
-        <w:pStyle w:val="29"/>
+      <w:bookmarkEnd w:id="14"/>
+    </w:p>
+    <w:p>
+      <w:pPr>
+        <w:pStyle w:val="a1"/>
         <w:keepNext w:val="0"/>
         <w:keepLines w:val="0"/>
         <w:pageBreakBefore w:val="0"/>
@@ -5147,7 +5088,7 @@
         <w:bidi w:val="0"/>
         <w:adjustRightInd w:val="0"/>
         <w:snapToGrid w:val="0"/>
-        <w:ind w:leftChars="0" w:right="0" w:rightChars="0"/>
+        <w:ind w:right="0" w:leftChars="0" w:rightChars="0"/>
         <w:jc w:val="left"/>
         <w:textAlignment w:val="baseline"/>
         <w:rPr>
@@ -5165,7 +5106,7 @@
     </w:p>
     <w:p>
       <w:pPr>
-        <w:pStyle w:val="29"/>
+        <w:pStyle w:val="a1"/>
         <w:keepNext w:val="0"/>
         <w:keepLines w:val="0"/>
         <w:pageBreakBefore w:val="0"/>
@@ -5183,7 +5124,7 @@
         <w:bidi w:val="0"/>
         <w:adjustRightInd w:val="0"/>
         <w:snapToGrid w:val="0"/>
-        <w:ind w:leftChars="0" w:right="0" w:rightChars="0"/>
+        <w:ind w:right="0" w:leftChars="0" w:rightChars="0"/>
         <w:jc w:val="left"/>
         <w:textAlignment w:val="baseline"/>
         <w:rPr>
@@ -5201,14 +5142,14 @@
     </w:p>
     <w:p>
       <w:pPr>
-        <w:pStyle w:val="28"/>
-        <w:bidi w:val="0"/>
-        <w:rPr>
-          <w:rFonts w:hint="default"/>
-          <w:lang w:val="en-US" w:eastAsia="zh-CN"/>
-        </w:rPr>
-      </w:pPr>
-      <w:bookmarkStart w:id="14" w:name="_Toc3146"/>
+        <w:pStyle w:val="1"/>
+        <w:bidi w:val="0"/>
+        <w:rPr>
+          <w:rFonts w:hint="default"/>
+          <w:lang w:val="en-US" w:eastAsia="zh-CN"/>
+        </w:rPr>
+      </w:pPr>
+      <w:bookmarkStart w:id="15" w:name="_Toc3146"/>
       <w:r>
         <w:rPr>
           <w:rFonts w:hint="default"/>
@@ -5216,18 +5157,18 @@
         </w:rPr>
         <w:t>活动说明</w:t>
       </w:r>
-      <w:bookmarkEnd w:id="14"/>
-    </w:p>
-    <w:p>
-      <w:pPr>
-        <w:pStyle w:val="30"/>
-        <w:bidi w:val="0"/>
-        <w:rPr>
-          <w:rFonts w:hint="default"/>
-          <w:lang w:val="en-US" w:eastAsia="zh-CN"/>
-        </w:rPr>
-      </w:pPr>
-      <w:bookmarkStart w:id="15" w:name="_Toc12605"/>
+      <w:bookmarkEnd w:id="15"/>
+    </w:p>
+    <w:p>
+      <w:pPr>
+        <w:pStyle w:val="2"/>
+        <w:bidi w:val="0"/>
+        <w:rPr>
+          <w:rFonts w:hint="default"/>
+          <w:lang w:val="en-US" w:eastAsia="zh-CN"/>
+        </w:rPr>
+      </w:pPr>
+      <w:bookmarkStart w:id="16" w:name="_Toc12605"/>
       <w:r>
         <w:rPr>
           <w:rFonts w:hint="default"/>
@@ -5235,11 +5176,11 @@
         </w:rPr>
         <w:t>识别与确认客户需求</w:t>
       </w:r>
-      <w:bookmarkEnd w:id="15"/>
-    </w:p>
-    <w:p>
-      <w:pPr>
-        <w:pStyle w:val="29"/>
+      <w:bookmarkEnd w:id="16"/>
+    </w:p>
+    <w:p>
+      <w:pPr>
+        <w:pStyle w:val="a1"/>
         <w:bidi w:val="0"/>
         <w:rPr>
           <w:rFonts w:hint="default"/>
@@ -5256,7 +5197,7 @@
     </w:p>
     <w:p>
       <w:pPr>
-        <w:pStyle w:val="29"/>
+        <w:pStyle w:val="a1"/>
         <w:bidi w:val="0"/>
         <w:rPr>
           <w:rFonts w:hint="default"/>
@@ -5273,14 +5214,14 @@
     </w:p>
     <w:p>
       <w:pPr>
-        <w:pStyle w:val="30"/>
-        <w:bidi w:val="0"/>
-        <w:rPr>
-          <w:rFonts w:hint="default"/>
-          <w:lang w:val="en-US" w:eastAsia="zh-CN"/>
-        </w:rPr>
-      </w:pPr>
-      <w:bookmarkStart w:id="16" w:name="_Toc12115"/>
+        <w:pStyle w:val="2"/>
+        <w:bidi w:val="0"/>
+        <w:rPr>
+          <w:rFonts w:hint="default"/>
+          <w:lang w:val="en-US" w:eastAsia="zh-CN"/>
+        </w:rPr>
+      </w:pPr>
+      <w:bookmarkStart w:id="17" w:name="_Toc12115"/>
       <w:r>
         <w:rPr>
           <w:rFonts w:hint="default"/>
@@ -5288,11 +5229,11 @@
         </w:rPr>
         <w:t>定义与协商服务级别</w:t>
       </w:r>
-      <w:bookmarkEnd w:id="16"/>
-    </w:p>
-    <w:p>
-      <w:pPr>
-        <w:pStyle w:val="29"/>
+      <w:bookmarkEnd w:id="17"/>
+    </w:p>
+    <w:p>
+      <w:pPr>
+        <w:pStyle w:val="a1"/>
         <w:bidi w:val="0"/>
         <w:rPr>
           <w:rFonts w:hint="default"/>
@@ -5309,7 +5250,7 @@
     </w:p>
     <w:p>
       <w:pPr>
-        <w:pStyle w:val="29"/>
+        <w:pStyle w:val="a1"/>
         <w:bidi w:val="0"/>
         <w:rPr>
           <w:rFonts w:hint="default"/>
@@ -5326,7 +5267,7 @@
     </w:p>
     <w:p>
       <w:pPr>
-        <w:pStyle w:val="29"/>
+        <w:pStyle w:val="a1"/>
         <w:keepNext w:val="0"/>
         <w:keepLines w:val="0"/>
         <w:pageBreakBefore w:val="0"/>
@@ -5344,7 +5285,7 @@
         <w:bidi w:val="0"/>
         <w:adjustRightInd w:val="0"/>
         <w:snapToGrid w:val="0"/>
-        <w:ind w:leftChars="0" w:right="0" w:rightChars="0"/>
+        <w:ind w:right="0" w:leftChars="0" w:rightChars="0"/>
         <w:jc w:val="left"/>
         <w:textAlignment w:val="baseline"/>
         <w:rPr>
@@ -5362,14 +5303,14 @@
     </w:p>
     <w:p>
       <w:pPr>
-        <w:pStyle w:val="30"/>
-        <w:bidi w:val="0"/>
-        <w:rPr>
-          <w:rFonts w:hint="default"/>
-          <w:lang w:val="en-US" w:eastAsia="zh-CN"/>
-        </w:rPr>
-      </w:pPr>
-      <w:bookmarkStart w:id="17" w:name="_Toc32562"/>
+        <w:pStyle w:val="2"/>
+        <w:bidi w:val="0"/>
+        <w:rPr>
+          <w:rFonts w:hint="default"/>
+          <w:lang w:val="en-US" w:eastAsia="zh-CN"/>
+        </w:rPr>
+      </w:pPr>
+      <w:bookmarkStart w:id="18" w:name="_Toc32562"/>
       <w:r>
         <w:rPr>
           <w:rFonts w:hint="default"/>
@@ -5377,11 +5318,11 @@
         </w:rPr>
         <w:t>签订服务级别协议（SLA）</w:t>
       </w:r>
-      <w:bookmarkEnd w:id="17"/>
-    </w:p>
-    <w:p>
-      <w:pPr>
-        <w:pStyle w:val="29"/>
+      <w:bookmarkEnd w:id="18"/>
+    </w:p>
+    <w:p>
+      <w:pPr>
+        <w:pStyle w:val="a1"/>
         <w:bidi w:val="0"/>
         <w:rPr>
           <w:rFonts w:hint="default"/>
@@ -5398,7 +5339,7 @@
     </w:p>
     <w:p>
       <w:pPr>
-        <w:pStyle w:val="29"/>
+        <w:pStyle w:val="a1"/>
         <w:bidi w:val="0"/>
         <w:rPr>
           <w:rFonts w:hint="default"/>
@@ -5415,7 +5356,7 @@
     </w:p>
     <w:p>
       <w:pPr>
-        <w:pStyle w:val="29"/>
+        <w:pStyle w:val="a1"/>
         <w:bidi w:val="0"/>
         <w:rPr>
           <w:rFonts w:hint="default"/>
@@ -5432,14 +5373,14 @@
     </w:p>
     <w:p>
       <w:pPr>
-        <w:pStyle w:val="30"/>
-        <w:bidi w:val="0"/>
-        <w:rPr>
-          <w:rFonts w:hint="default"/>
-          <w:lang w:val="en-US" w:eastAsia="zh-CN"/>
-        </w:rPr>
-      </w:pPr>
-      <w:bookmarkStart w:id="18" w:name="_Toc15968"/>
+        <w:pStyle w:val="2"/>
+        <w:bidi w:val="0"/>
+        <w:rPr>
+          <w:rFonts w:hint="default"/>
+          <w:lang w:val="en-US" w:eastAsia="zh-CN"/>
+        </w:rPr>
+      </w:pPr>
+      <w:bookmarkStart w:id="19" w:name="_Toc15968"/>
       <w:r>
         <w:rPr>
           <w:rFonts w:hint="default"/>
@@ -5447,11 +5388,11 @@
         </w:rPr>
         <w:t>SLA的实施、监控与报告</w:t>
       </w:r>
-      <w:bookmarkEnd w:id="18"/>
-    </w:p>
-    <w:p>
-      <w:pPr>
-        <w:pStyle w:val="29"/>
+      <w:bookmarkEnd w:id="19"/>
+    </w:p>
+    <w:p>
+      <w:pPr>
+        <w:pStyle w:val="a1"/>
         <w:bidi w:val="0"/>
         <w:rPr>
           <w:rFonts w:hint="default"/>
@@ -5468,7 +5409,7 @@
     </w:p>
     <w:p>
       <w:pPr>
-        <w:pStyle w:val="29"/>
+        <w:pStyle w:val="a1"/>
         <w:bidi w:val="0"/>
         <w:rPr>
           <w:rFonts w:hint="default"/>
@@ -5485,7 +5426,7 @@
     </w:p>
     <w:p>
       <w:pPr>
-        <w:pStyle w:val="29"/>
+        <w:pStyle w:val="a1"/>
         <w:bidi w:val="0"/>
         <w:rPr>
           <w:rFonts w:hint="default"/>
@@ -5502,14 +5443,14 @@
     </w:p>
     <w:p>
       <w:pPr>
-        <w:pStyle w:val="30"/>
-        <w:bidi w:val="0"/>
-        <w:rPr>
-          <w:rFonts w:hint="default"/>
-          <w:lang w:val="en-US" w:eastAsia="zh-CN"/>
-        </w:rPr>
-      </w:pPr>
-      <w:bookmarkStart w:id="19" w:name="_Toc3300"/>
+        <w:pStyle w:val="2"/>
+        <w:bidi w:val="0"/>
+        <w:rPr>
+          <w:rFonts w:hint="default"/>
+          <w:lang w:val="en-US" w:eastAsia="zh-CN"/>
+        </w:rPr>
+      </w:pPr>
+      <w:bookmarkStart w:id="20" w:name="_Toc3300"/>
       <w:r>
         <w:rPr>
           <w:rFonts w:hint="default"/>
@@ -5517,11 +5458,11 @@
         </w:rPr>
         <w:t>服务级别的定期评审与改进</w:t>
       </w:r>
-      <w:bookmarkEnd w:id="19"/>
-    </w:p>
-    <w:p>
-      <w:pPr>
-        <w:pStyle w:val="29"/>
+      <w:bookmarkEnd w:id="20"/>
+    </w:p>
+    <w:p>
+      <w:pPr>
+        <w:pStyle w:val="a1"/>
         <w:bidi w:val="0"/>
         <w:rPr>
           <w:rFonts w:hint="default"/>
@@ -5566,7 +5507,7 @@
     </w:p>
     <w:p>
       <w:pPr>
-        <w:pStyle w:val="29"/>
+        <w:pStyle w:val="a1"/>
         <w:bidi w:val="0"/>
         <w:rPr>
           <w:rFonts w:hint="default"/>
@@ -5583,7 +5524,7 @@
     </w:p>
     <w:p>
       <w:pPr>
-        <w:pStyle w:val="29"/>
+        <w:pStyle w:val="a1"/>
         <w:bidi w:val="0"/>
         <w:rPr>
           <w:rFonts w:hint="default"/>
@@ -5600,7 +5541,7 @@
     </w:p>
     <w:p>
       <w:pPr>
-        <w:pStyle w:val="29"/>
+        <w:pStyle w:val="a1"/>
         <w:bidi w:val="0"/>
         <w:rPr>
           <w:rFonts w:hint="default"/>
@@ -5617,14 +5558,14 @@
     </w:p>
     <w:p>
       <w:pPr>
-        <w:pStyle w:val="28"/>
-        <w:bidi w:val="0"/>
-        <w:rPr>
-          <w:rFonts w:hint="default"/>
-          <w:lang w:val="en-US" w:eastAsia="zh-CN"/>
-        </w:rPr>
-      </w:pPr>
-      <w:bookmarkStart w:id="20" w:name="_Toc29662"/>
+        <w:pStyle w:val="1"/>
+        <w:bidi w:val="0"/>
+        <w:rPr>
+          <w:rFonts w:hint="default"/>
+          <w:lang w:val="en-US" w:eastAsia="zh-CN"/>
+        </w:rPr>
+      </w:pPr>
+      <w:bookmarkStart w:id="21" w:name="_Toc29662"/>
       <w:r>
         <w:rPr>
           <w:rFonts w:hint="default"/>
@@ -5632,18 +5573,18 @@
         </w:rPr>
         <w:t>关键成功因素与风险控制</w:t>
       </w:r>
-      <w:bookmarkEnd w:id="20"/>
-    </w:p>
-    <w:p>
-      <w:pPr>
-        <w:pStyle w:val="30"/>
-        <w:bidi w:val="0"/>
-        <w:rPr>
-          <w:rFonts w:hint="default"/>
-          <w:lang w:val="en-US" w:eastAsia="zh-CN"/>
-        </w:rPr>
-      </w:pPr>
-      <w:bookmarkStart w:id="21" w:name="_Toc9037"/>
+      <w:bookmarkEnd w:id="21"/>
+    </w:p>
+    <w:p>
+      <w:pPr>
+        <w:pStyle w:val="2"/>
+        <w:bidi w:val="0"/>
+        <w:rPr>
+          <w:rFonts w:hint="default"/>
+          <w:lang w:val="en-US" w:eastAsia="zh-CN"/>
+        </w:rPr>
+      </w:pPr>
+      <w:bookmarkStart w:id="22" w:name="_Toc9037"/>
       <w:r>
         <w:rPr>
           <w:rFonts w:hint="default"/>
@@ -5651,11 +5592,11 @@
         </w:rPr>
         <w:t>关键成功因素</w:t>
       </w:r>
-      <w:bookmarkEnd w:id="21"/>
-    </w:p>
-    <w:p>
-      <w:pPr>
-        <w:pStyle w:val="29"/>
+      <w:bookmarkEnd w:id="22"/>
+    </w:p>
+    <w:p>
+      <w:pPr>
+        <w:pStyle w:val="a1"/>
         <w:keepNext w:val="0"/>
         <w:keepLines w:val="0"/>
         <w:pageBreakBefore w:val="0"/>
@@ -5673,7 +5614,7 @@
         <w:bidi w:val="0"/>
         <w:adjustRightInd w:val="0"/>
         <w:snapToGrid w:val="0"/>
-        <w:ind w:leftChars="0" w:right="0" w:rightChars="0"/>
+        <w:ind w:right="0" w:leftChars="0" w:rightChars="0"/>
         <w:jc w:val="left"/>
         <w:textAlignment w:val="baseline"/>
         <w:rPr>
@@ -5691,7 +5632,7 @@
     </w:p>
     <w:p>
       <w:pPr>
-        <w:pStyle w:val="29"/>
+        <w:pStyle w:val="a1"/>
         <w:keepNext w:val="0"/>
         <w:keepLines w:val="0"/>
         <w:pageBreakBefore w:val="0"/>
@@ -5709,7 +5650,7 @@
         <w:bidi w:val="0"/>
         <w:adjustRightInd w:val="0"/>
         <w:snapToGrid w:val="0"/>
-        <w:ind w:leftChars="0" w:right="0" w:rightChars="0"/>
+        <w:ind w:right="0" w:leftChars="0" w:rightChars="0"/>
         <w:jc w:val="left"/>
         <w:textAlignment w:val="baseline"/>
         <w:rPr>
@@ -5727,7 +5668,7 @@
     </w:p>
     <w:p>
       <w:pPr>
-        <w:pStyle w:val="29"/>
+        <w:pStyle w:val="a1"/>
         <w:keepNext w:val="0"/>
         <w:keepLines w:val="0"/>
         <w:pageBreakBefore w:val="0"/>
@@ -5745,7 +5686,7 @@
         <w:bidi w:val="0"/>
         <w:adjustRightInd w:val="0"/>
         <w:snapToGrid w:val="0"/>
-        <w:ind w:leftChars="0" w:right="0" w:rightChars="0"/>
+        <w:ind w:right="0" w:leftChars="0" w:rightChars="0"/>
         <w:jc w:val="left"/>
         <w:textAlignment w:val="baseline"/>
         <w:rPr>
@@ -5763,7 +5704,7 @@
     </w:p>
     <w:p>
       <w:pPr>
-        <w:pStyle w:val="29"/>
+        <w:pStyle w:val="a1"/>
         <w:keepNext w:val="0"/>
         <w:keepLines w:val="0"/>
         <w:pageBreakBefore w:val="0"/>
@@ -5781,7 +5722,7 @@
         <w:bidi w:val="0"/>
         <w:adjustRightInd w:val="0"/>
         <w:snapToGrid w:val="0"/>
-        <w:ind w:leftChars="0" w:right="0" w:rightChars="0"/>
+        <w:ind w:right="0" w:leftChars="0" w:rightChars="0"/>
         <w:jc w:val="left"/>
         <w:textAlignment w:val="baseline"/>
         <w:rPr>
@@ -5799,7 +5740,7 @@
     </w:p>
     <w:p>
       <w:pPr>
-        <w:pStyle w:val="29"/>
+        <w:pStyle w:val="a1"/>
         <w:keepNext w:val="0"/>
         <w:keepLines w:val="0"/>
         <w:pageBreakBefore w:val="0"/>
@@ -5817,7 +5758,7 @@
         <w:bidi w:val="0"/>
         <w:adjustRightInd w:val="0"/>
         <w:snapToGrid w:val="0"/>
-        <w:ind w:leftChars="0" w:right="0" w:rightChars="0"/>
+        <w:ind w:right="0" w:leftChars="0" w:rightChars="0"/>
         <w:jc w:val="left"/>
         <w:textAlignment w:val="baseline"/>
         <w:rPr>
@@ -5835,14 +5776,14 @@
     </w:p>
     <w:p>
       <w:pPr>
-        <w:pStyle w:val="30"/>
-        <w:bidi w:val="0"/>
-        <w:rPr>
-          <w:rFonts w:hint="default"/>
-          <w:lang w:val="en-US" w:eastAsia="zh-CN"/>
-        </w:rPr>
-      </w:pPr>
-      <w:bookmarkStart w:id="22" w:name="_Toc5144"/>
+        <w:pStyle w:val="2"/>
+        <w:bidi w:val="0"/>
+        <w:rPr>
+          <w:rFonts w:hint="default"/>
+          <w:lang w:val="en-US" w:eastAsia="zh-CN"/>
+        </w:rPr>
+      </w:pPr>
+      <w:bookmarkStart w:id="23" w:name="_Toc5144"/>
       <w:r>
         <w:rPr>
           <w:rFonts w:hint="default"/>
@@ -5850,11 +5791,11 @@
         </w:rPr>
         <w:t>可能存在的风险</w:t>
       </w:r>
-      <w:bookmarkEnd w:id="22"/>
-    </w:p>
-    <w:p>
-      <w:pPr>
-        <w:pStyle w:val="29"/>
+      <w:bookmarkEnd w:id="23"/>
+    </w:p>
+    <w:p>
+      <w:pPr>
+        <w:pStyle w:val="a1"/>
         <w:keepNext w:val="0"/>
         <w:keepLines w:val="0"/>
         <w:pageBreakBefore w:val="0"/>
@@ -5872,7 +5813,7 @@
         <w:bidi w:val="0"/>
         <w:adjustRightInd w:val="0"/>
         <w:snapToGrid w:val="0"/>
-        <w:ind w:leftChars="0" w:right="0" w:rightChars="0"/>
+        <w:ind w:right="0" w:leftChars="0" w:rightChars="0"/>
         <w:jc w:val="left"/>
         <w:textAlignment w:val="baseline"/>
         <w:rPr>
@@ -5890,7 +5831,7 @@
     </w:p>
     <w:p>
       <w:pPr>
-        <w:pStyle w:val="29"/>
+        <w:pStyle w:val="a1"/>
         <w:keepNext w:val="0"/>
         <w:keepLines w:val="0"/>
         <w:pageBreakBefore w:val="0"/>
@@ -5908,7 +5849,7 @@
         <w:bidi w:val="0"/>
         <w:adjustRightInd w:val="0"/>
         <w:snapToGrid w:val="0"/>
-        <w:ind w:leftChars="0" w:right="0" w:rightChars="0"/>
+        <w:ind w:right="0" w:leftChars="0" w:rightChars="0"/>
         <w:jc w:val="left"/>
         <w:textAlignment w:val="baseline"/>
         <w:rPr>
@@ -5926,7 +5867,7 @@
     </w:p>
     <w:p>
       <w:pPr>
-        <w:pStyle w:val="29"/>
+        <w:pStyle w:val="a1"/>
         <w:keepNext w:val="0"/>
         <w:keepLines w:val="0"/>
         <w:pageBreakBefore w:val="0"/>
@@ -5944,7 +5885,7 @@
         <w:bidi w:val="0"/>
         <w:adjustRightInd w:val="0"/>
         <w:snapToGrid w:val="0"/>
-        <w:ind w:leftChars="0" w:right="0" w:rightChars="0"/>
+        <w:ind w:right="0" w:leftChars="0" w:rightChars="0"/>
         <w:jc w:val="left"/>
         <w:textAlignment w:val="baseline"/>
         <w:rPr>
@@ -5962,7 +5903,7 @@
     </w:p>
     <w:p>
       <w:pPr>
-        <w:pStyle w:val="29"/>
+        <w:pStyle w:val="a1"/>
         <w:keepNext w:val="0"/>
         <w:keepLines w:val="0"/>
         <w:pageBreakBefore w:val="0"/>
@@ -5980,7 +5921,7 @@
         <w:bidi w:val="0"/>
         <w:adjustRightInd w:val="0"/>
         <w:snapToGrid w:val="0"/>
-        <w:ind w:leftChars="0" w:right="0" w:rightChars="0"/>
+        <w:ind w:right="0" w:leftChars="0" w:rightChars="0"/>
         <w:jc w:val="left"/>
         <w:textAlignment w:val="baseline"/>
         <w:rPr>
@@ -5998,7 +5939,7 @@
     </w:p>
     <w:p>
       <w:pPr>
-        <w:pStyle w:val="29"/>
+        <w:pStyle w:val="a1"/>
         <w:keepNext w:val="0"/>
         <w:keepLines w:val="0"/>
         <w:pageBreakBefore w:val="0"/>
@@ -6016,7 +5957,7 @@
         <w:bidi w:val="0"/>
         <w:adjustRightInd w:val="0"/>
         <w:snapToGrid w:val="0"/>
-        <w:ind w:leftChars="0" w:right="0" w:rightChars="0"/>
+        <w:ind w:right="0" w:leftChars="0" w:rightChars="0"/>
         <w:jc w:val="left"/>
         <w:textAlignment w:val="baseline"/>
         <w:rPr>
@@ -6034,14 +5975,14 @@
     </w:p>
     <w:p>
       <w:pPr>
-        <w:pStyle w:val="28"/>
-        <w:bidi w:val="0"/>
-        <w:rPr>
-          <w:rFonts w:hint="default"/>
-          <w:lang w:val="en-US" w:eastAsia="zh-CN"/>
-        </w:rPr>
-      </w:pPr>
-      <w:bookmarkStart w:id="23" w:name="_Toc32737"/>
+        <w:pStyle w:val="1"/>
+        <w:bidi w:val="0"/>
+        <w:rPr>
+          <w:rFonts w:hint="default"/>
+          <w:lang w:val="en-US" w:eastAsia="zh-CN"/>
+        </w:rPr>
+      </w:pPr>
+      <w:bookmarkStart w:id="24" w:name="_Toc32737"/>
       <w:r>
         <w:rPr>
           <w:rFonts w:hint="default"/>
@@ -6049,18 +5990,18 @@
         </w:rPr>
         <w:t>与其他流程的接口关系</w:t>
       </w:r>
-      <w:bookmarkEnd w:id="23"/>
-    </w:p>
-    <w:p>
-      <w:pPr>
-        <w:pStyle w:val="30"/>
-        <w:bidi w:val="0"/>
-        <w:rPr>
-          <w:rFonts w:hint="default"/>
-          <w:lang w:val="en-US" w:eastAsia="zh-CN"/>
-        </w:rPr>
-      </w:pPr>
-      <w:bookmarkStart w:id="24" w:name="_Toc4030"/>
+      <w:bookmarkEnd w:id="24"/>
+    </w:p>
+    <w:p>
+      <w:pPr>
+        <w:pStyle w:val="2"/>
+        <w:bidi w:val="0"/>
+        <w:rPr>
+          <w:rFonts w:hint="default"/>
+          <w:lang w:val="en-US" w:eastAsia="zh-CN"/>
+        </w:rPr>
+      </w:pPr>
+      <w:bookmarkStart w:id="25" w:name="_Toc4030"/>
       <w:r>
         <w:rPr>
           <w:rFonts w:hint="default"/>
@@ -6068,11 +6009,11 @@
         </w:rPr>
         <w:t>与事件管理、问题管理流程</w:t>
       </w:r>
-      <w:bookmarkEnd w:id="24"/>
-    </w:p>
-    <w:p>
-      <w:pPr>
-        <w:pStyle w:val="29"/>
+      <w:bookmarkEnd w:id="25"/>
+    </w:p>
+    <w:p>
+      <w:pPr>
+        <w:pStyle w:val="a1"/>
         <w:bidi w:val="0"/>
         <w:rPr>
           <w:rFonts w:hint="default"/>
@@ -6089,7 +6030,7 @@
     </w:p>
     <w:p>
       <w:pPr>
-        <w:pStyle w:val="29"/>
+        <w:pStyle w:val="a1"/>
         <w:bidi w:val="0"/>
         <w:rPr>
           <w:rFonts w:hint="default"/>
@@ -6106,14 +6047,14 @@
     </w:p>
     <w:p>
       <w:pPr>
-        <w:pStyle w:val="30"/>
-        <w:bidi w:val="0"/>
-        <w:rPr>
-          <w:rFonts w:hint="default"/>
-          <w:lang w:val="en-US" w:eastAsia="zh-CN"/>
-        </w:rPr>
-      </w:pPr>
-      <w:bookmarkStart w:id="25" w:name="_Toc32107"/>
+        <w:pStyle w:val="2"/>
+        <w:bidi w:val="0"/>
+        <w:rPr>
+          <w:rFonts w:hint="default"/>
+          <w:lang w:val="en-US" w:eastAsia="zh-CN"/>
+        </w:rPr>
+      </w:pPr>
+      <w:bookmarkStart w:id="26" w:name="_Toc32107"/>
       <w:r>
         <w:rPr>
           <w:rFonts w:hint="default"/>
@@ -6121,11 +6062,11 @@
         </w:rPr>
         <w:t>与变更管理、发布管理流程</w:t>
       </w:r>
-      <w:bookmarkEnd w:id="25"/>
-    </w:p>
-    <w:p>
-      <w:pPr>
-        <w:pStyle w:val="29"/>
+      <w:bookmarkEnd w:id="26"/>
+    </w:p>
+    <w:p>
+      <w:pPr>
+        <w:pStyle w:val="a1"/>
         <w:bidi w:val="0"/>
         <w:rPr>
           <w:rFonts w:hint="default"/>
@@ -6142,7 +6083,7 @@
     </w:p>
     <w:p>
       <w:pPr>
-        <w:pStyle w:val="29"/>
+        <w:pStyle w:val="a1"/>
         <w:bidi w:val="0"/>
         <w:rPr>
           <w:rFonts w:hint="default"/>
@@ -6159,14 +6100,14 @@
     </w:p>
     <w:p>
       <w:pPr>
-        <w:pStyle w:val="30"/>
-        <w:bidi w:val="0"/>
-        <w:rPr>
-          <w:rFonts w:hint="default"/>
-          <w:lang w:val="en-US" w:eastAsia="zh-CN"/>
-        </w:rPr>
-      </w:pPr>
-      <w:bookmarkStart w:id="26" w:name="_Toc22471"/>
+        <w:pStyle w:val="2"/>
+        <w:bidi w:val="0"/>
+        <w:rPr>
+          <w:rFonts w:hint="default"/>
+          <w:lang w:val="en-US" w:eastAsia="zh-CN"/>
+        </w:rPr>
+      </w:pPr>
+      <w:bookmarkStart w:id="27" w:name="_Toc22471"/>
       <w:r>
         <w:rPr>
           <w:rFonts w:hint="default"/>
@@ -6174,11 +6115,11 @@
         </w:rPr>
         <w:t>与服务报告、知识管理流程</w:t>
       </w:r>
-      <w:bookmarkEnd w:id="26"/>
-    </w:p>
-    <w:p>
-      <w:pPr>
-        <w:pStyle w:val="29"/>
+      <w:bookmarkEnd w:id="27"/>
+    </w:p>
+    <w:p>
+      <w:pPr>
+        <w:pStyle w:val="a1"/>
         <w:bidi w:val="0"/>
         <w:rPr>
           <w:rFonts w:hint="default"/>
@@ -6195,7 +6136,7 @@
     </w:p>
     <w:p>
       <w:pPr>
-        <w:pStyle w:val="29"/>
+        <w:pStyle w:val="a1"/>
         <w:bidi w:val="0"/>
         <w:rPr>
           <w:rFonts w:hint="default"/>
@@ -6212,7 +6153,7 @@
     </w:p>
     <w:p>
       <w:pPr>
-        <w:pStyle w:val="28"/>
+        <w:pStyle w:val="1"/>
         <w:keepNext w:val="0"/>
         <w:keepLines w:val="0"/>
         <w:pageBreakBefore w:val="0"/>
@@ -6232,7 +6173,7 @@
           <w:lang w:val="en-US" w:eastAsia="zh-CN"/>
         </w:rPr>
       </w:pPr>
-      <w:bookmarkStart w:id="27" w:name="_Toc11520"/>
+      <w:bookmarkStart w:id="28" w:name="_Toc11520"/>
       <w:r>
         <w:rPr>
           <w:rFonts w:hint="eastAsia"/>
@@ -6240,23 +6181,22 @@
         </w:rPr>
         <w:t>考核指标</w:t>
       </w:r>
-      <w:bookmarkEnd w:id="27"/>
+      <w:bookmarkEnd w:id="28"/>
     </w:p>
     <w:tbl>
       <w:tblPr>
-        <w:tblStyle w:val="20"/>
+        <w:tblStyle w:val="TableNormal"/>
         <w:tblW w:w="7675" w:type="dxa"/>
         <w:tblInd w:w="96" w:type="dxa"/>
         <w:tblBorders>
-          <w:top w:val="none" w:color="auto" w:sz="0" w:space="0"/>
-          <w:left w:val="none" w:color="auto" w:sz="0" w:space="0"/>
-          <w:bottom w:val="none" w:color="auto" w:sz="0" w:space="0"/>
-          <w:right w:val="none" w:color="auto" w:sz="0" w:space="0"/>
-          <w:insideH w:val="none" w:color="auto" w:sz="0" w:space="0"/>
-          <w:insideV w:val="none" w:color="auto" w:sz="0" w:space="0"/>
+          <w:top w:val="nil"/>
+          <w:left w:val="nil"/>
+          <w:bottom w:val="nil"/>
+          <w:right w:val="nil"/>
+          <w:insideH w:val="nil"/>
+          <w:insideV w:val="nil"/>
         </w:tblBorders>
         <w:shd w:val="clear" w:color="auto" w:fill="auto"/>
-        <w:tblLayout w:type="autofit"/>
         <w:tblCellMar>
           <w:top w:w="0" w:type="dxa"/>
           <w:left w:w="108" w:type="dxa"/>
@@ -6272,13 +6212,15 @@
       </w:tblGrid>
       <w:tr>
         <w:tblPrEx>
+          <w:tblW w:w="7675" w:type="dxa"/>
+          <w:tblInd w:w="96" w:type="dxa"/>
           <w:tblBorders>
-            <w:top w:val="none" w:color="auto" w:sz="0" w:space="0"/>
-            <w:left w:val="none" w:color="auto" w:sz="0" w:space="0"/>
-            <w:bottom w:val="none" w:color="auto" w:sz="0" w:space="0"/>
-            <w:right w:val="none" w:color="auto" w:sz="0" w:space="0"/>
-            <w:insideH w:val="none" w:color="auto" w:sz="0" w:space="0"/>
-            <w:insideV w:val="none" w:color="auto" w:sz="0" w:space="0"/>
+            <w:top w:val="nil"/>
+            <w:left w:val="nil"/>
+            <w:bottom w:val="nil"/>
+            <w:right w:val="nil"/>
+            <w:insideH w:val="nil"/>
+            <w:insideV w:val="nil"/>
           </w:tblBorders>
           <w:shd w:val="clear" w:color="auto" w:fill="auto"/>
           <w:tblCellMar>
@@ -6289,16 +6231,16 @@
           </w:tblCellMar>
         </w:tblPrEx>
         <w:trPr>
-          <w:trHeight w:val="493" w:hRule="atLeast"/>
+          <w:trHeight w:val="493"/>
         </w:trPr>
         <w:tc>
           <w:tcPr>
             <w:tcW w:w="2227" w:type="dxa"/>
             <w:tcBorders>
-              <w:top w:val="single" w:color="000000" w:sz="4" w:space="0"/>
-              <w:left w:val="single" w:color="000000" w:sz="4" w:space="0"/>
-              <w:bottom w:val="single" w:color="000000" w:sz="4" w:space="0"/>
-              <w:right w:val="single" w:color="000000" w:sz="4" w:space="0"/>
+              <w:top w:val="single" w:sz="4" w:space="0" w:color="000000"/>
+              <w:left w:val="single" w:sz="4" w:space="0" w:color="000000"/>
+              <w:bottom w:val="single" w:sz="4" w:space="0" w:color="000000"/>
+              <w:right w:val="single" w:sz="4" w:space="0" w:color="000000"/>
             </w:tcBorders>
             <w:shd w:val="clear" w:color="auto" w:fill="C0C0C0"/>
             <w:vAlign w:val="center"/>
@@ -6312,7 +6254,7 @@
               <w:jc w:val="center"/>
               <w:textAlignment w:val="center"/>
               <w:rPr>
-                <w:rFonts w:hint="default" w:ascii="楷体_GB2312" w:hAnsi="宋体" w:eastAsia="楷体_GB2312" w:cs="楷体_GB2312"/>
+                <w:rFonts w:ascii="楷体_GB2312" w:eastAsia="楷体_GB2312" w:hAnsi="宋体" w:cs="楷体_GB2312" w:hint="default"/>
                 <w:b/>
                 <w:bCs/>
                 <w:i w:val="0"/>
@@ -6325,7 +6267,7 @@
             </w:pPr>
             <w:r>
               <w:rPr>
-                <w:rFonts w:hint="default" w:ascii="楷体_GB2312" w:hAnsi="宋体" w:eastAsia="楷体_GB2312" w:cs="楷体_GB2312"/>
+                <w:rFonts w:ascii="楷体_GB2312" w:eastAsia="楷体_GB2312" w:hAnsi="宋体" w:cs="楷体_GB2312" w:hint="default"/>
                 <w:b/>
                 <w:bCs/>
                 <w:i w:val="0"/>
@@ -6346,10 +6288,10 @@
           <w:tcPr>
             <w:tcW w:w="1092" w:type="dxa"/>
             <w:tcBorders>
-              <w:top w:val="single" w:color="000000" w:sz="4" w:space="0"/>
-              <w:left w:val="single" w:color="000000" w:sz="4" w:space="0"/>
-              <w:bottom w:val="single" w:color="000000" w:sz="4" w:space="0"/>
-              <w:right w:val="single" w:color="000000" w:sz="4" w:space="0"/>
+              <w:top w:val="single" w:sz="4" w:space="0" w:color="000000"/>
+              <w:left w:val="single" w:sz="4" w:space="0" w:color="000000"/>
+              <w:bottom w:val="single" w:sz="4" w:space="0" w:color="000000"/>
+              <w:right w:val="single" w:sz="4" w:space="0" w:color="000000"/>
             </w:tcBorders>
             <w:shd w:val="clear" w:color="auto" w:fill="C0C0C0"/>
             <w:vAlign w:val="center"/>
@@ -6363,7 +6305,7 @@
               <w:jc w:val="center"/>
               <w:textAlignment w:val="center"/>
               <w:rPr>
-                <w:rFonts w:hint="default" w:ascii="楷体_GB2312" w:hAnsi="宋体" w:eastAsia="楷体_GB2312" w:cs="楷体_GB2312"/>
+                <w:rFonts w:ascii="楷体_GB2312" w:eastAsia="楷体_GB2312" w:hAnsi="宋体" w:cs="楷体_GB2312" w:hint="default"/>
                 <w:b/>
                 <w:bCs/>
                 <w:i w:val="0"/>
@@ -6376,7 +6318,7 @@
             </w:pPr>
             <w:r>
               <w:rPr>
-                <w:rFonts w:hint="default" w:ascii="楷体_GB2312" w:hAnsi="宋体" w:eastAsia="楷体_GB2312" w:cs="楷体_GB2312"/>
+                <w:rFonts w:ascii="楷体_GB2312" w:eastAsia="楷体_GB2312" w:hAnsi="宋体" w:cs="楷体_GB2312" w:hint="default"/>
                 <w:b/>
                 <w:bCs/>
                 <w:i w:val="0"/>
@@ -6397,10 +6339,10 @@
           <w:tcPr>
             <w:tcW w:w="3300" w:type="dxa"/>
             <w:tcBorders>
-              <w:top w:val="single" w:color="000000" w:sz="4" w:space="0"/>
-              <w:left w:val="single" w:color="000000" w:sz="4" w:space="0"/>
-              <w:bottom w:val="single" w:color="000000" w:sz="4" w:space="0"/>
-              <w:right w:val="single" w:color="000000" w:sz="4" w:space="0"/>
+              <w:top w:val="single" w:sz="4" w:space="0" w:color="000000"/>
+              <w:left w:val="single" w:sz="4" w:space="0" w:color="000000"/>
+              <w:bottom w:val="single" w:sz="4" w:space="0" w:color="000000"/>
+              <w:right w:val="single" w:sz="4" w:space="0" w:color="000000"/>
             </w:tcBorders>
             <w:shd w:val="clear" w:color="auto" w:fill="C0C0C0"/>
             <w:vAlign w:val="center"/>
@@ -6414,7 +6356,7 @@
               <w:jc w:val="center"/>
               <w:textAlignment w:val="center"/>
               <w:rPr>
-                <w:rFonts w:hint="default" w:ascii="楷体_GB2312" w:hAnsi="宋体" w:eastAsia="楷体_GB2312" w:cs="楷体_GB2312"/>
+                <w:rFonts w:ascii="楷体_GB2312" w:eastAsia="楷体_GB2312" w:hAnsi="宋体" w:cs="楷体_GB2312" w:hint="default"/>
                 <w:b/>
                 <w:bCs/>
                 <w:i w:val="0"/>
@@ -6427,7 +6369,7 @@
             </w:pPr>
             <w:r>
               <w:rPr>
-                <w:rFonts w:hint="default" w:ascii="楷体_GB2312" w:hAnsi="宋体" w:eastAsia="楷体_GB2312" w:cs="楷体_GB2312"/>
+                <w:rFonts w:ascii="楷体_GB2312" w:eastAsia="楷体_GB2312" w:hAnsi="宋体" w:cs="楷体_GB2312" w:hint="default"/>
                 <w:b/>
                 <w:bCs/>
                 <w:i w:val="0"/>
@@ -6448,10 +6390,10 @@
           <w:tcPr>
             <w:tcW w:w="1056" w:type="dxa"/>
             <w:tcBorders>
-              <w:top w:val="single" w:color="000000" w:sz="4" w:space="0"/>
-              <w:left w:val="single" w:color="000000" w:sz="4" w:space="0"/>
-              <w:bottom w:val="single" w:color="000000" w:sz="4" w:space="0"/>
-              <w:right w:val="single" w:color="000000" w:sz="4" w:space="0"/>
+              <w:top w:val="single" w:sz="4" w:space="0" w:color="000000"/>
+              <w:left w:val="single" w:sz="4" w:space="0" w:color="000000"/>
+              <w:bottom w:val="single" w:sz="4" w:space="0" w:color="000000"/>
+              <w:right w:val="single" w:sz="4" w:space="0" w:color="000000"/>
             </w:tcBorders>
             <w:shd w:val="clear" w:color="auto" w:fill="C0C0C0"/>
             <w:vAlign w:val="center"/>
@@ -6465,7 +6407,7 @@
               <w:jc w:val="center"/>
               <w:textAlignment w:val="center"/>
               <w:rPr>
-                <w:rFonts w:hint="default" w:ascii="楷体_GB2312" w:hAnsi="宋体" w:eastAsia="楷体_GB2312" w:cs="楷体_GB2312"/>
+                <w:rFonts w:ascii="楷体_GB2312" w:eastAsia="楷体_GB2312" w:hAnsi="宋体" w:cs="楷体_GB2312" w:hint="default"/>
                 <w:b/>
                 <w:bCs/>
                 <w:i w:val="0"/>
@@ -6478,7 +6420,7 @@
             </w:pPr>
             <w:r>
               <w:rPr>
-                <w:rFonts w:hint="default" w:ascii="楷体_GB2312" w:hAnsi="宋体" w:eastAsia="楷体_GB2312" w:cs="楷体_GB2312"/>
+                <w:rFonts w:ascii="楷体_GB2312" w:eastAsia="楷体_GB2312" w:hAnsi="宋体" w:cs="楷体_GB2312" w:hint="default"/>
                 <w:b/>
                 <w:bCs/>
                 <w:i w:val="0"/>
@@ -6498,14 +6440,8 @@
       </w:tr>
       <w:tr>
         <w:tblPrEx>
-          <w:tblBorders>
-            <w:top w:val="none" w:color="auto" w:sz="0" w:space="0"/>
-            <w:left w:val="none" w:color="auto" w:sz="0" w:space="0"/>
-            <w:bottom w:val="none" w:color="auto" w:sz="0" w:space="0"/>
-            <w:right w:val="none" w:color="auto" w:sz="0" w:space="0"/>
-            <w:insideH w:val="none" w:color="auto" w:sz="0" w:space="0"/>
-            <w:insideV w:val="none" w:color="auto" w:sz="0" w:space="0"/>
-          </w:tblBorders>
+          <w:tblW w:w="7675" w:type="dxa"/>
+          <w:tblInd w:w="96" w:type="dxa"/>
           <w:shd w:val="clear" w:color="auto" w:fill="auto"/>
           <w:tblCellMar>
             <w:top w:w="0" w:type="dxa"/>
@@ -6515,16 +6451,16 @@
           </w:tblCellMar>
         </w:tblPrEx>
         <w:trPr>
-          <w:trHeight w:val="493" w:hRule="atLeast"/>
+          <w:trHeight w:val="493"/>
         </w:trPr>
         <w:tc>
           <w:tcPr>
             <w:tcW w:w="2227" w:type="dxa"/>
             <w:tcBorders>
-              <w:top w:val="single" w:color="000000" w:sz="4" w:space="0"/>
-              <w:left w:val="single" w:color="000000" w:sz="4" w:space="0"/>
-              <w:bottom w:val="single" w:color="000000" w:sz="4" w:space="0"/>
-              <w:right w:val="single" w:color="000000" w:sz="4" w:space="0"/>
+              <w:top w:val="single" w:sz="4" w:space="0" w:color="000000"/>
+              <w:left w:val="single" w:sz="4" w:space="0" w:color="000000"/>
+              <w:bottom w:val="single" w:sz="4" w:space="0" w:color="000000"/>
+              <w:right w:val="single" w:sz="4" w:space="0" w:color="000000"/>
             </w:tcBorders>
             <w:shd w:val="clear" w:color="auto" w:fill="auto"/>
             <w:vAlign w:val="center"/>
@@ -6538,7 +6474,7 @@
               <w:jc w:val="left"/>
               <w:textAlignment w:val="center"/>
               <w:rPr>
-                <w:rFonts w:hint="default" w:ascii="楷体_GB2312" w:hAnsi="宋体" w:eastAsia="楷体_GB2312" w:cs="楷体_GB2312"/>
+                <w:rFonts w:ascii="楷体_GB2312" w:eastAsia="楷体_GB2312" w:hAnsi="宋体" w:cs="楷体_GB2312" w:hint="default"/>
                 <w:b/>
                 <w:bCs/>
                 <w:i w:val="0"/>
@@ -6554,7 +6490,7 @@
             </w:pPr>
             <w:r>
               <w:rPr>
-                <w:rFonts w:hint="eastAsia" w:ascii="宋体" w:hAnsi="宋体" w:eastAsia="宋体" w:cs="宋体"/>
+                <w:rFonts w:ascii="宋体" w:eastAsia="宋体" w:hAnsi="宋体" w:cs="宋体" w:hint="eastAsia"/>
                 <w:i w:val="0"/>
                 <w:iCs w:val="0"/>
                 <w:snapToGrid w:val="0"/>
@@ -6573,10 +6509,10 @@
           <w:tcPr>
             <w:tcW w:w="1092" w:type="dxa"/>
             <w:tcBorders>
-              <w:top w:val="single" w:color="000000" w:sz="4" w:space="0"/>
-              <w:left w:val="single" w:color="000000" w:sz="4" w:space="0"/>
-              <w:bottom w:val="single" w:color="000000" w:sz="4" w:space="0"/>
-              <w:right w:val="single" w:color="000000" w:sz="4" w:space="0"/>
+              <w:top w:val="single" w:sz="4" w:space="0" w:color="000000"/>
+              <w:left w:val="single" w:sz="4" w:space="0" w:color="000000"/>
+              <w:bottom w:val="single" w:sz="4" w:space="0" w:color="000000"/>
+              <w:right w:val="single" w:sz="4" w:space="0" w:color="000000"/>
             </w:tcBorders>
             <w:shd w:val="clear" w:color="auto" w:fill="auto"/>
             <w:vAlign w:val="center"/>
@@ -6590,7 +6526,7 @@
               <w:jc w:val="left"/>
               <w:textAlignment w:val="center"/>
               <w:rPr>
-                <w:rFonts w:hint="default" w:ascii="楷体_GB2312" w:hAnsi="宋体" w:eastAsia="楷体_GB2312" w:cs="楷体_GB2312"/>
+                <w:rFonts w:ascii="楷体_GB2312" w:eastAsia="楷体_GB2312" w:hAnsi="宋体" w:cs="楷体_GB2312" w:hint="default"/>
                 <w:b/>
                 <w:bCs/>
                 <w:i w:val="0"/>
@@ -6606,7 +6542,7 @@
             </w:pPr>
             <w:r>
               <w:rPr>
-                <w:rFonts w:hint="eastAsia" w:ascii="宋体" w:hAnsi="宋体" w:eastAsia="宋体" w:cs="宋体"/>
+                <w:rFonts w:ascii="宋体" w:eastAsia="宋体" w:hAnsi="宋体" w:cs="宋体" w:hint="eastAsia"/>
                 <w:i w:val="0"/>
                 <w:iCs w:val="0"/>
                 <w:snapToGrid w:val="0"/>
@@ -6621,7 +6557,7 @@
             </w:r>
             <w:r>
               <w:rPr>
-                <w:rFonts w:hint="eastAsia" w:ascii="宋体" w:hAnsi="宋体" w:cs="宋体"/>
+                <w:rFonts w:ascii="宋体" w:hAnsi="宋体" w:cs="宋体" w:hint="eastAsia"/>
                 <w:i w:val="0"/>
                 <w:iCs w:val="0"/>
                 <w:snapToGrid w:val="0"/>
@@ -6636,7 +6572,7 @@
             </w:r>
             <w:r>
               <w:rPr>
-                <w:rFonts w:hint="eastAsia" w:ascii="宋体" w:hAnsi="宋体" w:eastAsia="宋体" w:cs="宋体"/>
+                <w:rFonts w:ascii="宋体" w:eastAsia="宋体" w:hAnsi="宋体" w:cs="宋体" w:hint="eastAsia"/>
                 <w:i w:val="0"/>
                 <w:iCs w:val="0"/>
                 <w:snapToGrid w:val="0"/>
@@ -6655,10 +6591,10 @@
           <w:tcPr>
             <w:tcW w:w="3300" w:type="dxa"/>
             <w:tcBorders>
-              <w:top w:val="single" w:color="000000" w:sz="4" w:space="0"/>
-              <w:left w:val="single" w:color="000000" w:sz="4" w:space="0"/>
-              <w:bottom w:val="single" w:color="000000" w:sz="4" w:space="0"/>
-              <w:right w:val="single" w:color="000000" w:sz="4" w:space="0"/>
+              <w:top w:val="single" w:sz="4" w:space="0" w:color="000000"/>
+              <w:left w:val="single" w:sz="4" w:space="0" w:color="000000"/>
+              <w:bottom w:val="single" w:sz="4" w:space="0" w:color="000000"/>
+              <w:right w:val="single" w:sz="4" w:space="0" w:color="000000"/>
             </w:tcBorders>
             <w:shd w:val="clear" w:color="auto" w:fill="auto"/>
             <w:vAlign w:val="center"/>
@@ -6672,7 +6608,7 @@
               <w:jc w:val="left"/>
               <w:textAlignment w:val="center"/>
               <w:rPr>
-                <w:rFonts w:hint="default" w:ascii="楷体_GB2312" w:hAnsi="宋体" w:eastAsia="楷体_GB2312" w:cs="楷体_GB2312"/>
+                <w:rFonts w:ascii="楷体_GB2312" w:eastAsia="楷体_GB2312" w:hAnsi="宋体" w:cs="楷体_GB2312" w:hint="default"/>
                 <w:b/>
                 <w:bCs/>
                 <w:i w:val="0"/>
@@ -6688,7 +6624,7 @@
             </w:pPr>
             <w:r>
               <w:rPr>
-                <w:rFonts w:hint="eastAsia" w:ascii="宋体" w:hAnsi="宋体" w:eastAsia="宋体" w:cs="宋体"/>
+                <w:rFonts w:ascii="宋体" w:eastAsia="宋体" w:hAnsi="宋体" w:cs="宋体" w:hint="eastAsia"/>
                 <w:i w:val="0"/>
                 <w:iCs w:val="0"/>
                 <w:snapToGrid w:val="0"/>
@@ -6707,10 +6643,10 @@
           <w:tcPr>
             <w:tcW w:w="1056" w:type="dxa"/>
             <w:tcBorders>
-              <w:top w:val="single" w:color="000000" w:sz="4" w:space="0"/>
-              <w:left w:val="single" w:color="000000" w:sz="4" w:space="0"/>
-              <w:bottom w:val="single" w:color="000000" w:sz="4" w:space="0"/>
-              <w:right w:val="single" w:color="000000" w:sz="4" w:space="0"/>
+              <w:top w:val="single" w:sz="4" w:space="0" w:color="000000"/>
+              <w:left w:val="single" w:sz="4" w:space="0" w:color="000000"/>
+              <w:bottom w:val="single" w:sz="4" w:space="0" w:color="000000"/>
+              <w:right w:val="single" w:sz="4" w:space="0" w:color="000000"/>
             </w:tcBorders>
             <w:shd w:val="clear" w:color="auto" w:fill="auto"/>
             <w:vAlign w:val="center"/>
@@ -6724,7 +6660,7 @@
               <w:jc w:val="left"/>
               <w:textAlignment w:val="center"/>
               <w:rPr>
-                <w:rFonts w:hint="default" w:ascii="楷体_GB2312" w:hAnsi="宋体" w:eastAsia="楷体_GB2312" w:cs="楷体_GB2312"/>
+                <w:rFonts w:ascii="楷体_GB2312" w:eastAsia="楷体_GB2312" w:hAnsi="宋体" w:cs="楷体_GB2312" w:hint="default"/>
                 <w:b/>
                 <w:bCs/>
                 <w:i w:val="0"/>
@@ -6740,7 +6676,7 @@
             </w:pPr>
             <w:r>
               <w:rPr>
-                <w:rFonts w:hint="eastAsia" w:ascii="宋体" w:hAnsi="宋体" w:eastAsia="宋体" w:cs="宋体"/>
+                <w:rFonts w:ascii="宋体" w:eastAsia="宋体" w:hAnsi="宋体" w:cs="宋体" w:hint="eastAsia"/>
                 <w:i w:val="0"/>
                 <w:iCs w:val="0"/>
                 <w:snapToGrid w:val="0"/>
@@ -6759,14 +6695,14 @@
     </w:tbl>
     <w:p>
       <w:pPr>
-        <w:pStyle w:val="28"/>
-        <w:bidi w:val="0"/>
-        <w:rPr>
-          <w:rFonts w:hint="default"/>
-          <w:lang w:val="en-US" w:eastAsia="zh-CN"/>
-        </w:rPr>
-      </w:pPr>
-      <w:bookmarkStart w:id="28" w:name="_Toc21787"/>
+        <w:pStyle w:val="1"/>
+        <w:bidi w:val="0"/>
+        <w:rPr>
+          <w:rFonts w:hint="default"/>
+          <w:lang w:val="en-US" w:eastAsia="zh-CN"/>
+        </w:rPr>
+      </w:pPr>
+      <w:bookmarkStart w:id="29" w:name="_Toc21787"/>
       <w:r>
         <w:rPr>
           <w:rFonts w:hint="default"/>
@@ -6774,11 +6710,11 @@
         </w:rPr>
         <w:t>附则</w:t>
       </w:r>
-      <w:bookmarkEnd w:id="28"/>
-    </w:p>
-    <w:p>
-      <w:pPr>
-        <w:pStyle w:val="29"/>
+      <w:bookmarkEnd w:id="29"/>
+    </w:p>
+    <w:p>
+      <w:pPr>
+        <w:pStyle w:val="a1"/>
         <w:keepNext w:val="0"/>
         <w:keepLines w:val="0"/>
         <w:pageBreakBefore w:val="0"/>
@@ -6796,7 +6732,7 @@
         <w:bidi w:val="0"/>
         <w:adjustRightInd w:val="0"/>
         <w:snapToGrid w:val="0"/>
-        <w:ind w:leftChars="0" w:right="0" w:rightChars="0"/>
+        <w:ind w:right="0" w:leftChars="0" w:rightChars="0"/>
         <w:jc w:val="left"/>
         <w:textAlignment w:val="baseline"/>
         <w:rPr>
@@ -6814,7 +6750,7 @@
     </w:p>
     <w:p>
       <w:pPr>
-        <w:pStyle w:val="29"/>
+        <w:pStyle w:val="a1"/>
         <w:keepNext w:val="0"/>
         <w:keepLines w:val="0"/>
         <w:pageBreakBefore w:val="0"/>
@@ -6832,7 +6768,7 @@
         <w:bidi w:val="0"/>
         <w:adjustRightInd w:val="0"/>
         <w:snapToGrid w:val="0"/>
-        <w:ind w:leftChars="0" w:right="0" w:rightChars="0"/>
+        <w:ind w:right="0" w:leftChars="0" w:rightChars="0"/>
         <w:jc w:val="left"/>
         <w:textAlignment w:val="baseline"/>
         <w:rPr>
@@ -6850,7 +6786,7 @@
     </w:p>
     <w:p>
       <w:pPr>
-        <w:pStyle w:val="29"/>
+        <w:pStyle w:val="a1"/>
         <w:keepNext w:val="0"/>
         <w:keepLines w:val="0"/>
         <w:pageBreakBefore w:val="0"/>
@@ -6868,7 +6804,7 @@
         <w:bidi w:val="0"/>
         <w:adjustRightInd w:val="0"/>
         <w:snapToGrid w:val="0"/>
-        <w:ind w:leftChars="0" w:right="0" w:rightChars="0"/>
+        <w:ind w:right="0" w:leftChars="0" w:rightChars="0"/>
         <w:jc w:val="left"/>
         <w:textAlignment w:val="baseline"/>
         <w:rPr>
@@ -6885,73 +6821,23 @@
       </w:r>
     </w:p>
     <w:sectPr>
-      <w:headerReference r:id="rId5" w:type="default"/>
+      <w:headerReference w:type="default" r:id="rId7"/>
       <w:pgSz w:w="11906" w:h="16838"/>
       <w:pgMar w:top="1417" w:right="1800" w:bottom="1440" w:left="1800" w:header="1140" w:footer="992" w:gutter="0"/>
-      <w:cols w:space="425" w:num="1"/>
+      <w:cols w:num="1" w:space="425"/>
       <w:docGrid w:type="lines" w:linePitch="312" w:charSpace="0"/>
     </w:sectPr>
   </w:body>
 </w:document>
 </file>
 
-<file path=word/endnotes.xml><?xml version="1.0" encoding="utf-8"?>
-<w:endnotes xmlns:wpc="http://schemas.microsoft.com/office/word/2010/wordprocessingCanvas" xmlns:mc="http://schemas.openxmlformats.org/markup-compatibility/2006" xmlns:o="urn:schemas-microsoft-com:office:office" xmlns:r="http://schemas.openxmlformats.org/officeDocument/2006/relationships" xmlns:m="http://schemas.openxmlformats.org/officeDocument/2006/math" xmlns:v="urn:schemas-microsoft-com:vml" xmlns:wp14="http://schemas.microsoft.com/office/word/2010/wordprocessingDrawing" xmlns:wp="http://schemas.openxmlformats.org/drawingml/2006/wordprocessingDrawing" xmlns:w="http://schemas.openxmlformats.org/wordprocessingml/2006/main" xmlns:w14="http://schemas.microsoft.com/office/word/2010/wordml" xmlns:w15="http://schemas.microsoft.com/office/word/2012/wordml" xmlns:w10="urn:schemas-microsoft-com:office:word" xmlns:wpg="http://schemas.microsoft.com/office/word/2010/wordprocessingGroup" xmlns:wpi="http://schemas.microsoft.com/office/word/2010/wordprocessingInk" xmlns:wne="http://schemas.microsoft.com/office/word/2006/wordml" xmlns:wps="http://schemas.microsoft.com/office/word/2010/wordprocessingShape" xmlns:wpsCustomData="http://www.wps.cn/officeDocument/2013/wpsCustomData" mc:Ignorable="w14 w15 wp14">
-  <w:endnote w:type="separator" w:id="0">
-    <w:p>
-      <w:pPr>
-        <w:spacing w:line="240" w:lineRule="auto"/>
-      </w:pPr>
-      <w:r>
-        <w:separator/>
-      </w:r>
-    </w:p>
-  </w:endnote>
-  <w:endnote w:type="continuationSeparator" w:id="1">
-    <w:p>
-      <w:pPr>
-        <w:spacing w:line="240" w:lineRule="auto"/>
-      </w:pPr>
-      <w:r>
-        <w:continuationSeparator/>
-      </w:r>
-    </w:p>
-  </w:endnote>
-</w:endnotes>
-</file>
-
-<file path=word/footnotes.xml><?xml version="1.0" encoding="utf-8"?>
-<w:footnotes xmlns:wpc="http://schemas.microsoft.com/office/word/2010/wordprocessingCanvas" xmlns:mc="http://schemas.openxmlformats.org/markup-compatibility/2006" xmlns:o="urn:schemas-microsoft-com:office:office" xmlns:r="http://schemas.openxmlformats.org/officeDocument/2006/relationships" xmlns:m="http://schemas.openxmlformats.org/officeDocument/2006/math" xmlns:v="urn:schemas-microsoft-com:vml" xmlns:wp14="http://schemas.microsoft.com/office/word/2010/wordprocessingDrawing" xmlns:wp="http://schemas.openxmlformats.org/drawingml/2006/wordprocessingDrawing" xmlns:w="http://schemas.openxmlformats.org/wordprocessingml/2006/main" xmlns:w14="http://schemas.microsoft.com/office/word/2010/wordml" xmlns:w15="http://schemas.microsoft.com/office/word/2012/wordml" xmlns:w10="urn:schemas-microsoft-com:office:word" xmlns:wpg="http://schemas.microsoft.com/office/word/2010/wordprocessingGroup" xmlns:wpi="http://schemas.microsoft.com/office/word/2010/wordprocessingInk" xmlns:wne="http://schemas.microsoft.com/office/word/2006/wordml" xmlns:wps="http://schemas.microsoft.com/office/word/2010/wordprocessingShape" xmlns:wpsCustomData="http://www.wps.cn/officeDocument/2013/wpsCustomData" mc:Ignorable="w14 w15 wp14">
-  <w:footnote w:type="separator" w:id="0">
-    <w:p>
-      <w:pPr>
-        <w:spacing w:line="360" w:lineRule="auto"/>
-      </w:pPr>
-      <w:r>
-        <w:separator/>
-      </w:r>
-    </w:p>
-  </w:footnote>
-  <w:footnote w:type="continuationSeparator" w:id="1">
-    <w:p>
-      <w:pPr>
-        <w:spacing w:line="360" w:lineRule="auto"/>
-      </w:pPr>
-      <w:r>
-        <w:continuationSeparator/>
-      </w:r>
-    </w:p>
-  </w:footnote>
-</w:footnotes>
-</file>
-
 <file path=word/header1.xml><?xml version="1.0" encoding="utf-8"?>
-<w:hdr xmlns:wpc="http://schemas.microsoft.com/office/word/2010/wordprocessingCanvas" xmlns:mc="http://schemas.openxmlformats.org/markup-compatibility/2006" xmlns:o="urn:schemas-microsoft-com:office:office" xmlns:r="http://schemas.openxmlformats.org/officeDocument/2006/relationships" xmlns:m="http://schemas.openxmlformats.org/officeDocument/2006/math" xmlns:v="urn:schemas-microsoft-com:vml" xmlns:wp14="http://schemas.microsoft.com/office/word/2010/wordprocessingDrawing" xmlns:wp="http://schemas.openxmlformats.org/drawingml/2006/wordprocessingDrawing" xmlns:w10="urn:schemas-microsoft-com:office:word" xmlns:w="http://schemas.openxmlformats.org/wordprocessingml/2006/main" xmlns:w14="http://schemas.microsoft.com/office/word/2010/wordml" xmlns:w15="http://schemas.microsoft.com/office/word/2012/wordml" xmlns:wpg="http://schemas.microsoft.com/office/word/2010/wordprocessingGroup" xmlns:wpi="http://schemas.microsoft.com/office/word/2010/wordprocessingInk" xmlns:wne="http://schemas.microsoft.com/office/word/2006/wordml" xmlns:wps="http://schemas.microsoft.com/office/word/2010/wordprocessingShape" xmlns:wpsCustomData="http://www.wps.cn/officeDocument/2013/wpsCustomData" mc:Ignorable="w14 w15 wp14">
+<w:hdr xmlns:wpc="http://schemas.microsoft.com/office/word/2010/wordprocessingCanvas" xmlns:mc="http://schemas.openxmlformats.org/markup-compatibility/2006" xmlns:o="urn:schemas-microsoft-com:office:office" xmlns:r="http://schemas.openxmlformats.org/officeDocument/2006/relationships" xmlns:m="http://schemas.openxmlformats.org/officeDocument/2006/math" xmlns:v="urn:schemas-microsoft-com:vml" xmlns:wp14="http://schemas.microsoft.com/office/word/2010/wordprocessingDrawing" xmlns:wp="http://schemas.openxmlformats.org/drawingml/2006/wordprocessingDrawing" xmlns:w10="urn:schemas-microsoft-com:office:word" xmlns:w="http://schemas.openxmlformats.org/wordprocessingml/2006/main" xmlns:w14="http://schemas.microsoft.com/office/word/2010/wordml" xmlns:w15="http://schemas.microsoft.com/office/word/2012/wordml" xmlns:wne="http://schemas.microsoft.com/office/word/2006/wordml" xmlns:wpg="http://schemas.microsoft.com/office/word/2010/wordprocessingGroup" xmlns:wpi="http://schemas.microsoft.com/office/word/2010/wordprocessingInk" xmlns:wps="http://schemas.microsoft.com/office/word/2010/wordprocessingShape" mc:Ignorable="w14 w15 wp14">
   <w:p>
     <w:pPr>
-      <w:pStyle w:val="15"/>
+      <w:pStyle w:val="Header"/>
       <w:pBdr>
-        <w:bottom w:val="single" w:color="auto" w:sz="4" w:space="1"/>
+        <w:bottom w:val="single" w:sz="4" w:space="1" w:color="auto"/>
       </w:pBdr>
       <w:tabs>
         <w:tab w:val="left" w:pos="335"/>
@@ -6959,27 +6845,27 @@
       </w:tabs>
       <w:jc w:val="right"/>
       <w:rPr>
-        <w:rFonts w:hint="eastAsia" w:eastAsiaTheme="minorEastAsia"/>
+        <w:rFonts w:eastAsiaTheme="minorEastAsia" w:hint="eastAsia"/>
         <w:lang w:eastAsia="zh-CN"/>
       </w:rPr>
     </w:pPr>
     <w:r>
       <w:rPr>
-        <w:rFonts w:hint="eastAsia" w:eastAsiaTheme="minorEastAsia"/>
+        <w:rFonts w:eastAsiaTheme="minorEastAsia" w:hint="eastAsia"/>
         <w:lang w:val="en-US" w:eastAsia="zh-CN"/>
       </w:rPr>
       <w:tab/>
     </w:r>
     <w:r>
       <w:rPr>
-        <w:rFonts w:hint="eastAsia" w:eastAsiaTheme="minorEastAsia"/>
+        <w:rFonts w:eastAsiaTheme="minorEastAsia" w:hint="eastAsia"/>
         <w:lang w:val="en-US" w:eastAsia="zh-CN"/>
       </w:rPr>
       <w:tab/>
     </w:r>
     <w:r>
       <w:rPr>
-        <w:rFonts w:hint="eastAsia" w:eastAsiaTheme="minorEastAsia"/>
+        <w:rFonts w:eastAsiaTheme="minorEastAsia" w:hint="eastAsia"/>
         <w:lang w:val="en-US" w:eastAsia="zh-CN"/>
       </w:rPr>
       <w:t>桐乡华数广电网络有限公司</w:t>
@@ -6989,15 +6875,15 @@
 </file>
 
 <file path=word/numbering.xml><?xml version="1.0" encoding="utf-8"?>
-<w:numbering xmlns:wpc="http://schemas.microsoft.com/office/word/2010/wordprocessingCanvas" xmlns:mc="http://schemas.openxmlformats.org/markup-compatibility/2006" xmlns:o="urn:schemas-microsoft-com:office:office" xmlns:r="http://schemas.openxmlformats.org/officeDocument/2006/relationships" xmlns:m="http://schemas.openxmlformats.org/officeDocument/2006/math" xmlns:v="urn:schemas-microsoft-com:vml" xmlns:wp14="http://schemas.microsoft.com/office/word/2010/wordprocessingDrawing" xmlns:wp="http://schemas.openxmlformats.org/drawingml/2006/wordprocessingDrawing" xmlns:w10="urn:schemas-microsoft-com:office:word" xmlns:w="http://schemas.openxmlformats.org/wordprocessingml/2006/main" xmlns:w14="http://schemas.microsoft.com/office/word/2010/wordml" xmlns:wpg="http://schemas.microsoft.com/office/word/2010/wordprocessingGroup" xmlns:wpi="http://schemas.microsoft.com/office/word/2010/wordprocessingInk" xmlns:wne="http://schemas.microsoft.com/office/word/2006/wordml" xmlns:wps="http://schemas.microsoft.com/office/word/2010/wordprocessingShape" xmlns:wpsCustomData="http://www.wps.cn/officeDocument/2013/wpsCustomData" mc:Ignorable="w14 wp14">
+<w:numbering xmlns:wpc="http://schemas.microsoft.com/office/word/2010/wordprocessingCanvas" xmlns:mc="http://schemas.openxmlformats.org/markup-compatibility/2006" xmlns:o="urn:schemas-microsoft-com:office:office" xmlns:r="http://schemas.openxmlformats.org/officeDocument/2006/relationships" xmlns:m="http://schemas.openxmlformats.org/officeDocument/2006/math" xmlns:v="urn:schemas-microsoft-com:vml" xmlns:wp14="http://schemas.microsoft.com/office/word/2010/wordprocessingDrawing" xmlns:wp="http://schemas.openxmlformats.org/drawingml/2006/wordprocessingDrawing" xmlns:w10="urn:schemas-microsoft-com:office:word" xmlns:w="http://schemas.openxmlformats.org/wordprocessingml/2006/main" xmlns:w14="http://schemas.microsoft.com/office/word/2010/wordml" xmlns:w15="http://schemas.microsoft.com/office/word/2012/wordml" xmlns:wne="http://schemas.microsoft.com/office/word/2006/wordml" xmlns:wpg="http://schemas.microsoft.com/office/word/2010/wordprocessingGroup" xmlns:wpi="http://schemas.microsoft.com/office/word/2010/wordprocessingInk" xmlns:wps="http://schemas.microsoft.com/office/word/2010/wordprocessingShape" mc:Ignorable="w14 w15 wp14">
   <w:abstractNum w:abstractNumId="0">
     <w:nsid w:val="8E964DCE"/>
     <w:multiLevelType w:val="multilevel"/>
     <w:tmpl w:val="8E964DCE"/>
-    <w:lvl w:ilvl="0" w:tentative="0">
+    <w:lvl w:ilvl="0">
       <w:start w:val="1"/>
       <w:numFmt w:val="decimal"/>
-      <w:pStyle w:val="2"/>
+      <w:pStyle w:val="Heading1"/>
       <w:lvlText w:val="%1."/>
       <w:lvlJc w:val="left"/>
       <w:pPr>
@@ -7007,10 +6893,10 @@
         <w:rFonts w:hint="default"/>
       </w:rPr>
     </w:lvl>
-    <w:lvl w:ilvl="1" w:tentative="0">
+    <w:lvl w:ilvl="1">
       <w:start w:val="1"/>
       <w:numFmt w:val="decimal"/>
-      <w:pStyle w:val="3"/>
+      <w:pStyle w:val="Heading2"/>
       <w:lvlText w:val="%1.%2."/>
       <w:lvlJc w:val="left"/>
       <w:pPr>
@@ -7020,10 +6906,10 @@
         <w:rFonts w:hint="default"/>
       </w:rPr>
     </w:lvl>
-    <w:lvl w:ilvl="2" w:tentative="0">
+    <w:lvl w:ilvl="2">
       <w:start w:val="1"/>
       <w:numFmt w:val="decimal"/>
-      <w:pStyle w:val="4"/>
+      <w:pStyle w:val="Heading3"/>
       <w:lvlText w:val="%1.%2.%3."/>
       <w:lvlJc w:val="left"/>
       <w:pPr>
@@ -7033,10 +6919,10 @@
         <w:rFonts w:hint="default"/>
       </w:rPr>
     </w:lvl>
-    <w:lvl w:ilvl="3" w:tentative="0">
+    <w:lvl w:ilvl="3">
       <w:start w:val="1"/>
       <w:numFmt w:val="decimal"/>
-      <w:pStyle w:val="5"/>
+      <w:pStyle w:val="Heading4"/>
       <w:lvlText w:val="%1.%2.%3.%4."/>
       <w:lvlJc w:val="left"/>
       <w:pPr>
@@ -7046,10 +6932,10 @@
         <w:rFonts w:hint="default"/>
       </w:rPr>
     </w:lvl>
-    <w:lvl w:ilvl="4" w:tentative="0">
+    <w:lvl w:ilvl="4">
       <w:start w:val="1"/>
       <w:numFmt w:val="decimal"/>
-      <w:pStyle w:val="6"/>
+      <w:pStyle w:val="Heading5"/>
       <w:lvlText w:val="%1.%2.%3.%4.%5."/>
       <w:lvlJc w:val="left"/>
       <w:pPr>
@@ -7059,10 +6945,10 @@
         <w:rFonts w:hint="default"/>
       </w:rPr>
     </w:lvl>
-    <w:lvl w:ilvl="5" w:tentative="0">
+    <w:lvl w:ilvl="5">
       <w:start w:val="1"/>
       <w:numFmt w:val="decimal"/>
-      <w:pStyle w:val="7"/>
+      <w:pStyle w:val="Heading6"/>
       <w:lvlText w:val="%1.%2.%3.%4.%5.%6."/>
       <w:lvlJc w:val="left"/>
       <w:pPr>
@@ -7072,10 +6958,10 @@
         <w:rFonts w:hint="default"/>
       </w:rPr>
     </w:lvl>
-    <w:lvl w:ilvl="6" w:tentative="0">
+    <w:lvl w:ilvl="6">
       <w:start w:val="1"/>
       <w:numFmt w:val="decimal"/>
-      <w:pStyle w:val="8"/>
+      <w:pStyle w:val="Heading7"/>
       <w:lvlText w:val="%1.%2.%3.%4.%5.%6.%7."/>
       <w:lvlJc w:val="left"/>
       <w:pPr>
@@ -7085,10 +6971,10 @@
         <w:rFonts w:hint="default"/>
       </w:rPr>
     </w:lvl>
-    <w:lvl w:ilvl="7" w:tentative="0">
+    <w:lvl w:ilvl="7">
       <w:start w:val="1"/>
       <w:numFmt w:val="decimal"/>
-      <w:pStyle w:val="9"/>
+      <w:pStyle w:val="Heading8"/>
       <w:lvlText w:val="%1.%2.%3.%4.%5.%6.%7.%8."/>
       <w:lvlJc w:val="left"/>
       <w:pPr>
@@ -7098,10 +6984,10 @@
         <w:rFonts w:hint="default"/>
       </w:rPr>
     </w:lvl>
-    <w:lvl w:ilvl="8" w:tentative="0">
+    <w:lvl w:ilvl="8">
       <w:start w:val="1"/>
       <w:numFmt w:val="decimal"/>
-      <w:pStyle w:val="10"/>
+      <w:pStyle w:val="Heading9"/>
       <w:lvlText w:val="%1.%2.%3.%4.%5.%6.%7.%8.%9."/>
       <w:lvlJc w:val="left"/>
       <w:pPr>
@@ -7116,7 +7002,7 @@
     <w:nsid w:val="C3A7AC7B"/>
     <w:multiLevelType w:val="singleLevel"/>
     <w:tmpl w:val="C3A7AC7B"/>
-    <w:lvl w:ilvl="0" w:tentative="0">
+    <w:lvl w:ilvl="0">
       <w:start w:val="1"/>
       <w:numFmt w:val="decimal"/>
       <w:lvlText w:val="%1."/>
@@ -7133,7 +7019,7 @@
     <w:nsid w:val="00B6B9A6"/>
     <w:multiLevelType w:val="singleLevel"/>
     <w:tmpl w:val="00B6B9A6"/>
-    <w:lvl w:ilvl="0" w:tentative="0">
+    <w:lvl w:ilvl="0">
       <w:start w:val="1"/>
       <w:numFmt w:val="decimal"/>
       <w:lvlText w:val="%1."/>
@@ -7150,7 +7036,7 @@
     <w:nsid w:val="4DD0EFF0"/>
     <w:multiLevelType w:val="singleLevel"/>
     <w:tmpl w:val="4DD0EFF0"/>
-    <w:lvl w:ilvl="0" w:tentative="0">
+    <w:lvl w:ilvl="0">
       <w:start w:val="1"/>
       <w:numFmt w:val="decimal"/>
       <w:lvlText w:val="%1."/>
@@ -7179,269 +7065,267 @@
 </file>
 
 <file path=word/styles.xml><?xml version="1.0" encoding="utf-8"?>
-<w:styles xmlns:mc="http://schemas.openxmlformats.org/markup-compatibility/2006" xmlns:o="urn:schemas-microsoft-com:office:office" xmlns:r="http://schemas.openxmlformats.org/officeDocument/2006/relationships" xmlns:m="http://schemas.openxmlformats.org/officeDocument/2006/math" xmlns:v="urn:schemas-microsoft-com:vml" xmlns:w="http://schemas.openxmlformats.org/wordprocessingml/2006/main" xmlns:w14="http://schemas.microsoft.com/office/word/2010/wordml" xmlns:w10="urn:schemas-microsoft-com:office:word" xmlns:sl="http://schemas.openxmlformats.org/schemaLibrary/2006/main" xmlns:wpsCustomData="http://www.wps.cn/officeDocument/2013/wpsCustomData" mc:Ignorable="w14">
+<w:styles xmlns:mc="http://schemas.openxmlformats.org/markup-compatibility/2006" xmlns:r="http://schemas.openxmlformats.org/officeDocument/2006/relationships" xmlns:w="http://schemas.openxmlformats.org/wordprocessingml/2006/main" xmlns:w14="http://schemas.microsoft.com/office/word/2010/wordml" xmlns:w15="http://schemas.microsoft.com/office/word/2012/wordml" mc:Ignorable="w14 w15">
   <w:docDefaults>
     <w:rPrDefault>
       <w:rPr>
-        <w:rFonts w:ascii="Times New Roman" w:hAnsi="Times New Roman" w:eastAsia="宋体" w:cs="Times New Roman"/>
+        <w:rFonts w:ascii="Times New Roman" w:eastAsia="宋体" w:hAnsi="Times New Roman" w:cs="Times New Roman"/>
       </w:rPr>
     </w:rPrDefault>
     <w:pPrDefault/>
   </w:docDefaults>
-  <w:latentStyles w:count="260" w:defQFormat="0" w:defUnhideWhenUsed="1" w:defSemiHidden="1" w:defUIPriority="99" w:defLockedState="0">
-    <w:lsdException w:qFormat="1" w:unhideWhenUsed="0" w:uiPriority="0" w:semiHidden="0" w:name="Normal"/>
-    <w:lsdException w:qFormat="1" w:unhideWhenUsed="0" w:uiPriority="0" w:semiHidden="0" w:name="heading 1"/>
-    <w:lsdException w:qFormat="1" w:uiPriority="0" w:semiHidden="0" w:name="heading 2"/>
-    <w:lsdException w:qFormat="1" w:uiPriority="0" w:name="heading 3"/>
-    <w:lsdException w:qFormat="1" w:uiPriority="0" w:semiHidden="0" w:name="heading 4"/>
-    <w:lsdException w:qFormat="1" w:uiPriority="0" w:name="heading 5"/>
-    <w:lsdException w:qFormat="1" w:uiPriority="0" w:name="heading 6"/>
-    <w:lsdException w:qFormat="1" w:uiPriority="0" w:name="heading 7"/>
-    <w:lsdException w:qFormat="1" w:uiPriority="0" w:name="heading 8"/>
-    <w:lsdException w:qFormat="1" w:uiPriority="0" w:name="heading 9"/>
-    <w:lsdException w:unhideWhenUsed="0" w:uiPriority="0" w:semiHidden="0" w:name="index 1"/>
-    <w:lsdException w:unhideWhenUsed="0" w:uiPriority="0" w:semiHidden="0" w:name="index 2"/>
-    <w:lsdException w:unhideWhenUsed="0" w:uiPriority="0" w:semiHidden="0" w:name="index 3"/>
-    <w:lsdException w:unhideWhenUsed="0" w:uiPriority="0" w:semiHidden="0" w:name="index 4"/>
-    <w:lsdException w:unhideWhenUsed="0" w:uiPriority="0" w:semiHidden="0" w:name="index 5"/>
-    <w:lsdException w:unhideWhenUsed="0" w:uiPriority="0" w:semiHidden="0" w:name="index 6"/>
-    <w:lsdException w:unhideWhenUsed="0" w:uiPriority="0" w:semiHidden="0" w:name="index 7"/>
-    <w:lsdException w:unhideWhenUsed="0" w:uiPriority="0" w:semiHidden="0" w:name="index 8"/>
-    <w:lsdException w:unhideWhenUsed="0" w:uiPriority="0" w:semiHidden="0" w:name="index 9"/>
-    <w:lsdException w:qFormat="1" w:unhideWhenUsed="0" w:uiPriority="0" w:semiHidden="0" w:name="toc 1"/>
-    <w:lsdException w:qFormat="1" w:unhideWhenUsed="0" w:uiPriority="0" w:semiHidden="0" w:name="toc 2"/>
-    <w:lsdException w:qFormat="1" w:unhideWhenUsed="0" w:uiPriority="0" w:semiHidden="0" w:name="toc 3"/>
-    <w:lsdException w:unhideWhenUsed="0" w:uiPriority="0" w:semiHidden="0" w:name="toc 4"/>
-    <w:lsdException w:unhideWhenUsed="0" w:uiPriority="0" w:semiHidden="0" w:name="toc 5"/>
-    <w:lsdException w:unhideWhenUsed="0" w:uiPriority="0" w:semiHidden="0" w:name="toc 6"/>
-    <w:lsdException w:unhideWhenUsed="0" w:uiPriority="0" w:semiHidden="0" w:name="toc 7"/>
-    <w:lsdException w:unhideWhenUsed="0" w:uiPriority="0" w:semiHidden="0" w:name="toc 8"/>
-    <w:lsdException w:unhideWhenUsed="0" w:uiPriority="0" w:semiHidden="0" w:name="toc 9"/>
-    <w:lsdException w:unhideWhenUsed="0" w:uiPriority="0" w:semiHidden="0" w:name="Normal Indent"/>
-    <w:lsdException w:unhideWhenUsed="0" w:uiPriority="0" w:semiHidden="0" w:name="footnote text"/>
-    <w:lsdException w:qFormat="1" w:unhideWhenUsed="0" w:uiPriority="0" w:semiHidden="0" w:name="annotation text"/>
-    <w:lsdException w:qFormat="1" w:unhideWhenUsed="0" w:uiPriority="0" w:semiHidden="0" w:name="header"/>
-    <w:lsdException w:qFormat="1" w:unhideWhenUsed="0" w:uiPriority="0" w:semiHidden="0" w:name="footer"/>
-    <w:lsdException w:unhideWhenUsed="0" w:uiPriority="0" w:semiHidden="0" w:name="index heading"/>
-    <w:lsdException w:qFormat="1" w:uiPriority="0" w:name="caption"/>
-    <w:lsdException w:unhideWhenUsed="0" w:uiPriority="0" w:semiHidden="0" w:name="table of figures"/>
-    <w:lsdException w:unhideWhenUsed="0" w:uiPriority="0" w:semiHidden="0" w:name="envelope address"/>
-    <w:lsdException w:unhideWhenUsed="0" w:uiPriority="0" w:semiHidden="0" w:name="envelope return"/>
-    <w:lsdException w:unhideWhenUsed="0" w:uiPriority="0" w:semiHidden="0" w:name="footnote reference"/>
-    <w:lsdException w:unhideWhenUsed="0" w:uiPriority="0" w:semiHidden="0" w:name="annotation reference"/>
-    <w:lsdException w:unhideWhenUsed="0" w:uiPriority="0" w:semiHidden="0" w:name="line number"/>
-    <w:lsdException w:unhideWhenUsed="0" w:uiPriority="0" w:semiHidden="0" w:name="page number"/>
-    <w:lsdException w:unhideWhenUsed="0" w:uiPriority="0" w:semiHidden="0" w:name="endnote reference"/>
-    <w:lsdException w:unhideWhenUsed="0" w:uiPriority="0" w:semiHidden="0" w:name="endnote text"/>
-    <w:lsdException w:unhideWhenUsed="0" w:uiPriority="0" w:semiHidden="0" w:name="table of authorities"/>
-    <w:lsdException w:unhideWhenUsed="0" w:uiPriority="0" w:semiHidden="0" w:name="macro"/>
-    <w:lsdException w:unhideWhenUsed="0" w:uiPriority="0" w:semiHidden="0" w:name="toa heading"/>
-    <w:lsdException w:unhideWhenUsed="0" w:uiPriority="0" w:semiHidden="0" w:name="List"/>
-    <w:lsdException w:unhideWhenUsed="0" w:uiPriority="0" w:semiHidden="0" w:name="List Bullet"/>
-    <w:lsdException w:unhideWhenUsed="0" w:uiPriority="0" w:semiHidden="0" w:name="List Number"/>
-    <w:lsdException w:unhideWhenUsed="0" w:uiPriority="0" w:semiHidden="0" w:name="List 2"/>
-    <w:lsdException w:unhideWhenUsed="0" w:uiPriority="0" w:semiHidden="0" w:name="List 3"/>
-    <w:lsdException w:unhideWhenUsed="0" w:uiPriority="0" w:semiHidden="0" w:name="List 4"/>
-    <w:lsdException w:unhideWhenUsed="0" w:uiPriority="0" w:semiHidden="0" w:name="List 5"/>
-    <w:lsdException w:unhideWhenUsed="0" w:uiPriority="0" w:semiHidden="0" w:name="List Bullet 2"/>
-    <w:lsdException w:unhideWhenUsed="0" w:uiPriority="0" w:semiHidden="0" w:name="List Bullet 3"/>
-    <w:lsdException w:unhideWhenUsed="0" w:uiPriority="0" w:semiHidden="0" w:name="List Bullet 4"/>
-    <w:lsdException w:unhideWhenUsed="0" w:uiPriority="0" w:semiHidden="0" w:name="List Bullet 5"/>
-    <w:lsdException w:unhideWhenUsed="0" w:uiPriority="0" w:semiHidden="0" w:name="List Number 2"/>
-    <w:lsdException w:unhideWhenUsed="0" w:uiPriority="0" w:semiHidden="0" w:name="List Number 3"/>
-    <w:lsdException w:unhideWhenUsed="0" w:uiPriority="0" w:semiHidden="0" w:name="List Number 4"/>
-    <w:lsdException w:unhideWhenUsed="0" w:uiPriority="0" w:semiHidden="0" w:name="List Number 5"/>
-    <w:lsdException w:qFormat="1" w:unhideWhenUsed="0" w:uiPriority="0" w:semiHidden="0" w:name="Title"/>
-    <w:lsdException w:unhideWhenUsed="0" w:uiPriority="0" w:semiHidden="0" w:name="Closing"/>
-    <w:lsdException w:unhideWhenUsed="0" w:uiPriority="0" w:semiHidden="0" w:name="Signature"/>
-    <w:lsdException w:qFormat="1" w:unhideWhenUsed="0" w:uiPriority="0" w:name="Default Paragraph Font"/>
-    <w:lsdException w:qFormat="1" w:unhideWhenUsed="0" w:uiPriority="0" w:name="Body Text"/>
-    <w:lsdException w:unhideWhenUsed="0" w:uiPriority="0" w:semiHidden="0" w:name="Body Text Indent"/>
-    <w:lsdException w:unhideWhenUsed="0" w:uiPriority="0" w:semiHidden="0" w:name="List Continue"/>
-    <w:lsdException w:unhideWhenUsed="0" w:uiPriority="0" w:semiHidden="0" w:name="List Continue 2"/>
-    <w:lsdException w:unhideWhenUsed="0" w:uiPriority="0" w:semiHidden="0" w:name="List Continue 3"/>
-    <w:lsdException w:unhideWhenUsed="0" w:uiPriority="0" w:semiHidden="0" w:name="List Continue 4"/>
-    <w:lsdException w:unhideWhenUsed="0" w:uiPriority="0" w:semiHidden="0" w:name="List Continue 5"/>
-    <w:lsdException w:unhideWhenUsed="0" w:uiPriority="0" w:semiHidden="0" w:name="Message Header"/>
-    <w:lsdException w:qFormat="1" w:unhideWhenUsed="0" w:uiPriority="0" w:semiHidden="0" w:name="Subtitle"/>
-    <w:lsdException w:unhideWhenUsed="0" w:uiPriority="0" w:semiHidden="0" w:name="Salutation"/>
-    <w:lsdException w:unhideWhenUsed="0" w:uiPriority="0" w:semiHidden="0" w:name="Date"/>
-    <w:lsdException w:unhideWhenUsed="0" w:uiPriority="0" w:semiHidden="0" w:name="Body Text First Indent"/>
-    <w:lsdException w:unhideWhenUsed="0" w:uiPriority="0" w:semiHidden="0" w:name="Body Text First Indent 2"/>
-    <w:lsdException w:uiPriority="99" w:name="Note Heading"/>
-    <w:lsdException w:unhideWhenUsed="0" w:uiPriority="0" w:semiHidden="0" w:name="Body Text 2"/>
-    <w:lsdException w:unhideWhenUsed="0" w:uiPriority="0" w:semiHidden="0" w:name="Body Text 3"/>
-    <w:lsdException w:unhideWhenUsed="0" w:uiPriority="0" w:semiHidden="0" w:name="Body Text Indent 2"/>
-    <w:lsdException w:unhideWhenUsed="0" w:uiPriority="0" w:semiHidden="0" w:name="Body Text Indent 3"/>
-    <w:lsdException w:unhideWhenUsed="0" w:uiPriority="0" w:semiHidden="0" w:name="Block Text"/>
-    <w:lsdException w:unhideWhenUsed="0" w:uiPriority="0" w:semiHidden="0" w:name="Hyperlink"/>
-    <w:lsdException w:unhideWhenUsed="0" w:uiPriority="0" w:semiHidden="0" w:name="FollowedHyperlink"/>
-    <w:lsdException w:qFormat="1" w:unhideWhenUsed="0" w:uiPriority="0" w:semiHidden="0" w:name="Strong"/>
-    <w:lsdException w:qFormat="1" w:unhideWhenUsed="0" w:uiPriority="0" w:semiHidden="0" w:name="Emphasis"/>
-    <w:lsdException w:unhideWhenUsed="0" w:uiPriority="0" w:semiHidden="0" w:name="Document Map"/>
-    <w:lsdException w:unhideWhenUsed="0" w:uiPriority="0" w:semiHidden="0" w:name="Plain Text"/>
-    <w:lsdException w:unhideWhenUsed="0" w:uiPriority="0" w:semiHidden="0" w:name="E-mail Signature"/>
-    <w:lsdException w:qFormat="1" w:unhideWhenUsed="0" w:uiPriority="0" w:semiHidden="0" w:name="Normal (Web)"/>
-    <w:lsdException w:unhideWhenUsed="0" w:uiPriority="0" w:semiHidden="0" w:name="HTML Acronym"/>
-    <w:lsdException w:unhideWhenUsed="0" w:uiPriority="0" w:semiHidden="0" w:name="HTML Address"/>
-    <w:lsdException w:unhideWhenUsed="0" w:uiPriority="0" w:semiHidden="0" w:name="HTML Cite"/>
-    <w:lsdException w:unhideWhenUsed="0" w:uiPriority="0" w:semiHidden="0" w:name="HTML Code"/>
-    <w:lsdException w:unhideWhenUsed="0" w:uiPriority="0" w:semiHidden="0" w:name="HTML Definition"/>
-    <w:lsdException w:unhideWhenUsed="0" w:uiPriority="0" w:semiHidden="0" w:name="HTML Keyboard"/>
-    <w:lsdException w:unhideWhenUsed="0" w:uiPriority="0" w:semiHidden="0" w:name="HTML Preformatted"/>
-    <w:lsdException w:unhideWhenUsed="0" w:uiPriority="0" w:semiHidden="0" w:name="HTML Sample"/>
-    <w:lsdException w:unhideWhenUsed="0" w:uiPriority="0" w:semiHidden="0" w:name="HTML Typewriter"/>
-    <w:lsdException w:unhideWhenUsed="0" w:uiPriority="0" w:semiHidden="0" w:name="HTML Variable"/>
-    <w:lsdException w:qFormat="1" w:unhideWhenUsed="0" w:uiPriority="0" w:name="Normal Table"/>
-    <w:lsdException w:unhideWhenUsed="0" w:uiPriority="0" w:semiHidden="0" w:name="annotation subject"/>
-    <w:lsdException w:unhideWhenUsed="0" w:uiPriority="0" w:semiHidden="0" w:name="Table Simple 1"/>
-    <w:lsdException w:unhideWhenUsed="0" w:uiPriority="0" w:semiHidden="0" w:name="Table Simple 2"/>
-    <w:lsdException w:unhideWhenUsed="0" w:uiPriority="0" w:semiHidden="0" w:name="Table Simple 3"/>
-    <w:lsdException w:unhideWhenUsed="0" w:uiPriority="0" w:semiHidden="0" w:name="Table Classic 1"/>
-    <w:lsdException w:unhideWhenUsed="0" w:uiPriority="0" w:semiHidden="0" w:name="Table Classic 2"/>
-    <w:lsdException w:unhideWhenUsed="0" w:uiPriority="0" w:semiHidden="0" w:name="Table Classic 3"/>
-    <w:lsdException w:unhideWhenUsed="0" w:uiPriority="0" w:semiHidden="0" w:name="Table Classic 4"/>
-    <w:lsdException w:unhideWhenUsed="0" w:uiPriority="0" w:semiHidden="0" w:name="Table Colorful 1"/>
-    <w:lsdException w:unhideWhenUsed="0" w:uiPriority="0" w:semiHidden="0" w:name="Table Colorful 2"/>
-    <w:lsdException w:unhideWhenUsed="0" w:uiPriority="0" w:semiHidden="0" w:name="Table Colorful 3"/>
-    <w:lsdException w:unhideWhenUsed="0" w:uiPriority="0" w:semiHidden="0" w:name="Table Columns 1"/>
-    <w:lsdException w:unhideWhenUsed="0" w:uiPriority="0" w:semiHidden="0" w:name="Table Columns 2"/>
-    <w:lsdException w:unhideWhenUsed="0" w:uiPriority="0" w:semiHidden="0" w:name="Table Columns 3"/>
-    <w:lsdException w:unhideWhenUsed="0" w:uiPriority="0" w:semiHidden="0" w:name="Table Columns 4"/>
-    <w:lsdException w:unhideWhenUsed="0" w:uiPriority="0" w:semiHidden="0" w:name="Table Columns 5"/>
-    <w:lsdException w:unhideWhenUsed="0" w:uiPriority="0" w:semiHidden="0" w:name="Table Grid 1"/>
-    <w:lsdException w:unhideWhenUsed="0" w:uiPriority="0" w:semiHidden="0" w:name="Table Grid 2"/>
-    <w:lsdException w:unhideWhenUsed="0" w:uiPriority="0" w:semiHidden="0" w:name="Table Grid 3"/>
-    <w:lsdException w:unhideWhenUsed="0" w:uiPriority="0" w:semiHidden="0" w:name="Table Grid 4"/>
-    <w:lsdException w:unhideWhenUsed="0" w:uiPriority="0" w:semiHidden="0" w:name="Table Grid 5"/>
-    <w:lsdException w:unhideWhenUsed="0" w:uiPriority="0" w:semiHidden="0" w:name="Table Grid 6"/>
-    <w:lsdException w:unhideWhenUsed="0" w:uiPriority="0" w:semiHidden="0" w:name="Table Grid 7"/>
-    <w:lsdException w:unhideWhenUsed="0" w:uiPriority="0" w:semiHidden="0" w:name="Table Grid 8"/>
-    <w:lsdException w:unhideWhenUsed="0" w:uiPriority="0" w:semiHidden="0" w:name="Table List 1"/>
-    <w:lsdException w:unhideWhenUsed="0" w:uiPriority="0" w:semiHidden="0" w:name="Table List 2"/>
-    <w:lsdException w:unhideWhenUsed="0" w:uiPriority="0" w:semiHidden="0" w:name="Table List 3"/>
-    <w:lsdException w:unhideWhenUsed="0" w:uiPriority="0" w:semiHidden="0" w:name="Table List 4"/>
-    <w:lsdException w:unhideWhenUsed="0" w:uiPriority="0" w:semiHidden="0" w:name="Table List 5"/>
-    <w:lsdException w:unhideWhenUsed="0" w:uiPriority="0" w:semiHidden="0" w:name="Table List 6"/>
-    <w:lsdException w:unhideWhenUsed="0" w:uiPriority="0" w:semiHidden="0" w:name="Table List 7"/>
-    <w:lsdException w:unhideWhenUsed="0" w:uiPriority="0" w:semiHidden="0" w:name="Table List 8"/>
-    <w:lsdException w:unhideWhenUsed="0" w:uiPriority="0" w:semiHidden="0" w:name="Table 3D effects 1"/>
-    <w:lsdException w:unhideWhenUsed="0" w:uiPriority="0" w:semiHidden="0" w:name="Table 3D effects 2"/>
-    <w:lsdException w:unhideWhenUsed="0" w:uiPriority="0" w:semiHidden="0" w:name="Table 3D effects 3"/>
-    <w:lsdException w:unhideWhenUsed="0" w:uiPriority="0" w:semiHidden="0" w:name="Table Contemporary"/>
-    <w:lsdException w:unhideWhenUsed="0" w:uiPriority="0" w:semiHidden="0" w:name="Table Elegant"/>
-    <w:lsdException w:unhideWhenUsed="0" w:uiPriority="0" w:semiHidden="0" w:name="Table Professional"/>
-    <w:lsdException w:unhideWhenUsed="0" w:uiPriority="0" w:semiHidden="0" w:name="Table Subtle 1"/>
-    <w:lsdException w:unhideWhenUsed="0" w:uiPriority="0" w:semiHidden="0" w:name="Table Subtle 2"/>
-    <w:lsdException w:unhideWhenUsed="0" w:uiPriority="0" w:semiHidden="0" w:name="Table Web 1"/>
-    <w:lsdException w:unhideWhenUsed="0" w:uiPriority="0" w:semiHidden="0" w:name="Table Web 2"/>
-    <w:lsdException w:unhideWhenUsed="0" w:uiPriority="0" w:semiHidden="0" w:name="Table Web 3"/>
-    <w:lsdException w:unhideWhenUsed="0" w:uiPriority="0" w:semiHidden="0" w:name="Balloon Text"/>
-    <w:lsdException w:qFormat="1" w:unhideWhenUsed="0" w:uiPriority="0" w:semiHidden="0" w:name="Table Grid"/>
-    <w:lsdException w:unhideWhenUsed="0" w:uiPriority="0" w:semiHidden="0" w:name="Table Theme"/>
-    <w:lsdException w:unhideWhenUsed="0" w:uiPriority="60" w:semiHidden="0" w:name="Light Shading"/>
-    <w:lsdException w:unhideWhenUsed="0" w:uiPriority="61" w:semiHidden="0" w:name="Light List"/>
-    <w:lsdException w:unhideWhenUsed="0" w:uiPriority="62" w:semiHidden="0" w:name="Light Grid"/>
-    <w:lsdException w:unhideWhenUsed="0" w:uiPriority="63" w:semiHidden="0" w:name="Medium Shading 1"/>
-    <w:lsdException w:unhideWhenUsed="0" w:uiPriority="64" w:semiHidden="0" w:name="Medium Shading 2"/>
-    <w:lsdException w:unhideWhenUsed="0" w:uiPriority="65" w:semiHidden="0" w:name="Medium List 1"/>
-    <w:lsdException w:unhideWhenUsed="0" w:uiPriority="66" w:semiHidden="0" w:name="Medium List 2"/>
-    <w:lsdException w:unhideWhenUsed="0" w:uiPriority="67" w:semiHidden="0" w:name="Medium Grid 1"/>
-    <w:lsdException w:unhideWhenUsed="0" w:uiPriority="68" w:semiHidden="0" w:name="Medium Grid 2"/>
-    <w:lsdException w:unhideWhenUsed="0" w:uiPriority="69" w:semiHidden="0" w:name="Medium Grid 3"/>
-    <w:lsdException w:unhideWhenUsed="0" w:uiPriority="70" w:semiHidden="0" w:name="Dark List"/>
-    <w:lsdException w:unhideWhenUsed="0" w:uiPriority="71" w:semiHidden="0" w:name="Colorful Shading"/>
-    <w:lsdException w:unhideWhenUsed="0" w:uiPriority="72" w:semiHidden="0" w:name="Colorful List"/>
-    <w:lsdException w:unhideWhenUsed="0" w:uiPriority="73" w:semiHidden="0" w:name="Colorful Grid"/>
-    <w:lsdException w:unhideWhenUsed="0" w:uiPriority="60" w:semiHidden="0" w:name="Light Shading Accent 1"/>
-    <w:lsdException w:unhideWhenUsed="0" w:uiPriority="61" w:semiHidden="0" w:name="Light List Accent 1"/>
-    <w:lsdException w:unhideWhenUsed="0" w:uiPriority="62" w:semiHidden="0" w:name="Light Grid Accent 1"/>
-    <w:lsdException w:unhideWhenUsed="0" w:uiPriority="63" w:semiHidden="0" w:name="Medium Shading 1 Accent 1"/>
-    <w:lsdException w:unhideWhenUsed="0" w:uiPriority="64" w:semiHidden="0" w:name="Medium Shading 2 Accent 1"/>
-    <w:lsdException w:unhideWhenUsed="0" w:uiPriority="65" w:semiHidden="0" w:name="Medium List 1 Accent 1"/>
-    <w:lsdException w:unhideWhenUsed="0" w:uiPriority="66" w:semiHidden="0" w:name="Medium List 2 Accent 1"/>
-    <w:lsdException w:unhideWhenUsed="0" w:uiPriority="67" w:semiHidden="0" w:name="Medium Grid 1 Accent 1"/>
-    <w:lsdException w:unhideWhenUsed="0" w:uiPriority="68" w:semiHidden="0" w:name="Medium Grid 2 Accent 1"/>
-    <w:lsdException w:unhideWhenUsed="0" w:uiPriority="69" w:semiHidden="0" w:name="Medium Grid 3 Accent 1"/>
-    <w:lsdException w:unhideWhenUsed="0" w:uiPriority="70" w:semiHidden="0" w:name="Dark List Accent 1"/>
-    <w:lsdException w:unhideWhenUsed="0" w:uiPriority="71" w:semiHidden="0" w:name="Colorful Shading Accent 1"/>
-    <w:lsdException w:unhideWhenUsed="0" w:uiPriority="72" w:semiHidden="0" w:name="Colorful List Accent 1"/>
-    <w:lsdException w:unhideWhenUsed="0" w:uiPriority="73" w:semiHidden="0" w:name="Colorful Grid Accent 1"/>
-    <w:lsdException w:unhideWhenUsed="0" w:uiPriority="60" w:semiHidden="0" w:name="Light Shading Accent 2"/>
-    <w:lsdException w:unhideWhenUsed="0" w:uiPriority="61" w:semiHidden="0" w:name="Light List Accent 2"/>
-    <w:lsdException w:unhideWhenUsed="0" w:uiPriority="62" w:semiHidden="0" w:name="Light Grid Accent 2"/>
-    <w:lsdException w:unhideWhenUsed="0" w:uiPriority="63" w:semiHidden="0" w:name="Medium Shading 1 Accent 2"/>
-    <w:lsdException w:unhideWhenUsed="0" w:uiPriority="64" w:semiHidden="0" w:name="Medium Shading 2 Accent 2"/>
-    <w:lsdException w:unhideWhenUsed="0" w:uiPriority="65" w:semiHidden="0" w:name="Medium List 1 Accent 2"/>
-    <w:lsdException w:unhideWhenUsed="0" w:uiPriority="66" w:semiHidden="0" w:name="Medium List 2 Accent 2"/>
-    <w:lsdException w:unhideWhenUsed="0" w:uiPriority="67" w:semiHidden="0" w:name="Medium Grid 1 Accent 2"/>
-    <w:lsdException w:unhideWhenUsed="0" w:uiPriority="68" w:semiHidden="0" w:name="Medium Grid 2 Accent 2"/>
-    <w:lsdException w:unhideWhenUsed="0" w:uiPriority="69" w:semiHidden="0" w:name="Medium Grid 3 Accent 2"/>
-    <w:lsdException w:unhideWhenUsed="0" w:uiPriority="70" w:semiHidden="0" w:name="Dark List Accent 2"/>
-    <w:lsdException w:unhideWhenUsed="0" w:uiPriority="71" w:semiHidden="0" w:name="Colorful Shading Accent 2"/>
-    <w:lsdException w:unhideWhenUsed="0" w:uiPriority="72" w:semiHidden="0" w:name="Colorful List Accent 2"/>
-    <w:lsdException w:unhideWhenUsed="0" w:uiPriority="73" w:semiHidden="0" w:name="Colorful Grid Accent 2"/>
-    <w:lsdException w:unhideWhenUsed="0" w:uiPriority="60" w:semiHidden="0" w:name="Light Shading Accent 3"/>
-    <w:lsdException w:unhideWhenUsed="0" w:uiPriority="61" w:semiHidden="0" w:name="Light List Accent 3"/>
-    <w:lsdException w:unhideWhenUsed="0" w:uiPriority="62" w:semiHidden="0" w:name="Light Grid Accent 3"/>
-    <w:lsdException w:unhideWhenUsed="0" w:uiPriority="63" w:semiHidden="0" w:name="Medium Shading 1 Accent 3"/>
-    <w:lsdException w:unhideWhenUsed="0" w:uiPriority="64" w:semiHidden="0" w:name="Medium Shading 2 Accent 3"/>
-    <w:lsdException w:unhideWhenUsed="0" w:uiPriority="65" w:semiHidden="0" w:name="Medium List 1 Accent 3"/>
-    <w:lsdException w:unhideWhenUsed="0" w:uiPriority="66" w:semiHidden="0" w:name="Medium List 2 Accent 3"/>
-    <w:lsdException w:unhideWhenUsed="0" w:uiPriority="67" w:semiHidden="0" w:name="Medium Grid 1 Accent 3"/>
-    <w:lsdException w:unhideWhenUsed="0" w:uiPriority="68" w:semiHidden="0" w:name="Medium Grid 2 Accent 3"/>
-    <w:lsdException w:unhideWhenUsed="0" w:uiPriority="69" w:semiHidden="0" w:name="Medium Grid 3 Accent 3"/>
-    <w:lsdException w:unhideWhenUsed="0" w:uiPriority="70" w:semiHidden="0" w:name="Dark List Accent 3"/>
-    <w:lsdException w:unhideWhenUsed="0" w:uiPriority="71" w:semiHidden="0" w:name="Colorful Shading Accent 3"/>
-    <w:lsdException w:unhideWhenUsed="0" w:uiPriority="72" w:semiHidden="0" w:name="Colorful List Accent 3"/>
-    <w:lsdException w:unhideWhenUsed="0" w:uiPriority="73" w:semiHidden="0" w:name="Colorful Grid Accent 3"/>
-    <w:lsdException w:unhideWhenUsed="0" w:uiPriority="60" w:semiHidden="0" w:name="Light Shading Accent 4"/>
-    <w:lsdException w:unhideWhenUsed="0" w:uiPriority="61" w:semiHidden="0" w:name="Light List Accent 4"/>
-    <w:lsdException w:unhideWhenUsed="0" w:uiPriority="62" w:semiHidden="0" w:name="Light Grid Accent 4"/>
-    <w:lsdException w:unhideWhenUsed="0" w:uiPriority="63" w:semiHidden="0" w:name="Medium Shading 1 Accent 4"/>
-    <w:lsdException w:unhideWhenUsed="0" w:uiPriority="64" w:semiHidden="0" w:name="Medium Shading 2 Accent 4"/>
-    <w:lsdException w:unhideWhenUsed="0" w:uiPriority="65" w:semiHidden="0" w:name="Medium List 1 Accent 4"/>
-    <w:lsdException w:unhideWhenUsed="0" w:uiPriority="66" w:semiHidden="0" w:name="Medium List 2 Accent 4"/>
-    <w:lsdException w:unhideWhenUsed="0" w:uiPriority="67" w:semiHidden="0" w:name="Medium Grid 1 Accent 4"/>
-    <w:lsdException w:unhideWhenUsed="0" w:uiPriority="68" w:semiHidden="0" w:name="Medium Grid 2 Accent 4"/>
-    <w:lsdException w:unhideWhenUsed="0" w:uiPriority="69" w:semiHidden="0" w:name="Medium Grid 3 Accent 4"/>
-    <w:lsdException w:unhideWhenUsed="0" w:uiPriority="70" w:semiHidden="0" w:name="Dark List Accent 4"/>
-    <w:lsdException w:unhideWhenUsed="0" w:uiPriority="71" w:semiHidden="0" w:name="Colorful Shading Accent 4"/>
-    <w:lsdException w:unhideWhenUsed="0" w:uiPriority="72" w:semiHidden="0" w:name="Colorful List Accent 4"/>
-    <w:lsdException w:unhideWhenUsed="0" w:uiPriority="73" w:semiHidden="0" w:name="Colorful Grid Accent 4"/>
-    <w:lsdException w:unhideWhenUsed="0" w:uiPriority="60" w:semiHidden="0" w:name="Light Shading Accent 5"/>
-    <w:lsdException w:unhideWhenUsed="0" w:uiPriority="61" w:semiHidden="0" w:name="Light List Accent 5"/>
-    <w:lsdException w:unhideWhenUsed="0" w:uiPriority="62" w:semiHidden="0" w:name="Light Grid Accent 5"/>
-    <w:lsdException w:unhideWhenUsed="0" w:uiPriority="63" w:semiHidden="0" w:name="Medium Shading 1 Accent 5"/>
-    <w:lsdException w:unhideWhenUsed="0" w:uiPriority="64" w:semiHidden="0" w:name="Medium Shading 2 Accent 5"/>
-    <w:lsdException w:unhideWhenUsed="0" w:uiPriority="65" w:semiHidden="0" w:name="Medium List 1 Accent 5"/>
-    <w:lsdException w:unhideWhenUsed="0" w:uiPriority="66" w:semiHidden="0" w:name="Medium List 2 Accent 5"/>
-    <w:lsdException w:unhideWhenUsed="0" w:uiPriority="67" w:semiHidden="0" w:name="Medium Grid 1 Accent 5"/>
-    <w:lsdException w:unhideWhenUsed="0" w:uiPriority="68" w:semiHidden="0" w:name="Medium Grid 2 Accent 5"/>
-    <w:lsdException w:unhideWhenUsed="0" w:uiPriority="69" w:semiHidden="0" w:name="Medium Grid 3 Accent 5"/>
-    <w:lsdException w:unhideWhenUsed="0" w:uiPriority="70" w:semiHidden="0" w:name="Dark List Accent 5"/>
-    <w:lsdException w:unhideWhenUsed="0" w:uiPriority="71" w:semiHidden="0" w:name="Colorful Shading Accent 5"/>
-    <w:lsdException w:unhideWhenUsed="0" w:uiPriority="72" w:semiHidden="0" w:name="Colorful List Accent 5"/>
-    <w:lsdException w:unhideWhenUsed="0" w:uiPriority="73" w:semiHidden="0" w:name="Colorful Grid Accent 5"/>
-    <w:lsdException w:unhideWhenUsed="0" w:uiPriority="60" w:semiHidden="0" w:name="Light Shading Accent 6"/>
-    <w:lsdException w:unhideWhenUsed="0" w:uiPriority="61" w:semiHidden="0" w:name="Light List Accent 6"/>
-    <w:lsdException w:unhideWhenUsed="0" w:uiPriority="62" w:semiHidden="0" w:name="Light Grid Accent 6"/>
-    <w:lsdException w:unhideWhenUsed="0" w:uiPriority="63" w:semiHidden="0" w:name="Medium Shading 1 Accent 6"/>
-    <w:lsdException w:unhideWhenUsed="0" w:uiPriority="64" w:semiHidden="0" w:name="Medium Shading 2 Accent 6"/>
-    <w:lsdException w:unhideWhenUsed="0" w:uiPriority="65" w:semiHidden="0" w:name="Medium List 1 Accent 6"/>
-    <w:lsdException w:unhideWhenUsed="0" w:uiPriority="66" w:semiHidden="0" w:name="Medium List 2 Accent 6"/>
-    <w:lsdException w:unhideWhenUsed="0" w:uiPriority="67" w:semiHidden="0" w:name="Medium Grid 1 Accent 6"/>
-    <w:lsdException w:unhideWhenUsed="0" w:uiPriority="68" w:semiHidden="0" w:name="Medium Grid 2 Accent 6"/>
-    <w:lsdException w:unhideWhenUsed="0" w:uiPriority="69" w:semiHidden="0" w:name="Medium Grid 3 Accent 6"/>
-    <w:lsdException w:unhideWhenUsed="0" w:uiPriority="70" w:semiHidden="0" w:name="Dark List Accent 6"/>
-    <w:lsdException w:unhideWhenUsed="0" w:uiPriority="71" w:semiHidden="0" w:name="Colorful Shading Accent 6"/>
-    <w:lsdException w:unhideWhenUsed="0" w:uiPriority="72" w:semiHidden="0" w:name="Colorful List Accent 6"/>
-    <w:lsdException w:unhideWhenUsed="0" w:uiPriority="73" w:semiHidden="0" w:name="Colorful Grid Accent 6"/>
+  <w:latentStyles w:defLockedState="0" w:defUIPriority="99" w:defSemiHidden="1" w:defUnhideWhenUsed="1" w:defQFormat="0" w:count="260">
+    <w:lsdException w:name="Normal" w:semiHidden="0" w:uiPriority="0" w:unhideWhenUsed="0" w:qFormat="1"/>
+    <w:lsdException w:name="heading 1" w:semiHidden="0" w:uiPriority="0" w:unhideWhenUsed="0" w:qFormat="1"/>
+    <w:lsdException w:name="heading 2" w:semiHidden="0" w:uiPriority="0" w:qFormat="1"/>
+    <w:lsdException w:name="heading 3" w:uiPriority="0" w:qFormat="1"/>
+    <w:lsdException w:name="heading 4" w:semiHidden="0" w:uiPriority="0" w:qFormat="1"/>
+    <w:lsdException w:name="heading 5" w:uiPriority="0" w:qFormat="1"/>
+    <w:lsdException w:name="heading 6" w:uiPriority="0" w:qFormat="1"/>
+    <w:lsdException w:name="heading 7" w:uiPriority="0" w:qFormat="1"/>
+    <w:lsdException w:name="heading 8" w:uiPriority="0" w:qFormat="1"/>
+    <w:lsdException w:name="heading 9" w:uiPriority="0" w:qFormat="1"/>
+    <w:lsdException w:name="index 1" w:semiHidden="0" w:uiPriority="0" w:unhideWhenUsed="0"/>
+    <w:lsdException w:name="index 2" w:semiHidden="0" w:uiPriority="0" w:unhideWhenUsed="0"/>
+    <w:lsdException w:name="index 3" w:semiHidden="0" w:uiPriority="0" w:unhideWhenUsed="0"/>
+    <w:lsdException w:name="index 4" w:semiHidden="0" w:uiPriority="0" w:unhideWhenUsed="0"/>
+    <w:lsdException w:name="index 5" w:semiHidden="0" w:uiPriority="0" w:unhideWhenUsed="0"/>
+    <w:lsdException w:name="index 6" w:semiHidden="0" w:uiPriority="0" w:unhideWhenUsed="0"/>
+    <w:lsdException w:name="index 7" w:semiHidden="0" w:uiPriority="0" w:unhideWhenUsed="0"/>
+    <w:lsdException w:name="index 8" w:semiHidden="0" w:uiPriority="0" w:unhideWhenUsed="0"/>
+    <w:lsdException w:name="index 9" w:semiHidden="0" w:uiPriority="0" w:unhideWhenUsed="0"/>
+    <w:lsdException w:name="toc 1" w:semiHidden="0" w:uiPriority="0" w:unhideWhenUsed="0" w:qFormat="1"/>
+    <w:lsdException w:name="toc 2" w:semiHidden="0" w:uiPriority="0" w:unhideWhenUsed="0" w:qFormat="1"/>
+    <w:lsdException w:name="toc 3" w:semiHidden="0" w:uiPriority="0" w:unhideWhenUsed="0" w:qFormat="1"/>
+    <w:lsdException w:name="toc 4" w:semiHidden="0" w:uiPriority="0" w:unhideWhenUsed="0"/>
+    <w:lsdException w:name="toc 5" w:semiHidden="0" w:uiPriority="0" w:unhideWhenUsed="0"/>
+    <w:lsdException w:name="toc 6" w:semiHidden="0" w:uiPriority="0" w:unhideWhenUsed="0"/>
+    <w:lsdException w:name="toc 7" w:semiHidden="0" w:uiPriority="0" w:unhideWhenUsed="0"/>
+    <w:lsdException w:name="toc 8" w:semiHidden="0" w:uiPriority="0" w:unhideWhenUsed="0"/>
+    <w:lsdException w:name="toc 9" w:semiHidden="0" w:uiPriority="0" w:unhideWhenUsed="0"/>
+    <w:lsdException w:name="Normal Indent" w:semiHidden="0" w:uiPriority="0" w:unhideWhenUsed="0"/>
+    <w:lsdException w:name="footnote text" w:semiHidden="0" w:uiPriority="0" w:unhideWhenUsed="0"/>
+    <w:lsdException w:name="annotation text" w:semiHidden="0" w:uiPriority="0" w:unhideWhenUsed="0" w:qFormat="1"/>
+    <w:lsdException w:name="header" w:semiHidden="0" w:uiPriority="0" w:unhideWhenUsed="0" w:qFormat="1"/>
+    <w:lsdException w:name="footer" w:semiHidden="0" w:uiPriority="0" w:unhideWhenUsed="0" w:qFormat="1"/>
+    <w:lsdException w:name="index heading" w:semiHidden="0" w:uiPriority="0" w:unhideWhenUsed="0"/>
+    <w:lsdException w:name="caption" w:uiPriority="0" w:qFormat="1"/>
+    <w:lsdException w:name="table of figures" w:semiHidden="0" w:uiPriority="0" w:unhideWhenUsed="0"/>
+    <w:lsdException w:name="envelope address" w:semiHidden="0" w:uiPriority="0" w:unhideWhenUsed="0"/>
+    <w:lsdException w:name="envelope return" w:semiHidden="0" w:uiPriority="0" w:unhideWhenUsed="0"/>
+    <w:lsdException w:name="footnote reference" w:semiHidden="0" w:uiPriority="0" w:unhideWhenUsed="0"/>
+    <w:lsdException w:name="annotation reference" w:semiHidden="0" w:uiPriority="0" w:unhideWhenUsed="0"/>
+    <w:lsdException w:name="line number" w:semiHidden="0" w:uiPriority="0" w:unhideWhenUsed="0"/>
+    <w:lsdException w:name="page number" w:semiHidden="0" w:uiPriority="0" w:unhideWhenUsed="0"/>
+    <w:lsdException w:name="endnote reference" w:semiHidden="0" w:uiPriority="0" w:unhideWhenUsed="0"/>
+    <w:lsdException w:name="endnote text" w:semiHidden="0" w:uiPriority="0" w:unhideWhenUsed="0"/>
+    <w:lsdException w:name="table of authorities" w:semiHidden="0" w:uiPriority="0" w:unhideWhenUsed="0"/>
+    <w:lsdException w:name="macro" w:semiHidden="0" w:uiPriority="0" w:unhideWhenUsed="0"/>
+    <w:lsdException w:name="toa heading" w:semiHidden="0" w:uiPriority="0" w:unhideWhenUsed="0"/>
+    <w:lsdException w:name="List" w:semiHidden="0" w:uiPriority="0" w:unhideWhenUsed="0"/>
+    <w:lsdException w:name="List Bullet" w:semiHidden="0" w:uiPriority="0" w:unhideWhenUsed="0"/>
+    <w:lsdException w:name="List Number" w:semiHidden="0" w:uiPriority="0" w:unhideWhenUsed="0"/>
+    <w:lsdException w:name="List 2" w:semiHidden="0" w:uiPriority="0" w:unhideWhenUsed="0"/>
+    <w:lsdException w:name="List 3" w:semiHidden="0" w:uiPriority="0" w:unhideWhenUsed="0"/>
+    <w:lsdException w:name="List 4" w:semiHidden="0" w:uiPriority="0" w:unhideWhenUsed="0"/>
+    <w:lsdException w:name="List 5" w:semiHidden="0" w:uiPriority="0" w:unhideWhenUsed="0"/>
+    <w:lsdException w:name="List Bullet 2" w:semiHidden="0" w:uiPriority="0" w:unhideWhenUsed="0"/>
+    <w:lsdException w:name="List Bullet 3" w:semiHidden="0" w:uiPriority="0" w:unhideWhenUsed="0"/>
+    <w:lsdException w:name="List Bullet 4" w:semiHidden="0" w:uiPriority="0" w:unhideWhenUsed="0"/>
+    <w:lsdException w:name="List Bullet 5" w:semiHidden="0" w:uiPriority="0" w:unhideWhenUsed="0"/>
+    <w:lsdException w:name="List Number 2" w:semiHidden="0" w:uiPriority="0" w:unhideWhenUsed="0"/>
+    <w:lsdException w:name="List Number 3" w:semiHidden="0" w:uiPriority="0" w:unhideWhenUsed="0"/>
+    <w:lsdException w:name="List Number 4" w:semiHidden="0" w:uiPriority="0" w:unhideWhenUsed="0"/>
+    <w:lsdException w:name="List Number 5" w:semiHidden="0" w:uiPriority="0" w:unhideWhenUsed="0"/>
+    <w:lsdException w:name="Title" w:semiHidden="0" w:uiPriority="0" w:unhideWhenUsed="0" w:qFormat="1"/>
+    <w:lsdException w:name="Closing" w:semiHidden="0" w:uiPriority="0" w:unhideWhenUsed="0"/>
+    <w:lsdException w:name="Signature" w:semiHidden="0" w:uiPriority="0" w:unhideWhenUsed="0"/>
+    <w:lsdException w:name="Default Paragraph Font" w:uiPriority="0" w:unhideWhenUsed="0" w:qFormat="1"/>
+    <w:lsdException w:name="Body Text" w:uiPriority="0" w:unhideWhenUsed="0" w:qFormat="1"/>
+    <w:lsdException w:name="Body Text Indent" w:semiHidden="0" w:uiPriority="0" w:unhideWhenUsed="0"/>
+    <w:lsdException w:name="List Continue" w:semiHidden="0" w:uiPriority="0" w:unhideWhenUsed="0"/>
+    <w:lsdException w:name="List Continue 2" w:semiHidden="0" w:uiPriority="0" w:unhideWhenUsed="0"/>
+    <w:lsdException w:name="List Continue 3" w:semiHidden="0" w:uiPriority="0" w:unhideWhenUsed="0"/>
+    <w:lsdException w:name="List Continue 4" w:semiHidden="0" w:uiPriority="0" w:unhideWhenUsed="0"/>
+    <w:lsdException w:name="List Continue 5" w:semiHidden="0" w:uiPriority="0" w:unhideWhenUsed="0"/>
+    <w:lsdException w:name="Message Header" w:semiHidden="0" w:uiPriority="0" w:unhideWhenUsed="0"/>
+    <w:lsdException w:name="Subtitle" w:semiHidden="0" w:uiPriority="0" w:unhideWhenUsed="0" w:qFormat="1"/>
+    <w:lsdException w:name="Salutation" w:semiHidden="0" w:uiPriority="0" w:unhideWhenUsed="0"/>
+    <w:lsdException w:name="Date" w:semiHidden="0" w:uiPriority="0" w:unhideWhenUsed="0"/>
+    <w:lsdException w:name="Body Text First Indent" w:semiHidden="0" w:uiPriority="0" w:unhideWhenUsed="0"/>
+    <w:lsdException w:name="Body Text First Indent 2" w:semiHidden="0" w:uiPriority="0" w:unhideWhenUsed="0"/>
+    <w:lsdException w:name="Body Text 2" w:semiHidden="0" w:uiPriority="0" w:unhideWhenUsed="0"/>
+    <w:lsdException w:name="Body Text 3" w:semiHidden="0" w:uiPriority="0" w:unhideWhenUsed="0"/>
+    <w:lsdException w:name="Body Text Indent 2" w:semiHidden="0" w:uiPriority="0" w:unhideWhenUsed="0"/>
+    <w:lsdException w:name="Body Text Indent 3" w:semiHidden="0" w:uiPriority="0" w:unhideWhenUsed="0"/>
+    <w:lsdException w:name="Block Text" w:semiHidden="0" w:uiPriority="0" w:unhideWhenUsed="0"/>
+    <w:lsdException w:name="Hyperlink" w:semiHidden="0" w:uiPriority="0" w:unhideWhenUsed="0"/>
+    <w:lsdException w:name="FollowedHyperlink" w:semiHidden="0" w:uiPriority="0" w:unhideWhenUsed="0"/>
+    <w:lsdException w:name="Strong" w:semiHidden="0" w:uiPriority="0" w:unhideWhenUsed="0" w:qFormat="1"/>
+    <w:lsdException w:name="Emphasis" w:semiHidden="0" w:uiPriority="0" w:unhideWhenUsed="0" w:qFormat="1"/>
+    <w:lsdException w:name="Document Map" w:semiHidden="0" w:uiPriority="0" w:unhideWhenUsed="0"/>
+    <w:lsdException w:name="Plain Text" w:semiHidden="0" w:uiPriority="0" w:unhideWhenUsed="0"/>
+    <w:lsdException w:name="E-mail Signature" w:semiHidden="0" w:uiPriority="0" w:unhideWhenUsed="0"/>
+    <w:lsdException w:name="Normal (Web)" w:semiHidden="0" w:uiPriority="0" w:unhideWhenUsed="0" w:qFormat="1"/>
+    <w:lsdException w:name="HTML Acronym" w:semiHidden="0" w:uiPriority="0" w:unhideWhenUsed="0"/>
+    <w:lsdException w:name="HTML Address" w:semiHidden="0" w:uiPriority="0" w:unhideWhenUsed="0"/>
+    <w:lsdException w:name="HTML Cite" w:semiHidden="0" w:uiPriority="0" w:unhideWhenUsed="0"/>
+    <w:lsdException w:name="HTML Code" w:semiHidden="0" w:uiPriority="0" w:unhideWhenUsed="0"/>
+    <w:lsdException w:name="HTML Definition" w:semiHidden="0" w:uiPriority="0" w:unhideWhenUsed="0"/>
+    <w:lsdException w:name="HTML Keyboard" w:semiHidden="0" w:uiPriority="0" w:unhideWhenUsed="0"/>
+    <w:lsdException w:name="HTML Preformatted" w:semiHidden="0" w:uiPriority="0" w:unhideWhenUsed="0"/>
+    <w:lsdException w:name="HTML Sample" w:semiHidden="0" w:uiPriority="0" w:unhideWhenUsed="0"/>
+    <w:lsdException w:name="HTML Typewriter" w:semiHidden="0" w:uiPriority="0" w:unhideWhenUsed="0"/>
+    <w:lsdException w:name="HTML Variable" w:semiHidden="0" w:uiPriority="0" w:unhideWhenUsed="0"/>
+    <w:lsdException w:name="Normal Table" w:uiPriority="0" w:unhideWhenUsed="0" w:qFormat="1"/>
+    <w:lsdException w:name="annotation subject" w:semiHidden="0" w:uiPriority="0" w:unhideWhenUsed="0"/>
+    <w:lsdException w:name="Table Simple 1" w:semiHidden="0" w:uiPriority="0" w:unhideWhenUsed="0"/>
+    <w:lsdException w:name="Table Simple 2" w:semiHidden="0" w:uiPriority="0" w:unhideWhenUsed="0"/>
+    <w:lsdException w:name="Table Simple 3" w:semiHidden="0" w:uiPriority="0" w:unhideWhenUsed="0"/>
+    <w:lsdException w:name="Table Classic 1" w:semiHidden="0" w:uiPriority="0" w:unhideWhenUsed="0"/>
+    <w:lsdException w:name="Table Classic 2" w:semiHidden="0" w:uiPriority="0" w:unhideWhenUsed="0"/>
+    <w:lsdException w:name="Table Classic 3" w:semiHidden="0" w:uiPriority="0" w:unhideWhenUsed="0"/>
+    <w:lsdException w:name="Table Classic 4" w:semiHidden="0" w:uiPriority="0" w:unhideWhenUsed="0"/>
+    <w:lsdException w:name="Table Colorful 1" w:semiHidden="0" w:uiPriority="0" w:unhideWhenUsed="0"/>
+    <w:lsdException w:name="Table Colorful 2" w:semiHidden="0" w:uiPriority="0" w:unhideWhenUsed="0"/>
+    <w:lsdException w:name="Table Colorful 3" w:semiHidden="0" w:uiPriority="0" w:unhideWhenUsed="0"/>
+    <w:lsdException w:name="Table Columns 1" w:semiHidden="0" w:uiPriority="0" w:unhideWhenUsed="0"/>
+    <w:lsdException w:name="Table Columns 2" w:semiHidden="0" w:uiPriority="0" w:unhideWhenUsed="0"/>
+    <w:lsdException w:name="Table Columns 3" w:semiHidden="0" w:uiPriority="0" w:unhideWhenUsed="0"/>
+    <w:lsdException w:name="Table Columns 4" w:semiHidden="0" w:uiPriority="0" w:unhideWhenUsed="0"/>
+    <w:lsdException w:name="Table Columns 5" w:semiHidden="0" w:uiPriority="0" w:unhideWhenUsed="0"/>
+    <w:lsdException w:name="Table Grid 1" w:semiHidden="0" w:uiPriority="0" w:unhideWhenUsed="0"/>
+    <w:lsdException w:name="Table Grid 2" w:semiHidden="0" w:uiPriority="0" w:unhideWhenUsed="0"/>
+    <w:lsdException w:name="Table Grid 3" w:semiHidden="0" w:uiPriority="0" w:unhideWhenUsed="0"/>
+    <w:lsdException w:name="Table Grid 4" w:semiHidden="0" w:uiPriority="0" w:unhideWhenUsed="0"/>
+    <w:lsdException w:name="Table Grid 5" w:semiHidden="0" w:uiPriority="0" w:unhideWhenUsed="0"/>
+    <w:lsdException w:name="Table Grid 6" w:semiHidden="0" w:uiPriority="0" w:unhideWhenUsed="0"/>
+    <w:lsdException w:name="Table Grid 7" w:semiHidden="0" w:uiPriority="0" w:unhideWhenUsed="0"/>
+    <w:lsdException w:name="Table Grid 8" w:semiHidden="0" w:uiPriority="0" w:unhideWhenUsed="0"/>
+    <w:lsdException w:name="Table List 1" w:semiHidden="0" w:uiPriority="0" w:unhideWhenUsed="0"/>
+    <w:lsdException w:name="Table List 2" w:semiHidden="0" w:uiPriority="0" w:unhideWhenUsed="0"/>
+    <w:lsdException w:name="Table List 3" w:semiHidden="0" w:uiPriority="0" w:unhideWhenUsed="0"/>
+    <w:lsdException w:name="Table List 4" w:semiHidden="0" w:uiPriority="0" w:unhideWhenUsed="0"/>
+    <w:lsdException w:name="Table List 5" w:semiHidden="0" w:uiPriority="0" w:unhideWhenUsed="0"/>
+    <w:lsdException w:name="Table List 6" w:semiHidden="0" w:uiPriority="0" w:unhideWhenUsed="0"/>
+    <w:lsdException w:name="Table List 7" w:semiHidden="0" w:uiPriority="0" w:unhideWhenUsed="0"/>
+    <w:lsdException w:name="Table List 8" w:semiHidden="0" w:uiPriority="0" w:unhideWhenUsed="0"/>
+    <w:lsdException w:name="Table 3D effects 1" w:semiHidden="0" w:uiPriority="0" w:unhideWhenUsed="0"/>
+    <w:lsdException w:name="Table 3D effects 2" w:semiHidden="0" w:uiPriority="0" w:unhideWhenUsed="0"/>
+    <w:lsdException w:name="Table 3D effects 3" w:semiHidden="0" w:uiPriority="0" w:unhideWhenUsed="0"/>
+    <w:lsdException w:name="Table Contemporary" w:semiHidden="0" w:uiPriority="0" w:unhideWhenUsed="0"/>
+    <w:lsdException w:name="Table Elegant" w:semiHidden="0" w:uiPriority="0" w:unhideWhenUsed="0"/>
+    <w:lsdException w:name="Table Professional" w:semiHidden="0" w:uiPriority="0" w:unhideWhenUsed="0"/>
+    <w:lsdException w:name="Table Subtle 1" w:semiHidden="0" w:uiPriority="0" w:unhideWhenUsed="0"/>
+    <w:lsdException w:name="Table Subtle 2" w:semiHidden="0" w:uiPriority="0" w:unhideWhenUsed="0"/>
+    <w:lsdException w:name="Table Web 1" w:semiHidden="0" w:uiPriority="0" w:unhideWhenUsed="0"/>
+    <w:lsdException w:name="Table Web 2" w:semiHidden="0" w:uiPriority="0" w:unhideWhenUsed="0"/>
+    <w:lsdException w:name="Table Web 3" w:semiHidden="0" w:uiPriority="0" w:unhideWhenUsed="0"/>
+    <w:lsdException w:name="Balloon Text" w:semiHidden="0" w:uiPriority="0" w:unhideWhenUsed="0"/>
+    <w:lsdException w:name="Table Grid" w:semiHidden="0" w:uiPriority="0" w:unhideWhenUsed="0" w:qFormat="1"/>
+    <w:lsdException w:name="Table Theme" w:semiHidden="0" w:uiPriority="0" w:unhideWhenUsed="0"/>
+    <w:lsdException w:name="Light Shading" w:semiHidden="0" w:uiPriority="60" w:unhideWhenUsed="0"/>
+    <w:lsdException w:name="Light List" w:semiHidden="0" w:uiPriority="61" w:unhideWhenUsed="0"/>
+    <w:lsdException w:name="Light Grid" w:semiHidden="0" w:uiPriority="62" w:unhideWhenUsed="0"/>
+    <w:lsdException w:name="Medium Shading 1" w:semiHidden="0" w:uiPriority="63" w:unhideWhenUsed="0"/>
+    <w:lsdException w:name="Medium Shading 2" w:semiHidden="0" w:uiPriority="64" w:unhideWhenUsed="0"/>
+    <w:lsdException w:name="Medium List 1" w:semiHidden="0" w:uiPriority="65" w:unhideWhenUsed="0"/>
+    <w:lsdException w:name="Medium List 2" w:semiHidden="0" w:uiPriority="66" w:unhideWhenUsed="0"/>
+    <w:lsdException w:name="Medium Grid 1" w:semiHidden="0" w:uiPriority="67" w:unhideWhenUsed="0"/>
+    <w:lsdException w:name="Medium Grid 2" w:semiHidden="0" w:uiPriority="68" w:unhideWhenUsed="0"/>
+    <w:lsdException w:name="Medium Grid 3" w:semiHidden="0" w:uiPriority="69" w:unhideWhenUsed="0"/>
+    <w:lsdException w:name="Dark List" w:semiHidden="0" w:uiPriority="70" w:unhideWhenUsed="0"/>
+    <w:lsdException w:name="Colorful Shading" w:semiHidden="0" w:uiPriority="71" w:unhideWhenUsed="0"/>
+    <w:lsdException w:name="Colorful List" w:semiHidden="0" w:uiPriority="72" w:unhideWhenUsed="0"/>
+    <w:lsdException w:name="Colorful Grid" w:semiHidden="0" w:uiPriority="73" w:unhideWhenUsed="0"/>
+    <w:lsdException w:name="Light Shading Accent 1" w:semiHidden="0" w:uiPriority="60" w:unhideWhenUsed="0"/>
+    <w:lsdException w:name="Light List Accent 1" w:semiHidden="0" w:uiPriority="61" w:unhideWhenUsed="0"/>
+    <w:lsdException w:name="Light Grid Accent 1" w:semiHidden="0" w:uiPriority="62" w:unhideWhenUsed="0"/>
+    <w:lsdException w:name="Medium Shading 1 Accent 1" w:semiHidden="0" w:uiPriority="63" w:unhideWhenUsed="0"/>
+    <w:lsdException w:name="Medium Shading 2 Accent 1" w:semiHidden="0" w:uiPriority="64" w:unhideWhenUsed="0"/>
+    <w:lsdException w:name="Medium List 1 Accent 1" w:semiHidden="0" w:uiPriority="65" w:unhideWhenUsed="0"/>
+    <w:lsdException w:name="Medium List 2 Accent 1" w:semiHidden="0" w:uiPriority="66" w:unhideWhenUsed="0"/>
+    <w:lsdException w:name="Medium Grid 1 Accent 1" w:semiHidden="0" w:uiPriority="67" w:unhideWhenUsed="0"/>
+    <w:lsdException w:name="Medium Grid 2 Accent 1" w:semiHidden="0" w:uiPriority="68" w:unhideWhenUsed="0"/>
+    <w:lsdException w:name="Medium Grid 3 Accent 1" w:semiHidden="0" w:uiPriority="69" w:unhideWhenUsed="0"/>
+    <w:lsdException w:name="Dark List Accent 1" w:semiHidden="0" w:uiPriority="70" w:unhideWhenUsed="0"/>
+    <w:lsdException w:name="Colorful Shading Accent 1" w:semiHidden="0" w:uiPriority="71" w:unhideWhenUsed="0"/>
+    <w:lsdException w:name="Colorful List Accent 1" w:semiHidden="0" w:uiPriority="72" w:unhideWhenUsed="0"/>
+    <w:lsdException w:name="Colorful Grid Accent 1" w:semiHidden="0" w:uiPriority="73" w:unhideWhenUsed="0"/>
+    <w:lsdException w:name="Light Shading Accent 2" w:semiHidden="0" w:uiPriority="60" w:unhideWhenUsed="0"/>
+    <w:lsdException w:name="Light List Accent 2" w:semiHidden="0" w:uiPriority="61" w:unhideWhenUsed="0"/>
+    <w:lsdException w:name="Light Grid Accent 2" w:semiHidden="0" w:uiPriority="62" w:unhideWhenUsed="0"/>
+    <w:lsdException w:name="Medium Shading 1 Accent 2" w:semiHidden="0" w:uiPriority="63" w:unhideWhenUsed="0"/>
+    <w:lsdException w:name="Medium Shading 2 Accent 2" w:semiHidden="0" w:uiPriority="64" w:unhideWhenUsed="0"/>
+    <w:lsdException w:name="Medium List 1 Accent 2" w:semiHidden="0" w:uiPriority="65" w:unhideWhenUsed="0"/>
+    <w:lsdException w:name="Medium List 2 Accent 2" w:semiHidden="0" w:uiPriority="66" w:unhideWhenUsed="0"/>
+    <w:lsdException w:name="Medium Grid 1 Accent 2" w:semiHidden="0" w:uiPriority="67" w:unhideWhenUsed="0"/>
+    <w:lsdException w:name="Medium Grid 2 Accent 2" w:semiHidden="0" w:uiPriority="68" w:unhideWhenUsed="0"/>
+    <w:lsdException w:name="Medium Grid 3 Accent 2" w:semiHidden="0" w:uiPriority="69" w:unhideWhenUsed="0"/>
+    <w:lsdException w:name="Dark List Accent 2" w:semiHidden="0" w:uiPriority="70" w:unhideWhenUsed="0"/>
+    <w:lsdException w:name="Colorful Shading Accent 2" w:semiHidden="0" w:uiPriority="71" w:unhideWhenUsed="0"/>
+    <w:lsdException w:name="Colorful List Accent 2" w:semiHidden="0" w:uiPriority="72" w:unhideWhenUsed="0"/>
+    <w:lsdException w:name="Colorful Grid Accent 2" w:semiHidden="0" w:uiPriority="73" w:unhideWhenUsed="0"/>
+    <w:lsdException w:name="Light Shading Accent 3" w:semiHidden="0" w:uiPriority="60" w:unhideWhenUsed="0"/>
+    <w:lsdException w:name="Light List Accent 3" w:semiHidden="0" w:uiPriority="61" w:unhideWhenUsed="0"/>
+    <w:lsdException w:name="Light Grid Accent 3" w:semiHidden="0" w:uiPriority="62" w:unhideWhenUsed="0"/>
+    <w:lsdException w:name="Medium Shading 1 Accent 3" w:semiHidden="0" w:uiPriority="63" w:unhideWhenUsed="0"/>
+    <w:lsdException w:name="Medium Shading 2 Accent 3" w:semiHidden="0" w:uiPriority="64" w:unhideWhenUsed="0"/>
+    <w:lsdException w:name="Medium List 1 Accent 3" w:semiHidden="0" w:uiPriority="65" w:unhideWhenUsed="0"/>
+    <w:lsdException w:name="Medium List 2 Accent 3" w:semiHidden="0" w:uiPriority="66" w:unhideWhenUsed="0"/>
+    <w:lsdException w:name="Medium Grid 1 Accent 3" w:semiHidden="0" w:uiPriority="67" w:unhideWhenUsed="0"/>
+    <w:lsdException w:name="Medium Grid 2 Accent 3" w:semiHidden="0" w:uiPriority="68" w:unhideWhenUsed="0"/>
+    <w:lsdException w:name="Medium Grid 3 Accent 3" w:semiHidden="0" w:uiPriority="69" w:unhideWhenUsed="0"/>
+    <w:lsdException w:name="Dark List Accent 3" w:semiHidden="0" w:uiPriority="70" w:unhideWhenUsed="0"/>
+    <w:lsdException w:name="Colorful Shading Accent 3" w:semiHidden="0" w:uiPriority="71" w:unhideWhenUsed="0"/>
+    <w:lsdException w:name="Colorful List Accent 3" w:semiHidden="0" w:uiPriority="72" w:unhideWhenUsed="0"/>
+    <w:lsdException w:name="Colorful Grid Accent 3" w:semiHidden="0" w:uiPriority="73" w:unhideWhenUsed="0"/>
+    <w:lsdException w:name="Light Shading Accent 4" w:semiHidden="0" w:uiPriority="60" w:unhideWhenUsed="0"/>
+    <w:lsdException w:name="Light List Accent 4" w:semiHidden="0" w:uiPriority="61" w:unhideWhenUsed="0"/>
+    <w:lsdException w:name="Light Grid Accent 4" w:semiHidden="0" w:uiPriority="62" w:unhideWhenUsed="0"/>
+    <w:lsdException w:name="Medium Shading 1 Accent 4" w:semiHidden="0" w:uiPriority="63" w:unhideWhenUsed="0"/>
+    <w:lsdException w:name="Medium Shading 2 Accent 4" w:semiHidden="0" w:uiPriority="64" w:unhideWhenUsed="0"/>
+    <w:lsdException w:name="Medium List 1 Accent 4" w:semiHidden="0" w:uiPriority="65" w:unhideWhenUsed="0"/>
+    <w:lsdException w:name="Medium List 2 Accent 4" w:semiHidden="0" w:uiPriority="66" w:unhideWhenUsed="0"/>
+    <w:lsdException w:name="Medium Grid 1 Accent 4" w:semiHidden="0" w:uiPriority="67" w:unhideWhenUsed="0"/>
+    <w:lsdException w:name="Medium Grid 2 Accent 4" w:semiHidden="0" w:uiPriority="68" w:unhideWhenUsed="0"/>
+    <w:lsdException w:name="Medium Grid 3 Accent 4" w:semiHidden="0" w:uiPriority="69" w:unhideWhenUsed="0"/>
+    <w:lsdException w:name="Dark List Accent 4" w:semiHidden="0" w:uiPriority="70" w:unhideWhenUsed="0"/>
+    <w:lsdException w:name="Colorful Shading Accent 4" w:semiHidden="0" w:uiPriority="71" w:unhideWhenUsed="0"/>
+    <w:lsdException w:name="Colorful List Accent 4" w:semiHidden="0" w:uiPriority="72" w:unhideWhenUsed="0"/>
+    <w:lsdException w:name="Colorful Grid Accent 4" w:semiHidden="0" w:uiPriority="73" w:unhideWhenUsed="0"/>
+    <w:lsdException w:name="Light Shading Accent 5" w:semiHidden="0" w:uiPriority="60" w:unhideWhenUsed="0"/>
+    <w:lsdException w:name="Light List Accent 5" w:semiHidden="0" w:uiPriority="61" w:unhideWhenUsed="0"/>
+    <w:lsdException w:name="Light Grid Accent 5" w:semiHidden="0" w:uiPriority="62" w:unhideWhenUsed="0"/>
+    <w:lsdException w:name="Medium Shading 1 Accent 5" w:semiHidden="0" w:uiPriority="63" w:unhideWhenUsed="0"/>
+    <w:lsdException w:name="Medium Shading 2 Accent 5" w:semiHidden="0" w:uiPriority="64" w:unhideWhenUsed="0"/>
+    <w:lsdException w:name="Medium List 1 Accent 5" w:semiHidden="0" w:uiPriority="65" w:unhideWhenUsed="0"/>
+    <w:lsdException w:name="Medium List 2 Accent 5" w:semiHidden="0" w:uiPriority="66" w:unhideWhenUsed="0"/>
+    <w:lsdException w:name="Medium Grid 1 Accent 5" w:semiHidden="0" w:uiPriority="67" w:unhideWhenUsed="0"/>
+    <w:lsdException w:name="Medium Grid 2 Accent 5" w:semiHidden="0" w:uiPriority="68" w:unhideWhenUsed="0"/>
+    <w:lsdException w:name="Medium Grid 3 Accent 5" w:semiHidden="0" w:uiPriority="69" w:unhideWhenUsed="0"/>
+    <w:lsdException w:name="Dark List Accent 5" w:semiHidden="0" w:uiPriority="70" w:unhideWhenUsed="0"/>
+    <w:lsdException w:name="Colorful Shading Accent 5" w:semiHidden="0" w:uiPriority="71" w:unhideWhenUsed="0"/>
+    <w:lsdException w:name="Colorful List Accent 5" w:semiHidden="0" w:uiPriority="72" w:unhideWhenUsed="0"/>
+    <w:lsdException w:name="Colorful Grid Accent 5" w:semiHidden="0" w:uiPriority="73" w:unhideWhenUsed="0"/>
+    <w:lsdException w:name="Light Shading Accent 6" w:semiHidden="0" w:uiPriority="60" w:unhideWhenUsed="0"/>
+    <w:lsdException w:name="Light List Accent 6" w:semiHidden="0" w:uiPriority="61" w:unhideWhenUsed="0"/>
+    <w:lsdException w:name="Light Grid Accent 6" w:semiHidden="0" w:uiPriority="62" w:unhideWhenUsed="0"/>
+    <w:lsdException w:name="Medium Shading 1 Accent 6" w:semiHidden="0" w:uiPriority="63" w:unhideWhenUsed="0"/>
+    <w:lsdException w:name="Medium Shading 2 Accent 6" w:semiHidden="0" w:uiPriority="64" w:unhideWhenUsed="0"/>
+    <w:lsdException w:name="Medium List 1 Accent 6" w:semiHidden="0" w:uiPriority="65" w:unhideWhenUsed="0"/>
+    <w:lsdException w:name="Medium List 2 Accent 6" w:semiHidden="0" w:uiPriority="66" w:unhideWhenUsed="0"/>
+    <w:lsdException w:name="Medium Grid 1 Accent 6" w:semiHidden="0" w:uiPriority="67" w:unhideWhenUsed="0"/>
+    <w:lsdException w:name="Medium Grid 2 Accent 6" w:semiHidden="0" w:uiPriority="68" w:unhideWhenUsed="0"/>
+    <w:lsdException w:name="Medium Grid 3 Accent 6" w:semiHidden="0" w:uiPriority="69" w:unhideWhenUsed="0"/>
+    <w:lsdException w:name="Dark List Accent 6" w:semiHidden="0" w:uiPriority="70" w:unhideWhenUsed="0"/>
+    <w:lsdException w:name="Colorful Shading Accent 6" w:semiHidden="0" w:uiPriority="71" w:unhideWhenUsed="0"/>
+    <w:lsdException w:name="Colorful List Accent 6" w:semiHidden="0" w:uiPriority="72" w:unhideWhenUsed="0"/>
+    <w:lsdException w:name="Colorful Grid Accent 6" w:semiHidden="0" w:uiPriority="73" w:unhideWhenUsed="0"/>
   </w:latentStyles>
-  <w:style w:type="paragraph" w:default="1" w:styleId="1">
+  <w:style w:type="paragraph" w:default="1" w:styleId="Normal">
     <w:name w:val="Normal"/>
     <w:qFormat/>
-    <w:uiPriority w:val="0"/>
     <w:pPr>
       <w:kinsoku w:val="0"/>
       <w:autoSpaceDE w:val="0"/>
@@ -7453,7 +7337,7 @@
       <w:textAlignment w:val="baseline"/>
     </w:pPr>
     <w:rPr>
-      <w:rFonts w:ascii="Arial" w:hAnsi="Arial" w:eastAsia="宋体" w:cs="Arial"/>
+      <w:rFonts w:ascii="Arial" w:eastAsia="宋体" w:hAnsi="Arial" w:cs="Arial"/>
       <w:snapToGrid w:val="0"/>
       <w:color w:val="000000"/>
       <w:kern w:val="0"/>
@@ -7462,12 +7346,11 @@
       <w:lang w:val="en-US" w:eastAsia="en-US" w:bidi="ar-SA"/>
     </w:rPr>
   </w:style>
-  <w:style w:type="paragraph" w:styleId="2">
+  <w:style w:type="paragraph" w:styleId="Heading1">
     <w:name w:val="heading 1"/>
-    <w:basedOn w:val="1"/>
-    <w:next w:val="1"/>
+    <w:basedOn w:val="Normal"/>
+    <w:next w:val="Normal"/>
     <w:qFormat/>
-    <w:uiPriority w:val="0"/>
     <w:pPr>
       <w:keepNext/>
       <w:keepLines/>
@@ -7485,13 +7368,12 @@
       <w:sz w:val="44"/>
     </w:rPr>
   </w:style>
-  <w:style w:type="paragraph" w:styleId="3">
+  <w:style w:type="paragraph" w:styleId="Heading2">
     <w:name w:val="heading 2"/>
-    <w:basedOn w:val="1"/>
-    <w:next w:val="1"/>
+    <w:basedOn w:val="Normal"/>
+    <w:next w:val="Normal"/>
     <w:unhideWhenUsed/>
     <w:qFormat/>
-    <w:uiPriority w:val="0"/>
     <w:pPr>
       <w:keepNext/>
       <w:keepLines/>
@@ -7504,19 +7386,18 @@
       <w:outlineLvl w:val="1"/>
     </w:pPr>
     <w:rPr>
-      <w:rFonts w:ascii="Arial" w:hAnsi="Arial" w:eastAsia="黑体"/>
+      <w:rFonts w:ascii="Arial" w:eastAsia="黑体" w:hAnsi="Arial"/>
       <w:b/>
       <w:sz w:val="32"/>
     </w:rPr>
   </w:style>
-  <w:style w:type="paragraph" w:styleId="4">
+  <w:style w:type="paragraph" w:styleId="Heading3">
     <w:name w:val="heading 3"/>
-    <w:basedOn w:val="1"/>
-    <w:next w:val="1"/>
+    <w:basedOn w:val="Normal"/>
+    <w:next w:val="Normal"/>
     <w:semiHidden/>
     <w:unhideWhenUsed/>
     <w:qFormat/>
-    <w:uiPriority w:val="0"/>
     <w:pPr>
       <w:keepNext/>
       <w:keepLines/>
@@ -7533,13 +7414,12 @@
       <w:sz w:val="32"/>
     </w:rPr>
   </w:style>
-  <w:style w:type="paragraph" w:styleId="5">
+  <w:style w:type="paragraph" w:styleId="Heading4">
     <w:name w:val="heading 4"/>
-    <w:basedOn w:val="1"/>
-    <w:next w:val="1"/>
+    <w:basedOn w:val="Normal"/>
+    <w:next w:val="Normal"/>
     <w:unhideWhenUsed/>
     <w:qFormat/>
-    <w:uiPriority w:val="0"/>
     <w:pPr>
       <w:keepNext/>
       <w:keepLines/>
@@ -7552,19 +7432,18 @@
       <w:outlineLvl w:val="3"/>
     </w:pPr>
     <w:rPr>
-      <w:rFonts w:ascii="Arial" w:hAnsi="Arial" w:eastAsia="黑体"/>
+      <w:rFonts w:ascii="Arial" w:eastAsia="黑体" w:hAnsi="Arial"/>
       <w:b/>
       <w:sz w:val="28"/>
     </w:rPr>
   </w:style>
-  <w:style w:type="paragraph" w:styleId="6">
+  <w:style w:type="paragraph" w:styleId="Heading5">
     <w:name w:val="heading 5"/>
-    <w:basedOn w:val="1"/>
-    <w:next w:val="1"/>
+    <w:basedOn w:val="Normal"/>
+    <w:next w:val="Normal"/>
     <w:semiHidden/>
     <w:unhideWhenUsed/>
     <w:qFormat/>
-    <w:uiPriority w:val="0"/>
     <w:pPr>
       <w:keepNext/>
       <w:keepLines/>
@@ -7581,14 +7460,13 @@
       <w:sz w:val="28"/>
     </w:rPr>
   </w:style>
-  <w:style w:type="paragraph" w:styleId="7">
+  <w:style w:type="paragraph" w:styleId="Heading6">
     <w:name w:val="heading 6"/>
-    <w:basedOn w:val="1"/>
-    <w:next w:val="1"/>
+    <w:basedOn w:val="Normal"/>
+    <w:next w:val="Normal"/>
     <w:semiHidden/>
     <w:unhideWhenUsed/>
     <w:qFormat/>
-    <w:uiPriority w:val="0"/>
     <w:pPr>
       <w:keepNext/>
       <w:keepLines/>
@@ -7601,19 +7479,18 @@
       <w:outlineLvl w:val="5"/>
     </w:pPr>
     <w:rPr>
-      <w:rFonts w:ascii="Arial" w:hAnsi="Arial" w:eastAsia="黑体"/>
+      <w:rFonts w:ascii="Arial" w:eastAsia="黑体" w:hAnsi="Arial"/>
       <w:b/>
       <w:sz w:val="24"/>
     </w:rPr>
   </w:style>
-  <w:style w:type="paragraph" w:styleId="8">
+  <w:style w:type="paragraph" w:styleId="Heading7">
     <w:name w:val="heading 7"/>
-    <w:basedOn w:val="1"/>
-    <w:next w:val="1"/>
+    <w:basedOn w:val="Normal"/>
+    <w:next w:val="Normal"/>
     <w:semiHidden/>
     <w:unhideWhenUsed/>
     <w:qFormat/>
-    <w:uiPriority w:val="0"/>
     <w:pPr>
       <w:keepNext/>
       <w:keepLines/>
@@ -7630,14 +7507,13 @@
       <w:sz w:val="24"/>
     </w:rPr>
   </w:style>
-  <w:style w:type="paragraph" w:styleId="9">
+  <w:style w:type="paragraph" w:styleId="Heading8">
     <w:name w:val="heading 8"/>
-    <w:basedOn w:val="1"/>
-    <w:next w:val="1"/>
+    <w:basedOn w:val="Normal"/>
+    <w:next w:val="Normal"/>
     <w:semiHidden/>
     <w:unhideWhenUsed/>
     <w:qFormat/>
-    <w:uiPriority w:val="0"/>
     <w:pPr>
       <w:keepNext/>
       <w:keepLines/>
@@ -7650,18 +7526,17 @@
       <w:outlineLvl w:val="7"/>
     </w:pPr>
     <w:rPr>
-      <w:rFonts w:ascii="Arial" w:hAnsi="Arial" w:eastAsia="黑体"/>
+      <w:rFonts w:ascii="Arial" w:eastAsia="黑体" w:hAnsi="Arial"/>
       <w:sz w:val="24"/>
     </w:rPr>
   </w:style>
-  <w:style w:type="paragraph" w:styleId="10">
+  <w:style w:type="paragraph" w:styleId="Heading9">
     <w:name w:val="heading 9"/>
-    <w:basedOn w:val="1"/>
-    <w:next w:val="1"/>
+    <w:basedOn w:val="Normal"/>
+    <w:next w:val="Normal"/>
     <w:semiHidden/>
     <w:unhideWhenUsed/>
     <w:qFormat/>
-    <w:uiPriority w:val="0"/>
     <w:pPr>
       <w:keepNext/>
       <w:keepLines/>
@@ -7674,21 +7549,19 @@
       <w:outlineLvl w:val="8"/>
     </w:pPr>
     <w:rPr>
-      <w:rFonts w:ascii="Arial" w:hAnsi="Arial" w:eastAsia="黑体"/>
+      <w:rFonts w:ascii="Arial" w:eastAsia="黑体" w:hAnsi="Arial"/>
       <w:sz w:val="21"/>
     </w:rPr>
   </w:style>
-  <w:style w:type="character" w:default="1" w:styleId="22">
+  <w:style w:type="character" w:default="1" w:styleId="DefaultParagraphFont">
     <w:name w:val="Default Paragraph Font"/>
     <w:semiHidden/>
     <w:qFormat/>
-    <w:uiPriority w:val="0"/>
   </w:style>
-  <w:style w:type="table" w:default="1" w:styleId="20">
+  <w:style w:type="table" w:default="1" w:styleId="TableNormal">
     <w:name w:val="Normal Table"/>
     <w:semiHidden/>
     <w:qFormat/>
-    <w:uiPriority w:val="0"/>
     <w:tblPr>
       <w:tblCellMar>
         <w:top w:w="0" w:type="dxa"/>
@@ -7698,43 +7571,39 @@
       </w:tblCellMar>
     </w:tblPr>
   </w:style>
-  <w:style w:type="paragraph" w:styleId="11">
+  <w:style w:type="paragraph" w:styleId="CommentText">
     <w:name w:val="annotation text"/>
-    <w:basedOn w:val="1"/>
+    <w:basedOn w:val="Normal"/>
     <w:qFormat/>
-    <w:uiPriority w:val="0"/>
     <w:pPr>
       <w:jc w:val="left"/>
     </w:pPr>
   </w:style>
-  <w:style w:type="paragraph" w:styleId="12">
+  <w:style w:type="paragraph" w:styleId="BodyText">
     <w:name w:val="Body Text"/>
-    <w:basedOn w:val="1"/>
+    <w:basedOn w:val="Normal"/>
     <w:semiHidden/>
     <w:qFormat/>
-    <w:uiPriority w:val="0"/>
     <w:rPr>
-      <w:rFonts w:ascii="Arial" w:hAnsi="Arial" w:eastAsia="Arial" w:cs="Arial"/>
+      <w:rFonts w:ascii="Arial" w:eastAsia="Arial" w:hAnsi="Arial" w:cs="Arial"/>
       <w:sz w:val="21"/>
       <w:szCs w:val="21"/>
       <w:lang w:val="en-US" w:eastAsia="en-US" w:bidi="ar-SA"/>
     </w:rPr>
   </w:style>
-  <w:style w:type="paragraph" w:styleId="13">
+  <w:style w:type="paragraph" w:styleId="TOC3">
     <w:name w:val="toc 3"/>
-    <w:basedOn w:val="1"/>
-    <w:next w:val="1"/>
+    <w:basedOn w:val="Normal"/>
+    <w:next w:val="Normal"/>
     <w:qFormat/>
-    <w:uiPriority w:val="0"/>
     <w:pPr>
       <w:ind w:left="840" w:leftChars="400"/>
     </w:pPr>
   </w:style>
-  <w:style w:type="paragraph" w:styleId="14">
+  <w:style w:type="paragraph" w:styleId="Footer">
     <w:name w:val="footer"/>
-    <w:basedOn w:val="1"/>
+    <w:basedOn w:val="Normal"/>
     <w:qFormat/>
-    <w:uiPriority w:val="0"/>
     <w:pPr>
       <w:tabs>
         <w:tab w:val="center" w:pos="4153"/>
@@ -7747,17 +7616,16 @@
       <w:sz w:val="18"/>
     </w:rPr>
   </w:style>
-  <w:style w:type="paragraph" w:styleId="15">
+  <w:style w:type="paragraph" w:styleId="Header">
     <w:name w:val="header"/>
-    <w:basedOn w:val="1"/>
+    <w:basedOn w:val="Normal"/>
     <w:qFormat/>
-    <w:uiPriority w:val="0"/>
     <w:pPr>
       <w:pBdr>
-        <w:top w:val="none" w:color="auto" w:sz="0" w:space="0"/>
-        <w:left w:val="none" w:color="auto" w:sz="0" w:space="0"/>
-        <w:bottom w:val="none" w:color="auto" w:sz="0" w:space="0"/>
-        <w:right w:val="none" w:color="auto" w:sz="0" w:space="0"/>
+        <w:top w:val="nil"/>
+        <w:left w:val="nil"/>
+        <w:bottom w:val="nil"/>
+        <w:right w:val="nil"/>
       </w:pBdr>
       <w:tabs>
         <w:tab w:val="center" w:pos="4153"/>
@@ -7772,41 +7640,37 @@
       <w:sz w:val="18"/>
     </w:rPr>
   </w:style>
-  <w:style w:type="paragraph" w:styleId="16">
+  <w:style w:type="paragraph" w:styleId="TOC1">
     <w:name w:val="toc 1"/>
-    <w:basedOn w:val="1"/>
-    <w:next w:val="1"/>
+    <w:basedOn w:val="Normal"/>
+    <w:next w:val="Normal"/>
     <w:qFormat/>
-    <w:uiPriority w:val="0"/>
     <w:rPr>
-      <w:rFonts w:ascii="Arial" w:hAnsi="Arial" w:eastAsia="Microsoft JhengHei"/>
+      <w:rFonts w:ascii="Arial" w:eastAsia="Microsoft JhengHei" w:hAnsi="Arial"/>
       <w:sz w:val="24"/>
     </w:rPr>
   </w:style>
-  <w:style w:type="paragraph" w:styleId="17">
+  <w:style w:type="paragraph" w:styleId="TOC2">
     <w:name w:val="toc 2"/>
-    <w:basedOn w:val="1"/>
-    <w:next w:val="1"/>
+    <w:basedOn w:val="Normal"/>
+    <w:next w:val="Normal"/>
     <w:qFormat/>
-    <w:uiPriority w:val="0"/>
     <w:pPr>
       <w:ind w:left="420" w:leftChars="200"/>
     </w:pPr>
   </w:style>
-  <w:style w:type="paragraph" w:styleId="18">
+  <w:style w:type="paragraph" w:styleId="NormalWeb">
     <w:name w:val="Normal (Web)"/>
-    <w:basedOn w:val="1"/>
+    <w:basedOn w:val="Normal"/>
     <w:qFormat/>
-    <w:uiPriority w:val="0"/>
     <w:rPr>
       <w:sz w:val="24"/>
     </w:rPr>
   </w:style>
-  <w:style w:type="paragraph" w:styleId="19">
+  <w:style w:type="paragraph" w:styleId="Title">
     <w:name w:val="Title"/>
-    <w:basedOn w:val="1"/>
+    <w:basedOn w:val="Normal"/>
     <w:qFormat/>
-    <w:uiPriority w:val="0"/>
     <w:pPr>
       <w:spacing w:before="240" w:beforeLines="0" w:beforeAutospacing="0" w:after="60" w:afterLines="0" w:afterAutospacing="0"/>
       <w:jc w:val="center"/>
@@ -7818,73 +7682,68 @@
       <w:sz w:val="32"/>
     </w:rPr>
   </w:style>
-  <w:style w:type="table" w:styleId="21">
+  <w:style w:type="table" w:styleId="TableGrid">
     <w:name w:val="Table Grid"/>
-    <w:basedOn w:val="20"/>
+    <w:basedOn w:val="TableNormal"/>
     <w:qFormat/>
-    <w:uiPriority w:val="0"/>
     <w:pPr>
       <w:widowControl w:val="0"/>
       <w:jc w:val="both"/>
     </w:pPr>
     <w:tblPr>
       <w:tblBorders>
-        <w:top w:val="single" w:color="auto" w:sz="4" w:space="0"/>
-        <w:left w:val="single" w:color="auto" w:sz="4" w:space="0"/>
-        <w:bottom w:val="single" w:color="auto" w:sz="4" w:space="0"/>
-        <w:right w:val="single" w:color="auto" w:sz="4" w:space="0"/>
-        <w:insideH w:val="single" w:color="auto" w:sz="4" w:space="0"/>
-        <w:insideV w:val="single" w:color="auto" w:sz="4" w:space="0"/>
+        <w:top w:val="single" w:sz="4" w:space="0" w:color="auto"/>
+        <w:left w:val="single" w:sz="4" w:space="0" w:color="auto"/>
+        <w:bottom w:val="single" w:sz="4" w:space="0" w:color="auto"/>
+        <w:right w:val="single" w:sz="4" w:space="0" w:color="auto"/>
+        <w:insideH w:val="single" w:sz="4" w:space="0" w:color="auto"/>
+        <w:insideV w:val="single" w:sz="4" w:space="0" w:color="auto"/>
       </w:tblBorders>
     </w:tblPr>
   </w:style>
-  <w:style w:type="character" w:styleId="23">
+  <w:style w:type="character" w:styleId="Strong">
     <w:name w:val="Strong"/>
-    <w:basedOn w:val="22"/>
+    <w:basedOn w:val="DefaultParagraphFont"/>
     <w:qFormat/>
-    <w:uiPriority w:val="0"/>
     <w:rPr>
       <w:b/>
     </w:rPr>
   </w:style>
-  <w:style w:type="paragraph" w:customStyle="1" w:styleId="24">
+  <w:style w:type="paragraph" w:customStyle="1" w:styleId="a">
     <w:name w:val="柴_公司名"/>
-    <w:basedOn w:val="19"/>
+    <w:basedOn w:val="Title"/>
     <w:qFormat/>
-    <w:uiPriority w:val="0"/>
     <w:pPr>
       <w:spacing w:after="600" w:afterLines="600"/>
     </w:pPr>
     <w:rPr>
-      <w:rFonts w:hint="eastAsia" w:ascii="宋体" w:hAnsi="宋体" w:eastAsia="宋体" w:cs="宋体"/>
+      <w:rFonts w:ascii="宋体" w:eastAsia="宋体" w:hAnsi="宋体" w:cs="宋体" w:hint="eastAsia"/>
       <w:bCs/>
       <w:spacing w:val="-6"/>
       <w:sz w:val="52"/>
       <w:szCs w:val="52"/>
     </w:rPr>
   </w:style>
-  <w:style w:type="paragraph" w:customStyle="1" w:styleId="25">
+  <w:style w:type="paragraph" w:customStyle="1" w:styleId="a0">
     <w:name w:val="柴_文档名"/>
-    <w:basedOn w:val="19"/>
+    <w:basedOn w:val="Title"/>
     <w:qFormat/>
-    <w:uiPriority w:val="0"/>
     <w:pPr>
       <w:spacing w:after="900" w:afterLines="900"/>
     </w:pPr>
     <w:rPr>
-      <w:rFonts w:ascii="黑体" w:hAnsi="黑体" w:eastAsia="黑体" w:cs="黑体"/>
+      <w:rFonts w:ascii="黑体" w:eastAsia="黑体" w:hAnsi="黑体" w:cs="黑体"/>
       <w:bCs/>
       <w:spacing w:val="-7"/>
       <w:sz w:val="52"/>
       <w:szCs w:val="52"/>
     </w:rPr>
   </w:style>
-  <w:style w:type="table" w:customStyle="1" w:styleId="26">
+  <w:style w:type="table" w:customStyle="1" w:styleId="TableNormal0">
     <w:name w:val="Table Normal_0"/>
     <w:semiHidden/>
     <w:unhideWhenUsed/>
     <w:qFormat/>
-    <w:uiPriority w:val="0"/>
     <w:tblPr>
       <w:tblCellMar>
         <w:top w:w="0" w:type="dxa"/>
@@ -7894,87 +7753,81 @@
       </w:tblCellMar>
     </w:tblPr>
   </w:style>
-  <w:style w:type="paragraph" w:customStyle="1" w:styleId="27">
+  <w:style w:type="paragraph" w:customStyle="1" w:styleId="TableText">
     <w:name w:val="Table Text"/>
-    <w:basedOn w:val="1"/>
+    <w:basedOn w:val="Normal"/>
     <w:semiHidden/>
     <w:qFormat/>
-    <w:uiPriority w:val="0"/>
     <w:rPr>
-      <w:rFonts w:ascii="宋体" w:hAnsi="宋体" w:eastAsia="宋体" w:cs="宋体"/>
+      <w:rFonts w:ascii="宋体" w:eastAsia="宋体" w:hAnsi="宋体" w:cs="宋体"/>
       <w:sz w:val="21"/>
       <w:szCs w:val="21"/>
       <w:lang w:val="en-US" w:eastAsia="en-US" w:bidi="ar-SA"/>
     </w:rPr>
   </w:style>
-  <w:style w:type="paragraph" w:customStyle="1" w:styleId="28">
+  <w:style w:type="paragraph" w:customStyle="1" w:styleId="1">
     <w:name w:val="柴_标题1"/>
-    <w:basedOn w:val="2"/>
-    <w:next w:val="29"/>
-    <w:link w:val="38"/>
+    <w:basedOn w:val="Heading1"/>
+    <w:next w:val="a1"/>
+    <w:link w:val="1Char"/>
     <w:qFormat/>
-    <w:uiPriority w:val="0"/>
     <w:pPr>
       <w:spacing w:before="100" w:after="90" w:line="360" w:lineRule="auto"/>
     </w:pPr>
     <w:rPr>
-      <w:rFonts w:ascii="Arial" w:hAnsi="Arial" w:eastAsia="宋体"/>
+      <w:rFonts w:ascii="Arial" w:eastAsia="宋体" w:hAnsi="Arial"/>
       <w:sz w:val="32"/>
     </w:rPr>
   </w:style>
-  <w:style w:type="paragraph" w:customStyle="1" w:styleId="29">
+  <w:style w:type="paragraph" w:customStyle="1" w:styleId="a1">
     <w:name w:val="柴_正文"/>
-    <w:basedOn w:val="12"/>
-    <w:link w:val="42"/>
+    <w:basedOn w:val="BodyText"/>
+    <w:link w:val="Char"/>
     <w:qFormat/>
-    <w:uiPriority w:val="0"/>
     <w:pPr>
       <w:spacing w:line="360" w:lineRule="auto"/>
       <w:ind w:firstLine="470" w:firstLineChars="200"/>
     </w:pPr>
     <w:rPr>
-      <w:rFonts w:ascii="Arial" w:hAnsi="Arial" w:eastAsia="宋体"/>
+      <w:rFonts w:ascii="Arial" w:eastAsia="宋体" w:hAnsi="Arial"/>
       <w:sz w:val="24"/>
       <w:lang w:eastAsia="zh-CN"/>
     </w:rPr>
   </w:style>
-  <w:style w:type="paragraph" w:customStyle="1" w:styleId="30">
+  <w:style w:type="paragraph" w:customStyle="1" w:styleId="2">
     <w:name w:val="柴_标题2"/>
-    <w:basedOn w:val="3"/>
-    <w:next w:val="29"/>
+    <w:basedOn w:val="Heading2"/>
+    <w:next w:val="a1"/>
     <w:qFormat/>
-    <w:uiPriority w:val="0"/>
     <w:pPr>
       <w:spacing w:line="360" w:lineRule="auto"/>
     </w:pPr>
     <w:rPr>
-      <w:rFonts w:ascii="Arial" w:hAnsi="Arial" w:eastAsia="宋体"/>
+      <w:rFonts w:ascii="Arial" w:eastAsia="宋体" w:hAnsi="Arial"/>
       <w:sz w:val="28"/>
     </w:rPr>
   </w:style>
-  <w:style w:type="paragraph" w:customStyle="1" w:styleId="31">
+  <w:style w:type="paragraph" w:customStyle="1" w:styleId="3">
     <w:name w:val="柴_标题3"/>
-    <w:basedOn w:val="4"/>
-    <w:next w:val="29"/>
+    <w:basedOn w:val="Heading3"/>
+    <w:next w:val="a1"/>
     <w:qFormat/>
-    <w:uiPriority w:val="0"/>
     <w:pPr>
       <w:spacing w:line="360" w:lineRule="auto"/>
       <w:ind w:left="0" w:firstLine="472" w:firstLineChars="200"/>
     </w:pPr>
     <w:rPr>
-      <w:rFonts w:ascii="宋体" w:hAnsi="宋体" w:eastAsia="宋体" w:cs="宋体"/>
+      <w:rFonts w:ascii="宋体" w:eastAsia="宋体" w:hAnsi="宋体" w:cs="宋体"/>
       <w:spacing w:val="-2"/>
       <w:sz w:val="24"/>
       <w:szCs w:val="24"/>
     </w:rPr>
   </w:style>
-  <w:style w:type="paragraph" w:customStyle="1" w:styleId="32">
+  <w:style w:type="paragraph" w:customStyle="1" w:styleId="a2">
     <w:name w:val="柴_目录"/>
-    <w:basedOn w:val="1"/>
-    <w:next w:val="12"/>
+    <w:basedOn w:val="Normal"/>
+    <w:next w:val="BodyText"/>
     <w:qFormat/>
-    <w:uiPriority w:val="0"/>
     <w:pPr>
       <w:tabs>
         <w:tab w:val="right" w:leader="dot" w:pos="8442"/>
@@ -7982,64 +7835,59 @@
       <w:ind w:left="0" w:leftChars="0"/>
     </w:pPr>
     <w:rPr>
-      <w:rFonts w:ascii="Arial" w:hAnsi="Arial" w:eastAsia="Microsoft JhengHei"/>
+      <w:rFonts w:ascii="Arial" w:eastAsia="Microsoft JhengHei" w:hAnsi="Arial"/>
       <w:sz w:val="24"/>
     </w:rPr>
   </w:style>
-  <w:style w:type="paragraph" w:customStyle="1" w:styleId="33">
+  <w:style w:type="paragraph" w:customStyle="1" w:styleId="WPSOffice1">
     <w:name w:val="WPSOffice手动目录 1"/>
     <w:qFormat/>
-    <w:uiPriority w:val="0"/>
     <w:pPr>
       <w:ind w:leftChars="0"/>
     </w:pPr>
     <w:rPr>
-      <w:rFonts w:ascii="Times New Roman" w:hAnsi="Times New Roman" w:eastAsia="宋体" w:cs="Times New Roman"/>
+      <w:rFonts w:ascii="Times New Roman" w:eastAsia="宋体" w:hAnsi="Times New Roman" w:cs="Times New Roman"/>
       <w:sz w:val="20"/>
       <w:szCs w:val="20"/>
     </w:rPr>
   </w:style>
-  <w:style w:type="paragraph" w:customStyle="1" w:styleId="34">
+  <w:style w:type="paragraph" w:customStyle="1" w:styleId="WPSOffice2">
     <w:name w:val="WPSOffice手动目录 2"/>
     <w:qFormat/>
-    <w:uiPriority w:val="0"/>
     <w:pPr>
       <w:ind w:leftChars="200"/>
     </w:pPr>
     <w:rPr>
-      <w:rFonts w:ascii="Times New Roman" w:hAnsi="Times New Roman" w:eastAsia="宋体" w:cs="Times New Roman"/>
+      <w:rFonts w:ascii="Times New Roman" w:eastAsia="宋体" w:hAnsi="Times New Roman" w:cs="Times New Roman"/>
       <w:sz w:val="20"/>
       <w:szCs w:val="20"/>
     </w:rPr>
   </w:style>
-  <w:style w:type="paragraph" w:customStyle="1" w:styleId="35">
+  <w:style w:type="paragraph" w:customStyle="1" w:styleId="WPSOffice3">
     <w:name w:val="WPSOffice手动目录 3"/>
     <w:qFormat/>
-    <w:uiPriority w:val="0"/>
     <w:pPr>
       <w:ind w:leftChars="400"/>
     </w:pPr>
     <w:rPr>
-      <w:rFonts w:ascii="Times New Roman" w:hAnsi="Times New Roman" w:eastAsia="宋体" w:cs="Times New Roman"/>
+      <w:rFonts w:ascii="Times New Roman" w:eastAsia="宋体" w:hAnsi="Times New Roman" w:cs="Times New Roman"/>
       <w:sz w:val="20"/>
       <w:szCs w:val="20"/>
     </w:rPr>
   </w:style>
-  <w:style w:type="paragraph" w:customStyle="1" w:styleId="36">
+  <w:style w:type="paragraph" w:customStyle="1" w:styleId="Compact">
     <w:name w:val="Compact"/>
-    <w:basedOn w:val="12"/>
+    <w:basedOn w:val="BodyText"/>
     <w:qFormat/>
-    <w:uiPriority w:val="0"/>
     <w:pPr>
       <w:spacing w:before="36" w:after="36"/>
     </w:pPr>
   </w:style>
-  <w:style w:type="table" w:customStyle="1" w:styleId="37">
+  <w:style w:type="table" w:customStyle="1" w:styleId="Table">
     <w:name w:val="Table"/>
     <w:semiHidden/>
     <w:unhideWhenUsed/>
     <w:qFormat/>
-    <w:uiPriority w:val="0"/>
     <w:tblPr>
       <w:tblCellMar>
         <w:top w:w="0" w:type="dxa"/>
@@ -8051,28 +7899,26 @@
     <w:tblStylePr w:type="firstRow">
       <w:tcPr>
         <w:tcBorders>
-          <w:bottom w:val="single" w:color="auto" w:sz="0" w:space="0"/>
+          <w:bottom w:val="single" w:sz="0" w:space="0" w:color="auto"/>
         </w:tcBorders>
         <w:vAlign w:val="bottom"/>
       </w:tcPr>
     </w:tblStylePr>
   </w:style>
-  <w:style w:type="character" w:customStyle="1" w:styleId="38">
+  <w:style w:type="character" w:customStyle="1" w:styleId="1Char">
     <w:name w:val="柴_标题1 Char"/>
-    <w:link w:val="28"/>
+    <w:link w:val="1"/>
     <w:qFormat/>
-    <w:uiPriority w:val="0"/>
     <w:rPr>
-      <w:rFonts w:ascii="Arial" w:hAnsi="Arial" w:eastAsia="宋体"/>
+      <w:rFonts w:ascii="Arial" w:eastAsia="宋体" w:hAnsi="Arial"/>
       <w:sz w:val="32"/>
     </w:rPr>
   </w:style>
-  <w:style w:type="table" w:customStyle="1" w:styleId="39">
+  <w:style w:type="table" w:customStyle="1" w:styleId="TableNormal1">
     <w:name w:val="Table Normal_1"/>
     <w:semiHidden/>
     <w:unhideWhenUsed/>
     <w:qFormat/>
-    <w:uiPriority w:val="0"/>
     <w:tblPr>
       <w:tblCellMar>
         <w:top w:w="0" w:type="dxa"/>
@@ -8082,11 +7928,10 @@
       </w:tblCellMar>
     </w:tblPr>
   </w:style>
-  <w:style w:type="paragraph" w:customStyle="1" w:styleId="40">
+  <w:style w:type="paragraph" w:customStyle="1" w:styleId="a3">
     <w:name w:val="柴_正文_无缩进"/>
-    <w:basedOn w:val="1"/>
+    <w:basedOn w:val="Normal"/>
     <w:qFormat/>
-    <w:uiPriority w:val="0"/>
     <w:pPr>
       <w:ind w:firstLine="0" w:firstLineChars="0"/>
     </w:pPr>
@@ -8096,31 +7941,29 @@
       <w:lang w:eastAsia="zh-CN"/>
     </w:rPr>
   </w:style>
-  <w:style w:type="paragraph" w:customStyle="1" w:styleId="41">
+  <w:style w:type="paragraph" w:customStyle="1" w:styleId="4">
     <w:name w:val="柴_标题4"/>
-    <w:basedOn w:val="5"/>
-    <w:next w:val="1"/>
+    <w:basedOn w:val="Heading4"/>
+    <w:next w:val="Normal"/>
     <w:qFormat/>
-    <w:uiPriority w:val="0"/>
     <w:pPr>
       <w:widowControl w:val="0"/>
       <w:spacing w:before="160" w:line="360" w:lineRule="auto"/>
-      <w:ind w:left="981" w:leftChars="300" w:hanging="862"/>
+      <w:ind w:left="981" w:hanging="862" w:leftChars="300"/>
     </w:pPr>
     <w:rPr>
-      <w:rFonts w:hint="eastAsia" w:ascii="Calibri" w:hAnsi="Calibri" w:eastAsia="宋体" w:cs="宋体"/>
+      <w:rFonts w:ascii="Calibri" w:eastAsia="宋体" w:hAnsi="Calibri" w:cs="宋体" w:hint="eastAsia"/>
       <w:sz w:val="24"/>
       <w:szCs w:val="24"/>
       <w:lang w:eastAsia="zh-CN" w:bidi="zh-CN"/>
     </w:rPr>
   </w:style>
-  <w:style w:type="character" w:customStyle="1" w:styleId="42">
+  <w:style w:type="character" w:customStyle="1" w:styleId="Char">
     <w:name w:val="柴_正文 Char"/>
-    <w:link w:val="29"/>
+    <w:link w:val="a1"/>
     <w:qFormat/>
-    <w:uiPriority w:val="0"/>
     <w:rPr>
-      <w:rFonts w:ascii="Arial" w:hAnsi="Arial" w:eastAsia="宋体"/>
+      <w:rFonts w:ascii="Arial" w:eastAsia="宋体" w:hAnsi="Arial"/>
       <w:sz w:val="24"/>
       <w:lang w:eastAsia="zh-CN"/>
     </w:rPr>

--- a/6-过程管理/流程制度规范类文件/TXHS-06-02-服务级别管理制度.docx
+++ b/6-过程管理/流程制度规范类文件/TXHS-06-02-服务级别管理制度.docx
@@ -1330,7 +1330,7 @@
                 <w:szCs w:val="20"/>
                 <w:lang w:val="en-US" w:eastAsia="zh-CN"/>
               </w:rPr>
-              <w:t>强宇涛</w:t>
+              <w:t>程方</w:t>
             </w:r>
           </w:p>
         </w:tc>
@@ -1377,7 +1377,7 @@
                 <w:vertAlign w:val="baseline"/>
                 <w:lang w:val="en-US" w:eastAsia="zh-CN"/>
               </w:rPr>
-              <w:t>陈凯</w:t>
+              <w:t>茅建根</w:t>
             </w:r>
           </w:p>
         </w:tc>
@@ -1631,7 +1631,7 @@
                 <w:szCs w:val="20"/>
                 <w:lang w:val="en-US" w:eastAsia="zh-CN"/>
               </w:rPr>
-              <w:t>强宇涛</w:t>
+              <w:t>程方</w:t>
             </w:r>
           </w:p>
         </w:tc>
@@ -1677,7 +1677,7 @@
                 <w:vertAlign w:val="baseline"/>
                 <w:lang w:val="en-US" w:eastAsia="zh-CN"/>
               </w:rPr>
-              <w:t>陈凯</w:t>
+              <w:t>茅建根</w:t>
             </w:r>
           </w:p>
         </w:tc>

--- a/6-过程管理/流程制度规范类文件/TXHS-06-02-服务级别管理制度.docx
+++ b/6-过程管理/流程制度规范类文件/TXHS-06-02-服务级别管理制度.docx
@@ -1,11 +1,10 @@
 
 <file path=word/document.xml><?xml version="1.0" encoding="utf-8"?>
-<w:document xmlns:wpc="http://schemas.microsoft.com/office/word/2010/wordprocessingCanvas" xmlns:mc="http://schemas.openxmlformats.org/markup-compatibility/2006" xmlns:o="urn:schemas-microsoft-com:office:office" xmlns:r="http://schemas.openxmlformats.org/officeDocument/2006/relationships" xmlns:m="http://schemas.openxmlformats.org/officeDocument/2006/math" xmlns:v="urn:schemas-microsoft-com:vml" xmlns:wp14="http://schemas.microsoft.com/office/word/2010/wordprocessingDrawing" xmlns:wp="http://schemas.openxmlformats.org/drawingml/2006/wordprocessingDrawing" xmlns:w10="urn:schemas-microsoft-com:office:word" xmlns:w="http://schemas.openxmlformats.org/wordprocessingml/2006/main" xmlns:w14="http://schemas.microsoft.com/office/word/2010/wordml" xmlns:w15="http://schemas.microsoft.com/office/word/2012/wordml" xmlns:wne="http://schemas.microsoft.com/office/word/2006/wordml" xmlns:wpg="http://schemas.microsoft.com/office/word/2010/wordprocessingGroup" xmlns:wpi="http://schemas.microsoft.com/office/word/2010/wordprocessingInk" xmlns:wps="http://schemas.microsoft.com/office/word/2010/wordprocessingShape" mc:Ignorable="w14 w15 wp14">
-  <!-- Generated by Aspose.Words for .NET 13.3.0.1 -->
+<w:document xmlns:wpc="http://schemas.microsoft.com/office/word/2010/wordprocessingCanvas" xmlns:mc="http://schemas.openxmlformats.org/markup-compatibility/2006" xmlns:o="urn:schemas-microsoft-com:office:office" xmlns:r="http://schemas.openxmlformats.org/officeDocument/2006/relationships" xmlns:m="http://schemas.openxmlformats.org/officeDocument/2006/math" xmlns:v="urn:schemas-microsoft-com:vml" xmlns:wp14="http://schemas.microsoft.com/office/word/2010/wordprocessingDrawing" xmlns:wp="http://schemas.openxmlformats.org/drawingml/2006/wordprocessingDrawing" xmlns:w="http://schemas.openxmlformats.org/wordprocessingml/2006/main" xmlns:w14="http://schemas.microsoft.com/office/word/2010/wordml" xmlns:w10="urn:schemas-microsoft-com:office:word" xmlns:w15="http://schemas.microsoft.com/office/word/2012/wordml" xmlns:wpg="http://schemas.microsoft.com/office/word/2010/wordprocessingGroup" xmlns:wpi="http://schemas.microsoft.com/office/word/2010/wordprocessingInk" xmlns:wne="http://schemas.microsoft.com/office/word/2006/wordml" xmlns:wps="http://schemas.microsoft.com/office/word/2010/wordprocessingShape" xmlns:wpsCustomData="http://www.wps.cn/officeDocument/2013/wpsCustomData" mc:Ignorable="w14 w15 wp14">
   <w:body>
     <w:p>
       <w:pPr>
-        <w:pStyle w:val="a"/>
+        <w:pStyle w:val="24"/>
         <w:keepNext w:val="0"/>
         <w:keepLines w:val="0"/>
         <w:pageBreakBefore w:val="0"/>
@@ -25,7 +24,7 @@
       <w:bookmarkStart w:id="0" w:name="_Toc22363"/>
       <w:r>
         <w:drawing>
-          <wp:anchor distT="0" distB="0" distL="114300" distR="114300" simplePos="0" relativeHeight="251660288" behindDoc="1" locked="0" layoutInCell="1" allowOverlap="1">
+          <wp:anchor distT="0" distB="0" distL="114300" distR="114300" simplePos="0" relativeHeight="251661312" behindDoc="1" locked="0" layoutInCell="1" allowOverlap="1">
             <wp:simplePos x="0" y="0"/>
             <wp:positionH relativeFrom="column">
               <wp:posOffset>-19050</wp:posOffset>
@@ -50,7 +49,7 @@
                     </pic:cNvPicPr>
                   </pic:nvPicPr>
                   <pic:blipFill>
-                    <a:blip xmlns:r="http://schemas.openxmlformats.org/officeDocument/2006/relationships" r:embed="rId4"/>
+                    <a:blip r:embed="rId7"/>
                     <a:stretch>
                       <a:fillRect/>
                     </a:stretch>
@@ -76,7 +75,7 @@
       </w:r>
       <w:r>
         <w:drawing>
-          <wp:anchor distT="0" distB="0" distL="114300" distR="114300" simplePos="0" relativeHeight="251659264" behindDoc="1" locked="0" layoutInCell="1" allowOverlap="1">
+          <wp:anchor distT="0" distB="0" distL="114300" distR="114300" simplePos="0" relativeHeight="251660288" behindDoc="1" locked="0" layoutInCell="1" allowOverlap="1">
             <wp:simplePos x="0" y="0"/>
             <wp:positionH relativeFrom="column">
               <wp:posOffset>0</wp:posOffset>
@@ -101,7 +100,7 @@
                     </pic:cNvPicPr>
                   </pic:nvPicPr>
                   <pic:blipFill>
-                    <a:blip xmlns:r="http://schemas.openxmlformats.org/officeDocument/2006/relationships" r:embed="rId5"/>
+                    <a:blip r:embed="rId8"/>
                     <a:stretch>
                       <a:fillRect/>
                     </a:stretch>
@@ -131,7 +130,7 @@
           <w:lang w:val="en-US" w:eastAsia="zh-CN"/>
         </w:rPr>
         <w:drawing>
-          <wp:anchor distT="0" distB="0" distL="114300" distR="114300" simplePos="0" relativeHeight="251658240" behindDoc="1" locked="0" layoutInCell="1" allowOverlap="1">
+          <wp:anchor distT="0" distB="0" distL="114300" distR="114300" simplePos="0" relativeHeight="251659264" behindDoc="1" locked="0" layoutInCell="1" allowOverlap="1">
             <wp:simplePos x="0" y="0"/>
             <wp:positionH relativeFrom="column">
               <wp:posOffset>635</wp:posOffset>
@@ -156,7 +155,7 @@
                     </pic:cNvPicPr>
                   </pic:nvPicPr>
                   <pic:blipFill>
-                    <a:blip xmlns:r="http://schemas.openxmlformats.org/officeDocument/2006/relationships" r:embed="rId6">
+                    <a:blip r:embed="rId9">
                       <a:alphaModFix amt="58000"/>
                       <a:lum contrast="-52000"/>
                     </a:blip>
@@ -190,7 +189,7 @@
     </w:p>
     <w:p>
       <w:pPr>
-        <w:pStyle w:val="a0"/>
+        <w:pStyle w:val="25"/>
         <w:keepNext w:val="0"/>
         <w:keepLines w:val="0"/>
         <w:pageBreakBefore w:val="0"/>
@@ -237,11 +236,11 @@
         <w:adjustRightInd w:val="0"/>
         <w:snapToGrid w:val="0"/>
         <w:spacing w:after="624" w:afterLines="200" w:line="219" w:lineRule="auto"/>
-        <w:ind w:left="0" w:right="0" w:firstLine="0" w:leftChars="0" w:rightChars="0" w:firstLineChars="0"/>
+        <w:ind w:left="0" w:leftChars="0" w:right="0" w:rightChars="0" w:firstLine="0" w:firstLineChars="0"/>
         <w:jc w:val="center"/>
         <w:textAlignment w:val="baseline"/>
         <w:rPr>
-          <w:rFonts w:ascii="宋体" w:eastAsia="宋体" w:hAnsi="宋体" w:cs="宋体" w:hint="eastAsia"/>
+          <w:rFonts w:hint="eastAsia" w:ascii="宋体" w:hAnsi="宋体" w:eastAsia="宋体" w:cs="宋体"/>
           <w:sz w:val="24"/>
           <w:szCs w:val="24"/>
           <w:lang w:val="en-US" w:eastAsia="zh-CN"/>
@@ -249,7 +248,7 @@
       </w:pPr>
       <w:r>
         <w:rPr>
-          <w:rFonts w:ascii="宋体" w:eastAsia="宋体" w:hAnsi="宋体" w:cs="宋体"/>
+          <w:rFonts w:ascii="宋体" w:hAnsi="宋体" w:eastAsia="宋体" w:cs="宋体"/>
           <w:b/>
           <w:bCs/>
           <w:spacing w:val="-3"/>
@@ -260,7 +259,7 @@
       </w:r>
       <w:r>
         <w:rPr>
-          <w:rFonts w:ascii="宋体" w:eastAsia="宋体" w:hAnsi="宋体" w:cs="宋体" w:hint="eastAsia"/>
+          <w:rFonts w:hint="eastAsia" w:ascii="宋体" w:hAnsi="宋体" w:eastAsia="宋体" w:cs="宋体"/>
           <w:b/>
           <w:bCs/>
           <w:spacing w:val="-3"/>
@@ -272,7 +271,7 @@
       </w:r>
       <w:r>
         <w:rPr>
-          <w:rFonts w:ascii="宋体" w:eastAsia="宋体" w:hAnsi="宋体" w:cs="宋体"/>
+          <w:rFonts w:ascii="宋体" w:hAnsi="宋体" w:eastAsia="宋体" w:cs="宋体"/>
           <w:b/>
           <w:bCs/>
           <w:spacing w:val="-3"/>
@@ -283,7 +282,7 @@
       </w:r>
       <w:r>
         <w:rPr>
-          <w:rFonts w:ascii="宋体" w:hAnsi="宋体" w:cs="宋体" w:hint="eastAsia"/>
+          <w:rFonts w:hint="eastAsia" w:ascii="宋体" w:hAnsi="宋体" w:cs="宋体"/>
           <w:b/>
           <w:bCs/>
           <w:spacing w:val="-3"/>
@@ -295,7 +294,7 @@
       </w:r>
       <w:r>
         <w:rPr>
-          <w:rFonts w:ascii="宋体" w:eastAsia="宋体" w:hAnsi="宋体" w:cs="宋体"/>
+          <w:rFonts w:ascii="宋体" w:hAnsi="宋体" w:eastAsia="宋体" w:cs="宋体"/>
           <w:b/>
           <w:bCs/>
           <w:spacing w:val="-3"/>
@@ -306,7 +305,7 @@
       </w:r>
       <w:r>
         <w:rPr>
-          <w:rFonts w:ascii="宋体" w:hAnsi="宋体" w:cs="宋体" w:hint="eastAsia"/>
+          <w:rFonts w:hint="eastAsia" w:ascii="宋体" w:hAnsi="宋体" w:cs="宋体"/>
           <w:b/>
           <w:bCs/>
           <w:spacing w:val="-3"/>
@@ -319,17 +318,18 @@
     </w:p>
     <w:tbl>
       <w:tblPr>
-        <w:tblStyle w:val="TableGrid"/>
+        <w:tblStyle w:val="21"/>
         <w:tblW w:w="0" w:type="auto"/>
         <w:jc w:val="center"/>
         <w:tblBorders>
-          <w:top w:val="nil"/>
-          <w:left w:val="nil"/>
-          <w:bottom w:val="nil"/>
-          <w:right w:val="nil"/>
-          <w:insideH w:val="nil"/>
-          <w:insideV w:val="nil"/>
+          <w:top w:val="none" w:color="auto" w:sz="0" w:space="0"/>
+          <w:left w:val="none" w:color="auto" w:sz="0" w:space="0"/>
+          <w:bottom w:val="none" w:color="auto" w:sz="0" w:space="0"/>
+          <w:right w:val="none" w:color="auto" w:sz="0" w:space="0"/>
+          <w:insideH w:val="none" w:color="auto" w:sz="0" w:space="0"/>
+          <w:insideV w:val="none" w:color="auto" w:sz="0" w:space="0"/>
         </w:tblBorders>
+        <w:tblLayout w:type="autofit"/>
         <w:tblCellMar>
           <w:top w:w="0" w:type="dxa"/>
           <w:left w:w="108" w:type="dxa"/>
@@ -343,15 +343,13 @@
       </w:tblGrid>
       <w:tr>
         <w:tblPrEx>
-          <w:tblW w:w="0" w:type="auto"/>
-          <w:jc w:val="center"/>
           <w:tblBorders>
-            <w:top w:val="nil"/>
-            <w:left w:val="nil"/>
-            <w:bottom w:val="nil"/>
-            <w:right w:val="nil"/>
-            <w:insideH w:val="nil"/>
-            <w:insideV w:val="nil"/>
+            <w:top w:val="none" w:color="auto" w:sz="0" w:space="0"/>
+            <w:left w:val="none" w:color="auto" w:sz="0" w:space="0"/>
+            <w:bottom w:val="none" w:color="auto" w:sz="0" w:space="0"/>
+            <w:right w:val="none" w:color="auto" w:sz="0" w:space="0"/>
+            <w:insideH w:val="none" w:color="auto" w:sz="0" w:space="0"/>
+            <w:insideV w:val="none" w:color="auto" w:sz="0" w:space="0"/>
           </w:tblBorders>
           <w:tblCellMar>
             <w:top w:w="0" w:type="dxa"/>
@@ -361,7 +359,7 @@
           </w:tblCellMar>
         </w:tblPrEx>
         <w:trPr>
-          <w:trHeight w:val="810"/>
+          <w:trHeight w:val="810" w:hRule="atLeast"/>
           <w:jc w:val="center"/>
         </w:trPr>
         <w:tc>
@@ -400,7 +398,7 @@
             </w:r>
             <w:r>
               <w:rPr>
-                <w:rFonts w:asciiTheme="minorAscii" w:eastAsiaTheme="minorEastAsia" w:hAnsiTheme="minorAscii" w:hint="default"/>
+                <w:rFonts w:hint="default" w:asciiTheme="minorAscii" w:hAnsiTheme="minorAscii" w:eastAsiaTheme="minorEastAsia"/>
                 <w:spacing w:val="227"/>
                 <w:sz w:val="21"/>
                 <w:vertAlign w:val="baseline"/>
@@ -455,7 +453,7 @@
             </w:r>
             <w:r>
               <w:rPr>
-                <w:rFonts w:asciiTheme="minorAscii" w:eastAsiaTheme="minorEastAsia" w:hAnsiTheme="minorAscii" w:hint="eastAsia"/>
+                <w:rFonts w:hint="eastAsia" w:asciiTheme="minorAscii" w:hAnsiTheme="minorAscii" w:eastAsiaTheme="minorEastAsia"/>
                 <w:spacing w:val="227"/>
                 <w:sz w:val="21"/>
                 <w:vertAlign w:val="baseline"/>
@@ -477,8 +475,14 @@
       </w:tr>
       <w:tr>
         <w:tblPrEx>
-          <w:tblW w:w="0" w:type="auto"/>
-          <w:jc w:val="center"/>
+          <w:tblBorders>
+            <w:top w:val="none" w:color="auto" w:sz="0" w:space="0"/>
+            <w:left w:val="none" w:color="auto" w:sz="0" w:space="0"/>
+            <w:bottom w:val="none" w:color="auto" w:sz="0" w:space="0"/>
+            <w:right w:val="none" w:color="auto" w:sz="0" w:space="0"/>
+            <w:insideH w:val="none" w:color="auto" w:sz="0" w:space="0"/>
+            <w:insideV w:val="none" w:color="auto" w:sz="0" w:space="0"/>
+          </w:tblBorders>
           <w:tblCellMar>
             <w:top w:w="0" w:type="dxa"/>
             <w:left w:w="108" w:type="dxa"/>
@@ -487,7 +491,7 @@
           </w:tblCellMar>
         </w:tblPrEx>
         <w:trPr>
-          <w:trHeight w:val="810"/>
+          <w:trHeight w:val="810" w:hRule="atLeast"/>
           <w:jc w:val="center"/>
         </w:trPr>
         <w:tc>
@@ -512,7 +516,7 @@
               <w:snapToGrid w:val="0"/>
               <w:textAlignment w:val="baseline"/>
               <w:rPr>
-                <w:rFonts w:ascii="Arial" w:eastAsia="Arial" w:hAnsi="Arial" w:cs="Arial" w:hint="default"/>
+                <w:rFonts w:hint="default" w:ascii="Arial" w:hAnsi="Arial" w:eastAsia="Arial" w:cs="Arial"/>
                 <w:snapToGrid w:val="0"/>
                 <w:color w:val="000000"/>
                 <w:kern w:val="0"/>
@@ -544,7 +548,7 @@
             </w:r>
             <w:r>
               <w:rPr>
-                <w:rFonts w:asciiTheme="minorAscii" w:eastAsiaTheme="minorEastAsia" w:hAnsiTheme="minorAscii" w:hint="default"/>
+                <w:rFonts w:hint="default" w:asciiTheme="minorAscii" w:hAnsiTheme="minorAscii" w:eastAsiaTheme="minorEastAsia"/>
                 <w:spacing w:val="227"/>
                 <w:sz w:val="21"/>
                 <w:vertAlign w:val="baseline"/>
@@ -587,7 +591,7 @@
               <w:snapToGrid w:val="0"/>
               <w:textAlignment w:val="baseline"/>
               <w:rPr>
-                <w:rFonts w:ascii="Arial" w:eastAsia="Arial" w:hAnsi="Arial" w:cs="Arial" w:hint="default"/>
+                <w:rFonts w:hint="default" w:ascii="Arial" w:hAnsi="Arial" w:eastAsia="Arial" w:cs="Arial"/>
                 <w:snapToGrid w:val="0"/>
                 <w:color w:val="000000"/>
                 <w:kern w:val="0"/>
@@ -607,7 +611,7 @@
             </w:r>
             <w:r>
               <w:rPr>
-                <w:rFonts w:asciiTheme="minorAscii" w:eastAsiaTheme="minorEastAsia" w:hAnsiTheme="minorAscii" w:hint="eastAsia"/>
+                <w:rFonts w:hint="eastAsia" w:asciiTheme="minorAscii" w:hAnsiTheme="minorAscii" w:eastAsiaTheme="minorEastAsia"/>
                 <w:spacing w:val="227"/>
                 <w:sz w:val="21"/>
                 <w:vertAlign w:val="baseline"/>
@@ -629,8 +633,14 @@
       </w:tr>
       <w:tr>
         <w:tblPrEx>
-          <w:tblW w:w="0" w:type="auto"/>
-          <w:jc w:val="center"/>
+          <w:tblBorders>
+            <w:top w:val="none" w:color="auto" w:sz="0" w:space="0"/>
+            <w:left w:val="none" w:color="auto" w:sz="0" w:space="0"/>
+            <w:bottom w:val="none" w:color="auto" w:sz="0" w:space="0"/>
+            <w:right w:val="none" w:color="auto" w:sz="0" w:space="0"/>
+            <w:insideH w:val="none" w:color="auto" w:sz="0" w:space="0"/>
+            <w:insideV w:val="none" w:color="auto" w:sz="0" w:space="0"/>
+          </w:tblBorders>
           <w:tblCellMar>
             <w:top w:w="0" w:type="dxa"/>
             <w:left w:w="108" w:type="dxa"/>
@@ -639,7 +649,7 @@
           </w:tblCellMar>
         </w:tblPrEx>
         <w:trPr>
-          <w:trHeight w:val="635"/>
+          <w:trHeight w:val="635" w:hRule="atLeast"/>
           <w:jc w:val="center"/>
         </w:trPr>
         <w:tc>
@@ -690,7 +700,7 @@
             </w:r>
             <w:r>
               <w:rPr>
-                <w:rFonts w:asciiTheme="minorAscii" w:eastAsiaTheme="minorEastAsia" w:hAnsiTheme="minorAscii" w:hint="eastAsia"/>
+                <w:rFonts w:hint="eastAsia" w:asciiTheme="minorAscii" w:hAnsiTheme="minorAscii" w:eastAsiaTheme="minorEastAsia"/>
                 <w:spacing w:val="227"/>
                 <w:sz w:val="21"/>
                 <w:vertAlign w:val="baseline"/>
@@ -744,7 +754,7 @@
             </w:r>
             <w:r>
               <w:rPr>
-                <w:rFonts w:asciiTheme="minorAscii" w:eastAsiaTheme="minorEastAsia" w:hAnsiTheme="minorAscii" w:hint="eastAsia"/>
+                <w:rFonts w:hint="eastAsia" w:asciiTheme="minorAscii" w:hAnsiTheme="minorAscii" w:eastAsiaTheme="minorEastAsia"/>
                 <w:spacing w:val="227"/>
                 <w:sz w:val="21"/>
                 <w:vertAlign w:val="baseline"/>
@@ -805,14 +815,14 @@
         <w:ind w:left="3634"/>
         <w:textAlignment w:val="baseline"/>
         <w:rPr>
-          <w:rFonts w:ascii="宋体" w:eastAsia="宋体" w:hAnsi="宋体" w:cs="宋体"/>
+          <w:rFonts w:ascii="宋体" w:hAnsi="宋体" w:eastAsia="宋体" w:cs="宋体"/>
           <w:sz w:val="31"/>
           <w:szCs w:val="31"/>
         </w:rPr>
       </w:pPr>
       <w:r>
         <w:rPr>
-          <w:rFonts w:ascii="宋体" w:eastAsia="宋体" w:hAnsi="宋体" w:cs="宋体"/>
+          <w:rFonts w:ascii="宋体" w:hAnsi="宋体" w:eastAsia="宋体" w:cs="宋体"/>
           <w:b/>
           <w:bCs/>
           <w:spacing w:val="4"/>
@@ -824,16 +834,16 @@
     </w:p>
     <w:tbl>
       <w:tblPr>
-        <w:tblStyle w:val="TableNormal0"/>
+        <w:tblStyle w:val="26"/>
         <w:tblW w:w="8214" w:type="dxa"/>
         <w:jc w:val="center"/>
         <w:tblBorders>
-          <w:top w:val="single" w:sz="2" w:space="0" w:color="000000"/>
-          <w:left w:val="single" w:sz="2" w:space="0" w:color="000000"/>
-          <w:bottom w:val="single" w:sz="2" w:space="0" w:color="000000"/>
-          <w:right w:val="single" w:sz="2" w:space="0" w:color="000000"/>
-          <w:insideH w:val="single" w:sz="2" w:space="0" w:color="000000"/>
-          <w:insideV w:val="single" w:sz="2" w:space="0" w:color="000000"/>
+          <w:top w:val="single" w:color="000000" w:sz="2" w:space="0"/>
+          <w:left w:val="single" w:color="000000" w:sz="2" w:space="0"/>
+          <w:bottom w:val="single" w:color="000000" w:sz="2" w:space="0"/>
+          <w:right w:val="single" w:color="000000" w:sz="2" w:space="0"/>
+          <w:insideH w:val="single" w:color="000000" w:sz="2" w:space="0"/>
+          <w:insideV w:val="single" w:color="000000" w:sz="2" w:space="0"/>
         </w:tblBorders>
         <w:tblLayout w:type="fixed"/>
         <w:tblCellMar>
@@ -853,17 +863,14 @@
       </w:tblGrid>
       <w:tr>
         <w:tblPrEx>
-          <w:tblW w:w="8214" w:type="dxa"/>
-          <w:jc w:val="center"/>
           <w:tblBorders>
-            <w:top w:val="single" w:sz="2" w:space="0" w:color="000000"/>
-            <w:left w:val="single" w:sz="2" w:space="0" w:color="000000"/>
-            <w:bottom w:val="single" w:sz="2" w:space="0" w:color="000000"/>
-            <w:right w:val="single" w:sz="2" w:space="0" w:color="000000"/>
-            <w:insideH w:val="single" w:sz="2" w:space="0" w:color="000000"/>
-            <w:insideV w:val="single" w:sz="2" w:space="0" w:color="000000"/>
+            <w:top w:val="single" w:color="000000" w:sz="2" w:space="0"/>
+            <w:left w:val="single" w:color="000000" w:sz="2" w:space="0"/>
+            <w:bottom w:val="single" w:color="000000" w:sz="2" w:space="0"/>
+            <w:right w:val="single" w:color="000000" w:sz="2" w:space="0"/>
+            <w:insideH w:val="single" w:color="000000" w:sz="2" w:space="0"/>
+            <w:insideV w:val="single" w:color="000000" w:sz="2" w:space="0"/>
           </w:tblBorders>
-          <w:tblLayout w:type="fixed"/>
           <w:tblCellMar>
             <w:top w:w="0" w:type="dxa"/>
             <w:left w:w="0" w:type="dxa"/>
@@ -872,7 +879,7 @@
           </w:tblCellMar>
         </w:tblPrEx>
         <w:trPr>
-          <w:trHeight w:val="593"/>
+          <w:trHeight w:val="593" w:hRule="atLeast"/>
           <w:jc w:val="center"/>
         </w:trPr>
         <w:tc>
@@ -894,18 +901,18 @@
               <w:adjustRightInd w:val="0"/>
               <w:snapToGrid w:val="0"/>
               <w:spacing w:before="176" w:line="228" w:lineRule="auto"/>
-              <w:ind w:left="0" w:right="0" w:firstLine="0" w:leftChars="0" w:rightChars="0" w:firstLineChars="0"/>
+              <w:ind w:left="0" w:leftChars="0" w:right="0" w:rightChars="0" w:firstLine="0" w:firstLineChars="0"/>
               <w:jc w:val="center"/>
               <w:textAlignment w:val="baseline"/>
               <w:rPr>
-                <w:rFonts w:ascii="宋体" w:eastAsia="宋体" w:hAnsi="宋体" w:cs="宋体"/>
+                <w:rFonts w:ascii="宋体" w:hAnsi="宋体" w:eastAsia="宋体" w:cs="宋体"/>
                 <w:sz w:val="20"/>
                 <w:szCs w:val="20"/>
               </w:rPr>
             </w:pPr>
             <w:r>
               <w:rPr>
-                <w:rFonts w:ascii="宋体" w:hAnsi="宋体" w:cs="宋体" w:hint="eastAsia"/>
+                <w:rFonts w:hint="eastAsia" w:ascii="宋体" w:hAnsi="宋体" w:cs="宋体"/>
                 <w:spacing w:val="-14"/>
                 <w:sz w:val="20"/>
                 <w:szCs w:val="20"/>
@@ -915,7 +922,7 @@
             </w:r>
             <w:r>
               <w:rPr>
-                <w:rFonts w:ascii="宋体" w:eastAsia="宋体" w:hAnsi="宋体" w:cs="宋体"/>
+                <w:rFonts w:ascii="宋体" w:hAnsi="宋体" w:eastAsia="宋体" w:cs="宋体"/>
                 <w:spacing w:val="-14"/>
                 <w:sz w:val="20"/>
                 <w:szCs w:val="20"/>
@@ -943,18 +950,18 @@
               <w:adjustRightInd w:val="0"/>
               <w:snapToGrid w:val="0"/>
               <w:spacing w:before="175" w:line="227" w:lineRule="auto"/>
-              <w:ind w:left="0" w:right="0" w:firstLine="0" w:leftChars="0" w:rightChars="0" w:firstLineChars="0"/>
+              <w:ind w:left="0" w:leftChars="0" w:right="0" w:rightChars="0" w:firstLine="0" w:firstLineChars="0"/>
               <w:jc w:val="center"/>
               <w:textAlignment w:val="baseline"/>
               <w:rPr>
-                <w:rFonts w:ascii="宋体" w:eastAsia="宋体" w:hAnsi="宋体" w:cs="宋体"/>
+                <w:rFonts w:ascii="宋体" w:hAnsi="宋体" w:eastAsia="宋体" w:cs="宋体"/>
                 <w:sz w:val="20"/>
                 <w:szCs w:val="20"/>
               </w:rPr>
             </w:pPr>
             <w:r>
               <w:rPr>
-                <w:rFonts w:ascii="宋体" w:eastAsia="宋体" w:hAnsi="宋体" w:cs="宋体"/>
+                <w:rFonts w:ascii="宋体" w:hAnsi="宋体" w:eastAsia="宋体" w:cs="宋体"/>
                 <w:spacing w:val="4"/>
                 <w:sz w:val="20"/>
                 <w:szCs w:val="20"/>
@@ -982,18 +989,18 @@
               <w:adjustRightInd w:val="0"/>
               <w:snapToGrid w:val="0"/>
               <w:spacing w:before="175" w:line="228" w:lineRule="auto"/>
-              <w:ind w:left="0" w:right="0" w:firstLine="0" w:leftChars="0" w:rightChars="0" w:firstLineChars="0"/>
+              <w:ind w:left="0" w:leftChars="0" w:right="0" w:rightChars="0" w:firstLine="0" w:firstLineChars="0"/>
               <w:jc w:val="center"/>
               <w:textAlignment w:val="baseline"/>
               <w:rPr>
-                <w:rFonts w:ascii="宋体" w:eastAsia="宋体" w:hAnsi="宋体" w:cs="宋体"/>
+                <w:rFonts w:ascii="宋体" w:hAnsi="宋体" w:eastAsia="宋体" w:cs="宋体"/>
                 <w:sz w:val="20"/>
                 <w:szCs w:val="20"/>
               </w:rPr>
             </w:pPr>
             <w:r>
               <w:rPr>
-                <w:rFonts w:ascii="宋体" w:eastAsia="宋体" w:hAnsi="宋体" w:cs="宋体"/>
+                <w:rFonts w:ascii="宋体" w:hAnsi="宋体" w:eastAsia="宋体" w:cs="宋体"/>
                 <w:spacing w:val="7"/>
                 <w:sz w:val="20"/>
                 <w:szCs w:val="20"/>
@@ -1021,11 +1028,11 @@
               <w:adjustRightInd w:val="0"/>
               <w:snapToGrid w:val="0"/>
               <w:spacing w:before="175" w:line="228" w:lineRule="auto"/>
-              <w:ind w:left="0" w:right="0" w:firstLine="0" w:leftChars="0" w:rightChars="0" w:firstLineChars="0"/>
+              <w:ind w:left="0" w:leftChars="0" w:right="0" w:rightChars="0" w:firstLine="0" w:firstLineChars="0"/>
               <w:jc w:val="center"/>
               <w:textAlignment w:val="baseline"/>
               <w:rPr>
-                <w:rFonts w:ascii="宋体" w:eastAsia="宋体" w:hAnsi="宋体" w:cs="宋体" w:hint="eastAsia"/>
+                <w:rFonts w:hint="eastAsia" w:ascii="宋体" w:hAnsi="宋体" w:eastAsia="宋体" w:cs="宋体"/>
                 <w:spacing w:val="7"/>
                 <w:sz w:val="20"/>
                 <w:szCs w:val="20"/>
@@ -1034,7 +1041,7 @@
             </w:pPr>
             <w:r>
               <w:rPr>
-                <w:rFonts w:ascii="宋体" w:hAnsi="宋体" w:cs="宋体" w:hint="eastAsia"/>
+                <w:rFonts w:hint="eastAsia" w:ascii="宋体" w:hAnsi="宋体" w:cs="宋体"/>
                 <w:spacing w:val="7"/>
                 <w:sz w:val="20"/>
                 <w:szCs w:val="20"/>
@@ -1063,11 +1070,11 @@
               <w:adjustRightInd w:val="0"/>
               <w:snapToGrid w:val="0"/>
               <w:spacing w:before="175" w:line="228" w:lineRule="auto"/>
-              <w:ind w:left="0" w:right="0" w:firstLine="0" w:leftChars="0" w:rightChars="0" w:firstLineChars="0"/>
+              <w:ind w:left="0" w:leftChars="0" w:right="0" w:rightChars="0" w:firstLine="0" w:firstLineChars="0"/>
               <w:jc w:val="center"/>
               <w:textAlignment w:val="baseline"/>
               <w:rPr>
-                <w:rFonts w:ascii="宋体" w:hAnsi="宋体" w:cs="宋体" w:hint="default"/>
+                <w:rFonts w:hint="default" w:ascii="宋体" w:hAnsi="宋体" w:cs="宋体"/>
                 <w:spacing w:val="7"/>
                 <w:sz w:val="20"/>
                 <w:szCs w:val="20"/>
@@ -1076,7 +1083,7 @@
             </w:pPr>
             <w:r>
               <w:rPr>
-                <w:rFonts w:ascii="宋体" w:hAnsi="宋体" w:cs="宋体" w:hint="eastAsia"/>
+                <w:rFonts w:hint="eastAsia" w:ascii="宋体" w:hAnsi="宋体" w:cs="宋体"/>
                 <w:spacing w:val="7"/>
                 <w:sz w:val="20"/>
                 <w:szCs w:val="20"/>
@@ -1105,18 +1112,18 @@
               <w:adjustRightInd w:val="0"/>
               <w:snapToGrid w:val="0"/>
               <w:spacing w:before="176" w:line="229" w:lineRule="auto"/>
-              <w:ind w:left="0" w:right="0" w:firstLine="0" w:leftChars="0" w:rightChars="0" w:firstLineChars="0"/>
+              <w:ind w:left="0" w:leftChars="0" w:right="0" w:rightChars="0" w:firstLine="0" w:firstLineChars="0"/>
               <w:jc w:val="center"/>
               <w:textAlignment w:val="baseline"/>
               <w:rPr>
-                <w:rFonts w:ascii="宋体" w:eastAsia="宋体" w:hAnsi="宋体" w:cs="宋体"/>
+                <w:rFonts w:ascii="宋体" w:hAnsi="宋体" w:eastAsia="宋体" w:cs="宋体"/>
                 <w:sz w:val="20"/>
                 <w:szCs w:val="20"/>
               </w:rPr>
             </w:pPr>
             <w:r>
               <w:rPr>
-                <w:rFonts w:ascii="宋体" w:eastAsia="宋体" w:hAnsi="宋体" w:cs="宋体"/>
+                <w:rFonts w:ascii="宋体" w:hAnsi="宋体" w:eastAsia="宋体" w:cs="宋体"/>
                 <w:spacing w:val="7"/>
                 <w:sz w:val="20"/>
                 <w:szCs w:val="20"/>
@@ -1128,9 +1135,14 @@
       </w:tr>
       <w:tr>
         <w:tblPrEx>
-          <w:tblW w:w="8214" w:type="dxa"/>
-          <w:jc w:val="center"/>
-          <w:tblLayout w:type="fixed"/>
+          <w:tblBorders>
+            <w:top w:val="single" w:color="000000" w:sz="2" w:space="0"/>
+            <w:left w:val="single" w:color="000000" w:sz="2" w:space="0"/>
+            <w:bottom w:val="single" w:color="000000" w:sz="2" w:space="0"/>
+            <w:right w:val="single" w:color="000000" w:sz="2" w:space="0"/>
+            <w:insideH w:val="single" w:color="000000" w:sz="2" w:space="0"/>
+            <w:insideV w:val="single" w:color="000000" w:sz="2" w:space="0"/>
+          </w:tblBorders>
           <w:tblCellMar>
             <w:top w:w="0" w:type="dxa"/>
             <w:left w:w="0" w:type="dxa"/>
@@ -1139,7 +1151,7 @@
           </w:tblCellMar>
         </w:tblPrEx>
         <w:trPr>
-          <w:trHeight w:val="516"/>
+          <w:trHeight w:val="516" w:hRule="atLeast"/>
           <w:jc w:val="center"/>
         </w:trPr>
         <w:tc>
@@ -1162,11 +1174,11 @@
               <w:adjustRightInd w:val="0"/>
               <w:snapToGrid w:val="0"/>
               <w:spacing w:before="173" w:line="267" w:lineRule="exact"/>
-              <w:ind w:left="0" w:right="0" w:firstLine="0" w:leftChars="0" w:rightChars="0" w:firstLineChars="0"/>
+              <w:ind w:left="0" w:leftChars="0" w:right="0" w:rightChars="0" w:firstLine="0" w:firstLineChars="0"/>
               <w:jc w:val="center"/>
               <w:textAlignment w:val="baseline"/>
               <w:rPr>
-                <w:rFonts w:ascii="宋体" w:eastAsia="宋体" w:hAnsi="宋体" w:cs="宋体" w:hint="default"/>
+                <w:rFonts w:hint="default" w:ascii="宋体" w:hAnsi="宋体" w:eastAsia="宋体" w:cs="宋体"/>
                 <w:snapToGrid w:val="0"/>
                 <w:color w:val="000000"/>
                 <w:kern w:val="0"/>
@@ -1175,15 +1187,27 @@
                 <w:lang w:val="en-US" w:eastAsia="en-US" w:bidi="ar-SA"/>
               </w:rPr>
             </w:pPr>
+            <w:bookmarkStart w:id="29" w:name="_GoBack"/>
             <w:r>
               <w:rPr>
-                <w:rFonts w:ascii="宋体" w:eastAsia="宋体" w:hAnsi="宋体" w:cs="宋体"/>
+                <w:rFonts w:ascii="宋体" w:hAnsi="宋体" w:eastAsia="宋体" w:cs="宋体"/>
                 <w:spacing w:val="3"/>
                 <w:position w:val="1"/>
                 <w:sz w:val="20"/>
                 <w:szCs w:val="20"/>
               </w:rPr>
-              <w:t>2022.6.20</w:t>
+              <w:t>2025.1.</w:t>
+            </w:r>
+            <w:r>
+              <w:rPr>
+                <w:rFonts w:hint="eastAsia" w:ascii="宋体" w:hAnsi="宋体" w:cs="宋体"/>
+                <w:spacing w:val="3"/>
+                <w:position w:val="1"/>
+                <w:sz w:val="20"/>
+                <w:szCs w:val="20"/>
+                <w:lang w:val="en-US" w:eastAsia="zh-CN"/>
+              </w:rPr>
+              <w:t>10</w:t>
             </w:r>
           </w:p>
         </w:tc>
@@ -1207,11 +1231,11 @@
               <w:adjustRightInd w:val="0"/>
               <w:snapToGrid w:val="0"/>
               <w:spacing w:before="173" w:line="267" w:lineRule="exact"/>
-              <w:ind w:left="0" w:right="0" w:firstLine="0" w:leftChars="0" w:rightChars="0" w:firstLineChars="0"/>
+              <w:ind w:left="0" w:leftChars="0" w:right="0" w:rightChars="0" w:firstLine="0" w:firstLineChars="0"/>
               <w:jc w:val="center"/>
               <w:textAlignment w:val="baseline"/>
               <w:rPr>
-                <w:rFonts w:ascii="宋体" w:eastAsia="宋体" w:hAnsi="宋体" w:cs="宋体"/>
+                <w:rFonts w:ascii="宋体" w:hAnsi="宋体" w:eastAsia="宋体" w:cs="宋体"/>
                 <w:snapToGrid w:val="0"/>
                 <w:color w:val="000000"/>
                 <w:kern w:val="0"/>
@@ -1222,7 +1246,7 @@
             </w:pPr>
             <w:r>
               <w:rPr>
-                <w:rFonts w:ascii="宋体" w:eastAsia="宋体" w:hAnsi="宋体" w:cs="宋体"/>
+                <w:rFonts w:ascii="宋体" w:hAnsi="宋体" w:eastAsia="宋体" w:cs="宋体"/>
                 <w:spacing w:val="4"/>
                 <w:position w:val="1"/>
                 <w:sz w:val="20"/>
@@ -1252,11 +1276,11 @@
               <w:adjustRightInd w:val="0"/>
               <w:snapToGrid w:val="0"/>
               <w:spacing w:before="172" w:line="228" w:lineRule="auto"/>
-              <w:ind w:left="0" w:right="0" w:firstLine="0" w:leftChars="0" w:rightChars="0" w:firstLineChars="0"/>
+              <w:ind w:left="0" w:leftChars="0" w:right="0" w:rightChars="0" w:firstLine="0" w:firstLineChars="0"/>
               <w:jc w:val="center"/>
               <w:textAlignment w:val="baseline"/>
               <w:rPr>
-                <w:rFonts w:ascii="宋体" w:eastAsia="宋体" w:hAnsi="宋体" w:cs="宋体"/>
+                <w:rFonts w:ascii="宋体" w:hAnsi="宋体" w:eastAsia="宋体" w:cs="宋体"/>
                 <w:snapToGrid w:val="0"/>
                 <w:color w:val="000000"/>
                 <w:kern w:val="0"/>
@@ -1267,7 +1291,7 @@
             </w:pPr>
             <w:r>
               <w:rPr>
-                <w:rFonts w:ascii="宋体" w:eastAsia="宋体" w:hAnsi="宋体" w:cs="宋体"/>
+                <w:rFonts w:ascii="宋体" w:hAnsi="宋体" w:eastAsia="宋体" w:cs="宋体"/>
                 <w:spacing w:val="200"/>
                 <w:kern w:val="0"/>
                 <w:sz w:val="20"/>
@@ -1277,7 +1301,7 @@
             </w:r>
             <w:r>
               <w:rPr>
-                <w:rFonts w:ascii="宋体" w:eastAsia="宋体" w:hAnsi="宋体" w:cs="宋体"/>
+                <w:rFonts w:ascii="宋体" w:hAnsi="宋体" w:eastAsia="宋体" w:cs="宋体"/>
                 <w:spacing w:val="0"/>
                 <w:kern w:val="0"/>
                 <w:sz w:val="20"/>
@@ -1307,11 +1331,11 @@
               <w:adjustRightInd w:val="0"/>
               <w:snapToGrid w:val="0"/>
               <w:spacing w:before="172" w:line="228" w:lineRule="auto"/>
-              <w:ind w:left="0" w:right="0" w:firstLine="0" w:leftChars="0" w:rightChars="0" w:firstLineChars="0"/>
+              <w:ind w:left="0" w:leftChars="0" w:right="0" w:rightChars="0" w:firstLine="0" w:firstLineChars="0"/>
               <w:jc w:val="center"/>
               <w:textAlignment w:val="baseline"/>
               <w:rPr>
-                <w:rFonts w:ascii="宋体" w:eastAsia="宋体" w:hAnsi="宋体" w:cs="宋体"/>
+                <w:rFonts w:ascii="宋体" w:hAnsi="宋体" w:eastAsia="宋体" w:cs="宋体"/>
                 <w:snapToGrid w:val="0"/>
                 <w:color w:val="000000"/>
                 <w:spacing w:val="200"/>
@@ -1323,7 +1347,7 @@
             </w:pPr>
             <w:r>
               <w:rPr>
-                <w:rFonts w:ascii="宋体" w:hAnsi="宋体" w:cs="宋体" w:hint="eastAsia"/>
+                <w:rFonts w:hint="eastAsia" w:ascii="宋体" w:hAnsi="宋体" w:cs="宋体"/>
                 <w:spacing w:val="200"/>
                 <w:kern w:val="0"/>
                 <w:sz w:val="20"/>
@@ -1354,11 +1378,11 @@
               <w:adjustRightInd w:val="0"/>
               <w:snapToGrid w:val="0"/>
               <w:spacing w:before="173" w:line="229" w:lineRule="auto"/>
-              <w:ind w:left="0" w:right="0" w:firstLine="0" w:leftChars="0" w:rightChars="0" w:firstLineChars="0"/>
+              <w:ind w:left="0" w:leftChars="0" w:right="0" w:rightChars="0" w:firstLine="0" w:firstLineChars="0"/>
               <w:jc w:val="center"/>
               <w:textAlignment w:val="baseline"/>
               <w:rPr>
-                <w:rFonts w:ascii="宋体" w:eastAsia="宋体" w:hAnsi="宋体" w:cs="宋体"/>
+                <w:rFonts w:ascii="宋体" w:hAnsi="宋体" w:eastAsia="宋体" w:cs="宋体"/>
                 <w:snapToGrid w:val="0"/>
                 <w:color w:val="000000"/>
                 <w:spacing w:val="200"/>
@@ -1370,7 +1394,7 @@
             </w:pPr>
             <w:r>
               <w:rPr>
-                <w:rFonts w:asciiTheme="minorAscii" w:eastAsiaTheme="minorEastAsia" w:hAnsiTheme="minorAscii" w:hint="eastAsia"/>
+                <w:rFonts w:hint="eastAsia" w:asciiTheme="minorAscii" w:hAnsiTheme="minorAscii" w:eastAsiaTheme="minorEastAsia"/>
                 <w:spacing w:val="0"/>
                 <w:kern w:val="0"/>
                 <w:sz w:val="21"/>
@@ -1401,11 +1425,11 @@
               <w:adjustRightInd w:val="0"/>
               <w:snapToGrid w:val="0"/>
               <w:spacing w:before="173" w:line="229" w:lineRule="auto"/>
-              <w:ind w:left="0" w:right="0" w:firstLine="0" w:leftChars="0" w:rightChars="0" w:firstLineChars="0"/>
+              <w:ind w:left="0" w:leftChars="0" w:right="0" w:rightChars="0" w:firstLine="0" w:firstLineChars="0"/>
               <w:jc w:val="center"/>
               <w:textAlignment w:val="baseline"/>
               <w:rPr>
-                <w:rFonts w:ascii="宋体" w:eastAsia="宋体" w:hAnsi="宋体" w:cs="宋体"/>
+                <w:rFonts w:ascii="宋体" w:hAnsi="宋体" w:eastAsia="宋体" w:cs="宋体"/>
                 <w:snapToGrid w:val="0"/>
                 <w:color w:val="000000"/>
                 <w:kern w:val="0"/>
@@ -1416,7 +1440,7 @@
             </w:pPr>
             <w:r>
               <w:rPr>
-                <w:rFonts w:asciiTheme="minorAscii" w:eastAsiaTheme="minorEastAsia" w:hAnsiTheme="minorAscii" w:hint="eastAsia"/>
+                <w:rFonts w:hint="eastAsia" w:asciiTheme="minorAscii" w:hAnsiTheme="minorAscii" w:eastAsiaTheme="minorEastAsia"/>
                 <w:spacing w:val="0"/>
                 <w:kern w:val="0"/>
                 <w:sz w:val="21"/>
@@ -1428,11 +1452,17 @@
           </w:p>
         </w:tc>
       </w:tr>
+      <w:bookmarkEnd w:id="29"/>
       <w:tr>
         <w:tblPrEx>
-          <w:tblW w:w="8214" w:type="dxa"/>
-          <w:jc w:val="center"/>
-          <w:tblLayout w:type="fixed"/>
+          <w:tblBorders>
+            <w:top w:val="single" w:color="000000" w:sz="2" w:space="0"/>
+            <w:left w:val="single" w:color="000000" w:sz="2" w:space="0"/>
+            <w:bottom w:val="single" w:color="000000" w:sz="2" w:space="0"/>
+            <w:right w:val="single" w:color="000000" w:sz="2" w:space="0"/>
+            <w:insideH w:val="single" w:color="000000" w:sz="2" w:space="0"/>
+            <w:insideV w:val="single" w:color="000000" w:sz="2" w:space="0"/>
+          </w:tblBorders>
           <w:tblCellMar>
             <w:top w:w="0" w:type="dxa"/>
             <w:left w:w="0" w:type="dxa"/>
@@ -1441,16 +1471,16 @@
           </w:tblCellMar>
         </w:tblPrEx>
         <w:trPr>
-          <w:trHeight w:val="556"/>
+          <w:trHeight w:val="556" w:hRule="atLeast"/>
           <w:jc w:val="center"/>
         </w:trPr>
         <w:tc>
           <w:tcPr>
             <w:tcW w:w="1317" w:type="dxa"/>
-            <w:shd w:val="clear" w:color="auto" w:fill="auto"/>
           </w:tcPr>
           <w:p>
             <w:pPr>
+              <w:pStyle w:val="27"/>
               <w:keepNext w:val="0"/>
               <w:keepLines w:val="0"/>
               <w:pageBreakBefore w:val="0"/>
@@ -1463,50 +1493,19 @@
               <w:bidi w:val="0"/>
               <w:adjustRightInd w:val="0"/>
               <w:snapToGrid w:val="0"/>
-              <w:spacing w:before="173" w:line="267" w:lineRule="exact"/>
-              <w:ind w:left="0" w:right="0" w:firstLine="0" w:leftChars="0" w:rightChars="0" w:firstLineChars="0"/>
+              <w:ind w:left="0" w:leftChars="0" w:right="0" w:rightChars="0" w:firstLine="0" w:firstLineChars="0"/>
               <w:jc w:val="center"/>
               <w:textAlignment w:val="baseline"/>
-              <w:rPr>
-                <w:rFonts w:ascii="Arial" w:eastAsia="宋体" w:hAnsi="Arial" w:cs="Arial"/>
-                <w:snapToGrid w:val="0"/>
-                <w:color w:val="000000"/>
-                <w:kern w:val="0"/>
-                <w:sz w:val="21"/>
-                <w:szCs w:val="21"/>
-                <w:lang w:val="en-US" w:eastAsia="en-US" w:bidi="ar-SA"/>
-              </w:rPr>
             </w:pPr>
-            <w:r>
-              <w:rPr>
-                <w:rFonts w:ascii="宋体" w:eastAsia="宋体" w:hAnsi="宋体" w:cs="宋体"/>
-                <w:spacing w:val="3"/>
-                <w:position w:val="1"/>
-                <w:sz w:val="20"/>
-                <w:szCs w:val="20"/>
-              </w:rPr>
-              <w:t>2025.1.</w:t>
-            </w:r>
-            <w:r>
-              <w:rPr>
-                <w:rFonts w:ascii="宋体" w:hAnsi="宋体" w:cs="宋体" w:hint="eastAsia"/>
-                <w:spacing w:val="3"/>
-                <w:position w:val="1"/>
-                <w:sz w:val="20"/>
-                <w:szCs w:val="20"/>
-                <w:lang w:val="en-US" w:eastAsia="zh-CN"/>
-              </w:rPr>
-              <w:t>10</w:t>
-            </w:r>
           </w:p>
         </w:tc>
         <w:tc>
           <w:tcPr>
             <w:tcW w:w="972" w:type="dxa"/>
-            <w:shd w:val="clear" w:color="auto" w:fill="auto"/>
           </w:tcPr>
           <w:p>
             <w:pPr>
+              <w:pStyle w:val="27"/>
               <w:keepNext w:val="0"/>
               <w:keepLines w:val="0"/>
               <w:pageBreakBefore w:val="0"/>
@@ -1519,39 +1518,19 @@
               <w:bidi w:val="0"/>
               <w:adjustRightInd w:val="0"/>
               <w:snapToGrid w:val="0"/>
-              <w:spacing w:before="173" w:line="267" w:lineRule="exact"/>
-              <w:ind w:left="0" w:right="0" w:firstLine="0" w:leftChars="0" w:rightChars="0" w:firstLineChars="0"/>
+              <w:ind w:left="0" w:leftChars="0" w:right="0" w:rightChars="0" w:firstLine="0" w:firstLineChars="0"/>
               <w:jc w:val="center"/>
               <w:textAlignment w:val="baseline"/>
-              <w:rPr>
-                <w:rFonts w:ascii="Arial" w:eastAsia="宋体" w:hAnsi="Arial" w:cs="Arial"/>
-                <w:snapToGrid w:val="0"/>
-                <w:color w:val="000000"/>
-                <w:kern w:val="0"/>
-                <w:sz w:val="21"/>
-                <w:szCs w:val="21"/>
-                <w:lang w:val="en-US" w:eastAsia="en-US" w:bidi="ar-SA"/>
-              </w:rPr>
             </w:pPr>
-            <w:r>
-              <w:rPr>
-                <w:rFonts w:ascii="宋体" w:eastAsia="宋体" w:hAnsi="宋体" w:cs="宋体"/>
-                <w:spacing w:val="4"/>
-                <w:position w:val="1"/>
-                <w:sz w:val="20"/>
-                <w:szCs w:val="20"/>
-              </w:rPr>
-              <w:t>V1.0</w:t>
-            </w:r>
           </w:p>
         </w:tc>
         <w:tc>
           <w:tcPr>
             <w:tcW w:w="1575" w:type="dxa"/>
-            <w:shd w:val="clear" w:color="auto" w:fill="auto"/>
           </w:tcPr>
           <w:p>
             <w:pPr>
+              <w:pStyle w:val="27"/>
               <w:keepNext w:val="0"/>
               <w:keepLines w:val="0"/>
               <w:pageBreakBefore w:val="0"/>
@@ -1564,38 +1543,19 @@
               <w:bidi w:val="0"/>
               <w:adjustRightInd w:val="0"/>
               <w:snapToGrid w:val="0"/>
-              <w:spacing w:before="172" w:line="228" w:lineRule="auto"/>
-              <w:ind w:left="0" w:right="0" w:firstLine="0" w:leftChars="0" w:rightChars="0" w:firstLineChars="0"/>
+              <w:ind w:left="0" w:leftChars="0" w:right="0" w:rightChars="0" w:firstLine="0" w:firstLineChars="0"/>
               <w:jc w:val="center"/>
               <w:textAlignment w:val="baseline"/>
-              <w:rPr>
-                <w:rFonts w:ascii="Arial" w:eastAsia="宋体" w:hAnsi="Arial" w:cs="Arial" w:hint="default"/>
-                <w:snapToGrid w:val="0"/>
-                <w:color w:val="000000"/>
-                <w:kern w:val="0"/>
-                <w:sz w:val="21"/>
-                <w:szCs w:val="21"/>
-                <w:lang w:val="en-US" w:eastAsia="zh-CN" w:bidi="ar-SA"/>
-              </w:rPr>
             </w:pPr>
-            <w:r>
-              <w:rPr>
-                <w:rFonts w:hint="eastAsia"/>
-                <w:lang w:val="en-US" w:eastAsia="zh-CN"/>
-              </w:rPr>
-              <w:t>完善与其他流程的关系</w:t>
-            </w:r>
-            <w:bookmarkStart w:id="2" w:name="_GoBack"/>
-            <w:bookmarkEnd w:id="2"/>
           </w:p>
         </w:tc>
         <w:tc>
           <w:tcPr>
             <w:tcW w:w="1829" w:type="dxa"/>
-            <w:shd w:val="clear" w:color="auto" w:fill="auto"/>
           </w:tcPr>
           <w:p>
             <w:pPr>
+              <w:pStyle w:val="27"/>
               <w:keepNext w:val="0"/>
               <w:keepLines w:val="0"/>
               <w:pageBreakBefore w:val="0"/>
@@ -1608,40 +1568,19 @@
               <w:bidi w:val="0"/>
               <w:adjustRightInd w:val="0"/>
               <w:snapToGrid w:val="0"/>
-              <w:spacing w:before="172" w:line="228" w:lineRule="auto"/>
-              <w:ind w:left="0" w:right="0" w:firstLine="0" w:leftChars="0" w:rightChars="0" w:firstLineChars="0"/>
+              <w:ind w:left="0" w:leftChars="0" w:right="0" w:rightChars="0" w:firstLine="0" w:firstLineChars="0"/>
               <w:jc w:val="center"/>
               <w:textAlignment w:val="baseline"/>
-              <w:rPr>
-                <w:rFonts w:ascii="Arial" w:eastAsia="宋体" w:hAnsi="Arial" w:cs="Arial"/>
-                <w:snapToGrid w:val="0"/>
-                <w:color w:val="000000"/>
-                <w:kern w:val="0"/>
-                <w:sz w:val="21"/>
-                <w:szCs w:val="21"/>
-                <w:lang w:val="en-US" w:eastAsia="en-US" w:bidi="ar-SA"/>
-              </w:rPr>
             </w:pPr>
-            <w:r>
-              <w:rPr>
-                <w:rFonts w:ascii="宋体" w:hAnsi="宋体" w:cs="宋体" w:hint="eastAsia"/>
-                <w:spacing w:val="200"/>
-                <w:kern w:val="0"/>
-                <w:sz w:val="20"/>
-                <w:szCs w:val="20"/>
-                <w:lang w:val="en-US" w:eastAsia="zh-CN"/>
-              </w:rPr>
-              <w:t>程方</w:t>
-            </w:r>
           </w:p>
         </w:tc>
         <w:tc>
           <w:tcPr>
             <w:tcW w:w="1606" w:type="dxa"/>
-            <w:shd w:val="clear" w:color="auto" w:fill="auto"/>
           </w:tcPr>
           <w:p>
             <w:pPr>
+              <w:pStyle w:val="27"/>
               <w:keepNext w:val="0"/>
               <w:keepLines w:val="0"/>
               <w:pageBreakBefore w:val="0"/>
@@ -1654,40 +1593,19 @@
               <w:bidi w:val="0"/>
               <w:adjustRightInd w:val="0"/>
               <w:snapToGrid w:val="0"/>
-              <w:spacing w:before="173" w:line="229" w:lineRule="auto"/>
-              <w:ind w:left="0" w:right="0" w:firstLine="0" w:leftChars="0" w:rightChars="0" w:firstLineChars="0"/>
+              <w:ind w:left="0" w:leftChars="0" w:right="0" w:rightChars="0" w:firstLine="0" w:firstLineChars="0"/>
               <w:jc w:val="center"/>
               <w:textAlignment w:val="baseline"/>
-              <w:rPr>
-                <w:rFonts w:ascii="Arial" w:eastAsia="宋体" w:hAnsi="Arial" w:cs="Arial"/>
-                <w:snapToGrid w:val="0"/>
-                <w:color w:val="000000"/>
-                <w:kern w:val="0"/>
-                <w:sz w:val="21"/>
-                <w:szCs w:val="21"/>
-                <w:lang w:val="en-US" w:eastAsia="en-US" w:bidi="ar-SA"/>
-              </w:rPr>
             </w:pPr>
-            <w:r>
-              <w:rPr>
-                <w:rFonts w:asciiTheme="minorAscii" w:eastAsiaTheme="minorEastAsia" w:hAnsiTheme="minorAscii" w:hint="eastAsia"/>
-                <w:spacing w:val="0"/>
-                <w:kern w:val="0"/>
-                <w:sz w:val="21"/>
-                <w:vertAlign w:val="baseline"/>
-                <w:lang w:val="en-US" w:eastAsia="zh-CN"/>
-              </w:rPr>
-              <w:t>茅建根</w:t>
-            </w:r>
           </w:p>
         </w:tc>
         <w:tc>
           <w:tcPr>
             <w:tcW w:w="915" w:type="dxa"/>
-            <w:shd w:val="clear" w:color="auto" w:fill="auto"/>
           </w:tcPr>
           <w:p>
             <w:pPr>
+              <w:pStyle w:val="27"/>
               <w:keepNext w:val="0"/>
               <w:keepLines w:val="0"/>
               <w:pageBreakBefore w:val="0"/>
@@ -1700,39 +1618,23 @@
               <w:bidi w:val="0"/>
               <w:adjustRightInd w:val="0"/>
               <w:snapToGrid w:val="0"/>
-              <w:spacing w:before="173" w:line="229" w:lineRule="auto"/>
-              <w:ind w:left="0" w:right="0" w:firstLine="0" w:leftChars="0" w:rightChars="0" w:firstLineChars="0"/>
+              <w:ind w:left="0" w:leftChars="0" w:right="0" w:rightChars="0" w:firstLine="0" w:firstLineChars="0"/>
               <w:jc w:val="center"/>
               <w:textAlignment w:val="baseline"/>
-              <w:rPr>
-                <w:rFonts w:ascii="Arial" w:eastAsia="宋体" w:hAnsi="Arial" w:cs="Arial"/>
-                <w:snapToGrid w:val="0"/>
-                <w:color w:val="000000"/>
-                <w:kern w:val="0"/>
-                <w:sz w:val="21"/>
-                <w:szCs w:val="21"/>
-                <w:lang w:val="en-US" w:eastAsia="en-US" w:bidi="ar-SA"/>
-              </w:rPr>
             </w:pPr>
-            <w:r>
-              <w:rPr>
-                <w:rFonts w:asciiTheme="minorAscii" w:eastAsiaTheme="minorEastAsia" w:hAnsiTheme="minorAscii" w:hint="eastAsia"/>
-                <w:spacing w:val="0"/>
-                <w:kern w:val="0"/>
-                <w:sz w:val="21"/>
-                <w:vertAlign w:val="baseline"/>
-                <w:lang w:val="en-US" w:eastAsia="zh-CN"/>
-              </w:rPr>
-              <w:t>吴亚红</w:t>
-            </w:r>
           </w:p>
         </w:tc>
       </w:tr>
       <w:tr>
         <w:tblPrEx>
-          <w:tblW w:w="8214" w:type="dxa"/>
-          <w:jc w:val="center"/>
-          <w:tblLayout w:type="fixed"/>
+          <w:tblBorders>
+            <w:top w:val="single" w:color="000000" w:sz="2" w:space="0"/>
+            <w:left w:val="single" w:color="000000" w:sz="2" w:space="0"/>
+            <w:bottom w:val="single" w:color="000000" w:sz="2" w:space="0"/>
+            <w:right w:val="single" w:color="000000" w:sz="2" w:space="0"/>
+            <w:insideH w:val="single" w:color="000000" w:sz="2" w:space="0"/>
+            <w:insideV w:val="single" w:color="000000" w:sz="2" w:space="0"/>
+          </w:tblBorders>
           <w:tblCellMar>
             <w:top w:w="0" w:type="dxa"/>
             <w:left w:w="0" w:type="dxa"/>
@@ -1741,7 +1643,7 @@
           </w:tblCellMar>
         </w:tblPrEx>
         <w:trPr>
-          <w:trHeight w:val="556"/>
+          <w:trHeight w:val="557" w:hRule="atLeast"/>
           <w:jc w:val="center"/>
         </w:trPr>
         <w:tc>
@@ -1750,7 +1652,7 @@
           </w:tcPr>
           <w:p>
             <w:pPr>
-              <w:pStyle w:val="TableText"/>
+              <w:pStyle w:val="27"/>
               <w:keepNext w:val="0"/>
               <w:keepLines w:val="0"/>
               <w:pageBreakBefore w:val="0"/>
@@ -1763,7 +1665,7 @@
               <w:bidi w:val="0"/>
               <w:adjustRightInd w:val="0"/>
               <w:snapToGrid w:val="0"/>
-              <w:ind w:left="0" w:right="0" w:firstLine="0" w:leftChars="0" w:rightChars="0" w:firstLineChars="0"/>
+              <w:ind w:left="0" w:leftChars="0" w:right="0" w:rightChars="0" w:firstLine="0" w:firstLineChars="0"/>
               <w:jc w:val="center"/>
               <w:textAlignment w:val="baseline"/>
             </w:pPr>
@@ -1775,7 +1677,7 @@
           </w:tcPr>
           <w:p>
             <w:pPr>
-              <w:pStyle w:val="TableText"/>
+              <w:pStyle w:val="27"/>
               <w:keepNext w:val="0"/>
               <w:keepLines w:val="0"/>
               <w:pageBreakBefore w:val="0"/>
@@ -1788,7 +1690,7 @@
               <w:bidi w:val="0"/>
               <w:adjustRightInd w:val="0"/>
               <w:snapToGrid w:val="0"/>
-              <w:ind w:left="0" w:right="0" w:firstLine="0" w:leftChars="0" w:rightChars="0" w:firstLineChars="0"/>
+              <w:ind w:left="0" w:leftChars="0" w:right="0" w:rightChars="0" w:firstLine="0" w:firstLineChars="0"/>
               <w:jc w:val="center"/>
               <w:textAlignment w:val="baseline"/>
             </w:pPr>
@@ -1800,7 +1702,7 @@
           </w:tcPr>
           <w:p>
             <w:pPr>
-              <w:pStyle w:val="TableText"/>
+              <w:pStyle w:val="27"/>
               <w:keepNext w:val="0"/>
               <w:keepLines w:val="0"/>
               <w:pageBreakBefore w:val="0"/>
@@ -1813,7 +1715,7 @@
               <w:bidi w:val="0"/>
               <w:adjustRightInd w:val="0"/>
               <w:snapToGrid w:val="0"/>
-              <w:ind w:left="0" w:right="0" w:firstLine="0" w:leftChars="0" w:rightChars="0" w:firstLineChars="0"/>
+              <w:ind w:left="0" w:leftChars="0" w:right="0" w:rightChars="0" w:firstLine="0" w:firstLineChars="0"/>
               <w:jc w:val="center"/>
               <w:textAlignment w:val="baseline"/>
             </w:pPr>
@@ -1825,7 +1727,7 @@
           </w:tcPr>
           <w:p>
             <w:pPr>
-              <w:pStyle w:val="TableText"/>
+              <w:pStyle w:val="27"/>
               <w:keepNext w:val="0"/>
               <w:keepLines w:val="0"/>
               <w:pageBreakBefore w:val="0"/>
@@ -1838,7 +1740,7 @@
               <w:bidi w:val="0"/>
               <w:adjustRightInd w:val="0"/>
               <w:snapToGrid w:val="0"/>
-              <w:ind w:left="0" w:right="0" w:firstLine="0" w:leftChars="0" w:rightChars="0" w:firstLineChars="0"/>
+              <w:ind w:left="0" w:leftChars="0" w:right="0" w:rightChars="0" w:firstLine="0" w:firstLineChars="0"/>
               <w:jc w:val="center"/>
               <w:textAlignment w:val="baseline"/>
             </w:pPr>
@@ -1850,7 +1752,7 @@
           </w:tcPr>
           <w:p>
             <w:pPr>
-              <w:pStyle w:val="TableText"/>
+              <w:pStyle w:val="27"/>
               <w:keepNext w:val="0"/>
               <w:keepLines w:val="0"/>
               <w:pageBreakBefore w:val="0"/>
@@ -1863,7 +1765,7 @@
               <w:bidi w:val="0"/>
               <w:adjustRightInd w:val="0"/>
               <w:snapToGrid w:val="0"/>
-              <w:ind w:left="0" w:right="0" w:firstLine="0" w:leftChars="0" w:rightChars="0" w:firstLineChars="0"/>
+              <w:ind w:left="0" w:leftChars="0" w:right="0" w:rightChars="0" w:firstLine="0" w:firstLineChars="0"/>
               <w:jc w:val="center"/>
               <w:textAlignment w:val="baseline"/>
             </w:pPr>
@@ -1875,7 +1777,7 @@
           </w:tcPr>
           <w:p>
             <w:pPr>
-              <w:pStyle w:val="TableText"/>
+              <w:pStyle w:val="27"/>
               <w:keepNext w:val="0"/>
               <w:keepLines w:val="0"/>
               <w:pageBreakBefore w:val="0"/>
@@ -1888,174 +1790,7 @@
               <w:bidi w:val="0"/>
               <w:adjustRightInd w:val="0"/>
               <w:snapToGrid w:val="0"/>
-              <w:ind w:left="0" w:right="0" w:firstLine="0" w:leftChars="0" w:rightChars="0" w:firstLineChars="0"/>
-              <w:jc w:val="center"/>
-              <w:textAlignment w:val="baseline"/>
-            </w:pPr>
-          </w:p>
-        </w:tc>
-      </w:tr>
-      <w:tr>
-        <w:tblPrEx>
-          <w:tblW w:w="8214" w:type="dxa"/>
-          <w:jc w:val="center"/>
-          <w:tblLayout w:type="fixed"/>
-          <w:tblCellMar>
-            <w:top w:w="0" w:type="dxa"/>
-            <w:left w:w="0" w:type="dxa"/>
-            <w:bottom w:w="0" w:type="dxa"/>
-            <w:right w:w="0" w:type="dxa"/>
-          </w:tblCellMar>
-        </w:tblPrEx>
-        <w:trPr>
-          <w:trHeight w:val="557"/>
-          <w:jc w:val="center"/>
-        </w:trPr>
-        <w:tc>
-          <w:tcPr>
-            <w:tcW w:w="1317" w:type="dxa"/>
-          </w:tcPr>
-          <w:p>
-            <w:pPr>
-              <w:pStyle w:val="TableText"/>
-              <w:keepNext w:val="0"/>
-              <w:keepLines w:val="0"/>
-              <w:pageBreakBefore w:val="0"/>
-              <w:widowControl w:val="0"/>
-              <w:kinsoku w:val="0"/>
-              <w:wordWrap/>
-              <w:overflowPunct/>
-              <w:autoSpaceDE w:val="0"/>
-              <w:autoSpaceDN w:val="0"/>
-              <w:bidi w:val="0"/>
-              <w:adjustRightInd w:val="0"/>
-              <w:snapToGrid w:val="0"/>
-              <w:ind w:left="0" w:right="0" w:firstLine="0" w:leftChars="0" w:rightChars="0" w:firstLineChars="0"/>
-              <w:jc w:val="center"/>
-              <w:textAlignment w:val="baseline"/>
-            </w:pPr>
-          </w:p>
-        </w:tc>
-        <w:tc>
-          <w:tcPr>
-            <w:tcW w:w="972" w:type="dxa"/>
-          </w:tcPr>
-          <w:p>
-            <w:pPr>
-              <w:pStyle w:val="TableText"/>
-              <w:keepNext w:val="0"/>
-              <w:keepLines w:val="0"/>
-              <w:pageBreakBefore w:val="0"/>
-              <w:widowControl w:val="0"/>
-              <w:kinsoku w:val="0"/>
-              <w:wordWrap/>
-              <w:overflowPunct/>
-              <w:autoSpaceDE w:val="0"/>
-              <w:autoSpaceDN w:val="0"/>
-              <w:bidi w:val="0"/>
-              <w:adjustRightInd w:val="0"/>
-              <w:snapToGrid w:val="0"/>
-              <w:ind w:left="0" w:right="0" w:firstLine="0" w:leftChars="0" w:rightChars="0" w:firstLineChars="0"/>
-              <w:jc w:val="center"/>
-              <w:textAlignment w:val="baseline"/>
-            </w:pPr>
-          </w:p>
-        </w:tc>
-        <w:tc>
-          <w:tcPr>
-            <w:tcW w:w="1575" w:type="dxa"/>
-          </w:tcPr>
-          <w:p>
-            <w:pPr>
-              <w:pStyle w:val="TableText"/>
-              <w:keepNext w:val="0"/>
-              <w:keepLines w:val="0"/>
-              <w:pageBreakBefore w:val="0"/>
-              <w:widowControl w:val="0"/>
-              <w:kinsoku w:val="0"/>
-              <w:wordWrap/>
-              <w:overflowPunct/>
-              <w:autoSpaceDE w:val="0"/>
-              <w:autoSpaceDN w:val="0"/>
-              <w:bidi w:val="0"/>
-              <w:adjustRightInd w:val="0"/>
-              <w:snapToGrid w:val="0"/>
-              <w:ind w:left="0" w:right="0" w:firstLine="0" w:leftChars="0" w:rightChars="0" w:firstLineChars="0"/>
-              <w:jc w:val="center"/>
-              <w:textAlignment w:val="baseline"/>
-            </w:pPr>
-          </w:p>
-        </w:tc>
-        <w:tc>
-          <w:tcPr>
-            <w:tcW w:w="1829" w:type="dxa"/>
-          </w:tcPr>
-          <w:p>
-            <w:pPr>
-              <w:pStyle w:val="TableText"/>
-              <w:keepNext w:val="0"/>
-              <w:keepLines w:val="0"/>
-              <w:pageBreakBefore w:val="0"/>
-              <w:widowControl w:val="0"/>
-              <w:kinsoku w:val="0"/>
-              <w:wordWrap/>
-              <w:overflowPunct/>
-              <w:autoSpaceDE w:val="0"/>
-              <w:autoSpaceDN w:val="0"/>
-              <w:bidi w:val="0"/>
-              <w:adjustRightInd w:val="0"/>
-              <w:snapToGrid w:val="0"/>
-              <w:ind w:left="0" w:right="0" w:firstLine="0" w:leftChars="0" w:rightChars="0" w:firstLineChars="0"/>
-              <w:jc w:val="center"/>
-              <w:textAlignment w:val="baseline"/>
-            </w:pPr>
-          </w:p>
-        </w:tc>
-        <w:tc>
-          <w:tcPr>
-            <w:tcW w:w="1606" w:type="dxa"/>
-          </w:tcPr>
-          <w:p>
-            <w:pPr>
-              <w:pStyle w:val="TableText"/>
-              <w:keepNext w:val="0"/>
-              <w:keepLines w:val="0"/>
-              <w:pageBreakBefore w:val="0"/>
-              <w:widowControl w:val="0"/>
-              <w:kinsoku w:val="0"/>
-              <w:wordWrap/>
-              <w:overflowPunct/>
-              <w:autoSpaceDE w:val="0"/>
-              <w:autoSpaceDN w:val="0"/>
-              <w:bidi w:val="0"/>
-              <w:adjustRightInd w:val="0"/>
-              <w:snapToGrid w:val="0"/>
-              <w:ind w:left="0" w:right="0" w:firstLine="0" w:leftChars="0" w:rightChars="0" w:firstLineChars="0"/>
-              <w:jc w:val="center"/>
-              <w:textAlignment w:val="baseline"/>
-            </w:pPr>
-          </w:p>
-        </w:tc>
-        <w:tc>
-          <w:tcPr>
-            <w:tcW w:w="915" w:type="dxa"/>
-          </w:tcPr>
-          <w:p>
-            <w:pPr>
-              <w:pStyle w:val="TableText"/>
-              <w:keepNext w:val="0"/>
-              <w:keepLines w:val="0"/>
-              <w:pageBreakBefore w:val="0"/>
-              <w:widowControl w:val="0"/>
-              <w:kinsoku w:val="0"/>
-              <w:wordWrap/>
-              <w:overflowPunct/>
-              <w:autoSpaceDE w:val="0"/>
-              <w:autoSpaceDN w:val="0"/>
-              <w:bidi w:val="0"/>
-              <w:adjustRightInd w:val="0"/>
-              <w:snapToGrid w:val="0"/>
-              <w:ind w:left="0" w:right="0" w:firstLine="0" w:leftChars="0" w:rightChars="0" w:firstLineChars="0"/>
+              <w:ind w:left="0" w:leftChars="0" w:right="0" w:rightChars="0" w:firstLine="0" w:firstLineChars="0"/>
               <w:jc w:val="center"/>
               <w:textAlignment w:val="baseline"/>
             </w:pPr>
@@ -2087,7 +1822,7 @@
     <w:sdt>
       <w:sdtPr>
         <w:rPr>
-          <w:rFonts w:ascii="宋体" w:eastAsia="宋体" w:hAnsi="宋体" w:cs="Arial"/>
+          <w:rFonts w:ascii="宋体" w:hAnsi="宋体" w:eastAsia="宋体" w:cs="Arial"/>
           <w:snapToGrid w:val="0"/>
           <w:color w:val="000000"/>
           <w:kern w:val="0"/>
@@ -2103,7 +1838,7 @@
       </w:sdtPr>
       <w:sdtEndPr>
         <w:rPr>
-          <w:rFonts w:ascii="宋体" w:eastAsia="宋体" w:hAnsi="宋体" w:cs="宋体" w:hint="eastAsia"/>
+          <w:rFonts w:hint="eastAsia" w:ascii="宋体" w:hAnsi="宋体" w:eastAsia="宋体" w:cs="宋体"/>
           <w:snapToGrid w:val="0"/>
           <w:color w:val="000000"/>
           <w:kern w:val="0"/>
@@ -2129,18 +1864,18 @@
             <w:adjustRightInd w:val="0"/>
             <w:snapToGrid w:val="0"/>
             <w:spacing w:before="0" w:beforeLines="0" w:after="0" w:afterLines="0" w:line="240" w:lineRule="auto"/>
-            <w:ind w:left="0" w:right="0" w:firstLine="0" w:leftChars="0" w:rightChars="0" w:firstLineChars="0"/>
+            <w:ind w:left="0" w:leftChars="0" w:right="0" w:rightChars="0" w:firstLine="0" w:firstLineChars="0"/>
             <w:jc w:val="center"/>
             <w:textAlignment w:val="baseline"/>
             <w:rPr>
-              <w:rFonts w:ascii="宋体" w:eastAsia="宋体" w:hAnsi="宋体" w:cs="宋体" w:hint="eastAsia"/>
+              <w:rFonts w:hint="eastAsia" w:ascii="宋体" w:hAnsi="宋体" w:eastAsia="宋体" w:cs="宋体"/>
               <w:sz w:val="24"/>
               <w:szCs w:val="24"/>
             </w:rPr>
           </w:pPr>
           <w:r>
             <w:rPr>
-              <w:rFonts w:ascii="宋体" w:eastAsia="宋体" w:hAnsi="宋体" w:cs="宋体" w:hint="eastAsia"/>
+              <w:rFonts w:hint="eastAsia" w:ascii="宋体" w:hAnsi="宋体" w:eastAsia="宋体" w:cs="宋体"/>
               <w:sz w:val="24"/>
               <w:szCs w:val="24"/>
             </w:rPr>
@@ -2149,14 +1884,14 @@
         </w:p>
         <w:p>
           <w:pPr>
-            <w:pStyle w:val="TOC1"/>
+            <w:pStyle w:val="16"/>
             <w:tabs>
               <w:tab w:val="right" w:leader="dot" w:pos="8306"/>
             </w:tabs>
           </w:pPr>
           <w:r>
             <w:rPr>
-              <w:rFonts w:ascii="宋体" w:eastAsia="宋体" w:hAnsi="宋体" w:cs="宋体" w:hint="eastAsia"/>
+              <w:rFonts w:hint="eastAsia" w:ascii="宋体" w:hAnsi="宋体" w:eastAsia="宋体" w:cs="宋体"/>
               <w:sz w:val="24"/>
               <w:szCs w:val="24"/>
             </w:rPr>
@@ -2164,7 +1899,7 @@
           </w:r>
           <w:r>
             <w:rPr>
-              <w:rFonts w:ascii="宋体" w:eastAsia="宋体" w:hAnsi="宋体" w:cs="宋体" w:hint="eastAsia"/>
+              <w:rFonts w:hint="eastAsia" w:ascii="宋体" w:hAnsi="宋体" w:eastAsia="宋体" w:cs="宋体"/>
               <w:sz w:val="24"/>
               <w:szCs w:val="24"/>
             </w:rPr>
@@ -2172,7 +1907,7 @@
           </w:r>
           <w:r>
             <w:rPr>
-              <w:rFonts w:ascii="宋体" w:eastAsia="宋体" w:hAnsi="宋体" w:cs="宋体" w:hint="eastAsia"/>
+              <w:rFonts w:hint="eastAsia" w:ascii="宋体" w:hAnsi="宋体" w:eastAsia="宋体" w:cs="宋体"/>
               <w:sz w:val="24"/>
               <w:szCs w:val="24"/>
             </w:rPr>
@@ -2180,21 +1915,21 @@
           </w:r>
           <w:r>
             <w:rPr>
-              <w:rFonts w:ascii="宋体" w:eastAsia="宋体" w:hAnsi="宋体" w:cs="宋体" w:hint="eastAsia"/>
+              <w:rFonts w:hint="eastAsia" w:ascii="宋体" w:hAnsi="宋体" w:eastAsia="宋体" w:cs="宋体"/>
               <w:szCs w:val="24"/>
             </w:rPr>
             <w:fldChar w:fldCharType="begin"/>
           </w:r>
           <w:r>
             <w:rPr>
-              <w:rFonts w:ascii="宋体" w:eastAsia="宋体" w:hAnsi="宋体" w:cs="宋体" w:hint="eastAsia"/>
+              <w:rFonts w:hint="eastAsia" w:ascii="宋体" w:hAnsi="宋体" w:eastAsia="宋体" w:cs="宋体"/>
               <w:szCs w:val="24"/>
             </w:rPr>
             <w:instrText xml:space="preserve"> HYPERLINK \l _Toc22363 </w:instrText>
           </w:r>
           <w:r>
             <w:rPr>
-              <w:rFonts w:ascii="宋体" w:eastAsia="宋体" w:hAnsi="宋体" w:cs="宋体" w:hint="eastAsia"/>
+              <w:rFonts w:hint="eastAsia" w:ascii="宋体" w:hAnsi="宋体" w:eastAsia="宋体" w:cs="宋体"/>
               <w:szCs w:val="24"/>
             </w:rPr>
             <w:fldChar w:fldCharType="separate"/>
@@ -2226,7 +1961,7 @@
           </w:r>
           <w:r>
             <w:rPr>
-              <w:rFonts w:ascii="宋体" w:eastAsia="宋体" w:hAnsi="宋体" w:cs="宋体" w:hint="eastAsia"/>
+              <w:rFonts w:hint="eastAsia" w:ascii="宋体" w:hAnsi="宋体" w:eastAsia="宋体" w:cs="宋体"/>
               <w:szCs w:val="24"/>
             </w:rPr>
             <w:fldChar w:fldCharType="end"/>
@@ -2234,28 +1969,28 @@
         </w:p>
         <w:p>
           <w:pPr>
-            <w:pStyle w:val="TOC1"/>
+            <w:pStyle w:val="16"/>
             <w:tabs>
               <w:tab w:val="right" w:leader="dot" w:pos="8306"/>
             </w:tabs>
           </w:pPr>
           <w:r>
             <w:rPr>
-              <w:rFonts w:ascii="宋体" w:eastAsia="宋体" w:hAnsi="宋体" w:cs="宋体" w:hint="eastAsia"/>
+              <w:rFonts w:hint="eastAsia" w:ascii="宋体" w:hAnsi="宋体" w:eastAsia="宋体" w:cs="宋体"/>
               <w:szCs w:val="24"/>
             </w:rPr>
             <w:fldChar w:fldCharType="begin"/>
           </w:r>
           <w:r>
             <w:rPr>
-              <w:rFonts w:ascii="宋体" w:eastAsia="宋体" w:hAnsi="宋体" w:cs="宋体" w:hint="eastAsia"/>
+              <w:rFonts w:hint="eastAsia" w:ascii="宋体" w:hAnsi="宋体" w:eastAsia="宋体" w:cs="宋体"/>
               <w:szCs w:val="24"/>
             </w:rPr>
             <w:instrText xml:space="preserve"> HYPERLINK \l _Toc15601 </w:instrText>
           </w:r>
           <w:r>
             <w:rPr>
-              <w:rFonts w:ascii="宋体" w:eastAsia="宋体" w:hAnsi="宋体" w:cs="宋体" w:hint="eastAsia"/>
+              <w:rFonts w:hint="eastAsia" w:ascii="宋体" w:hAnsi="宋体" w:eastAsia="宋体" w:cs="宋体"/>
               <w:szCs w:val="24"/>
             </w:rPr>
             <w:fldChar w:fldCharType="separate"/>
@@ -2287,7 +2022,7 @@
           </w:r>
           <w:r>
             <w:rPr>
-              <w:rFonts w:ascii="宋体" w:eastAsia="宋体" w:hAnsi="宋体" w:cs="宋体" w:hint="eastAsia"/>
+              <w:rFonts w:hint="eastAsia" w:ascii="宋体" w:hAnsi="宋体" w:eastAsia="宋体" w:cs="宋体"/>
               <w:szCs w:val="24"/>
             </w:rPr>
             <w:fldChar w:fldCharType="end"/>
@@ -2295,28 +2030,28 @@
         </w:p>
         <w:p>
           <w:pPr>
-            <w:pStyle w:val="TOC1"/>
+            <w:pStyle w:val="16"/>
             <w:tabs>
               <w:tab w:val="right" w:leader="dot" w:pos="8306"/>
             </w:tabs>
           </w:pPr>
           <w:r>
             <w:rPr>
-              <w:rFonts w:ascii="宋体" w:eastAsia="宋体" w:hAnsi="宋体" w:cs="宋体" w:hint="eastAsia"/>
+              <w:rFonts w:hint="eastAsia" w:ascii="宋体" w:hAnsi="宋体" w:eastAsia="宋体" w:cs="宋体"/>
               <w:szCs w:val="24"/>
             </w:rPr>
             <w:fldChar w:fldCharType="begin"/>
           </w:r>
           <w:r>
             <w:rPr>
-              <w:rFonts w:ascii="宋体" w:eastAsia="宋体" w:hAnsi="宋体" w:cs="宋体" w:hint="eastAsia"/>
+              <w:rFonts w:hint="eastAsia" w:ascii="宋体" w:hAnsi="宋体" w:eastAsia="宋体" w:cs="宋体"/>
               <w:szCs w:val="24"/>
             </w:rPr>
             <w:instrText xml:space="preserve"> HYPERLINK \l _Toc11936 </w:instrText>
           </w:r>
           <w:r>
             <w:rPr>
-              <w:rFonts w:ascii="宋体" w:eastAsia="宋体" w:hAnsi="宋体" w:cs="宋体" w:hint="eastAsia"/>
+              <w:rFonts w:hint="eastAsia" w:ascii="宋体" w:hAnsi="宋体" w:eastAsia="宋体" w:cs="宋体"/>
               <w:szCs w:val="24"/>
             </w:rPr>
             <w:fldChar w:fldCharType="separate"/>
@@ -2348,7 +2083,7 @@
           </w:r>
           <w:r>
             <w:rPr>
-              <w:rFonts w:ascii="宋体" w:eastAsia="宋体" w:hAnsi="宋体" w:cs="宋体" w:hint="eastAsia"/>
+              <w:rFonts w:hint="eastAsia" w:ascii="宋体" w:hAnsi="宋体" w:eastAsia="宋体" w:cs="宋体"/>
               <w:szCs w:val="24"/>
             </w:rPr>
             <w:fldChar w:fldCharType="end"/>
@@ -2356,28 +2091,28 @@
         </w:p>
         <w:p>
           <w:pPr>
-            <w:pStyle w:val="TOC2"/>
+            <w:pStyle w:val="17"/>
             <w:tabs>
               <w:tab w:val="right" w:leader="dot" w:pos="8306"/>
             </w:tabs>
           </w:pPr>
           <w:r>
             <w:rPr>
-              <w:rFonts w:ascii="宋体" w:eastAsia="宋体" w:hAnsi="宋体" w:cs="宋体" w:hint="eastAsia"/>
+              <w:rFonts w:hint="eastAsia" w:ascii="宋体" w:hAnsi="宋体" w:eastAsia="宋体" w:cs="宋体"/>
               <w:szCs w:val="24"/>
             </w:rPr>
             <w:fldChar w:fldCharType="begin"/>
           </w:r>
           <w:r>
             <w:rPr>
-              <w:rFonts w:ascii="宋体" w:eastAsia="宋体" w:hAnsi="宋体" w:cs="宋体" w:hint="eastAsia"/>
+              <w:rFonts w:hint="eastAsia" w:ascii="宋体" w:hAnsi="宋体" w:eastAsia="宋体" w:cs="宋体"/>
               <w:szCs w:val="24"/>
             </w:rPr>
             <w:instrText xml:space="preserve"> HYPERLINK \l _Toc24242 </w:instrText>
           </w:r>
           <w:r>
             <w:rPr>
-              <w:rFonts w:ascii="宋体" w:eastAsia="宋体" w:hAnsi="宋体" w:cs="宋体" w:hint="eastAsia"/>
+              <w:rFonts w:hint="eastAsia" w:ascii="宋体" w:hAnsi="宋体" w:eastAsia="宋体" w:cs="宋体"/>
               <w:szCs w:val="24"/>
             </w:rPr>
             <w:fldChar w:fldCharType="separate"/>
@@ -2409,7 +2144,7 @@
           </w:r>
           <w:r>
             <w:rPr>
-              <w:rFonts w:ascii="宋体" w:eastAsia="宋体" w:hAnsi="宋体" w:cs="宋体" w:hint="eastAsia"/>
+              <w:rFonts w:hint="eastAsia" w:ascii="宋体" w:hAnsi="宋体" w:eastAsia="宋体" w:cs="宋体"/>
               <w:szCs w:val="24"/>
             </w:rPr>
             <w:fldChar w:fldCharType="end"/>
@@ -2417,28 +2152,28 @@
         </w:p>
         <w:p>
           <w:pPr>
-            <w:pStyle w:val="TOC2"/>
+            <w:pStyle w:val="17"/>
             <w:tabs>
               <w:tab w:val="right" w:leader="dot" w:pos="8306"/>
             </w:tabs>
           </w:pPr>
           <w:r>
             <w:rPr>
-              <w:rFonts w:ascii="宋体" w:eastAsia="宋体" w:hAnsi="宋体" w:cs="宋体" w:hint="eastAsia"/>
+              <w:rFonts w:hint="eastAsia" w:ascii="宋体" w:hAnsi="宋体" w:eastAsia="宋体" w:cs="宋体"/>
               <w:szCs w:val="24"/>
             </w:rPr>
             <w:fldChar w:fldCharType="begin"/>
           </w:r>
           <w:r>
             <w:rPr>
-              <w:rFonts w:ascii="宋体" w:eastAsia="宋体" w:hAnsi="宋体" w:cs="宋体" w:hint="eastAsia"/>
+              <w:rFonts w:hint="eastAsia" w:ascii="宋体" w:hAnsi="宋体" w:eastAsia="宋体" w:cs="宋体"/>
               <w:szCs w:val="24"/>
             </w:rPr>
             <w:instrText xml:space="preserve"> HYPERLINK \l _Toc14799 </w:instrText>
           </w:r>
           <w:r>
             <w:rPr>
-              <w:rFonts w:ascii="宋体" w:eastAsia="宋体" w:hAnsi="宋体" w:cs="宋体" w:hint="eastAsia"/>
+              <w:rFonts w:hint="eastAsia" w:ascii="宋体" w:hAnsi="宋体" w:eastAsia="宋体" w:cs="宋体"/>
               <w:szCs w:val="24"/>
             </w:rPr>
             <w:fldChar w:fldCharType="separate"/>
@@ -2470,7 +2205,7 @@
           </w:r>
           <w:r>
             <w:rPr>
-              <w:rFonts w:ascii="宋体" w:eastAsia="宋体" w:hAnsi="宋体" w:cs="宋体" w:hint="eastAsia"/>
+              <w:rFonts w:hint="eastAsia" w:ascii="宋体" w:hAnsi="宋体" w:eastAsia="宋体" w:cs="宋体"/>
               <w:szCs w:val="24"/>
             </w:rPr>
             <w:fldChar w:fldCharType="end"/>
@@ -2478,28 +2213,28 @@
         </w:p>
         <w:p>
           <w:pPr>
-            <w:pStyle w:val="TOC2"/>
+            <w:pStyle w:val="17"/>
             <w:tabs>
               <w:tab w:val="right" w:leader="dot" w:pos="8306"/>
             </w:tabs>
           </w:pPr>
           <w:r>
             <w:rPr>
-              <w:rFonts w:ascii="宋体" w:eastAsia="宋体" w:hAnsi="宋体" w:cs="宋体" w:hint="eastAsia"/>
+              <w:rFonts w:hint="eastAsia" w:ascii="宋体" w:hAnsi="宋体" w:eastAsia="宋体" w:cs="宋体"/>
               <w:szCs w:val="24"/>
             </w:rPr>
             <w:fldChar w:fldCharType="begin"/>
           </w:r>
           <w:r>
             <w:rPr>
-              <w:rFonts w:ascii="宋体" w:eastAsia="宋体" w:hAnsi="宋体" w:cs="宋体" w:hint="eastAsia"/>
+              <w:rFonts w:hint="eastAsia" w:ascii="宋体" w:hAnsi="宋体" w:eastAsia="宋体" w:cs="宋体"/>
               <w:szCs w:val="24"/>
             </w:rPr>
             <w:instrText xml:space="preserve"> HYPERLINK \l _Toc13933 </w:instrText>
           </w:r>
           <w:r>
             <w:rPr>
-              <w:rFonts w:ascii="宋体" w:eastAsia="宋体" w:hAnsi="宋体" w:cs="宋体" w:hint="eastAsia"/>
+              <w:rFonts w:hint="eastAsia" w:ascii="宋体" w:hAnsi="宋体" w:eastAsia="宋体" w:cs="宋体"/>
               <w:szCs w:val="24"/>
             </w:rPr>
             <w:fldChar w:fldCharType="separate"/>
@@ -2531,7 +2266,7 @@
           </w:r>
           <w:r>
             <w:rPr>
-              <w:rFonts w:ascii="宋体" w:eastAsia="宋体" w:hAnsi="宋体" w:cs="宋体" w:hint="eastAsia"/>
+              <w:rFonts w:hint="eastAsia" w:ascii="宋体" w:hAnsi="宋体" w:eastAsia="宋体" w:cs="宋体"/>
               <w:szCs w:val="24"/>
             </w:rPr>
             <w:fldChar w:fldCharType="end"/>
@@ -2539,28 +2274,28 @@
         </w:p>
         <w:p>
           <w:pPr>
-            <w:pStyle w:val="TOC1"/>
+            <w:pStyle w:val="16"/>
             <w:tabs>
               <w:tab w:val="right" w:leader="dot" w:pos="8306"/>
             </w:tabs>
           </w:pPr>
           <w:r>
             <w:rPr>
-              <w:rFonts w:ascii="宋体" w:eastAsia="宋体" w:hAnsi="宋体" w:cs="宋体" w:hint="eastAsia"/>
+              <w:rFonts w:hint="eastAsia" w:ascii="宋体" w:hAnsi="宋体" w:eastAsia="宋体" w:cs="宋体"/>
               <w:szCs w:val="24"/>
             </w:rPr>
             <w:fldChar w:fldCharType="begin"/>
           </w:r>
           <w:r>
             <w:rPr>
-              <w:rFonts w:ascii="宋体" w:eastAsia="宋体" w:hAnsi="宋体" w:cs="宋体" w:hint="eastAsia"/>
+              <w:rFonts w:hint="eastAsia" w:ascii="宋体" w:hAnsi="宋体" w:eastAsia="宋体" w:cs="宋体"/>
               <w:szCs w:val="24"/>
             </w:rPr>
             <w:instrText xml:space="preserve"> HYPERLINK \l _Toc26337 </w:instrText>
           </w:r>
           <w:r>
             <w:rPr>
-              <w:rFonts w:ascii="宋体" w:eastAsia="宋体" w:hAnsi="宋体" w:cs="宋体" w:hint="eastAsia"/>
+              <w:rFonts w:hint="eastAsia" w:ascii="宋体" w:hAnsi="宋体" w:eastAsia="宋体" w:cs="宋体"/>
               <w:szCs w:val="24"/>
             </w:rPr>
             <w:fldChar w:fldCharType="separate"/>
@@ -2592,7 +2327,7 @@
           </w:r>
           <w:r>
             <w:rPr>
-              <w:rFonts w:ascii="宋体" w:eastAsia="宋体" w:hAnsi="宋体" w:cs="宋体" w:hint="eastAsia"/>
+              <w:rFonts w:hint="eastAsia" w:ascii="宋体" w:hAnsi="宋体" w:eastAsia="宋体" w:cs="宋体"/>
               <w:szCs w:val="24"/>
             </w:rPr>
             <w:fldChar w:fldCharType="end"/>
@@ -2600,28 +2335,28 @@
         </w:p>
         <w:p>
           <w:pPr>
-            <w:pStyle w:val="TOC2"/>
+            <w:pStyle w:val="17"/>
             <w:tabs>
               <w:tab w:val="right" w:leader="dot" w:pos="8306"/>
             </w:tabs>
           </w:pPr>
           <w:r>
             <w:rPr>
-              <w:rFonts w:ascii="宋体" w:eastAsia="宋体" w:hAnsi="宋体" w:cs="宋体" w:hint="eastAsia"/>
+              <w:rFonts w:hint="eastAsia" w:ascii="宋体" w:hAnsi="宋体" w:eastAsia="宋体" w:cs="宋体"/>
               <w:szCs w:val="24"/>
             </w:rPr>
             <w:fldChar w:fldCharType="begin"/>
           </w:r>
           <w:r>
             <w:rPr>
-              <w:rFonts w:ascii="宋体" w:eastAsia="宋体" w:hAnsi="宋体" w:cs="宋体" w:hint="eastAsia"/>
+              <w:rFonts w:hint="eastAsia" w:ascii="宋体" w:hAnsi="宋体" w:eastAsia="宋体" w:cs="宋体"/>
               <w:szCs w:val="24"/>
             </w:rPr>
             <w:instrText xml:space="preserve"> HYPERLINK \l _Toc12813 </w:instrText>
           </w:r>
           <w:r>
             <w:rPr>
-              <w:rFonts w:ascii="宋体" w:eastAsia="宋体" w:hAnsi="宋体" w:cs="宋体" w:hint="eastAsia"/>
+              <w:rFonts w:hint="eastAsia" w:ascii="宋体" w:hAnsi="宋体" w:eastAsia="宋体" w:cs="宋体"/>
               <w:szCs w:val="24"/>
             </w:rPr>
             <w:fldChar w:fldCharType="separate"/>
@@ -2653,7 +2388,7 @@
           </w:r>
           <w:r>
             <w:rPr>
-              <w:rFonts w:ascii="宋体" w:eastAsia="宋体" w:hAnsi="宋体" w:cs="宋体" w:hint="eastAsia"/>
+              <w:rFonts w:hint="eastAsia" w:ascii="宋体" w:hAnsi="宋体" w:eastAsia="宋体" w:cs="宋体"/>
               <w:szCs w:val="24"/>
             </w:rPr>
             <w:fldChar w:fldCharType="end"/>
@@ -2661,28 +2396,28 @@
         </w:p>
         <w:p>
           <w:pPr>
-            <w:pStyle w:val="TOC2"/>
+            <w:pStyle w:val="17"/>
             <w:tabs>
               <w:tab w:val="right" w:leader="dot" w:pos="8306"/>
             </w:tabs>
           </w:pPr>
           <w:r>
             <w:rPr>
-              <w:rFonts w:ascii="宋体" w:eastAsia="宋体" w:hAnsi="宋体" w:cs="宋体" w:hint="eastAsia"/>
+              <w:rFonts w:hint="eastAsia" w:ascii="宋体" w:hAnsi="宋体" w:eastAsia="宋体" w:cs="宋体"/>
               <w:szCs w:val="24"/>
             </w:rPr>
             <w:fldChar w:fldCharType="begin"/>
           </w:r>
           <w:r>
             <w:rPr>
-              <w:rFonts w:ascii="宋体" w:eastAsia="宋体" w:hAnsi="宋体" w:cs="宋体" w:hint="eastAsia"/>
+              <w:rFonts w:hint="eastAsia" w:ascii="宋体" w:hAnsi="宋体" w:eastAsia="宋体" w:cs="宋体"/>
               <w:szCs w:val="24"/>
             </w:rPr>
             <w:instrText xml:space="preserve"> HYPERLINK \l _Toc3232 </w:instrText>
           </w:r>
           <w:r>
             <w:rPr>
-              <w:rFonts w:ascii="宋体" w:eastAsia="宋体" w:hAnsi="宋体" w:cs="宋体" w:hint="eastAsia"/>
+              <w:rFonts w:hint="eastAsia" w:ascii="宋体" w:hAnsi="宋体" w:eastAsia="宋体" w:cs="宋体"/>
               <w:szCs w:val="24"/>
             </w:rPr>
             <w:fldChar w:fldCharType="separate"/>
@@ -2714,7 +2449,7 @@
           </w:r>
           <w:r>
             <w:rPr>
-              <w:rFonts w:ascii="宋体" w:eastAsia="宋体" w:hAnsi="宋体" w:cs="宋体" w:hint="eastAsia"/>
+              <w:rFonts w:hint="eastAsia" w:ascii="宋体" w:hAnsi="宋体" w:eastAsia="宋体" w:cs="宋体"/>
               <w:szCs w:val="24"/>
             </w:rPr>
             <w:fldChar w:fldCharType="end"/>
@@ -2722,28 +2457,28 @@
         </w:p>
         <w:p>
           <w:pPr>
-            <w:pStyle w:val="TOC2"/>
+            <w:pStyle w:val="17"/>
             <w:tabs>
               <w:tab w:val="right" w:leader="dot" w:pos="8306"/>
             </w:tabs>
           </w:pPr>
           <w:r>
             <w:rPr>
-              <w:rFonts w:ascii="宋体" w:eastAsia="宋体" w:hAnsi="宋体" w:cs="宋体" w:hint="eastAsia"/>
+              <w:rFonts w:hint="eastAsia" w:ascii="宋体" w:hAnsi="宋体" w:eastAsia="宋体" w:cs="宋体"/>
               <w:szCs w:val="24"/>
             </w:rPr>
             <w:fldChar w:fldCharType="begin"/>
           </w:r>
           <w:r>
             <w:rPr>
-              <w:rFonts w:ascii="宋体" w:eastAsia="宋体" w:hAnsi="宋体" w:cs="宋体" w:hint="eastAsia"/>
+              <w:rFonts w:hint="eastAsia" w:ascii="宋体" w:hAnsi="宋体" w:eastAsia="宋体" w:cs="宋体"/>
               <w:szCs w:val="24"/>
             </w:rPr>
             <w:instrText xml:space="preserve"> HYPERLINK \l _Toc5013 </w:instrText>
           </w:r>
           <w:r>
             <w:rPr>
-              <w:rFonts w:ascii="宋体" w:eastAsia="宋体" w:hAnsi="宋体" w:cs="宋体" w:hint="eastAsia"/>
+              <w:rFonts w:hint="eastAsia" w:ascii="宋体" w:hAnsi="宋体" w:eastAsia="宋体" w:cs="宋体"/>
               <w:szCs w:val="24"/>
             </w:rPr>
             <w:fldChar w:fldCharType="separate"/>
@@ -2775,7 +2510,7 @@
           </w:r>
           <w:r>
             <w:rPr>
-              <w:rFonts w:ascii="宋体" w:eastAsia="宋体" w:hAnsi="宋体" w:cs="宋体" w:hint="eastAsia"/>
+              <w:rFonts w:hint="eastAsia" w:ascii="宋体" w:hAnsi="宋体" w:eastAsia="宋体" w:cs="宋体"/>
               <w:szCs w:val="24"/>
             </w:rPr>
             <w:fldChar w:fldCharType="end"/>
@@ -2783,28 +2518,28 @@
         </w:p>
         <w:p>
           <w:pPr>
-            <w:pStyle w:val="TOC2"/>
+            <w:pStyle w:val="17"/>
             <w:tabs>
               <w:tab w:val="right" w:leader="dot" w:pos="8306"/>
             </w:tabs>
           </w:pPr>
           <w:r>
             <w:rPr>
-              <w:rFonts w:ascii="宋体" w:eastAsia="宋体" w:hAnsi="宋体" w:cs="宋体" w:hint="eastAsia"/>
+              <w:rFonts w:hint="eastAsia" w:ascii="宋体" w:hAnsi="宋体" w:eastAsia="宋体" w:cs="宋体"/>
               <w:szCs w:val="24"/>
             </w:rPr>
             <w:fldChar w:fldCharType="begin"/>
           </w:r>
           <w:r>
             <w:rPr>
-              <w:rFonts w:ascii="宋体" w:eastAsia="宋体" w:hAnsi="宋体" w:cs="宋体" w:hint="eastAsia"/>
+              <w:rFonts w:hint="eastAsia" w:ascii="宋体" w:hAnsi="宋体" w:eastAsia="宋体" w:cs="宋体"/>
               <w:szCs w:val="24"/>
             </w:rPr>
             <w:instrText xml:space="preserve"> HYPERLINK \l _Toc6619 </w:instrText>
           </w:r>
           <w:r>
             <w:rPr>
-              <w:rFonts w:ascii="宋体" w:eastAsia="宋体" w:hAnsi="宋体" w:cs="宋体" w:hint="eastAsia"/>
+              <w:rFonts w:hint="eastAsia" w:ascii="宋体" w:hAnsi="宋体" w:eastAsia="宋体" w:cs="宋体"/>
               <w:szCs w:val="24"/>
             </w:rPr>
             <w:fldChar w:fldCharType="separate"/>
@@ -2836,7 +2571,7 @@
           </w:r>
           <w:r>
             <w:rPr>
-              <w:rFonts w:ascii="宋体" w:eastAsia="宋体" w:hAnsi="宋体" w:cs="宋体" w:hint="eastAsia"/>
+              <w:rFonts w:hint="eastAsia" w:ascii="宋体" w:hAnsi="宋体" w:eastAsia="宋体" w:cs="宋体"/>
               <w:szCs w:val="24"/>
             </w:rPr>
             <w:fldChar w:fldCharType="end"/>
@@ -2844,28 +2579,28 @@
         </w:p>
         <w:p>
           <w:pPr>
-            <w:pStyle w:val="TOC1"/>
+            <w:pStyle w:val="16"/>
             <w:tabs>
               <w:tab w:val="right" w:leader="dot" w:pos="8306"/>
             </w:tabs>
           </w:pPr>
           <w:r>
             <w:rPr>
-              <w:rFonts w:ascii="宋体" w:eastAsia="宋体" w:hAnsi="宋体" w:cs="宋体" w:hint="eastAsia"/>
+              <w:rFonts w:hint="eastAsia" w:ascii="宋体" w:hAnsi="宋体" w:eastAsia="宋体" w:cs="宋体"/>
               <w:szCs w:val="24"/>
             </w:rPr>
             <w:fldChar w:fldCharType="begin"/>
           </w:r>
           <w:r>
             <w:rPr>
-              <w:rFonts w:ascii="宋体" w:eastAsia="宋体" w:hAnsi="宋体" w:cs="宋体" w:hint="eastAsia"/>
+              <w:rFonts w:hint="eastAsia" w:ascii="宋体" w:hAnsi="宋体" w:eastAsia="宋体" w:cs="宋体"/>
               <w:szCs w:val="24"/>
             </w:rPr>
             <w:instrText xml:space="preserve"> HYPERLINK \l _Toc22537 </w:instrText>
           </w:r>
           <w:r>
             <w:rPr>
-              <w:rFonts w:ascii="宋体" w:eastAsia="宋体" w:hAnsi="宋体" w:cs="宋体" w:hint="eastAsia"/>
+              <w:rFonts w:hint="eastAsia" w:ascii="宋体" w:hAnsi="宋体" w:eastAsia="宋体" w:cs="宋体"/>
               <w:szCs w:val="24"/>
             </w:rPr>
             <w:fldChar w:fldCharType="separate"/>
@@ -2897,7 +2632,7 @@
           </w:r>
           <w:r>
             <w:rPr>
-              <w:rFonts w:ascii="宋体" w:eastAsia="宋体" w:hAnsi="宋体" w:cs="宋体" w:hint="eastAsia"/>
+              <w:rFonts w:hint="eastAsia" w:ascii="宋体" w:hAnsi="宋体" w:eastAsia="宋体" w:cs="宋体"/>
               <w:szCs w:val="24"/>
             </w:rPr>
             <w:fldChar w:fldCharType="end"/>
@@ -2905,28 +2640,28 @@
         </w:p>
         <w:p>
           <w:pPr>
-            <w:pStyle w:val="TOC2"/>
+            <w:pStyle w:val="17"/>
             <w:tabs>
               <w:tab w:val="right" w:leader="dot" w:pos="8306"/>
             </w:tabs>
           </w:pPr>
           <w:r>
             <w:rPr>
-              <w:rFonts w:ascii="宋体" w:eastAsia="宋体" w:hAnsi="宋体" w:cs="宋体" w:hint="eastAsia"/>
+              <w:rFonts w:hint="eastAsia" w:ascii="宋体" w:hAnsi="宋体" w:eastAsia="宋体" w:cs="宋体"/>
               <w:szCs w:val="24"/>
             </w:rPr>
             <w:fldChar w:fldCharType="begin"/>
           </w:r>
           <w:r>
             <w:rPr>
-              <w:rFonts w:ascii="宋体" w:eastAsia="宋体" w:hAnsi="宋体" w:cs="宋体" w:hint="eastAsia"/>
+              <w:rFonts w:hint="eastAsia" w:ascii="宋体" w:hAnsi="宋体" w:eastAsia="宋体" w:cs="宋体"/>
               <w:szCs w:val="24"/>
             </w:rPr>
             <w:instrText xml:space="preserve"> HYPERLINK \l _Toc819 </w:instrText>
           </w:r>
           <w:r>
             <w:rPr>
-              <w:rFonts w:ascii="宋体" w:eastAsia="宋体" w:hAnsi="宋体" w:cs="宋体" w:hint="eastAsia"/>
+              <w:rFonts w:hint="eastAsia" w:ascii="宋体" w:hAnsi="宋体" w:eastAsia="宋体" w:cs="宋体"/>
               <w:szCs w:val="24"/>
             </w:rPr>
             <w:fldChar w:fldCharType="separate"/>
@@ -2958,7 +2693,7 @@
           </w:r>
           <w:r>
             <w:rPr>
-              <w:rFonts w:ascii="宋体" w:eastAsia="宋体" w:hAnsi="宋体" w:cs="宋体" w:hint="eastAsia"/>
+              <w:rFonts w:hint="eastAsia" w:ascii="宋体" w:hAnsi="宋体" w:eastAsia="宋体" w:cs="宋体"/>
               <w:szCs w:val="24"/>
             </w:rPr>
             <w:fldChar w:fldCharType="end"/>
@@ -2966,28 +2701,28 @@
         </w:p>
         <w:p>
           <w:pPr>
-            <w:pStyle w:val="TOC2"/>
+            <w:pStyle w:val="17"/>
             <w:tabs>
               <w:tab w:val="right" w:leader="dot" w:pos="8306"/>
             </w:tabs>
           </w:pPr>
           <w:r>
             <w:rPr>
-              <w:rFonts w:ascii="宋体" w:eastAsia="宋体" w:hAnsi="宋体" w:cs="宋体" w:hint="eastAsia"/>
+              <w:rFonts w:hint="eastAsia" w:ascii="宋体" w:hAnsi="宋体" w:eastAsia="宋体" w:cs="宋体"/>
               <w:szCs w:val="24"/>
             </w:rPr>
             <w:fldChar w:fldCharType="begin"/>
           </w:r>
           <w:r>
             <w:rPr>
-              <w:rFonts w:ascii="宋体" w:eastAsia="宋体" w:hAnsi="宋体" w:cs="宋体" w:hint="eastAsia"/>
+              <w:rFonts w:hint="eastAsia" w:ascii="宋体" w:hAnsi="宋体" w:eastAsia="宋体" w:cs="宋体"/>
               <w:szCs w:val="24"/>
             </w:rPr>
             <w:instrText xml:space="preserve"> HYPERLINK \l _Toc1669 </w:instrText>
           </w:r>
           <w:r>
             <w:rPr>
-              <w:rFonts w:ascii="宋体" w:eastAsia="宋体" w:hAnsi="宋体" w:cs="宋体" w:hint="eastAsia"/>
+              <w:rFonts w:hint="eastAsia" w:ascii="宋体" w:hAnsi="宋体" w:eastAsia="宋体" w:cs="宋体"/>
               <w:szCs w:val="24"/>
             </w:rPr>
             <w:fldChar w:fldCharType="separate"/>
@@ -3019,7 +2754,7 @@
           </w:r>
           <w:r>
             <w:rPr>
-              <w:rFonts w:ascii="宋体" w:eastAsia="宋体" w:hAnsi="宋体" w:cs="宋体" w:hint="eastAsia"/>
+              <w:rFonts w:hint="eastAsia" w:ascii="宋体" w:hAnsi="宋体" w:eastAsia="宋体" w:cs="宋体"/>
               <w:szCs w:val="24"/>
             </w:rPr>
             <w:fldChar w:fldCharType="end"/>
@@ -3027,28 +2762,28 @@
         </w:p>
         <w:p>
           <w:pPr>
-            <w:pStyle w:val="TOC1"/>
+            <w:pStyle w:val="16"/>
             <w:tabs>
               <w:tab w:val="right" w:leader="dot" w:pos="8306"/>
             </w:tabs>
           </w:pPr>
           <w:r>
             <w:rPr>
-              <w:rFonts w:ascii="宋体" w:eastAsia="宋体" w:hAnsi="宋体" w:cs="宋体" w:hint="eastAsia"/>
+              <w:rFonts w:hint="eastAsia" w:ascii="宋体" w:hAnsi="宋体" w:eastAsia="宋体" w:cs="宋体"/>
               <w:szCs w:val="24"/>
             </w:rPr>
             <w:fldChar w:fldCharType="begin"/>
           </w:r>
           <w:r>
             <w:rPr>
-              <w:rFonts w:ascii="宋体" w:eastAsia="宋体" w:hAnsi="宋体" w:cs="宋体" w:hint="eastAsia"/>
+              <w:rFonts w:hint="eastAsia" w:ascii="宋体" w:hAnsi="宋体" w:eastAsia="宋体" w:cs="宋体"/>
               <w:szCs w:val="24"/>
             </w:rPr>
             <w:instrText xml:space="preserve"> HYPERLINK \l _Toc3146 </w:instrText>
           </w:r>
           <w:r>
             <w:rPr>
-              <w:rFonts w:ascii="宋体" w:eastAsia="宋体" w:hAnsi="宋体" w:cs="宋体" w:hint="eastAsia"/>
+              <w:rFonts w:hint="eastAsia" w:ascii="宋体" w:hAnsi="宋体" w:eastAsia="宋体" w:cs="宋体"/>
               <w:szCs w:val="24"/>
             </w:rPr>
             <w:fldChar w:fldCharType="separate"/>
@@ -3080,7 +2815,7 @@
           </w:r>
           <w:r>
             <w:rPr>
-              <w:rFonts w:ascii="宋体" w:eastAsia="宋体" w:hAnsi="宋体" w:cs="宋体" w:hint="eastAsia"/>
+              <w:rFonts w:hint="eastAsia" w:ascii="宋体" w:hAnsi="宋体" w:eastAsia="宋体" w:cs="宋体"/>
               <w:szCs w:val="24"/>
             </w:rPr>
             <w:fldChar w:fldCharType="end"/>
@@ -3088,28 +2823,28 @@
         </w:p>
         <w:p>
           <w:pPr>
-            <w:pStyle w:val="TOC2"/>
+            <w:pStyle w:val="17"/>
             <w:tabs>
               <w:tab w:val="right" w:leader="dot" w:pos="8306"/>
             </w:tabs>
           </w:pPr>
           <w:r>
             <w:rPr>
-              <w:rFonts w:ascii="宋体" w:eastAsia="宋体" w:hAnsi="宋体" w:cs="宋体" w:hint="eastAsia"/>
+              <w:rFonts w:hint="eastAsia" w:ascii="宋体" w:hAnsi="宋体" w:eastAsia="宋体" w:cs="宋体"/>
               <w:szCs w:val="24"/>
             </w:rPr>
             <w:fldChar w:fldCharType="begin"/>
           </w:r>
           <w:r>
             <w:rPr>
-              <w:rFonts w:ascii="宋体" w:eastAsia="宋体" w:hAnsi="宋体" w:cs="宋体" w:hint="eastAsia"/>
+              <w:rFonts w:hint="eastAsia" w:ascii="宋体" w:hAnsi="宋体" w:eastAsia="宋体" w:cs="宋体"/>
               <w:szCs w:val="24"/>
             </w:rPr>
             <w:instrText xml:space="preserve"> HYPERLINK \l _Toc12605 </w:instrText>
           </w:r>
           <w:r>
             <w:rPr>
-              <w:rFonts w:ascii="宋体" w:eastAsia="宋体" w:hAnsi="宋体" w:cs="宋体" w:hint="eastAsia"/>
+              <w:rFonts w:hint="eastAsia" w:ascii="宋体" w:hAnsi="宋体" w:eastAsia="宋体" w:cs="宋体"/>
               <w:szCs w:val="24"/>
             </w:rPr>
             <w:fldChar w:fldCharType="separate"/>
@@ -3141,7 +2876,7 @@
           </w:r>
           <w:r>
             <w:rPr>
-              <w:rFonts w:ascii="宋体" w:eastAsia="宋体" w:hAnsi="宋体" w:cs="宋体" w:hint="eastAsia"/>
+              <w:rFonts w:hint="eastAsia" w:ascii="宋体" w:hAnsi="宋体" w:eastAsia="宋体" w:cs="宋体"/>
               <w:szCs w:val="24"/>
             </w:rPr>
             <w:fldChar w:fldCharType="end"/>
@@ -3149,28 +2884,28 @@
         </w:p>
         <w:p>
           <w:pPr>
-            <w:pStyle w:val="TOC2"/>
+            <w:pStyle w:val="17"/>
             <w:tabs>
               <w:tab w:val="right" w:leader="dot" w:pos="8306"/>
             </w:tabs>
           </w:pPr>
           <w:r>
             <w:rPr>
-              <w:rFonts w:ascii="宋体" w:eastAsia="宋体" w:hAnsi="宋体" w:cs="宋体" w:hint="eastAsia"/>
+              <w:rFonts w:hint="eastAsia" w:ascii="宋体" w:hAnsi="宋体" w:eastAsia="宋体" w:cs="宋体"/>
               <w:szCs w:val="24"/>
             </w:rPr>
             <w:fldChar w:fldCharType="begin"/>
           </w:r>
           <w:r>
             <w:rPr>
-              <w:rFonts w:ascii="宋体" w:eastAsia="宋体" w:hAnsi="宋体" w:cs="宋体" w:hint="eastAsia"/>
+              <w:rFonts w:hint="eastAsia" w:ascii="宋体" w:hAnsi="宋体" w:eastAsia="宋体" w:cs="宋体"/>
               <w:szCs w:val="24"/>
             </w:rPr>
             <w:instrText xml:space="preserve"> HYPERLINK \l _Toc12115 </w:instrText>
           </w:r>
           <w:r>
             <w:rPr>
-              <w:rFonts w:ascii="宋体" w:eastAsia="宋体" w:hAnsi="宋体" w:cs="宋体" w:hint="eastAsia"/>
+              <w:rFonts w:hint="eastAsia" w:ascii="宋体" w:hAnsi="宋体" w:eastAsia="宋体" w:cs="宋体"/>
               <w:szCs w:val="24"/>
             </w:rPr>
             <w:fldChar w:fldCharType="separate"/>
@@ -3202,7 +2937,7 @@
           </w:r>
           <w:r>
             <w:rPr>
-              <w:rFonts w:ascii="宋体" w:eastAsia="宋体" w:hAnsi="宋体" w:cs="宋体" w:hint="eastAsia"/>
+              <w:rFonts w:hint="eastAsia" w:ascii="宋体" w:hAnsi="宋体" w:eastAsia="宋体" w:cs="宋体"/>
               <w:szCs w:val="24"/>
             </w:rPr>
             <w:fldChar w:fldCharType="end"/>
@@ -3210,28 +2945,28 @@
         </w:p>
         <w:p>
           <w:pPr>
-            <w:pStyle w:val="TOC2"/>
+            <w:pStyle w:val="17"/>
             <w:tabs>
               <w:tab w:val="right" w:leader="dot" w:pos="8306"/>
             </w:tabs>
           </w:pPr>
           <w:r>
             <w:rPr>
-              <w:rFonts w:ascii="宋体" w:eastAsia="宋体" w:hAnsi="宋体" w:cs="宋体" w:hint="eastAsia"/>
+              <w:rFonts w:hint="eastAsia" w:ascii="宋体" w:hAnsi="宋体" w:eastAsia="宋体" w:cs="宋体"/>
               <w:szCs w:val="24"/>
             </w:rPr>
             <w:fldChar w:fldCharType="begin"/>
           </w:r>
           <w:r>
             <w:rPr>
-              <w:rFonts w:ascii="宋体" w:eastAsia="宋体" w:hAnsi="宋体" w:cs="宋体" w:hint="eastAsia"/>
+              <w:rFonts w:hint="eastAsia" w:ascii="宋体" w:hAnsi="宋体" w:eastAsia="宋体" w:cs="宋体"/>
               <w:szCs w:val="24"/>
             </w:rPr>
             <w:instrText xml:space="preserve"> HYPERLINK \l _Toc32562 </w:instrText>
           </w:r>
           <w:r>
             <w:rPr>
-              <w:rFonts w:ascii="宋体" w:eastAsia="宋体" w:hAnsi="宋体" w:cs="宋体" w:hint="eastAsia"/>
+              <w:rFonts w:hint="eastAsia" w:ascii="宋体" w:hAnsi="宋体" w:eastAsia="宋体" w:cs="宋体"/>
               <w:szCs w:val="24"/>
             </w:rPr>
             <w:fldChar w:fldCharType="separate"/>
@@ -3263,7 +2998,7 @@
           </w:r>
           <w:r>
             <w:rPr>
-              <w:rFonts w:ascii="宋体" w:eastAsia="宋体" w:hAnsi="宋体" w:cs="宋体" w:hint="eastAsia"/>
+              <w:rFonts w:hint="eastAsia" w:ascii="宋体" w:hAnsi="宋体" w:eastAsia="宋体" w:cs="宋体"/>
               <w:szCs w:val="24"/>
             </w:rPr>
             <w:fldChar w:fldCharType="end"/>
@@ -3271,28 +3006,28 @@
         </w:p>
         <w:p>
           <w:pPr>
-            <w:pStyle w:val="TOC2"/>
+            <w:pStyle w:val="17"/>
             <w:tabs>
               <w:tab w:val="right" w:leader="dot" w:pos="8306"/>
             </w:tabs>
           </w:pPr>
           <w:r>
             <w:rPr>
-              <w:rFonts w:ascii="宋体" w:eastAsia="宋体" w:hAnsi="宋体" w:cs="宋体" w:hint="eastAsia"/>
+              <w:rFonts w:hint="eastAsia" w:ascii="宋体" w:hAnsi="宋体" w:eastAsia="宋体" w:cs="宋体"/>
               <w:szCs w:val="24"/>
             </w:rPr>
             <w:fldChar w:fldCharType="begin"/>
           </w:r>
           <w:r>
             <w:rPr>
-              <w:rFonts w:ascii="宋体" w:eastAsia="宋体" w:hAnsi="宋体" w:cs="宋体" w:hint="eastAsia"/>
+              <w:rFonts w:hint="eastAsia" w:ascii="宋体" w:hAnsi="宋体" w:eastAsia="宋体" w:cs="宋体"/>
               <w:szCs w:val="24"/>
             </w:rPr>
             <w:instrText xml:space="preserve"> HYPERLINK \l _Toc15968 </w:instrText>
           </w:r>
           <w:r>
             <w:rPr>
-              <w:rFonts w:ascii="宋体" w:eastAsia="宋体" w:hAnsi="宋体" w:cs="宋体" w:hint="eastAsia"/>
+              <w:rFonts w:hint="eastAsia" w:ascii="宋体" w:hAnsi="宋体" w:eastAsia="宋体" w:cs="宋体"/>
               <w:szCs w:val="24"/>
             </w:rPr>
             <w:fldChar w:fldCharType="separate"/>
@@ -3324,7 +3059,7 @@
           </w:r>
           <w:r>
             <w:rPr>
-              <w:rFonts w:ascii="宋体" w:eastAsia="宋体" w:hAnsi="宋体" w:cs="宋体" w:hint="eastAsia"/>
+              <w:rFonts w:hint="eastAsia" w:ascii="宋体" w:hAnsi="宋体" w:eastAsia="宋体" w:cs="宋体"/>
               <w:szCs w:val="24"/>
             </w:rPr>
             <w:fldChar w:fldCharType="end"/>
@@ -3332,28 +3067,28 @@
         </w:p>
         <w:p>
           <w:pPr>
-            <w:pStyle w:val="TOC2"/>
+            <w:pStyle w:val="17"/>
             <w:tabs>
               <w:tab w:val="right" w:leader="dot" w:pos="8306"/>
             </w:tabs>
           </w:pPr>
           <w:r>
             <w:rPr>
-              <w:rFonts w:ascii="宋体" w:eastAsia="宋体" w:hAnsi="宋体" w:cs="宋体" w:hint="eastAsia"/>
+              <w:rFonts w:hint="eastAsia" w:ascii="宋体" w:hAnsi="宋体" w:eastAsia="宋体" w:cs="宋体"/>
               <w:szCs w:val="24"/>
             </w:rPr>
             <w:fldChar w:fldCharType="begin"/>
           </w:r>
           <w:r>
             <w:rPr>
-              <w:rFonts w:ascii="宋体" w:eastAsia="宋体" w:hAnsi="宋体" w:cs="宋体" w:hint="eastAsia"/>
+              <w:rFonts w:hint="eastAsia" w:ascii="宋体" w:hAnsi="宋体" w:eastAsia="宋体" w:cs="宋体"/>
               <w:szCs w:val="24"/>
             </w:rPr>
             <w:instrText xml:space="preserve"> HYPERLINK \l _Toc3300 </w:instrText>
           </w:r>
           <w:r>
             <w:rPr>
-              <w:rFonts w:ascii="宋体" w:eastAsia="宋体" w:hAnsi="宋体" w:cs="宋体" w:hint="eastAsia"/>
+              <w:rFonts w:hint="eastAsia" w:ascii="宋体" w:hAnsi="宋体" w:eastAsia="宋体" w:cs="宋体"/>
               <w:szCs w:val="24"/>
             </w:rPr>
             <w:fldChar w:fldCharType="separate"/>
@@ -3385,7 +3120,7 @@
           </w:r>
           <w:r>
             <w:rPr>
-              <w:rFonts w:ascii="宋体" w:eastAsia="宋体" w:hAnsi="宋体" w:cs="宋体" w:hint="eastAsia"/>
+              <w:rFonts w:hint="eastAsia" w:ascii="宋体" w:hAnsi="宋体" w:eastAsia="宋体" w:cs="宋体"/>
               <w:szCs w:val="24"/>
             </w:rPr>
             <w:fldChar w:fldCharType="end"/>
@@ -3393,28 +3128,28 @@
         </w:p>
         <w:p>
           <w:pPr>
-            <w:pStyle w:val="TOC1"/>
+            <w:pStyle w:val="16"/>
             <w:tabs>
               <w:tab w:val="right" w:leader="dot" w:pos="8306"/>
             </w:tabs>
           </w:pPr>
           <w:r>
             <w:rPr>
-              <w:rFonts w:ascii="宋体" w:eastAsia="宋体" w:hAnsi="宋体" w:cs="宋体" w:hint="eastAsia"/>
+              <w:rFonts w:hint="eastAsia" w:ascii="宋体" w:hAnsi="宋体" w:eastAsia="宋体" w:cs="宋体"/>
               <w:szCs w:val="24"/>
             </w:rPr>
             <w:fldChar w:fldCharType="begin"/>
           </w:r>
           <w:r>
             <w:rPr>
-              <w:rFonts w:ascii="宋体" w:eastAsia="宋体" w:hAnsi="宋体" w:cs="宋体" w:hint="eastAsia"/>
+              <w:rFonts w:hint="eastAsia" w:ascii="宋体" w:hAnsi="宋体" w:eastAsia="宋体" w:cs="宋体"/>
               <w:szCs w:val="24"/>
             </w:rPr>
             <w:instrText xml:space="preserve"> HYPERLINK \l _Toc29662 </w:instrText>
           </w:r>
           <w:r>
             <w:rPr>
-              <w:rFonts w:ascii="宋体" w:eastAsia="宋体" w:hAnsi="宋体" w:cs="宋体" w:hint="eastAsia"/>
+              <w:rFonts w:hint="eastAsia" w:ascii="宋体" w:hAnsi="宋体" w:eastAsia="宋体" w:cs="宋体"/>
               <w:szCs w:val="24"/>
             </w:rPr>
             <w:fldChar w:fldCharType="separate"/>
@@ -3446,7 +3181,7 @@
           </w:r>
           <w:r>
             <w:rPr>
-              <w:rFonts w:ascii="宋体" w:eastAsia="宋体" w:hAnsi="宋体" w:cs="宋体" w:hint="eastAsia"/>
+              <w:rFonts w:hint="eastAsia" w:ascii="宋体" w:hAnsi="宋体" w:eastAsia="宋体" w:cs="宋体"/>
               <w:szCs w:val="24"/>
             </w:rPr>
             <w:fldChar w:fldCharType="end"/>
@@ -3454,28 +3189,28 @@
         </w:p>
         <w:p>
           <w:pPr>
-            <w:pStyle w:val="TOC2"/>
+            <w:pStyle w:val="17"/>
             <w:tabs>
               <w:tab w:val="right" w:leader="dot" w:pos="8306"/>
             </w:tabs>
           </w:pPr>
           <w:r>
             <w:rPr>
-              <w:rFonts w:ascii="宋体" w:eastAsia="宋体" w:hAnsi="宋体" w:cs="宋体" w:hint="eastAsia"/>
+              <w:rFonts w:hint="eastAsia" w:ascii="宋体" w:hAnsi="宋体" w:eastAsia="宋体" w:cs="宋体"/>
               <w:szCs w:val="24"/>
             </w:rPr>
             <w:fldChar w:fldCharType="begin"/>
           </w:r>
           <w:r>
             <w:rPr>
-              <w:rFonts w:ascii="宋体" w:eastAsia="宋体" w:hAnsi="宋体" w:cs="宋体" w:hint="eastAsia"/>
+              <w:rFonts w:hint="eastAsia" w:ascii="宋体" w:hAnsi="宋体" w:eastAsia="宋体" w:cs="宋体"/>
               <w:szCs w:val="24"/>
             </w:rPr>
             <w:instrText xml:space="preserve"> HYPERLINK \l _Toc9037 </w:instrText>
           </w:r>
           <w:r>
             <w:rPr>
-              <w:rFonts w:ascii="宋体" w:eastAsia="宋体" w:hAnsi="宋体" w:cs="宋体" w:hint="eastAsia"/>
+              <w:rFonts w:hint="eastAsia" w:ascii="宋体" w:hAnsi="宋体" w:eastAsia="宋体" w:cs="宋体"/>
               <w:szCs w:val="24"/>
             </w:rPr>
             <w:fldChar w:fldCharType="separate"/>
@@ -3507,7 +3242,7 @@
           </w:r>
           <w:r>
             <w:rPr>
-              <w:rFonts w:ascii="宋体" w:eastAsia="宋体" w:hAnsi="宋体" w:cs="宋体" w:hint="eastAsia"/>
+              <w:rFonts w:hint="eastAsia" w:ascii="宋体" w:hAnsi="宋体" w:eastAsia="宋体" w:cs="宋体"/>
               <w:szCs w:val="24"/>
             </w:rPr>
             <w:fldChar w:fldCharType="end"/>
@@ -3515,28 +3250,28 @@
         </w:p>
         <w:p>
           <w:pPr>
-            <w:pStyle w:val="TOC2"/>
+            <w:pStyle w:val="17"/>
             <w:tabs>
               <w:tab w:val="right" w:leader="dot" w:pos="8306"/>
             </w:tabs>
           </w:pPr>
           <w:r>
             <w:rPr>
-              <w:rFonts w:ascii="宋体" w:eastAsia="宋体" w:hAnsi="宋体" w:cs="宋体" w:hint="eastAsia"/>
+              <w:rFonts w:hint="eastAsia" w:ascii="宋体" w:hAnsi="宋体" w:eastAsia="宋体" w:cs="宋体"/>
               <w:szCs w:val="24"/>
             </w:rPr>
             <w:fldChar w:fldCharType="begin"/>
           </w:r>
           <w:r>
             <w:rPr>
-              <w:rFonts w:ascii="宋体" w:eastAsia="宋体" w:hAnsi="宋体" w:cs="宋体" w:hint="eastAsia"/>
+              <w:rFonts w:hint="eastAsia" w:ascii="宋体" w:hAnsi="宋体" w:eastAsia="宋体" w:cs="宋体"/>
               <w:szCs w:val="24"/>
             </w:rPr>
             <w:instrText xml:space="preserve"> HYPERLINK \l _Toc5144 </w:instrText>
           </w:r>
           <w:r>
             <w:rPr>
-              <w:rFonts w:ascii="宋体" w:eastAsia="宋体" w:hAnsi="宋体" w:cs="宋体" w:hint="eastAsia"/>
+              <w:rFonts w:hint="eastAsia" w:ascii="宋体" w:hAnsi="宋体" w:eastAsia="宋体" w:cs="宋体"/>
               <w:szCs w:val="24"/>
             </w:rPr>
             <w:fldChar w:fldCharType="separate"/>
@@ -3568,7 +3303,7 @@
           </w:r>
           <w:r>
             <w:rPr>
-              <w:rFonts w:ascii="宋体" w:eastAsia="宋体" w:hAnsi="宋体" w:cs="宋体" w:hint="eastAsia"/>
+              <w:rFonts w:hint="eastAsia" w:ascii="宋体" w:hAnsi="宋体" w:eastAsia="宋体" w:cs="宋体"/>
               <w:szCs w:val="24"/>
             </w:rPr>
             <w:fldChar w:fldCharType="end"/>
@@ -3576,28 +3311,28 @@
         </w:p>
         <w:p>
           <w:pPr>
-            <w:pStyle w:val="TOC1"/>
+            <w:pStyle w:val="16"/>
             <w:tabs>
               <w:tab w:val="right" w:leader="dot" w:pos="8306"/>
             </w:tabs>
           </w:pPr>
           <w:r>
             <w:rPr>
-              <w:rFonts w:ascii="宋体" w:eastAsia="宋体" w:hAnsi="宋体" w:cs="宋体" w:hint="eastAsia"/>
+              <w:rFonts w:hint="eastAsia" w:ascii="宋体" w:hAnsi="宋体" w:eastAsia="宋体" w:cs="宋体"/>
               <w:szCs w:val="24"/>
             </w:rPr>
             <w:fldChar w:fldCharType="begin"/>
           </w:r>
           <w:r>
             <w:rPr>
-              <w:rFonts w:ascii="宋体" w:eastAsia="宋体" w:hAnsi="宋体" w:cs="宋体" w:hint="eastAsia"/>
+              <w:rFonts w:hint="eastAsia" w:ascii="宋体" w:hAnsi="宋体" w:eastAsia="宋体" w:cs="宋体"/>
               <w:szCs w:val="24"/>
             </w:rPr>
             <w:instrText xml:space="preserve"> HYPERLINK \l _Toc32737 </w:instrText>
           </w:r>
           <w:r>
             <w:rPr>
-              <w:rFonts w:ascii="宋体" w:eastAsia="宋体" w:hAnsi="宋体" w:cs="宋体" w:hint="eastAsia"/>
+              <w:rFonts w:hint="eastAsia" w:ascii="宋体" w:hAnsi="宋体" w:eastAsia="宋体" w:cs="宋体"/>
               <w:szCs w:val="24"/>
             </w:rPr>
             <w:fldChar w:fldCharType="separate"/>
@@ -3629,7 +3364,7 @@
           </w:r>
           <w:r>
             <w:rPr>
-              <w:rFonts w:ascii="宋体" w:eastAsia="宋体" w:hAnsi="宋体" w:cs="宋体" w:hint="eastAsia"/>
+              <w:rFonts w:hint="eastAsia" w:ascii="宋体" w:hAnsi="宋体" w:eastAsia="宋体" w:cs="宋体"/>
               <w:szCs w:val="24"/>
             </w:rPr>
             <w:fldChar w:fldCharType="end"/>
@@ -3637,28 +3372,28 @@
         </w:p>
         <w:p>
           <w:pPr>
-            <w:pStyle w:val="TOC2"/>
+            <w:pStyle w:val="17"/>
             <w:tabs>
               <w:tab w:val="right" w:leader="dot" w:pos="8306"/>
             </w:tabs>
           </w:pPr>
           <w:r>
             <w:rPr>
-              <w:rFonts w:ascii="宋体" w:eastAsia="宋体" w:hAnsi="宋体" w:cs="宋体" w:hint="eastAsia"/>
+              <w:rFonts w:hint="eastAsia" w:ascii="宋体" w:hAnsi="宋体" w:eastAsia="宋体" w:cs="宋体"/>
               <w:szCs w:val="24"/>
             </w:rPr>
             <w:fldChar w:fldCharType="begin"/>
           </w:r>
           <w:r>
             <w:rPr>
-              <w:rFonts w:ascii="宋体" w:eastAsia="宋体" w:hAnsi="宋体" w:cs="宋体" w:hint="eastAsia"/>
+              <w:rFonts w:hint="eastAsia" w:ascii="宋体" w:hAnsi="宋体" w:eastAsia="宋体" w:cs="宋体"/>
               <w:szCs w:val="24"/>
             </w:rPr>
             <w:instrText xml:space="preserve"> HYPERLINK \l _Toc4030 </w:instrText>
           </w:r>
           <w:r>
             <w:rPr>
-              <w:rFonts w:ascii="宋体" w:eastAsia="宋体" w:hAnsi="宋体" w:cs="宋体" w:hint="eastAsia"/>
+              <w:rFonts w:hint="eastAsia" w:ascii="宋体" w:hAnsi="宋体" w:eastAsia="宋体" w:cs="宋体"/>
               <w:szCs w:val="24"/>
             </w:rPr>
             <w:fldChar w:fldCharType="separate"/>
@@ -3690,7 +3425,7 @@
           </w:r>
           <w:r>
             <w:rPr>
-              <w:rFonts w:ascii="宋体" w:eastAsia="宋体" w:hAnsi="宋体" w:cs="宋体" w:hint="eastAsia"/>
+              <w:rFonts w:hint="eastAsia" w:ascii="宋体" w:hAnsi="宋体" w:eastAsia="宋体" w:cs="宋体"/>
               <w:szCs w:val="24"/>
             </w:rPr>
             <w:fldChar w:fldCharType="end"/>
@@ -3698,28 +3433,28 @@
         </w:p>
         <w:p>
           <w:pPr>
-            <w:pStyle w:val="TOC2"/>
+            <w:pStyle w:val="17"/>
             <w:tabs>
               <w:tab w:val="right" w:leader="dot" w:pos="8306"/>
             </w:tabs>
           </w:pPr>
           <w:r>
             <w:rPr>
-              <w:rFonts w:ascii="宋体" w:eastAsia="宋体" w:hAnsi="宋体" w:cs="宋体" w:hint="eastAsia"/>
+              <w:rFonts w:hint="eastAsia" w:ascii="宋体" w:hAnsi="宋体" w:eastAsia="宋体" w:cs="宋体"/>
               <w:szCs w:val="24"/>
             </w:rPr>
             <w:fldChar w:fldCharType="begin"/>
           </w:r>
           <w:r>
             <w:rPr>
-              <w:rFonts w:ascii="宋体" w:eastAsia="宋体" w:hAnsi="宋体" w:cs="宋体" w:hint="eastAsia"/>
+              <w:rFonts w:hint="eastAsia" w:ascii="宋体" w:hAnsi="宋体" w:eastAsia="宋体" w:cs="宋体"/>
               <w:szCs w:val="24"/>
             </w:rPr>
             <w:instrText xml:space="preserve"> HYPERLINK \l _Toc32107 </w:instrText>
           </w:r>
           <w:r>
             <w:rPr>
-              <w:rFonts w:ascii="宋体" w:eastAsia="宋体" w:hAnsi="宋体" w:cs="宋体" w:hint="eastAsia"/>
+              <w:rFonts w:hint="eastAsia" w:ascii="宋体" w:hAnsi="宋体" w:eastAsia="宋体" w:cs="宋体"/>
               <w:szCs w:val="24"/>
             </w:rPr>
             <w:fldChar w:fldCharType="separate"/>
@@ -3751,7 +3486,7 @@
           </w:r>
           <w:r>
             <w:rPr>
-              <w:rFonts w:ascii="宋体" w:eastAsia="宋体" w:hAnsi="宋体" w:cs="宋体" w:hint="eastAsia"/>
+              <w:rFonts w:hint="eastAsia" w:ascii="宋体" w:hAnsi="宋体" w:eastAsia="宋体" w:cs="宋体"/>
               <w:szCs w:val="24"/>
             </w:rPr>
             <w:fldChar w:fldCharType="end"/>
@@ -3759,28 +3494,28 @@
         </w:p>
         <w:p>
           <w:pPr>
-            <w:pStyle w:val="TOC2"/>
+            <w:pStyle w:val="17"/>
             <w:tabs>
               <w:tab w:val="right" w:leader="dot" w:pos="8306"/>
             </w:tabs>
           </w:pPr>
           <w:r>
             <w:rPr>
-              <w:rFonts w:ascii="宋体" w:eastAsia="宋体" w:hAnsi="宋体" w:cs="宋体" w:hint="eastAsia"/>
+              <w:rFonts w:hint="eastAsia" w:ascii="宋体" w:hAnsi="宋体" w:eastAsia="宋体" w:cs="宋体"/>
               <w:szCs w:val="24"/>
             </w:rPr>
             <w:fldChar w:fldCharType="begin"/>
           </w:r>
           <w:r>
             <w:rPr>
-              <w:rFonts w:ascii="宋体" w:eastAsia="宋体" w:hAnsi="宋体" w:cs="宋体" w:hint="eastAsia"/>
+              <w:rFonts w:hint="eastAsia" w:ascii="宋体" w:hAnsi="宋体" w:eastAsia="宋体" w:cs="宋体"/>
               <w:szCs w:val="24"/>
             </w:rPr>
             <w:instrText xml:space="preserve"> HYPERLINK \l _Toc22471 </w:instrText>
           </w:r>
           <w:r>
             <w:rPr>
-              <w:rFonts w:ascii="宋体" w:eastAsia="宋体" w:hAnsi="宋体" w:cs="宋体" w:hint="eastAsia"/>
+              <w:rFonts w:hint="eastAsia" w:ascii="宋体" w:hAnsi="宋体" w:eastAsia="宋体" w:cs="宋体"/>
               <w:szCs w:val="24"/>
             </w:rPr>
             <w:fldChar w:fldCharType="separate"/>
@@ -3812,7 +3547,7 @@
           </w:r>
           <w:r>
             <w:rPr>
-              <w:rFonts w:ascii="宋体" w:eastAsia="宋体" w:hAnsi="宋体" w:cs="宋体" w:hint="eastAsia"/>
+              <w:rFonts w:hint="eastAsia" w:ascii="宋体" w:hAnsi="宋体" w:eastAsia="宋体" w:cs="宋体"/>
               <w:szCs w:val="24"/>
             </w:rPr>
             <w:fldChar w:fldCharType="end"/>
@@ -3820,28 +3555,28 @@
         </w:p>
         <w:p>
           <w:pPr>
-            <w:pStyle w:val="TOC1"/>
+            <w:pStyle w:val="16"/>
             <w:tabs>
               <w:tab w:val="right" w:leader="dot" w:pos="8306"/>
             </w:tabs>
           </w:pPr>
           <w:r>
             <w:rPr>
-              <w:rFonts w:ascii="宋体" w:eastAsia="宋体" w:hAnsi="宋体" w:cs="宋体" w:hint="eastAsia"/>
+              <w:rFonts w:hint="eastAsia" w:ascii="宋体" w:hAnsi="宋体" w:eastAsia="宋体" w:cs="宋体"/>
               <w:szCs w:val="24"/>
             </w:rPr>
             <w:fldChar w:fldCharType="begin"/>
           </w:r>
           <w:r>
             <w:rPr>
-              <w:rFonts w:ascii="宋体" w:eastAsia="宋体" w:hAnsi="宋体" w:cs="宋体" w:hint="eastAsia"/>
+              <w:rFonts w:hint="eastAsia" w:ascii="宋体" w:hAnsi="宋体" w:eastAsia="宋体" w:cs="宋体"/>
               <w:szCs w:val="24"/>
             </w:rPr>
             <w:instrText xml:space="preserve"> HYPERLINK \l _Toc11520 </w:instrText>
           </w:r>
           <w:r>
             <w:rPr>
-              <w:rFonts w:ascii="宋体" w:eastAsia="宋体" w:hAnsi="宋体" w:cs="宋体" w:hint="eastAsia"/>
+              <w:rFonts w:hint="eastAsia" w:ascii="宋体" w:hAnsi="宋体" w:eastAsia="宋体" w:cs="宋体"/>
               <w:szCs w:val="24"/>
             </w:rPr>
             <w:fldChar w:fldCharType="separate"/>
@@ -3880,7 +3615,7 @@
           </w:r>
           <w:r>
             <w:rPr>
-              <w:rFonts w:ascii="宋体" w:eastAsia="宋体" w:hAnsi="宋体" w:cs="宋体" w:hint="eastAsia"/>
+              <w:rFonts w:hint="eastAsia" w:ascii="宋体" w:hAnsi="宋体" w:eastAsia="宋体" w:cs="宋体"/>
               <w:szCs w:val="24"/>
             </w:rPr>
             <w:fldChar w:fldCharType="end"/>
@@ -3888,28 +3623,28 @@
         </w:p>
         <w:p>
           <w:pPr>
-            <w:pStyle w:val="TOC1"/>
+            <w:pStyle w:val="16"/>
             <w:tabs>
               <w:tab w:val="right" w:leader="dot" w:pos="8306"/>
             </w:tabs>
           </w:pPr>
           <w:r>
             <w:rPr>
-              <w:rFonts w:ascii="宋体" w:eastAsia="宋体" w:hAnsi="宋体" w:cs="宋体" w:hint="eastAsia"/>
+              <w:rFonts w:hint="eastAsia" w:ascii="宋体" w:hAnsi="宋体" w:eastAsia="宋体" w:cs="宋体"/>
               <w:szCs w:val="24"/>
             </w:rPr>
             <w:fldChar w:fldCharType="begin"/>
           </w:r>
           <w:r>
             <w:rPr>
-              <w:rFonts w:ascii="宋体" w:eastAsia="宋体" w:hAnsi="宋体" w:cs="宋体" w:hint="eastAsia"/>
+              <w:rFonts w:hint="eastAsia" w:ascii="宋体" w:hAnsi="宋体" w:eastAsia="宋体" w:cs="宋体"/>
               <w:szCs w:val="24"/>
             </w:rPr>
             <w:instrText xml:space="preserve"> HYPERLINK \l _Toc21787 </w:instrText>
           </w:r>
           <w:r>
             <w:rPr>
-              <w:rFonts w:ascii="宋体" w:eastAsia="宋体" w:hAnsi="宋体" w:cs="宋体" w:hint="eastAsia"/>
+              <w:rFonts w:hint="eastAsia" w:ascii="宋体" w:hAnsi="宋体" w:eastAsia="宋体" w:cs="宋体"/>
               <w:szCs w:val="24"/>
             </w:rPr>
             <w:fldChar w:fldCharType="separate"/>
@@ -3941,7 +3676,7 @@
           </w:r>
           <w:r>
             <w:rPr>
-              <w:rFonts w:ascii="宋体" w:eastAsia="宋体" w:hAnsi="宋体" w:cs="宋体" w:hint="eastAsia"/>
+              <w:rFonts w:hint="eastAsia" w:ascii="宋体" w:hAnsi="宋体" w:eastAsia="宋体" w:cs="宋体"/>
               <w:szCs w:val="24"/>
             </w:rPr>
             <w:fldChar w:fldCharType="end"/>
@@ -3964,7 +3699,7 @@
             <w:snapToGrid w:val="0"/>
             <w:textAlignment w:val="baseline"/>
             <w:rPr>
-              <w:rFonts w:ascii="宋体" w:eastAsia="宋体" w:hAnsi="宋体" w:cs="宋体" w:hint="eastAsia"/>
+              <w:rFonts w:hint="eastAsia" w:ascii="宋体" w:hAnsi="宋体" w:eastAsia="宋体" w:cs="宋体"/>
               <w:snapToGrid w:val="0"/>
               <w:color w:val="000000"/>
               <w:kern w:val="0"/>
@@ -3975,7 +3710,7 @@
           </w:pPr>
           <w:r>
             <w:rPr>
-              <w:rFonts w:ascii="宋体" w:eastAsia="宋体" w:hAnsi="宋体" w:cs="宋体" w:hint="eastAsia"/>
+              <w:rFonts w:hint="eastAsia" w:ascii="宋体" w:hAnsi="宋体" w:eastAsia="宋体" w:cs="宋体"/>
               <w:szCs w:val="24"/>
             </w:rPr>
             <w:fldChar w:fldCharType="end"/>
@@ -4000,7 +3735,7 @@
         <w:snapToGrid w:val="0"/>
         <w:textAlignment w:val="baseline"/>
         <w:rPr>
-          <w:rFonts w:ascii="Arial" w:eastAsia="Arial" w:hAnsi="Arial" w:cs="Arial"/>
+          <w:rFonts w:ascii="Arial" w:hAnsi="Arial" w:eastAsia="Arial" w:cs="Arial"/>
           <w:snapToGrid w:val="0"/>
           <w:color w:val="000000"/>
           <w:kern w:val="0"/>
@@ -4011,7 +3746,7 @@
       </w:pPr>
       <w:r>
         <w:rPr>
-          <w:rFonts w:ascii="Arial" w:eastAsia="Arial" w:hAnsi="Arial" w:cs="Arial"/>
+          <w:rFonts w:ascii="Arial" w:hAnsi="Arial" w:eastAsia="Arial" w:cs="Arial"/>
           <w:snapToGrid w:val="0"/>
           <w:color w:val="000000"/>
           <w:kern w:val="0"/>
@@ -4024,14 +3759,14 @@
     </w:p>
     <w:p>
       <w:pPr>
-        <w:pStyle w:val="1"/>
-        <w:bidi w:val="0"/>
-        <w:rPr>
-          <w:rFonts w:hint="default"/>
-          <w:lang w:val="en-US" w:eastAsia="zh-CN"/>
-        </w:rPr>
-      </w:pPr>
-      <w:bookmarkStart w:id="3" w:name="_Toc11936"/>
+        <w:pStyle w:val="28"/>
+        <w:bidi w:val="0"/>
+        <w:rPr>
+          <w:rFonts w:hint="default"/>
+          <w:lang w:val="en-US" w:eastAsia="zh-CN"/>
+        </w:rPr>
+      </w:pPr>
+      <w:bookmarkStart w:id="2" w:name="_Toc11936"/>
       <w:r>
         <w:rPr>
           <w:rFonts w:hint="default"/>
@@ -4039,42 +3774,92 @@
         </w:rPr>
         <w:t>总则</w:t>
       </w:r>
+      <w:bookmarkEnd w:id="2"/>
+    </w:p>
+    <w:p>
+      <w:pPr>
+        <w:pStyle w:val="30"/>
+        <w:bidi w:val="0"/>
+        <w:rPr>
+          <w:rFonts w:hint="default"/>
+          <w:lang w:val="en-US" w:eastAsia="zh-CN"/>
+        </w:rPr>
+      </w:pPr>
+      <w:bookmarkStart w:id="3" w:name="_Toc24242"/>
+      <w:r>
+        <w:rPr>
+          <w:rFonts w:hint="default"/>
+          <w:lang w:val="en-US" w:eastAsia="zh-CN"/>
+        </w:rPr>
+        <w:t>目的</w:t>
+      </w:r>
       <w:bookmarkEnd w:id="3"/>
     </w:p>
     <w:p>
       <w:pPr>
-        <w:pStyle w:val="2"/>
-        <w:bidi w:val="0"/>
-        <w:rPr>
-          <w:rFonts w:hint="default"/>
-          <w:lang w:val="en-US" w:eastAsia="zh-CN"/>
-        </w:rPr>
-      </w:pPr>
-      <w:bookmarkStart w:id="4" w:name="_Toc24242"/>
-      <w:r>
-        <w:rPr>
-          <w:rFonts w:hint="default"/>
-          <w:lang w:val="en-US" w:eastAsia="zh-CN"/>
-        </w:rPr>
-        <w:t>目的</w:t>
+        <w:pStyle w:val="29"/>
+        <w:bidi w:val="0"/>
+        <w:rPr>
+          <w:rFonts w:hint="default"/>
+          <w:lang w:val="en-US" w:eastAsia="zh-CN"/>
+        </w:rPr>
+      </w:pPr>
+      <w:r>
+        <w:rPr>
+          <w:rFonts w:hint="default"/>
+          <w:lang w:val="en-US" w:eastAsia="zh-CN"/>
+        </w:rPr>
+        <w:t>为规范公司</w:t>
+      </w:r>
+      <w:r>
+        <w:rPr>
+          <w:rFonts w:hint="eastAsia"/>
+          <w:lang w:val="en-US" w:eastAsia="zh-CN"/>
+        </w:rPr>
+        <w:t>运维服务</w:t>
+      </w:r>
+      <w:r>
+        <w:rPr>
+          <w:rFonts w:hint="default"/>
+          <w:lang w:val="en-US" w:eastAsia="zh-CN"/>
+        </w:rPr>
+        <w:t>的级别管理，确保服务目标与客户业务需求及成本约束相匹配，通过对服务绩效的协商、监控、评价与持续改进，保障并提升服务质量，明确供需双方职责，提升客户满意度，特制定本制度。</w:t>
+      </w:r>
+    </w:p>
+    <w:p>
+      <w:pPr>
+        <w:pStyle w:val="30"/>
+        <w:bidi w:val="0"/>
+        <w:rPr>
+          <w:rFonts w:hint="default"/>
+          <w:lang w:val="en-US" w:eastAsia="zh-CN"/>
+        </w:rPr>
+      </w:pPr>
+      <w:bookmarkStart w:id="4" w:name="_Toc14799"/>
+      <w:r>
+        <w:rPr>
+          <w:rFonts w:hint="default"/>
+          <w:lang w:val="en-US" w:eastAsia="zh-CN"/>
+        </w:rPr>
+        <w:t>适用范围</w:t>
       </w:r>
       <w:bookmarkEnd w:id="4"/>
     </w:p>
     <w:p>
       <w:pPr>
-        <w:pStyle w:val="a1"/>
-        <w:bidi w:val="0"/>
-        <w:rPr>
-          <w:rFonts w:hint="default"/>
-          <w:lang w:val="en-US" w:eastAsia="zh-CN"/>
-        </w:rPr>
-      </w:pPr>
-      <w:r>
-        <w:rPr>
-          <w:rFonts w:hint="default"/>
-          <w:lang w:val="en-US" w:eastAsia="zh-CN"/>
-        </w:rPr>
-        <w:t>为规范公司</w:t>
+        <w:pStyle w:val="29"/>
+        <w:bidi w:val="0"/>
+        <w:rPr>
+          <w:rFonts w:hint="default"/>
+          <w:lang w:val="en-US" w:eastAsia="zh-CN"/>
+        </w:rPr>
+      </w:pPr>
+      <w:r>
+        <w:rPr>
+          <w:rFonts w:hint="default"/>
+          <w:lang w:val="en-US" w:eastAsia="zh-CN"/>
+        </w:rPr>
+        <w:t>本制度适用于公司为客户提供的所有</w:t>
       </w:r>
       <w:r>
         <w:rPr>
@@ -4088,81 +3873,31 @@
           <w:rFonts w:hint="default"/>
           <w:lang w:val="en-US" w:eastAsia="zh-CN"/>
         </w:rPr>
-        <w:t>的级别管理，确保服务目标与客户业务需求及成本约束相匹配，通过对服务绩效的协商、监控、评价与持续改进，保障并提升服务质量，明确供需双方职责，提升客户满意度，特制定本制度。</w:t>
-      </w:r>
-    </w:p>
-    <w:p>
-      <w:pPr>
-        <w:pStyle w:val="2"/>
-        <w:bidi w:val="0"/>
-        <w:rPr>
-          <w:rFonts w:hint="default"/>
-          <w:lang w:val="en-US" w:eastAsia="zh-CN"/>
-        </w:rPr>
-      </w:pPr>
-      <w:bookmarkStart w:id="5" w:name="_Toc14799"/>
-      <w:r>
-        <w:rPr>
-          <w:rFonts w:hint="default"/>
-          <w:lang w:val="en-US" w:eastAsia="zh-CN"/>
-        </w:rPr>
-        <w:t>适用范围</w:t>
+        <w:t>项目的服务级别管理活动，包括服务级别协议（SLA）的制定、签订、监控、评审与变更。</w:t>
+      </w:r>
+    </w:p>
+    <w:p>
+      <w:pPr>
+        <w:pStyle w:val="30"/>
+        <w:bidi w:val="0"/>
+        <w:rPr>
+          <w:rFonts w:hint="default"/>
+          <w:lang w:val="en-US" w:eastAsia="zh-CN"/>
+        </w:rPr>
+      </w:pPr>
+      <w:bookmarkStart w:id="5" w:name="_Toc13933"/>
+      <w:r>
+        <w:rPr>
+          <w:rFonts w:hint="default"/>
+          <w:lang w:val="en-US" w:eastAsia="zh-CN"/>
+        </w:rPr>
+        <w:t>术语与定义</w:t>
       </w:r>
       <w:bookmarkEnd w:id="5"/>
     </w:p>
     <w:p>
       <w:pPr>
-        <w:pStyle w:val="a1"/>
-        <w:bidi w:val="0"/>
-        <w:rPr>
-          <w:rFonts w:hint="default"/>
-          <w:lang w:val="en-US" w:eastAsia="zh-CN"/>
-        </w:rPr>
-      </w:pPr>
-      <w:r>
-        <w:rPr>
-          <w:rFonts w:hint="default"/>
-          <w:lang w:val="en-US" w:eastAsia="zh-CN"/>
-        </w:rPr>
-        <w:t>本制度适用于公司为客户提供的所有</w:t>
-      </w:r>
-      <w:r>
-        <w:rPr>
-          <w:rFonts w:hint="eastAsia"/>
-          <w:lang w:val="en-US" w:eastAsia="zh-CN"/>
-        </w:rPr>
-        <w:t>运维服务</w:t>
-      </w:r>
-      <w:r>
-        <w:rPr>
-          <w:rFonts w:hint="default"/>
-          <w:lang w:val="en-US" w:eastAsia="zh-CN"/>
-        </w:rPr>
-        <w:t>项目的服务级别管理活动，包括服务级别协议（SLA）的制定、签订、监控、评审与变更。</w:t>
-      </w:r>
-    </w:p>
-    <w:p>
-      <w:pPr>
-        <w:pStyle w:val="2"/>
-        <w:bidi w:val="0"/>
-        <w:rPr>
-          <w:rFonts w:hint="default"/>
-          <w:lang w:val="en-US" w:eastAsia="zh-CN"/>
-        </w:rPr>
-      </w:pPr>
-      <w:bookmarkStart w:id="6" w:name="_Toc13933"/>
-      <w:r>
-        <w:rPr>
-          <w:rFonts w:hint="default"/>
-          <w:lang w:val="en-US" w:eastAsia="zh-CN"/>
-        </w:rPr>
-        <w:t>术语与定义</w:t>
-      </w:r>
-      <w:bookmarkEnd w:id="6"/>
-    </w:p>
-    <w:p>
-      <w:pPr>
-        <w:pStyle w:val="a1"/>
+        <w:pStyle w:val="29"/>
         <w:keepNext w:val="0"/>
         <w:keepLines w:val="0"/>
         <w:pageBreakBefore w:val="0"/>
@@ -4180,7 +3915,7 @@
         <w:bidi w:val="0"/>
         <w:adjustRightInd w:val="0"/>
         <w:snapToGrid w:val="0"/>
-        <w:ind w:left="425" w:right="0" w:hanging="425" w:leftChars="0" w:rightChars="0" w:firstLineChars="0"/>
+        <w:ind w:left="425" w:leftChars="0" w:right="0" w:rightChars="0" w:hanging="425" w:firstLineChars="0"/>
         <w:jc w:val="left"/>
         <w:textAlignment w:val="baseline"/>
         <w:rPr>
@@ -4198,7 +3933,7 @@
     </w:p>
     <w:p>
       <w:pPr>
-        <w:pStyle w:val="a1"/>
+        <w:pStyle w:val="29"/>
         <w:keepNext w:val="0"/>
         <w:keepLines w:val="0"/>
         <w:pageBreakBefore w:val="0"/>
@@ -4216,7 +3951,7 @@
         <w:bidi w:val="0"/>
         <w:adjustRightInd w:val="0"/>
         <w:snapToGrid w:val="0"/>
-        <w:ind w:left="425" w:right="0" w:hanging="425" w:leftChars="0" w:rightChars="0" w:firstLineChars="0"/>
+        <w:ind w:left="425" w:leftChars="0" w:right="0" w:rightChars="0" w:hanging="425" w:firstLineChars="0"/>
         <w:jc w:val="left"/>
         <w:textAlignment w:val="baseline"/>
         <w:rPr>
@@ -4234,7 +3969,7 @@
     </w:p>
     <w:p>
       <w:pPr>
-        <w:pStyle w:val="a1"/>
+        <w:pStyle w:val="29"/>
         <w:keepNext w:val="0"/>
         <w:keepLines w:val="0"/>
         <w:pageBreakBefore w:val="0"/>
@@ -4252,7 +3987,7 @@
         <w:bidi w:val="0"/>
         <w:adjustRightInd w:val="0"/>
         <w:snapToGrid w:val="0"/>
-        <w:ind w:left="425" w:right="0" w:hanging="425" w:leftChars="0" w:rightChars="0" w:firstLineChars="0"/>
+        <w:ind w:left="425" w:leftChars="0" w:right="0" w:rightChars="0" w:hanging="425" w:firstLineChars="0"/>
         <w:jc w:val="left"/>
         <w:textAlignment w:val="baseline"/>
         <w:rPr>
@@ -4270,7 +4005,7 @@
     </w:p>
     <w:p>
       <w:pPr>
-        <w:pStyle w:val="a1"/>
+        <w:pStyle w:val="29"/>
         <w:keepNext w:val="0"/>
         <w:keepLines w:val="0"/>
         <w:pageBreakBefore w:val="0"/>
@@ -4288,7 +4023,7 @@
         <w:bidi w:val="0"/>
         <w:adjustRightInd w:val="0"/>
         <w:snapToGrid w:val="0"/>
-        <w:ind w:left="425" w:right="0" w:hanging="425" w:leftChars="0" w:rightChars="0" w:firstLineChars="0"/>
+        <w:ind w:left="425" w:leftChars="0" w:right="0" w:rightChars="0" w:hanging="425" w:firstLineChars="0"/>
         <w:jc w:val="left"/>
         <w:textAlignment w:val="baseline"/>
         <w:rPr>
@@ -4306,14 +4041,14 @@
     </w:p>
     <w:p>
       <w:pPr>
-        <w:pStyle w:val="1"/>
-        <w:bidi w:val="0"/>
-        <w:rPr>
-          <w:rFonts w:hint="default"/>
-          <w:lang w:val="en-US" w:eastAsia="zh-CN"/>
-        </w:rPr>
-      </w:pPr>
-      <w:bookmarkStart w:id="7" w:name="_Toc26337"/>
+        <w:pStyle w:val="28"/>
+        <w:bidi w:val="0"/>
+        <w:rPr>
+          <w:rFonts w:hint="default"/>
+          <w:lang w:val="en-US" w:eastAsia="zh-CN"/>
+        </w:rPr>
+      </w:pPr>
+      <w:bookmarkStart w:id="6" w:name="_Toc26337"/>
       <w:r>
         <w:rPr>
           <w:rFonts w:hint="default"/>
@@ -4321,30 +4056,30 @@
         </w:rPr>
         <w:t>职责分工</w:t>
       </w:r>
+      <w:bookmarkEnd w:id="6"/>
+    </w:p>
+    <w:p>
+      <w:pPr>
+        <w:pStyle w:val="30"/>
+        <w:bidi w:val="0"/>
+        <w:rPr>
+          <w:rFonts w:hint="default"/>
+          <w:lang w:val="en-US" w:eastAsia="zh-CN"/>
+        </w:rPr>
+      </w:pPr>
+      <w:bookmarkStart w:id="7" w:name="_Toc12813"/>
+      <w:r>
+        <w:rPr>
+          <w:rFonts w:hint="default"/>
+          <w:lang w:val="en-US" w:eastAsia="zh-CN"/>
+        </w:rPr>
+        <w:t>运维部</w:t>
+      </w:r>
       <w:bookmarkEnd w:id="7"/>
     </w:p>
     <w:p>
       <w:pPr>
-        <w:pStyle w:val="2"/>
-        <w:bidi w:val="0"/>
-        <w:rPr>
-          <w:rFonts w:hint="default"/>
-          <w:lang w:val="en-US" w:eastAsia="zh-CN"/>
-        </w:rPr>
-      </w:pPr>
-      <w:bookmarkStart w:id="8" w:name="_Toc12813"/>
-      <w:r>
-        <w:rPr>
-          <w:rFonts w:hint="default"/>
-          <w:lang w:val="en-US" w:eastAsia="zh-CN"/>
-        </w:rPr>
-        <w:t>运维部</w:t>
-      </w:r>
-      <w:bookmarkEnd w:id="8"/>
-    </w:p>
-    <w:p>
-      <w:pPr>
-        <w:pStyle w:val="a1"/>
+        <w:pStyle w:val="29"/>
         <w:keepNext w:val="0"/>
         <w:keepLines w:val="0"/>
         <w:pageBreakBefore w:val="0"/>
@@ -4362,7 +4097,7 @@
         <w:bidi w:val="0"/>
         <w:adjustRightInd w:val="0"/>
         <w:snapToGrid w:val="0"/>
-        <w:ind w:right="0" w:leftChars="0" w:rightChars="0"/>
+        <w:ind w:leftChars="0" w:right="0" w:rightChars="0"/>
         <w:jc w:val="left"/>
         <w:textAlignment w:val="baseline"/>
         <w:rPr>
@@ -4380,7 +4115,7 @@
     </w:p>
     <w:p>
       <w:pPr>
-        <w:pStyle w:val="a1"/>
+        <w:pStyle w:val="29"/>
         <w:keepNext w:val="0"/>
         <w:keepLines w:val="0"/>
         <w:pageBreakBefore w:val="0"/>
@@ -4398,7 +4133,7 @@
         <w:bidi w:val="0"/>
         <w:adjustRightInd w:val="0"/>
         <w:snapToGrid w:val="0"/>
-        <w:ind w:right="0" w:leftChars="0" w:rightChars="0"/>
+        <w:ind w:leftChars="0" w:right="0" w:rightChars="0"/>
         <w:jc w:val="left"/>
         <w:textAlignment w:val="baseline"/>
         <w:rPr>
@@ -4416,7 +4151,7 @@
     </w:p>
     <w:p>
       <w:pPr>
-        <w:pStyle w:val="a1"/>
+        <w:pStyle w:val="29"/>
         <w:keepNext w:val="0"/>
         <w:keepLines w:val="0"/>
         <w:pageBreakBefore w:val="0"/>
@@ -4434,7 +4169,7 @@
         <w:bidi w:val="0"/>
         <w:adjustRightInd w:val="0"/>
         <w:snapToGrid w:val="0"/>
-        <w:ind w:left="425" w:right="0" w:hanging="425" w:leftChars="0" w:rightChars="0" w:firstLineChars="0"/>
+        <w:ind w:left="425" w:leftChars="0" w:right="0" w:rightChars="0" w:hanging="425" w:firstLineChars="0"/>
         <w:jc w:val="left"/>
         <w:textAlignment w:val="baseline"/>
         <w:rPr>
@@ -4452,7 +4187,7 @@
     </w:p>
     <w:p>
       <w:pPr>
-        <w:pStyle w:val="a1"/>
+        <w:pStyle w:val="29"/>
         <w:keepNext w:val="0"/>
         <w:keepLines w:val="0"/>
         <w:pageBreakBefore w:val="0"/>
@@ -4470,7 +4205,7 @@
         <w:bidi w:val="0"/>
         <w:adjustRightInd w:val="0"/>
         <w:snapToGrid w:val="0"/>
-        <w:ind w:left="425" w:right="0" w:hanging="425" w:leftChars="0" w:rightChars="0" w:firstLineChars="0"/>
+        <w:ind w:left="425" w:leftChars="0" w:right="0" w:rightChars="0" w:hanging="425" w:firstLineChars="0"/>
         <w:jc w:val="left"/>
         <w:textAlignment w:val="baseline"/>
         <w:rPr>
@@ -4488,7 +4223,7 @@
     </w:p>
     <w:p>
       <w:pPr>
-        <w:pStyle w:val="a1"/>
+        <w:pStyle w:val="29"/>
         <w:keepNext w:val="0"/>
         <w:keepLines w:val="0"/>
         <w:pageBreakBefore w:val="0"/>
@@ -4506,7 +4241,7 @@
         <w:bidi w:val="0"/>
         <w:adjustRightInd w:val="0"/>
         <w:snapToGrid w:val="0"/>
-        <w:ind w:left="425" w:right="0" w:hanging="425" w:leftChars="0" w:rightChars="0" w:firstLineChars="0"/>
+        <w:ind w:left="425" w:leftChars="0" w:right="0" w:rightChars="0" w:hanging="425" w:firstLineChars="0"/>
         <w:jc w:val="left"/>
         <w:textAlignment w:val="baseline"/>
         <w:rPr>
@@ -4524,7 +4259,7 @@
     </w:p>
     <w:p>
       <w:pPr>
-        <w:pStyle w:val="a1"/>
+        <w:pStyle w:val="29"/>
         <w:keepNext w:val="0"/>
         <w:keepLines w:val="0"/>
         <w:pageBreakBefore w:val="0"/>
@@ -4542,7 +4277,7 @@
         <w:bidi w:val="0"/>
         <w:adjustRightInd w:val="0"/>
         <w:snapToGrid w:val="0"/>
-        <w:ind w:left="425" w:right="0" w:hanging="425" w:leftChars="0" w:rightChars="0" w:firstLineChars="0"/>
+        <w:ind w:left="425" w:leftChars="0" w:right="0" w:rightChars="0" w:hanging="425" w:firstLineChars="0"/>
         <w:jc w:val="left"/>
         <w:textAlignment w:val="baseline"/>
         <w:rPr>
@@ -4560,14 +4295,14 @@
     </w:p>
     <w:p>
       <w:pPr>
-        <w:pStyle w:val="2"/>
-        <w:bidi w:val="0"/>
-        <w:rPr>
-          <w:rFonts w:hint="default"/>
-          <w:lang w:val="en-US" w:eastAsia="zh-CN"/>
-        </w:rPr>
-      </w:pPr>
-      <w:bookmarkStart w:id="9" w:name="_Toc3232"/>
+        <w:pStyle w:val="30"/>
+        <w:bidi w:val="0"/>
+        <w:rPr>
+          <w:rFonts w:hint="default"/>
+          <w:lang w:val="en-US" w:eastAsia="zh-CN"/>
+        </w:rPr>
+      </w:pPr>
+      <w:bookmarkStart w:id="8" w:name="_Toc3232"/>
       <w:r>
         <w:rPr>
           <w:rFonts w:hint="default"/>
@@ -4575,11 +4310,11 @@
         </w:rPr>
         <w:t>运维项目经理</w:t>
       </w:r>
-      <w:bookmarkEnd w:id="9"/>
-    </w:p>
-    <w:p>
-      <w:pPr>
-        <w:pStyle w:val="a1"/>
+      <w:bookmarkEnd w:id="8"/>
+    </w:p>
+    <w:p>
+      <w:pPr>
+        <w:pStyle w:val="29"/>
         <w:keepNext w:val="0"/>
         <w:keepLines w:val="0"/>
         <w:pageBreakBefore w:val="0"/>
@@ -4597,7 +4332,7 @@
         <w:bidi w:val="0"/>
         <w:adjustRightInd w:val="0"/>
         <w:snapToGrid w:val="0"/>
-        <w:ind w:right="0" w:leftChars="0" w:rightChars="0"/>
+        <w:ind w:leftChars="0" w:right="0" w:rightChars="0"/>
         <w:jc w:val="left"/>
         <w:textAlignment w:val="baseline"/>
         <w:rPr>
@@ -4615,7 +4350,7 @@
     </w:p>
     <w:p>
       <w:pPr>
-        <w:pStyle w:val="a1"/>
+        <w:pStyle w:val="29"/>
         <w:keepNext w:val="0"/>
         <w:keepLines w:val="0"/>
         <w:pageBreakBefore w:val="0"/>
@@ -4633,7 +4368,7 @@
         <w:bidi w:val="0"/>
         <w:adjustRightInd w:val="0"/>
         <w:snapToGrid w:val="0"/>
-        <w:ind w:left="425" w:right="0" w:hanging="425" w:leftChars="0" w:rightChars="0" w:firstLineChars="0"/>
+        <w:ind w:left="425" w:leftChars="0" w:right="0" w:rightChars="0" w:hanging="425" w:firstLineChars="0"/>
         <w:jc w:val="left"/>
         <w:textAlignment w:val="baseline"/>
         <w:rPr>
@@ -4651,7 +4386,7 @@
     </w:p>
     <w:p>
       <w:pPr>
-        <w:pStyle w:val="a1"/>
+        <w:pStyle w:val="29"/>
         <w:keepNext w:val="0"/>
         <w:keepLines w:val="0"/>
         <w:pageBreakBefore w:val="0"/>
@@ -4669,7 +4404,7 @@
         <w:bidi w:val="0"/>
         <w:adjustRightInd w:val="0"/>
         <w:snapToGrid w:val="0"/>
-        <w:ind w:left="425" w:right="0" w:hanging="425" w:leftChars="0" w:rightChars="0" w:firstLineChars="0"/>
+        <w:ind w:left="425" w:leftChars="0" w:right="0" w:rightChars="0" w:hanging="425" w:firstLineChars="0"/>
         <w:jc w:val="left"/>
         <w:textAlignment w:val="baseline"/>
         <w:rPr>
@@ -4687,7 +4422,7 @@
     </w:p>
     <w:p>
       <w:pPr>
-        <w:pStyle w:val="a1"/>
+        <w:pStyle w:val="29"/>
         <w:keepNext w:val="0"/>
         <w:keepLines w:val="0"/>
         <w:pageBreakBefore w:val="0"/>
@@ -4705,7 +4440,7 @@
         <w:bidi w:val="0"/>
         <w:adjustRightInd w:val="0"/>
         <w:snapToGrid w:val="0"/>
-        <w:ind w:left="425" w:right="0" w:hanging="425" w:leftChars="0" w:rightChars="0" w:firstLineChars="0"/>
+        <w:ind w:left="425" w:leftChars="0" w:right="0" w:rightChars="0" w:hanging="425" w:firstLineChars="0"/>
         <w:jc w:val="left"/>
         <w:textAlignment w:val="baseline"/>
         <w:rPr>
@@ -4723,7 +4458,7 @@
     </w:p>
     <w:p>
       <w:pPr>
-        <w:pStyle w:val="a1"/>
+        <w:pStyle w:val="29"/>
         <w:keepNext w:val="0"/>
         <w:keepLines w:val="0"/>
         <w:pageBreakBefore w:val="0"/>
@@ -4741,7 +4476,7 @@
         <w:bidi w:val="0"/>
         <w:adjustRightInd w:val="0"/>
         <w:snapToGrid w:val="0"/>
-        <w:ind w:left="425" w:right="0" w:hanging="425" w:leftChars="0" w:rightChars="0" w:firstLineChars="0"/>
+        <w:ind w:left="425" w:leftChars="0" w:right="0" w:rightChars="0" w:hanging="425" w:firstLineChars="0"/>
         <w:jc w:val="left"/>
         <w:textAlignment w:val="baseline"/>
         <w:rPr>
@@ -4759,14 +4494,14 @@
     </w:p>
     <w:p>
       <w:pPr>
-        <w:pStyle w:val="2"/>
-        <w:bidi w:val="0"/>
-        <w:rPr>
-          <w:rFonts w:hint="default"/>
-          <w:lang w:val="en-US" w:eastAsia="zh-CN"/>
-        </w:rPr>
-      </w:pPr>
-      <w:bookmarkStart w:id="10" w:name="_Toc5013"/>
+        <w:pStyle w:val="30"/>
+        <w:bidi w:val="0"/>
+        <w:rPr>
+          <w:rFonts w:hint="default"/>
+          <w:lang w:val="en-US" w:eastAsia="zh-CN"/>
+        </w:rPr>
+      </w:pPr>
+      <w:bookmarkStart w:id="9" w:name="_Toc5013"/>
       <w:r>
         <w:rPr>
           <w:rFonts w:hint="default"/>
@@ -4774,11 +4509,11 @@
         </w:rPr>
         <w:t>质量管理部</w:t>
       </w:r>
-      <w:bookmarkEnd w:id="10"/>
-    </w:p>
-    <w:p>
-      <w:pPr>
-        <w:pStyle w:val="a1"/>
+      <w:bookmarkEnd w:id="9"/>
+    </w:p>
+    <w:p>
+      <w:pPr>
+        <w:pStyle w:val="29"/>
         <w:keepNext w:val="0"/>
         <w:keepLines w:val="0"/>
         <w:pageBreakBefore w:val="0"/>
@@ -4796,7 +4531,7 @@
         <w:bidi w:val="0"/>
         <w:adjustRightInd w:val="0"/>
         <w:snapToGrid w:val="0"/>
-        <w:ind w:right="0" w:leftChars="0" w:rightChars="0"/>
+        <w:ind w:leftChars="0" w:right="0" w:rightChars="0"/>
         <w:jc w:val="left"/>
         <w:textAlignment w:val="baseline"/>
         <w:rPr>
@@ -4814,7 +4549,7 @@
     </w:p>
     <w:p>
       <w:pPr>
-        <w:pStyle w:val="a1"/>
+        <w:pStyle w:val="29"/>
         <w:keepNext w:val="0"/>
         <w:keepLines w:val="0"/>
         <w:pageBreakBefore w:val="0"/>
@@ -4832,7 +4567,7 @@
         <w:bidi w:val="0"/>
         <w:adjustRightInd w:val="0"/>
         <w:snapToGrid w:val="0"/>
-        <w:ind w:right="0" w:leftChars="0" w:rightChars="0"/>
+        <w:ind w:leftChars="0" w:right="0" w:rightChars="0"/>
         <w:jc w:val="left"/>
         <w:textAlignment w:val="baseline"/>
         <w:rPr>
@@ -4850,7 +4585,7 @@
     </w:p>
     <w:p>
       <w:pPr>
-        <w:pStyle w:val="a1"/>
+        <w:pStyle w:val="29"/>
         <w:keepNext w:val="0"/>
         <w:keepLines w:val="0"/>
         <w:pageBreakBefore w:val="0"/>
@@ -4868,7 +4603,7 @@
         <w:bidi w:val="0"/>
         <w:adjustRightInd w:val="0"/>
         <w:snapToGrid w:val="0"/>
-        <w:ind w:right="0" w:leftChars="0" w:rightChars="0"/>
+        <w:ind w:leftChars="0" w:right="0" w:rightChars="0"/>
         <w:jc w:val="left"/>
         <w:textAlignment w:val="baseline"/>
         <w:rPr>
@@ -4886,14 +4621,14 @@
     </w:p>
     <w:p>
       <w:pPr>
-        <w:pStyle w:val="2"/>
-        <w:bidi w:val="0"/>
-        <w:rPr>
-          <w:rFonts w:hint="default"/>
-          <w:lang w:val="en-US" w:eastAsia="zh-CN"/>
-        </w:rPr>
-      </w:pPr>
-      <w:bookmarkStart w:id="11" w:name="_Toc6619"/>
+        <w:pStyle w:val="30"/>
+        <w:bidi w:val="0"/>
+        <w:rPr>
+          <w:rFonts w:hint="default"/>
+          <w:lang w:val="en-US" w:eastAsia="zh-CN"/>
+        </w:rPr>
+      </w:pPr>
+      <w:bookmarkStart w:id="10" w:name="_Toc6619"/>
       <w:r>
         <w:rPr>
           <w:rFonts w:hint="default"/>
@@ -4901,11 +4636,11 @@
         </w:rPr>
         <w:t>研发部</w:t>
       </w:r>
-      <w:bookmarkEnd w:id="11"/>
-    </w:p>
-    <w:p>
-      <w:pPr>
-        <w:pStyle w:val="a1"/>
+      <w:bookmarkEnd w:id="10"/>
+    </w:p>
+    <w:p>
+      <w:pPr>
+        <w:pStyle w:val="29"/>
         <w:keepNext w:val="0"/>
         <w:keepLines w:val="0"/>
         <w:pageBreakBefore w:val="0"/>
@@ -4923,7 +4658,7 @@
         <w:bidi w:val="0"/>
         <w:adjustRightInd w:val="0"/>
         <w:snapToGrid w:val="0"/>
-        <w:ind w:right="0" w:leftChars="0" w:rightChars="0"/>
+        <w:ind w:leftChars="0" w:right="0" w:rightChars="0"/>
         <w:jc w:val="left"/>
         <w:textAlignment w:val="baseline"/>
         <w:rPr>
@@ -4941,7 +4676,7 @@
     </w:p>
     <w:p>
       <w:pPr>
-        <w:pStyle w:val="a1"/>
+        <w:pStyle w:val="29"/>
         <w:keepNext w:val="0"/>
         <w:keepLines w:val="0"/>
         <w:pageBreakBefore w:val="0"/>
@@ -4959,7 +4694,7 @@
         <w:bidi w:val="0"/>
         <w:adjustRightInd w:val="0"/>
         <w:snapToGrid w:val="0"/>
-        <w:ind w:right="0" w:leftChars="0" w:rightChars="0"/>
+        <w:ind w:leftChars="0" w:right="0" w:rightChars="0"/>
         <w:jc w:val="left"/>
         <w:textAlignment w:val="baseline"/>
         <w:rPr>
@@ -4977,14 +4712,14 @@
     </w:p>
     <w:p>
       <w:pPr>
-        <w:pStyle w:val="1"/>
-        <w:bidi w:val="0"/>
-        <w:rPr>
-          <w:rFonts w:hint="default"/>
-          <w:lang w:val="en-US" w:eastAsia="zh-CN"/>
-        </w:rPr>
-      </w:pPr>
-      <w:bookmarkStart w:id="12" w:name="_Toc22537"/>
+        <w:pStyle w:val="28"/>
+        <w:bidi w:val="0"/>
+        <w:rPr>
+          <w:rFonts w:hint="default"/>
+          <w:lang w:val="en-US" w:eastAsia="zh-CN"/>
+        </w:rPr>
+      </w:pPr>
+      <w:bookmarkStart w:id="11" w:name="_Toc22537"/>
       <w:r>
         <w:rPr>
           <w:rFonts w:hint="default"/>
@@ -4992,30 +4727,30 @@
         </w:rPr>
         <w:t>管理流程概述</w:t>
       </w:r>
+      <w:bookmarkEnd w:id="11"/>
+    </w:p>
+    <w:p>
+      <w:pPr>
+        <w:pStyle w:val="30"/>
+        <w:bidi w:val="0"/>
+        <w:rPr>
+          <w:rFonts w:hint="default"/>
+          <w:lang w:val="en-US" w:eastAsia="zh-CN"/>
+        </w:rPr>
+      </w:pPr>
+      <w:bookmarkStart w:id="12" w:name="_Toc819"/>
+      <w:r>
+        <w:rPr>
+          <w:rFonts w:hint="default"/>
+          <w:lang w:val="en-US" w:eastAsia="zh-CN"/>
+        </w:rPr>
+        <w:t>流程原则</w:t>
+      </w:r>
       <w:bookmarkEnd w:id="12"/>
     </w:p>
     <w:p>
       <w:pPr>
-        <w:pStyle w:val="2"/>
-        <w:bidi w:val="0"/>
-        <w:rPr>
-          <w:rFonts w:hint="default"/>
-          <w:lang w:val="en-US" w:eastAsia="zh-CN"/>
-        </w:rPr>
-      </w:pPr>
-      <w:bookmarkStart w:id="13" w:name="_Toc819"/>
-      <w:r>
-        <w:rPr>
-          <w:rFonts w:hint="default"/>
-          <w:lang w:val="en-US" w:eastAsia="zh-CN"/>
-        </w:rPr>
-        <w:t>流程原则</w:t>
-      </w:r>
-      <w:bookmarkEnd w:id="13"/>
-    </w:p>
-    <w:p>
-      <w:pPr>
-        <w:pStyle w:val="a1"/>
+        <w:pStyle w:val="29"/>
         <w:keepNext w:val="0"/>
         <w:keepLines w:val="0"/>
         <w:pageBreakBefore w:val="0"/>
@@ -5033,7 +4768,7 @@
         <w:bidi w:val="0"/>
         <w:adjustRightInd w:val="0"/>
         <w:snapToGrid w:val="0"/>
-        <w:ind w:right="0" w:leftChars="0" w:rightChars="0"/>
+        <w:ind w:leftChars="0" w:right="0" w:rightChars="0"/>
         <w:jc w:val="left"/>
         <w:textAlignment w:val="baseline"/>
         <w:rPr>
@@ -5051,14 +4786,14 @@
     </w:p>
     <w:p>
       <w:pPr>
-        <w:pStyle w:val="2"/>
-        <w:bidi w:val="0"/>
-        <w:rPr>
-          <w:rFonts w:hint="default"/>
-          <w:lang w:val="en-US" w:eastAsia="zh-CN"/>
-        </w:rPr>
-      </w:pPr>
-      <w:bookmarkStart w:id="14" w:name="_Toc1669"/>
+        <w:pStyle w:val="30"/>
+        <w:bidi w:val="0"/>
+        <w:rPr>
+          <w:rFonts w:hint="default"/>
+          <w:lang w:val="en-US" w:eastAsia="zh-CN"/>
+        </w:rPr>
+      </w:pPr>
+      <w:bookmarkStart w:id="13" w:name="_Toc1669"/>
       <w:r>
         <w:rPr>
           <w:rFonts w:hint="default"/>
@@ -5066,11 +4801,11 @@
         </w:rPr>
         <w:t>流程输入与输出</w:t>
       </w:r>
-      <w:bookmarkEnd w:id="14"/>
-    </w:p>
-    <w:p>
-      <w:pPr>
-        <w:pStyle w:val="a1"/>
+      <w:bookmarkEnd w:id="13"/>
+    </w:p>
+    <w:p>
+      <w:pPr>
+        <w:pStyle w:val="29"/>
         <w:keepNext w:val="0"/>
         <w:keepLines w:val="0"/>
         <w:pageBreakBefore w:val="0"/>
@@ -5088,7 +4823,7 @@
         <w:bidi w:val="0"/>
         <w:adjustRightInd w:val="0"/>
         <w:snapToGrid w:val="0"/>
-        <w:ind w:right="0" w:leftChars="0" w:rightChars="0"/>
+        <w:ind w:leftChars="0" w:right="0" w:rightChars="0"/>
         <w:jc w:val="left"/>
         <w:textAlignment w:val="baseline"/>
         <w:rPr>
@@ -5106,7 +4841,7 @@
     </w:p>
     <w:p>
       <w:pPr>
-        <w:pStyle w:val="a1"/>
+        <w:pStyle w:val="29"/>
         <w:keepNext w:val="0"/>
         <w:keepLines w:val="0"/>
         <w:pageBreakBefore w:val="0"/>
@@ -5124,7 +4859,7 @@
         <w:bidi w:val="0"/>
         <w:adjustRightInd w:val="0"/>
         <w:snapToGrid w:val="0"/>
-        <w:ind w:right="0" w:leftChars="0" w:rightChars="0"/>
+        <w:ind w:leftChars="0" w:right="0" w:rightChars="0"/>
         <w:jc w:val="left"/>
         <w:textAlignment w:val="baseline"/>
         <w:rPr>
@@ -5142,14 +4877,14 @@
     </w:p>
     <w:p>
       <w:pPr>
-        <w:pStyle w:val="1"/>
-        <w:bidi w:val="0"/>
-        <w:rPr>
-          <w:rFonts w:hint="default"/>
-          <w:lang w:val="en-US" w:eastAsia="zh-CN"/>
-        </w:rPr>
-      </w:pPr>
-      <w:bookmarkStart w:id="15" w:name="_Toc3146"/>
+        <w:pStyle w:val="28"/>
+        <w:bidi w:val="0"/>
+        <w:rPr>
+          <w:rFonts w:hint="default"/>
+          <w:lang w:val="en-US" w:eastAsia="zh-CN"/>
+        </w:rPr>
+      </w:pPr>
+      <w:bookmarkStart w:id="14" w:name="_Toc3146"/>
       <w:r>
         <w:rPr>
           <w:rFonts w:hint="default"/>
@@ -5157,83 +4892,83 @@
         </w:rPr>
         <w:t>活动说明</w:t>
       </w:r>
+      <w:bookmarkEnd w:id="14"/>
+    </w:p>
+    <w:p>
+      <w:pPr>
+        <w:pStyle w:val="30"/>
+        <w:bidi w:val="0"/>
+        <w:rPr>
+          <w:rFonts w:hint="default"/>
+          <w:lang w:val="en-US" w:eastAsia="zh-CN"/>
+        </w:rPr>
+      </w:pPr>
+      <w:bookmarkStart w:id="15" w:name="_Toc12605"/>
+      <w:r>
+        <w:rPr>
+          <w:rFonts w:hint="default"/>
+          <w:lang w:val="en-US" w:eastAsia="zh-CN"/>
+        </w:rPr>
+        <w:t>识别与确认客户需求</w:t>
+      </w:r>
       <w:bookmarkEnd w:id="15"/>
     </w:p>
     <w:p>
       <w:pPr>
-        <w:pStyle w:val="2"/>
-        <w:bidi w:val="0"/>
-        <w:rPr>
-          <w:rFonts w:hint="default"/>
-          <w:lang w:val="en-US" w:eastAsia="zh-CN"/>
-        </w:rPr>
-      </w:pPr>
-      <w:bookmarkStart w:id="16" w:name="_Toc12605"/>
-      <w:r>
-        <w:rPr>
-          <w:rFonts w:hint="default"/>
-          <w:lang w:val="en-US" w:eastAsia="zh-CN"/>
-        </w:rPr>
-        <w:t>识别与确认客户需求</w:t>
+        <w:pStyle w:val="29"/>
+        <w:bidi w:val="0"/>
+        <w:rPr>
+          <w:rFonts w:hint="default"/>
+          <w:lang w:val="en-US" w:eastAsia="zh-CN"/>
+        </w:rPr>
+      </w:pPr>
+      <w:r>
+        <w:rPr>
+          <w:rFonts w:hint="default"/>
+          <w:lang w:val="en-US" w:eastAsia="zh-CN"/>
+        </w:rPr>
+        <w:t>运维项目经理通过会议、访谈、问卷等方式，主动收集并分析客户的业务目标、运维需求、期望及约束条件。</w:t>
+      </w:r>
+    </w:p>
+    <w:p>
+      <w:pPr>
+        <w:pStyle w:val="29"/>
+        <w:bidi w:val="0"/>
+        <w:rPr>
+          <w:rFonts w:hint="default"/>
+          <w:lang w:val="en-US" w:eastAsia="zh-CN"/>
+        </w:rPr>
+      </w:pPr>
+      <w:r>
+        <w:rPr>
+          <w:rFonts w:hint="default"/>
+          <w:lang w:val="en-US" w:eastAsia="zh-CN"/>
+        </w:rPr>
+        <w:t>形成《客户服务需求说明书》或会议纪要，作为定义服务级别的基础。</w:t>
+      </w:r>
+    </w:p>
+    <w:p>
+      <w:pPr>
+        <w:pStyle w:val="30"/>
+        <w:bidi w:val="0"/>
+        <w:rPr>
+          <w:rFonts w:hint="default"/>
+          <w:lang w:val="en-US" w:eastAsia="zh-CN"/>
+        </w:rPr>
+      </w:pPr>
+      <w:bookmarkStart w:id="16" w:name="_Toc12115"/>
+      <w:r>
+        <w:rPr>
+          <w:rFonts w:hint="default"/>
+          <w:lang w:val="en-US" w:eastAsia="zh-CN"/>
+        </w:rPr>
+        <w:t>定义与协商服务级别</w:t>
       </w:r>
       <w:bookmarkEnd w:id="16"/>
     </w:p>
     <w:p>
       <w:pPr>
-        <w:pStyle w:val="a1"/>
-        <w:bidi w:val="0"/>
-        <w:rPr>
-          <w:rFonts w:hint="default"/>
-          <w:lang w:val="en-US" w:eastAsia="zh-CN"/>
-        </w:rPr>
-      </w:pPr>
-      <w:r>
-        <w:rPr>
-          <w:rFonts w:hint="default"/>
-          <w:lang w:val="en-US" w:eastAsia="zh-CN"/>
-        </w:rPr>
-        <w:t>运维项目经理通过会议、访谈、问卷等方式，主动收集并分析客户的业务目标、运维需求、期望及约束条件。</w:t>
-      </w:r>
-    </w:p>
-    <w:p>
-      <w:pPr>
-        <w:pStyle w:val="a1"/>
-        <w:bidi w:val="0"/>
-        <w:rPr>
-          <w:rFonts w:hint="default"/>
-          <w:lang w:val="en-US" w:eastAsia="zh-CN"/>
-        </w:rPr>
-      </w:pPr>
-      <w:r>
-        <w:rPr>
-          <w:rFonts w:hint="default"/>
-          <w:lang w:val="en-US" w:eastAsia="zh-CN"/>
-        </w:rPr>
-        <w:t>形成《客户服务需求说明书》或会议纪要，作为定义服务级别的基础。</w:t>
-      </w:r>
-    </w:p>
-    <w:p>
-      <w:pPr>
-        <w:pStyle w:val="2"/>
-        <w:bidi w:val="0"/>
-        <w:rPr>
-          <w:rFonts w:hint="default"/>
-          <w:lang w:val="en-US" w:eastAsia="zh-CN"/>
-        </w:rPr>
-      </w:pPr>
-      <w:bookmarkStart w:id="17" w:name="_Toc12115"/>
-      <w:r>
-        <w:rPr>
-          <w:rFonts w:hint="default"/>
-          <w:lang w:val="en-US" w:eastAsia="zh-CN"/>
-        </w:rPr>
-        <w:t>定义与协商服务级别</w:t>
-      </w:r>
-      <w:bookmarkEnd w:id="17"/>
-    </w:p>
-    <w:p>
-      <w:pPr>
-        <w:pStyle w:val="a1"/>
+        <w:pStyle w:val="29"/>
         <w:bidi w:val="0"/>
         <w:rPr>
           <w:rFonts w:hint="default"/>
@@ -5250,7 +4985,7 @@
     </w:p>
     <w:p>
       <w:pPr>
-        <w:pStyle w:val="a1"/>
+        <w:pStyle w:val="29"/>
         <w:bidi w:val="0"/>
         <w:rPr>
           <w:rFonts w:hint="default"/>
@@ -5267,7 +5002,7 @@
     </w:p>
     <w:p>
       <w:pPr>
-        <w:pStyle w:val="a1"/>
+        <w:pStyle w:val="29"/>
         <w:keepNext w:val="0"/>
         <w:keepLines w:val="0"/>
         <w:pageBreakBefore w:val="0"/>
@@ -5285,7 +5020,7 @@
         <w:bidi w:val="0"/>
         <w:adjustRightInd w:val="0"/>
         <w:snapToGrid w:val="0"/>
-        <w:ind w:right="0" w:leftChars="0" w:rightChars="0"/>
+        <w:ind w:leftChars="0" w:right="0" w:rightChars="0"/>
         <w:jc w:val="left"/>
         <w:textAlignment w:val="baseline"/>
         <w:rPr>
@@ -5303,14 +5038,14 @@
     </w:p>
     <w:p>
       <w:pPr>
-        <w:pStyle w:val="2"/>
-        <w:bidi w:val="0"/>
-        <w:rPr>
-          <w:rFonts w:hint="default"/>
-          <w:lang w:val="en-US" w:eastAsia="zh-CN"/>
-        </w:rPr>
-      </w:pPr>
-      <w:bookmarkStart w:id="18" w:name="_Toc32562"/>
+        <w:pStyle w:val="30"/>
+        <w:bidi w:val="0"/>
+        <w:rPr>
+          <w:rFonts w:hint="default"/>
+          <w:lang w:val="en-US" w:eastAsia="zh-CN"/>
+        </w:rPr>
+      </w:pPr>
+      <w:bookmarkStart w:id="17" w:name="_Toc32562"/>
       <w:r>
         <w:rPr>
           <w:rFonts w:hint="default"/>
@@ -5318,285 +5053,285 @@
         </w:rPr>
         <w:t>签订服务级别协议（SLA）</w:t>
       </w:r>
+      <w:bookmarkEnd w:id="17"/>
+    </w:p>
+    <w:p>
+      <w:pPr>
+        <w:pStyle w:val="29"/>
+        <w:bidi w:val="0"/>
+        <w:rPr>
+          <w:rFonts w:hint="default"/>
+          <w:lang w:val="en-US" w:eastAsia="zh-CN"/>
+        </w:rPr>
+      </w:pPr>
+      <w:r>
+        <w:rPr>
+          <w:rFonts w:hint="default"/>
+          <w:lang w:val="en-US" w:eastAsia="zh-CN"/>
+        </w:rPr>
+        <w:t>经协商一致的SLA文本，按公司合同审批流程报批。</w:t>
+      </w:r>
+    </w:p>
+    <w:p>
+      <w:pPr>
+        <w:pStyle w:val="29"/>
+        <w:bidi w:val="0"/>
+        <w:rPr>
+          <w:rFonts w:hint="default"/>
+          <w:lang w:val="en-US" w:eastAsia="zh-CN"/>
+        </w:rPr>
+      </w:pPr>
+      <w:r>
+        <w:rPr>
+          <w:rFonts w:hint="default"/>
+          <w:lang w:val="en-US" w:eastAsia="zh-CN"/>
+        </w:rPr>
+        <w:t>由法定授权代表与客户正式签署生效。</w:t>
+      </w:r>
+    </w:p>
+    <w:p>
+      <w:pPr>
+        <w:pStyle w:val="29"/>
+        <w:bidi w:val="0"/>
+        <w:rPr>
+          <w:rFonts w:hint="default"/>
+          <w:lang w:val="en-US" w:eastAsia="zh-CN"/>
+        </w:rPr>
+      </w:pPr>
+      <w:r>
+        <w:rPr>
+          <w:rFonts w:hint="default"/>
+          <w:lang w:val="en-US" w:eastAsia="zh-CN"/>
+        </w:rPr>
+        <w:t>签署后的SLA应分发至所有相关执行与监督部门（运维部、质量管理部等）。</w:t>
+      </w:r>
+    </w:p>
+    <w:p>
+      <w:pPr>
+        <w:pStyle w:val="30"/>
+        <w:bidi w:val="0"/>
+        <w:rPr>
+          <w:rFonts w:hint="default"/>
+          <w:lang w:val="en-US" w:eastAsia="zh-CN"/>
+        </w:rPr>
+      </w:pPr>
+      <w:bookmarkStart w:id="18" w:name="_Toc15968"/>
+      <w:r>
+        <w:rPr>
+          <w:rFonts w:hint="default"/>
+          <w:lang w:val="en-US" w:eastAsia="zh-CN"/>
+        </w:rPr>
+        <w:t>SLA的实施、监控与报告</w:t>
+      </w:r>
       <w:bookmarkEnd w:id="18"/>
     </w:p>
     <w:p>
       <w:pPr>
-        <w:pStyle w:val="a1"/>
-        <w:bidi w:val="0"/>
-        <w:rPr>
-          <w:rFonts w:hint="default"/>
-          <w:lang w:val="en-US" w:eastAsia="zh-CN"/>
-        </w:rPr>
-      </w:pPr>
-      <w:r>
-        <w:rPr>
-          <w:rFonts w:hint="default"/>
-          <w:lang w:val="en-US" w:eastAsia="zh-CN"/>
-        </w:rPr>
-        <w:t>经协商一致的SLA文本，按公司合同审批流程报批。</w:t>
-      </w:r>
-    </w:p>
-    <w:p>
-      <w:pPr>
-        <w:pStyle w:val="a1"/>
-        <w:bidi w:val="0"/>
-        <w:rPr>
-          <w:rFonts w:hint="default"/>
-          <w:lang w:val="en-US" w:eastAsia="zh-CN"/>
-        </w:rPr>
-      </w:pPr>
-      <w:r>
-        <w:rPr>
-          <w:rFonts w:hint="default"/>
-          <w:lang w:val="en-US" w:eastAsia="zh-CN"/>
-        </w:rPr>
-        <w:t>由法定授权代表与客户正式签署生效。</w:t>
-      </w:r>
-    </w:p>
-    <w:p>
-      <w:pPr>
-        <w:pStyle w:val="a1"/>
-        <w:bidi w:val="0"/>
-        <w:rPr>
-          <w:rFonts w:hint="default"/>
-          <w:lang w:val="en-US" w:eastAsia="zh-CN"/>
-        </w:rPr>
-      </w:pPr>
-      <w:r>
-        <w:rPr>
-          <w:rFonts w:hint="default"/>
-          <w:lang w:val="en-US" w:eastAsia="zh-CN"/>
-        </w:rPr>
-        <w:t>签署后的SLA应分发至所有相关执行与监督部门（运维部、质量管理部等）。</w:t>
-      </w:r>
-    </w:p>
-    <w:p>
-      <w:pPr>
-        <w:pStyle w:val="2"/>
-        <w:bidi w:val="0"/>
-        <w:rPr>
-          <w:rFonts w:hint="default"/>
-          <w:lang w:val="en-US" w:eastAsia="zh-CN"/>
-        </w:rPr>
-      </w:pPr>
-      <w:bookmarkStart w:id="19" w:name="_Toc15968"/>
-      <w:r>
-        <w:rPr>
-          <w:rFonts w:hint="default"/>
-          <w:lang w:val="en-US" w:eastAsia="zh-CN"/>
-        </w:rPr>
-        <w:t>SLA的实施、监控与报告</w:t>
+        <w:pStyle w:val="29"/>
+        <w:bidi w:val="0"/>
+        <w:rPr>
+          <w:rFonts w:hint="default"/>
+          <w:lang w:val="en-US" w:eastAsia="zh-CN"/>
+        </w:rPr>
+      </w:pPr>
+      <w:r>
+        <w:rPr>
+          <w:rFonts w:hint="default"/>
+          <w:lang w:val="en-US" w:eastAsia="zh-CN"/>
+        </w:rPr>
+        <w:t>运维部负责根据SLA建立监控机制，利用运维管理平台等工具，对协议中定义的KPI进行持续数据采集与测量。</w:t>
+      </w:r>
+    </w:p>
+    <w:p>
+      <w:pPr>
+        <w:pStyle w:val="29"/>
+        <w:bidi w:val="0"/>
+        <w:rPr>
+          <w:rFonts w:hint="default"/>
+          <w:lang w:val="en-US" w:eastAsia="zh-CN"/>
+        </w:rPr>
+      </w:pPr>
+      <w:r>
+        <w:rPr>
+          <w:rFonts w:hint="default"/>
+          <w:lang w:val="en-US" w:eastAsia="zh-CN"/>
+        </w:rPr>
+        <w:t>运维项目经理负责编制并按时向客户提交《服务报告》，客观展示周期内服务目标的达成情况、重大事件回顾、工作量统计及改进计划。</w:t>
+      </w:r>
+    </w:p>
+    <w:p>
+      <w:pPr>
+        <w:pStyle w:val="29"/>
+        <w:bidi w:val="0"/>
+        <w:rPr>
+          <w:rFonts w:hint="default"/>
+          <w:lang w:val="en-US" w:eastAsia="zh-CN"/>
+        </w:rPr>
+      </w:pPr>
+      <w:r>
+        <w:rPr>
+          <w:rFonts w:hint="default"/>
+          <w:lang w:val="en-US" w:eastAsia="zh-CN"/>
+        </w:rPr>
+        <w:t>质量管理部对监控数据的真实性和过程合规性进行抽检。</w:t>
+      </w:r>
+    </w:p>
+    <w:p>
+      <w:pPr>
+        <w:pStyle w:val="30"/>
+        <w:bidi w:val="0"/>
+        <w:rPr>
+          <w:rFonts w:hint="default"/>
+          <w:lang w:val="en-US" w:eastAsia="zh-CN"/>
+        </w:rPr>
+      </w:pPr>
+      <w:bookmarkStart w:id="19" w:name="_Toc3300"/>
+      <w:r>
+        <w:rPr>
+          <w:rFonts w:hint="default"/>
+          <w:lang w:val="en-US" w:eastAsia="zh-CN"/>
+        </w:rPr>
+        <w:t>服务级别的定期评审与改进</w:t>
       </w:r>
       <w:bookmarkEnd w:id="19"/>
     </w:p>
     <w:p>
       <w:pPr>
-        <w:pStyle w:val="a1"/>
-        <w:bidi w:val="0"/>
-        <w:rPr>
-          <w:rFonts w:hint="default"/>
-          <w:lang w:val="en-US" w:eastAsia="zh-CN"/>
-        </w:rPr>
-      </w:pPr>
-      <w:r>
-        <w:rPr>
-          <w:rFonts w:hint="default"/>
-          <w:lang w:val="en-US" w:eastAsia="zh-CN"/>
-        </w:rPr>
-        <w:t>运维部负责根据SLA建立监控机制，利用运维管理平台等工具，对协议中定义的KPI进行持续数据采集与测量。</w:t>
-      </w:r>
-    </w:p>
-    <w:p>
-      <w:pPr>
-        <w:pStyle w:val="a1"/>
-        <w:bidi w:val="0"/>
-        <w:rPr>
-          <w:rFonts w:hint="default"/>
-          <w:lang w:val="en-US" w:eastAsia="zh-CN"/>
-        </w:rPr>
-      </w:pPr>
-      <w:r>
-        <w:rPr>
-          <w:rFonts w:hint="default"/>
-          <w:lang w:val="en-US" w:eastAsia="zh-CN"/>
-        </w:rPr>
-        <w:t>运维项目经理负责编制并按时向客户提交《服务报告》，客观展示周期内服务目标的达成情况、重大事件回顾、工作量统计及改进计划。</w:t>
-      </w:r>
-    </w:p>
-    <w:p>
-      <w:pPr>
-        <w:pStyle w:val="a1"/>
-        <w:bidi w:val="0"/>
-        <w:rPr>
-          <w:rFonts w:hint="default"/>
-          <w:lang w:val="en-US" w:eastAsia="zh-CN"/>
-        </w:rPr>
-      </w:pPr>
-      <w:r>
-        <w:rPr>
-          <w:rFonts w:hint="default"/>
-          <w:lang w:val="en-US" w:eastAsia="zh-CN"/>
-        </w:rPr>
-        <w:t>质量管理部对监控数据的真实性和过程合规性进行抽检。</w:t>
-      </w:r>
-    </w:p>
-    <w:p>
-      <w:pPr>
-        <w:pStyle w:val="2"/>
-        <w:bidi w:val="0"/>
-        <w:rPr>
-          <w:rFonts w:hint="default"/>
-          <w:lang w:val="en-US" w:eastAsia="zh-CN"/>
-        </w:rPr>
-      </w:pPr>
-      <w:bookmarkStart w:id="20" w:name="_Toc3300"/>
-      <w:r>
-        <w:rPr>
-          <w:rFonts w:hint="default"/>
-          <w:lang w:val="en-US" w:eastAsia="zh-CN"/>
-        </w:rPr>
-        <w:t>服务级别的定期评审与改进</w:t>
+        <w:pStyle w:val="29"/>
+        <w:bidi w:val="0"/>
+        <w:rPr>
+          <w:rFonts w:hint="default"/>
+          <w:lang w:val="en-US" w:eastAsia="zh-CN"/>
+        </w:rPr>
+      </w:pPr>
+      <w:r>
+        <w:rPr>
+          <w:rFonts w:hint="default"/>
+          <w:lang w:val="en-US" w:eastAsia="zh-CN"/>
+        </w:rPr>
+        <w:t>服务级别经理应至少每季度组织一次内部SLA执行情况</w:t>
+      </w:r>
+      <w:r>
+        <w:rPr>
+          <w:rFonts w:hint="eastAsia"/>
+          <w:lang w:val="en-US" w:eastAsia="zh-CN"/>
+        </w:rPr>
+        <w:t>总结</w:t>
+      </w:r>
+      <w:r>
+        <w:rPr>
+          <w:rFonts w:hint="default"/>
+          <w:lang w:val="en-US" w:eastAsia="zh-CN"/>
+        </w:rPr>
+        <w:t>，每</w:t>
+      </w:r>
+      <w:r>
+        <w:rPr>
+          <w:rFonts w:hint="eastAsia"/>
+          <w:lang w:val="en-US" w:eastAsia="zh-CN"/>
+        </w:rPr>
+        <w:t>年进行一次服务级别达成率评审</w:t>
+      </w:r>
+      <w:r>
+        <w:rPr>
+          <w:rFonts w:hint="default"/>
+          <w:lang w:val="en-US" w:eastAsia="zh-CN"/>
+        </w:rPr>
+        <w:t>。</w:t>
+      </w:r>
+    </w:p>
+    <w:p>
+      <w:pPr>
+        <w:pStyle w:val="29"/>
+        <w:bidi w:val="0"/>
+        <w:rPr>
+          <w:rFonts w:hint="default"/>
+          <w:lang w:val="en-US" w:eastAsia="zh-CN"/>
+        </w:rPr>
+      </w:pPr>
+      <w:r>
+        <w:rPr>
+          <w:rFonts w:hint="default"/>
+          <w:lang w:val="en-US" w:eastAsia="zh-CN"/>
+        </w:rPr>
+        <w:t>会议依据服务报告和数据，评估SLA履行情况，分析未达标项的根本原因。</w:t>
+      </w:r>
+    </w:p>
+    <w:p>
+      <w:pPr>
+        <w:pStyle w:val="29"/>
+        <w:bidi w:val="0"/>
+        <w:rPr>
+          <w:rFonts w:hint="default"/>
+          <w:lang w:val="en-US" w:eastAsia="zh-CN"/>
+        </w:rPr>
+      </w:pPr>
+      <w:r>
+        <w:rPr>
+          <w:rFonts w:hint="default"/>
+          <w:lang w:val="en-US" w:eastAsia="zh-CN"/>
+        </w:rPr>
+        <w:t>会议输出《服务级别评审记录》，明确服务改进措施、责任人和完成时限，并经客户确认。</w:t>
+      </w:r>
+    </w:p>
+    <w:p>
+      <w:pPr>
+        <w:pStyle w:val="29"/>
+        <w:bidi w:val="0"/>
+        <w:rPr>
+          <w:rFonts w:hint="default"/>
+          <w:lang w:val="en-US" w:eastAsia="zh-CN"/>
+        </w:rPr>
+      </w:pPr>
+      <w:r>
+        <w:rPr>
+          <w:rFonts w:hint="default"/>
+          <w:lang w:val="en-US" w:eastAsia="zh-CN"/>
+        </w:rPr>
+        <w:t>对于需要调整SLA内容的，启动变更管理流程。</w:t>
+      </w:r>
+    </w:p>
+    <w:p>
+      <w:pPr>
+        <w:pStyle w:val="28"/>
+        <w:bidi w:val="0"/>
+        <w:rPr>
+          <w:rFonts w:hint="default"/>
+          <w:lang w:val="en-US" w:eastAsia="zh-CN"/>
+        </w:rPr>
+      </w:pPr>
+      <w:bookmarkStart w:id="20" w:name="_Toc29662"/>
+      <w:r>
+        <w:rPr>
+          <w:rFonts w:hint="default"/>
+          <w:lang w:val="en-US" w:eastAsia="zh-CN"/>
+        </w:rPr>
+        <w:t>关键成功因素与风险控制</w:t>
       </w:r>
       <w:bookmarkEnd w:id="20"/>
     </w:p>
     <w:p>
       <w:pPr>
-        <w:pStyle w:val="a1"/>
-        <w:bidi w:val="0"/>
-        <w:rPr>
-          <w:rFonts w:hint="default"/>
-          <w:lang w:val="en-US" w:eastAsia="zh-CN"/>
-        </w:rPr>
-      </w:pPr>
-      <w:r>
-        <w:rPr>
-          <w:rFonts w:hint="default"/>
-          <w:lang w:val="en-US" w:eastAsia="zh-CN"/>
-        </w:rPr>
-        <w:t>服务级别经理应至少每季度组织一次内部SLA执行情况</w:t>
-      </w:r>
-      <w:r>
-        <w:rPr>
-          <w:rFonts w:hint="eastAsia"/>
-          <w:lang w:val="en-US" w:eastAsia="zh-CN"/>
-        </w:rPr>
-        <w:t>总结</w:t>
-      </w:r>
-      <w:r>
-        <w:rPr>
-          <w:rFonts w:hint="default"/>
-          <w:lang w:val="en-US" w:eastAsia="zh-CN"/>
-        </w:rPr>
-        <w:t>，每</w:t>
-      </w:r>
-      <w:r>
-        <w:rPr>
-          <w:rFonts w:hint="eastAsia"/>
-          <w:lang w:val="en-US" w:eastAsia="zh-CN"/>
-        </w:rPr>
-        <w:t>年进行一次服务级别达成率评审</w:t>
-      </w:r>
-      <w:r>
-        <w:rPr>
-          <w:rFonts w:hint="default"/>
-          <w:lang w:val="en-US" w:eastAsia="zh-CN"/>
-        </w:rPr>
-        <w:t>。</w:t>
-      </w:r>
-    </w:p>
-    <w:p>
-      <w:pPr>
-        <w:pStyle w:val="a1"/>
-        <w:bidi w:val="0"/>
-        <w:rPr>
-          <w:rFonts w:hint="default"/>
-          <w:lang w:val="en-US" w:eastAsia="zh-CN"/>
-        </w:rPr>
-      </w:pPr>
-      <w:r>
-        <w:rPr>
-          <w:rFonts w:hint="default"/>
-          <w:lang w:val="en-US" w:eastAsia="zh-CN"/>
-        </w:rPr>
-        <w:t>会议依据服务报告和数据，评估SLA履行情况，分析未达标项的根本原因。</w:t>
-      </w:r>
-    </w:p>
-    <w:p>
-      <w:pPr>
-        <w:pStyle w:val="a1"/>
-        <w:bidi w:val="0"/>
-        <w:rPr>
-          <w:rFonts w:hint="default"/>
-          <w:lang w:val="en-US" w:eastAsia="zh-CN"/>
-        </w:rPr>
-      </w:pPr>
-      <w:r>
-        <w:rPr>
-          <w:rFonts w:hint="default"/>
-          <w:lang w:val="en-US" w:eastAsia="zh-CN"/>
-        </w:rPr>
-        <w:t>会议输出《服务级别评审记录》，明确服务改进措施、责任人和完成时限，并经客户确认。</w:t>
-      </w:r>
-    </w:p>
-    <w:p>
-      <w:pPr>
-        <w:pStyle w:val="a1"/>
-        <w:bidi w:val="0"/>
-        <w:rPr>
-          <w:rFonts w:hint="default"/>
-          <w:lang w:val="en-US" w:eastAsia="zh-CN"/>
-        </w:rPr>
-      </w:pPr>
-      <w:r>
-        <w:rPr>
-          <w:rFonts w:hint="default"/>
-          <w:lang w:val="en-US" w:eastAsia="zh-CN"/>
-        </w:rPr>
-        <w:t>对于需要调整SLA内容的，启动变更管理流程。</w:t>
-      </w:r>
-    </w:p>
-    <w:p>
-      <w:pPr>
-        <w:pStyle w:val="1"/>
-        <w:bidi w:val="0"/>
-        <w:rPr>
-          <w:rFonts w:hint="default"/>
-          <w:lang w:val="en-US" w:eastAsia="zh-CN"/>
-        </w:rPr>
-      </w:pPr>
-      <w:bookmarkStart w:id="21" w:name="_Toc29662"/>
-      <w:r>
-        <w:rPr>
-          <w:rFonts w:hint="default"/>
-          <w:lang w:val="en-US" w:eastAsia="zh-CN"/>
-        </w:rPr>
-        <w:t>关键成功因素与风险控制</w:t>
+        <w:pStyle w:val="30"/>
+        <w:bidi w:val="0"/>
+        <w:rPr>
+          <w:rFonts w:hint="default"/>
+          <w:lang w:val="en-US" w:eastAsia="zh-CN"/>
+        </w:rPr>
+      </w:pPr>
+      <w:bookmarkStart w:id="21" w:name="_Toc9037"/>
+      <w:r>
+        <w:rPr>
+          <w:rFonts w:hint="default"/>
+          <w:lang w:val="en-US" w:eastAsia="zh-CN"/>
+        </w:rPr>
+        <w:t>关键成功因素</w:t>
       </w:r>
       <w:bookmarkEnd w:id="21"/>
     </w:p>
     <w:p>
       <w:pPr>
-        <w:pStyle w:val="2"/>
-        <w:bidi w:val="0"/>
-        <w:rPr>
-          <w:rFonts w:hint="default"/>
-          <w:lang w:val="en-US" w:eastAsia="zh-CN"/>
-        </w:rPr>
-      </w:pPr>
-      <w:bookmarkStart w:id="22" w:name="_Toc9037"/>
-      <w:r>
-        <w:rPr>
-          <w:rFonts w:hint="default"/>
-          <w:lang w:val="en-US" w:eastAsia="zh-CN"/>
-        </w:rPr>
-        <w:t>关键成功因素</w:t>
-      </w:r>
-      <w:bookmarkEnd w:id="22"/>
-    </w:p>
-    <w:p>
-      <w:pPr>
-        <w:pStyle w:val="a1"/>
+        <w:pStyle w:val="29"/>
         <w:keepNext w:val="0"/>
         <w:keepLines w:val="0"/>
         <w:pageBreakBefore w:val="0"/>
@@ -5614,7 +5349,7 @@
         <w:bidi w:val="0"/>
         <w:adjustRightInd w:val="0"/>
         <w:snapToGrid w:val="0"/>
-        <w:ind w:right="0" w:leftChars="0" w:rightChars="0"/>
+        <w:ind w:leftChars="0" w:right="0" w:rightChars="0"/>
         <w:jc w:val="left"/>
         <w:textAlignment w:val="baseline"/>
         <w:rPr>
@@ -5632,7 +5367,7 @@
     </w:p>
     <w:p>
       <w:pPr>
-        <w:pStyle w:val="a1"/>
+        <w:pStyle w:val="29"/>
         <w:keepNext w:val="0"/>
         <w:keepLines w:val="0"/>
         <w:pageBreakBefore w:val="0"/>
@@ -5650,7 +5385,7 @@
         <w:bidi w:val="0"/>
         <w:adjustRightInd w:val="0"/>
         <w:snapToGrid w:val="0"/>
-        <w:ind w:right="0" w:leftChars="0" w:rightChars="0"/>
+        <w:ind w:leftChars="0" w:right="0" w:rightChars="0"/>
         <w:jc w:val="left"/>
         <w:textAlignment w:val="baseline"/>
         <w:rPr>
@@ -5668,7 +5403,7 @@
     </w:p>
     <w:p>
       <w:pPr>
-        <w:pStyle w:val="a1"/>
+        <w:pStyle w:val="29"/>
         <w:keepNext w:val="0"/>
         <w:keepLines w:val="0"/>
         <w:pageBreakBefore w:val="0"/>
@@ -5686,7 +5421,7 @@
         <w:bidi w:val="0"/>
         <w:adjustRightInd w:val="0"/>
         <w:snapToGrid w:val="0"/>
-        <w:ind w:right="0" w:leftChars="0" w:rightChars="0"/>
+        <w:ind w:leftChars="0" w:right="0" w:rightChars="0"/>
         <w:jc w:val="left"/>
         <w:textAlignment w:val="baseline"/>
         <w:rPr>
@@ -5704,7 +5439,7 @@
     </w:p>
     <w:p>
       <w:pPr>
-        <w:pStyle w:val="a1"/>
+        <w:pStyle w:val="29"/>
         <w:keepNext w:val="0"/>
         <w:keepLines w:val="0"/>
         <w:pageBreakBefore w:val="0"/>
@@ -5722,7 +5457,7 @@
         <w:bidi w:val="0"/>
         <w:adjustRightInd w:val="0"/>
         <w:snapToGrid w:val="0"/>
-        <w:ind w:right="0" w:leftChars="0" w:rightChars="0"/>
+        <w:ind w:leftChars="0" w:right="0" w:rightChars="0"/>
         <w:jc w:val="left"/>
         <w:textAlignment w:val="baseline"/>
         <w:rPr>
@@ -5740,7 +5475,7 @@
     </w:p>
     <w:p>
       <w:pPr>
-        <w:pStyle w:val="a1"/>
+        <w:pStyle w:val="29"/>
         <w:keepNext w:val="0"/>
         <w:keepLines w:val="0"/>
         <w:pageBreakBefore w:val="0"/>
@@ -5758,7 +5493,7 @@
         <w:bidi w:val="0"/>
         <w:adjustRightInd w:val="0"/>
         <w:snapToGrid w:val="0"/>
-        <w:ind w:right="0" w:leftChars="0" w:rightChars="0"/>
+        <w:ind w:leftChars="0" w:right="0" w:rightChars="0"/>
         <w:jc w:val="left"/>
         <w:textAlignment w:val="baseline"/>
         <w:rPr>
@@ -5776,14 +5511,14 @@
     </w:p>
     <w:p>
       <w:pPr>
-        <w:pStyle w:val="2"/>
-        <w:bidi w:val="0"/>
-        <w:rPr>
-          <w:rFonts w:hint="default"/>
-          <w:lang w:val="en-US" w:eastAsia="zh-CN"/>
-        </w:rPr>
-      </w:pPr>
-      <w:bookmarkStart w:id="23" w:name="_Toc5144"/>
+        <w:pStyle w:val="30"/>
+        <w:bidi w:val="0"/>
+        <w:rPr>
+          <w:rFonts w:hint="default"/>
+          <w:lang w:val="en-US" w:eastAsia="zh-CN"/>
+        </w:rPr>
+      </w:pPr>
+      <w:bookmarkStart w:id="22" w:name="_Toc5144"/>
       <w:r>
         <w:rPr>
           <w:rFonts w:hint="default"/>
@@ -5791,11 +5526,11 @@
         </w:rPr>
         <w:t>可能存在的风险</w:t>
       </w:r>
-      <w:bookmarkEnd w:id="23"/>
-    </w:p>
-    <w:p>
-      <w:pPr>
-        <w:pStyle w:val="a1"/>
+      <w:bookmarkEnd w:id="22"/>
+    </w:p>
+    <w:p>
+      <w:pPr>
+        <w:pStyle w:val="29"/>
         <w:keepNext w:val="0"/>
         <w:keepLines w:val="0"/>
         <w:pageBreakBefore w:val="0"/>
@@ -5813,7 +5548,7 @@
         <w:bidi w:val="0"/>
         <w:adjustRightInd w:val="0"/>
         <w:snapToGrid w:val="0"/>
-        <w:ind w:right="0" w:leftChars="0" w:rightChars="0"/>
+        <w:ind w:leftChars="0" w:right="0" w:rightChars="0"/>
         <w:jc w:val="left"/>
         <w:textAlignment w:val="baseline"/>
         <w:rPr>
@@ -5831,7 +5566,7 @@
     </w:p>
     <w:p>
       <w:pPr>
-        <w:pStyle w:val="a1"/>
+        <w:pStyle w:val="29"/>
         <w:keepNext w:val="0"/>
         <w:keepLines w:val="0"/>
         <w:pageBreakBefore w:val="0"/>
@@ -5849,7 +5584,7 @@
         <w:bidi w:val="0"/>
         <w:adjustRightInd w:val="0"/>
         <w:snapToGrid w:val="0"/>
-        <w:ind w:right="0" w:leftChars="0" w:rightChars="0"/>
+        <w:ind w:leftChars="0" w:right="0" w:rightChars="0"/>
         <w:jc w:val="left"/>
         <w:textAlignment w:val="baseline"/>
         <w:rPr>
@@ -5867,7 +5602,7 @@
     </w:p>
     <w:p>
       <w:pPr>
-        <w:pStyle w:val="a1"/>
+        <w:pStyle w:val="29"/>
         <w:keepNext w:val="0"/>
         <w:keepLines w:val="0"/>
         <w:pageBreakBefore w:val="0"/>
@@ -5885,7 +5620,7 @@
         <w:bidi w:val="0"/>
         <w:adjustRightInd w:val="0"/>
         <w:snapToGrid w:val="0"/>
-        <w:ind w:right="0" w:leftChars="0" w:rightChars="0"/>
+        <w:ind w:leftChars="0" w:right="0" w:rightChars="0"/>
         <w:jc w:val="left"/>
         <w:textAlignment w:val="baseline"/>
         <w:rPr>
@@ -5903,7 +5638,7 @@
     </w:p>
     <w:p>
       <w:pPr>
-        <w:pStyle w:val="a1"/>
+        <w:pStyle w:val="29"/>
         <w:keepNext w:val="0"/>
         <w:keepLines w:val="0"/>
         <w:pageBreakBefore w:val="0"/>
@@ -5921,7 +5656,7 @@
         <w:bidi w:val="0"/>
         <w:adjustRightInd w:val="0"/>
         <w:snapToGrid w:val="0"/>
-        <w:ind w:right="0" w:leftChars="0" w:rightChars="0"/>
+        <w:ind w:leftChars="0" w:right="0" w:rightChars="0"/>
         <w:jc w:val="left"/>
         <w:textAlignment w:val="baseline"/>
         <w:rPr>
@@ -5939,7 +5674,7 @@
     </w:p>
     <w:p>
       <w:pPr>
-        <w:pStyle w:val="a1"/>
+        <w:pStyle w:val="29"/>
         <w:keepNext w:val="0"/>
         <w:keepLines w:val="0"/>
         <w:pageBreakBefore w:val="0"/>
@@ -5957,7 +5692,7 @@
         <w:bidi w:val="0"/>
         <w:adjustRightInd w:val="0"/>
         <w:snapToGrid w:val="0"/>
-        <w:ind w:right="0" w:leftChars="0" w:rightChars="0"/>
+        <w:ind w:leftChars="0" w:right="0" w:rightChars="0"/>
         <w:jc w:val="left"/>
         <w:textAlignment w:val="baseline"/>
         <w:rPr>
@@ -5975,14 +5710,14 @@
     </w:p>
     <w:p>
       <w:pPr>
-        <w:pStyle w:val="1"/>
-        <w:bidi w:val="0"/>
-        <w:rPr>
-          <w:rFonts w:hint="default"/>
-          <w:lang w:val="en-US" w:eastAsia="zh-CN"/>
-        </w:rPr>
-      </w:pPr>
-      <w:bookmarkStart w:id="24" w:name="_Toc32737"/>
+        <w:pStyle w:val="28"/>
+        <w:bidi w:val="0"/>
+        <w:rPr>
+          <w:rFonts w:hint="default"/>
+          <w:lang w:val="en-US" w:eastAsia="zh-CN"/>
+        </w:rPr>
+      </w:pPr>
+      <w:bookmarkStart w:id="23" w:name="_Toc32737"/>
       <w:r>
         <w:rPr>
           <w:rFonts w:hint="default"/>
@@ -5990,136 +5725,136 @@
         </w:rPr>
         <w:t>与其他流程的接口关系</w:t>
       </w:r>
+      <w:bookmarkEnd w:id="23"/>
+    </w:p>
+    <w:p>
+      <w:pPr>
+        <w:pStyle w:val="30"/>
+        <w:bidi w:val="0"/>
+        <w:rPr>
+          <w:rFonts w:hint="default"/>
+          <w:lang w:val="en-US" w:eastAsia="zh-CN"/>
+        </w:rPr>
+      </w:pPr>
+      <w:bookmarkStart w:id="24" w:name="_Toc4030"/>
+      <w:r>
+        <w:rPr>
+          <w:rFonts w:hint="default"/>
+          <w:lang w:val="en-US" w:eastAsia="zh-CN"/>
+        </w:rPr>
+        <w:t>与事件管理、问题管理流程</w:t>
+      </w:r>
       <w:bookmarkEnd w:id="24"/>
     </w:p>
     <w:p>
       <w:pPr>
-        <w:pStyle w:val="2"/>
-        <w:bidi w:val="0"/>
-        <w:rPr>
-          <w:rFonts w:hint="default"/>
-          <w:lang w:val="en-US" w:eastAsia="zh-CN"/>
-        </w:rPr>
-      </w:pPr>
-      <w:bookmarkStart w:id="25" w:name="_Toc4030"/>
-      <w:r>
-        <w:rPr>
-          <w:rFonts w:hint="default"/>
-          <w:lang w:val="en-US" w:eastAsia="zh-CN"/>
-        </w:rPr>
-        <w:t>与事件管理、问题管理流程</w:t>
+        <w:pStyle w:val="29"/>
+        <w:bidi w:val="0"/>
+        <w:rPr>
+          <w:rFonts w:hint="default"/>
+          <w:lang w:val="en-US" w:eastAsia="zh-CN"/>
+        </w:rPr>
+      </w:pPr>
+      <w:r>
+        <w:rPr>
+          <w:rFonts w:hint="default"/>
+          <w:lang w:val="en-US" w:eastAsia="zh-CN"/>
+        </w:rPr>
+        <w:t>事件管理：事件的分级、响应与解决时限必须遵循SLA中的约定。服务台是监控SLA时限的关键节点。</w:t>
+      </w:r>
+    </w:p>
+    <w:p>
+      <w:pPr>
+        <w:pStyle w:val="29"/>
+        <w:bidi w:val="0"/>
+        <w:rPr>
+          <w:rFonts w:hint="default"/>
+          <w:lang w:val="en-US" w:eastAsia="zh-CN"/>
+        </w:rPr>
+      </w:pPr>
+      <w:r>
+        <w:rPr>
+          <w:rFonts w:hint="default"/>
+          <w:lang w:val="en-US" w:eastAsia="zh-CN"/>
+        </w:rPr>
+        <w:t>问题管理：通过根因分析预防SLA中重复性事件的再次发生，是达成高可用性等目标的核心保障。</w:t>
+      </w:r>
+    </w:p>
+    <w:p>
+      <w:pPr>
+        <w:pStyle w:val="30"/>
+        <w:bidi w:val="0"/>
+        <w:rPr>
+          <w:rFonts w:hint="default"/>
+          <w:lang w:val="en-US" w:eastAsia="zh-CN"/>
+        </w:rPr>
+      </w:pPr>
+      <w:bookmarkStart w:id="25" w:name="_Toc32107"/>
+      <w:r>
+        <w:rPr>
+          <w:rFonts w:hint="default"/>
+          <w:lang w:val="en-US" w:eastAsia="zh-CN"/>
+        </w:rPr>
+        <w:t>与变更管理、发布管理流程</w:t>
       </w:r>
       <w:bookmarkEnd w:id="25"/>
     </w:p>
     <w:p>
       <w:pPr>
-        <w:pStyle w:val="a1"/>
-        <w:bidi w:val="0"/>
-        <w:rPr>
-          <w:rFonts w:hint="default"/>
-          <w:lang w:val="en-US" w:eastAsia="zh-CN"/>
-        </w:rPr>
-      </w:pPr>
-      <w:r>
-        <w:rPr>
-          <w:rFonts w:hint="default"/>
-          <w:lang w:val="en-US" w:eastAsia="zh-CN"/>
-        </w:rPr>
-        <w:t>事件管理：事件的分级、响应与解决时限必须遵循SLA中的约定。服务台是监控SLA时限的关键节点。</w:t>
-      </w:r>
-    </w:p>
-    <w:p>
-      <w:pPr>
-        <w:pStyle w:val="a1"/>
-        <w:bidi w:val="0"/>
-        <w:rPr>
-          <w:rFonts w:hint="default"/>
-          <w:lang w:val="en-US" w:eastAsia="zh-CN"/>
-        </w:rPr>
-      </w:pPr>
-      <w:r>
-        <w:rPr>
-          <w:rFonts w:hint="default"/>
-          <w:lang w:val="en-US" w:eastAsia="zh-CN"/>
-        </w:rPr>
-        <w:t>问题管理：通过根因分析预防SLA中重复性事件的再次发生，是达成高可用性等目标的核心保障。</w:t>
-      </w:r>
-    </w:p>
-    <w:p>
-      <w:pPr>
-        <w:pStyle w:val="2"/>
-        <w:bidi w:val="0"/>
-        <w:rPr>
-          <w:rFonts w:hint="default"/>
-          <w:lang w:val="en-US" w:eastAsia="zh-CN"/>
-        </w:rPr>
-      </w:pPr>
-      <w:bookmarkStart w:id="26" w:name="_Toc32107"/>
-      <w:r>
-        <w:rPr>
-          <w:rFonts w:hint="default"/>
-          <w:lang w:val="en-US" w:eastAsia="zh-CN"/>
-        </w:rPr>
-        <w:t>与变更管理、发布管理流程</w:t>
+        <w:pStyle w:val="29"/>
+        <w:bidi w:val="0"/>
+        <w:rPr>
+          <w:rFonts w:hint="default"/>
+          <w:lang w:val="en-US" w:eastAsia="zh-CN"/>
+        </w:rPr>
+      </w:pPr>
+      <w:r>
+        <w:rPr>
+          <w:rFonts w:hint="default"/>
+          <w:lang w:val="en-US" w:eastAsia="zh-CN"/>
+        </w:rPr>
+        <w:t>任何可能影响SLA达成的变更（如系统升级、架构调整）必须通过变更管理流程进行评估与审批。</w:t>
+      </w:r>
+    </w:p>
+    <w:p>
+      <w:pPr>
+        <w:pStyle w:val="29"/>
+        <w:bidi w:val="0"/>
+        <w:rPr>
+          <w:rFonts w:hint="default"/>
+          <w:lang w:val="en-US" w:eastAsia="zh-CN"/>
+        </w:rPr>
+      </w:pPr>
+      <w:r>
+        <w:rPr>
+          <w:rFonts w:hint="default"/>
+          <w:lang w:val="en-US" w:eastAsia="zh-CN"/>
+        </w:rPr>
+        <w:t>发布管理确保上线内容稳定，是维持服务级别的关键控制点。</w:t>
+      </w:r>
+    </w:p>
+    <w:p>
+      <w:pPr>
+        <w:pStyle w:val="30"/>
+        <w:bidi w:val="0"/>
+        <w:rPr>
+          <w:rFonts w:hint="default"/>
+          <w:lang w:val="en-US" w:eastAsia="zh-CN"/>
+        </w:rPr>
+      </w:pPr>
+      <w:bookmarkStart w:id="26" w:name="_Toc22471"/>
+      <w:r>
+        <w:rPr>
+          <w:rFonts w:hint="default"/>
+          <w:lang w:val="en-US" w:eastAsia="zh-CN"/>
+        </w:rPr>
+        <w:t>与服务报告、知识管理流程</w:t>
       </w:r>
       <w:bookmarkEnd w:id="26"/>
     </w:p>
     <w:p>
       <w:pPr>
-        <w:pStyle w:val="a1"/>
-        <w:bidi w:val="0"/>
-        <w:rPr>
-          <w:rFonts w:hint="default"/>
-          <w:lang w:val="en-US" w:eastAsia="zh-CN"/>
-        </w:rPr>
-      </w:pPr>
-      <w:r>
-        <w:rPr>
-          <w:rFonts w:hint="default"/>
-          <w:lang w:val="en-US" w:eastAsia="zh-CN"/>
-        </w:rPr>
-        <w:t>任何可能影响SLA达成的变更（如系统升级、架构调整）必须通过变更管理流程进行评估与审批。</w:t>
-      </w:r>
-    </w:p>
-    <w:p>
-      <w:pPr>
-        <w:pStyle w:val="a1"/>
-        <w:bidi w:val="0"/>
-        <w:rPr>
-          <w:rFonts w:hint="default"/>
-          <w:lang w:val="en-US" w:eastAsia="zh-CN"/>
-        </w:rPr>
-      </w:pPr>
-      <w:r>
-        <w:rPr>
-          <w:rFonts w:hint="default"/>
-          <w:lang w:val="en-US" w:eastAsia="zh-CN"/>
-        </w:rPr>
-        <w:t>发布管理确保上线内容稳定，是维持服务级别的关键控制点。</w:t>
-      </w:r>
-    </w:p>
-    <w:p>
-      <w:pPr>
-        <w:pStyle w:val="2"/>
-        <w:bidi w:val="0"/>
-        <w:rPr>
-          <w:rFonts w:hint="default"/>
-          <w:lang w:val="en-US" w:eastAsia="zh-CN"/>
-        </w:rPr>
-      </w:pPr>
-      <w:bookmarkStart w:id="27" w:name="_Toc22471"/>
-      <w:r>
-        <w:rPr>
-          <w:rFonts w:hint="default"/>
-          <w:lang w:val="en-US" w:eastAsia="zh-CN"/>
-        </w:rPr>
-        <w:t>与服务报告、知识管理流程</w:t>
-      </w:r>
-      <w:bookmarkEnd w:id="27"/>
-    </w:p>
-    <w:p>
-      <w:pPr>
-        <w:pStyle w:val="a1"/>
+        <w:pStyle w:val="29"/>
         <w:bidi w:val="0"/>
         <w:rPr>
           <w:rFonts w:hint="default"/>
@@ -6136,7 +5871,7 @@
     </w:p>
     <w:p>
       <w:pPr>
-        <w:pStyle w:val="a1"/>
+        <w:pStyle w:val="29"/>
         <w:bidi w:val="0"/>
         <w:rPr>
           <w:rFonts w:hint="default"/>
@@ -6153,7 +5888,7 @@
     </w:p>
     <w:p>
       <w:pPr>
-        <w:pStyle w:val="1"/>
+        <w:pStyle w:val="28"/>
         <w:keepNext w:val="0"/>
         <w:keepLines w:val="0"/>
         <w:pageBreakBefore w:val="0"/>
@@ -6173,7 +5908,7 @@
           <w:lang w:val="en-US" w:eastAsia="zh-CN"/>
         </w:rPr>
       </w:pPr>
-      <w:bookmarkStart w:id="28" w:name="_Toc11520"/>
+      <w:bookmarkStart w:id="27" w:name="_Toc11520"/>
       <w:r>
         <w:rPr>
           <w:rFonts w:hint="eastAsia"/>
@@ -6181,22 +5916,23 @@
         </w:rPr>
         <w:t>考核指标</w:t>
       </w:r>
-      <w:bookmarkEnd w:id="28"/>
+      <w:bookmarkEnd w:id="27"/>
     </w:p>
     <w:tbl>
       <w:tblPr>
-        <w:tblStyle w:val="TableNormal"/>
+        <w:tblStyle w:val="20"/>
         <w:tblW w:w="7675" w:type="dxa"/>
         <w:tblInd w:w="96" w:type="dxa"/>
         <w:tblBorders>
-          <w:top w:val="nil"/>
-          <w:left w:val="nil"/>
-          <w:bottom w:val="nil"/>
-          <w:right w:val="nil"/>
-          <w:insideH w:val="nil"/>
-          <w:insideV w:val="nil"/>
+          <w:top w:val="none" w:color="auto" w:sz="0" w:space="0"/>
+          <w:left w:val="none" w:color="auto" w:sz="0" w:space="0"/>
+          <w:bottom w:val="none" w:color="auto" w:sz="0" w:space="0"/>
+          <w:right w:val="none" w:color="auto" w:sz="0" w:space="0"/>
+          <w:insideH w:val="none" w:color="auto" w:sz="0" w:space="0"/>
+          <w:insideV w:val="none" w:color="auto" w:sz="0" w:space="0"/>
         </w:tblBorders>
         <w:shd w:val="clear" w:color="auto" w:fill="auto"/>
+        <w:tblLayout w:type="autofit"/>
         <w:tblCellMar>
           <w:top w:w="0" w:type="dxa"/>
           <w:left w:w="108" w:type="dxa"/>
@@ -6212,15 +5948,13 @@
       </w:tblGrid>
       <w:tr>
         <w:tblPrEx>
-          <w:tblW w:w="7675" w:type="dxa"/>
-          <w:tblInd w:w="96" w:type="dxa"/>
           <w:tblBorders>
-            <w:top w:val="nil"/>
-            <w:left w:val="nil"/>
-            <w:bottom w:val="nil"/>
-            <w:right w:val="nil"/>
-            <w:insideH w:val="nil"/>
-            <w:insideV w:val="nil"/>
+            <w:top w:val="none" w:color="auto" w:sz="0" w:space="0"/>
+            <w:left w:val="none" w:color="auto" w:sz="0" w:space="0"/>
+            <w:bottom w:val="none" w:color="auto" w:sz="0" w:space="0"/>
+            <w:right w:val="none" w:color="auto" w:sz="0" w:space="0"/>
+            <w:insideH w:val="none" w:color="auto" w:sz="0" w:space="0"/>
+            <w:insideV w:val="none" w:color="auto" w:sz="0" w:space="0"/>
           </w:tblBorders>
           <w:shd w:val="clear" w:color="auto" w:fill="auto"/>
           <w:tblCellMar>
@@ -6231,16 +5965,16 @@
           </w:tblCellMar>
         </w:tblPrEx>
         <w:trPr>
-          <w:trHeight w:val="493"/>
+          <w:trHeight w:val="493" w:hRule="atLeast"/>
         </w:trPr>
         <w:tc>
           <w:tcPr>
             <w:tcW w:w="2227" w:type="dxa"/>
             <w:tcBorders>
-              <w:top w:val="single" w:sz="4" w:space="0" w:color="000000"/>
-              <w:left w:val="single" w:sz="4" w:space="0" w:color="000000"/>
-              <w:bottom w:val="single" w:sz="4" w:space="0" w:color="000000"/>
-              <w:right w:val="single" w:sz="4" w:space="0" w:color="000000"/>
+              <w:top w:val="single" w:color="000000" w:sz="4" w:space="0"/>
+              <w:left w:val="single" w:color="000000" w:sz="4" w:space="0"/>
+              <w:bottom w:val="single" w:color="000000" w:sz="4" w:space="0"/>
+              <w:right w:val="single" w:color="000000" w:sz="4" w:space="0"/>
             </w:tcBorders>
             <w:shd w:val="clear" w:color="auto" w:fill="C0C0C0"/>
             <w:vAlign w:val="center"/>
@@ -6254,7 +5988,7 @@
               <w:jc w:val="center"/>
               <w:textAlignment w:val="center"/>
               <w:rPr>
-                <w:rFonts w:ascii="楷体_GB2312" w:eastAsia="楷体_GB2312" w:hAnsi="宋体" w:cs="楷体_GB2312" w:hint="default"/>
+                <w:rFonts w:hint="default" w:ascii="楷体_GB2312" w:hAnsi="宋体" w:eastAsia="楷体_GB2312" w:cs="楷体_GB2312"/>
                 <w:b/>
                 <w:bCs/>
                 <w:i w:val="0"/>
@@ -6267,7 +6001,7 @@
             </w:pPr>
             <w:r>
               <w:rPr>
-                <w:rFonts w:ascii="楷体_GB2312" w:eastAsia="楷体_GB2312" w:hAnsi="宋体" w:cs="楷体_GB2312" w:hint="default"/>
+                <w:rFonts w:hint="default" w:ascii="楷体_GB2312" w:hAnsi="宋体" w:eastAsia="楷体_GB2312" w:cs="楷体_GB2312"/>
                 <w:b/>
                 <w:bCs/>
                 <w:i w:val="0"/>
@@ -6288,10 +6022,10 @@
           <w:tcPr>
             <w:tcW w:w="1092" w:type="dxa"/>
             <w:tcBorders>
-              <w:top w:val="single" w:sz="4" w:space="0" w:color="000000"/>
-              <w:left w:val="single" w:sz="4" w:space="0" w:color="000000"/>
-              <w:bottom w:val="single" w:sz="4" w:space="0" w:color="000000"/>
-              <w:right w:val="single" w:sz="4" w:space="0" w:color="000000"/>
+              <w:top w:val="single" w:color="000000" w:sz="4" w:space="0"/>
+              <w:left w:val="single" w:color="000000" w:sz="4" w:space="0"/>
+              <w:bottom w:val="single" w:color="000000" w:sz="4" w:space="0"/>
+              <w:right w:val="single" w:color="000000" w:sz="4" w:space="0"/>
             </w:tcBorders>
             <w:shd w:val="clear" w:color="auto" w:fill="C0C0C0"/>
             <w:vAlign w:val="center"/>
@@ -6305,7 +6039,7 @@
               <w:jc w:val="center"/>
               <w:textAlignment w:val="center"/>
               <w:rPr>
-                <w:rFonts w:ascii="楷体_GB2312" w:eastAsia="楷体_GB2312" w:hAnsi="宋体" w:cs="楷体_GB2312" w:hint="default"/>
+                <w:rFonts w:hint="default" w:ascii="楷体_GB2312" w:hAnsi="宋体" w:eastAsia="楷体_GB2312" w:cs="楷体_GB2312"/>
                 <w:b/>
                 <w:bCs/>
                 <w:i w:val="0"/>
@@ -6318,7 +6052,7 @@
             </w:pPr>
             <w:r>
               <w:rPr>
-                <w:rFonts w:ascii="楷体_GB2312" w:eastAsia="楷体_GB2312" w:hAnsi="宋体" w:cs="楷体_GB2312" w:hint="default"/>
+                <w:rFonts w:hint="default" w:ascii="楷体_GB2312" w:hAnsi="宋体" w:eastAsia="楷体_GB2312" w:cs="楷体_GB2312"/>
                 <w:b/>
                 <w:bCs/>
                 <w:i w:val="0"/>
@@ -6339,10 +6073,10 @@
           <w:tcPr>
             <w:tcW w:w="3300" w:type="dxa"/>
             <w:tcBorders>
-              <w:top w:val="single" w:sz="4" w:space="0" w:color="000000"/>
-              <w:left w:val="single" w:sz="4" w:space="0" w:color="000000"/>
-              <w:bottom w:val="single" w:sz="4" w:space="0" w:color="000000"/>
-              <w:right w:val="single" w:sz="4" w:space="0" w:color="000000"/>
+              <w:top w:val="single" w:color="000000" w:sz="4" w:space="0"/>
+              <w:left w:val="single" w:color="000000" w:sz="4" w:space="0"/>
+              <w:bottom w:val="single" w:color="000000" w:sz="4" w:space="0"/>
+              <w:right w:val="single" w:color="000000" w:sz="4" w:space="0"/>
             </w:tcBorders>
             <w:shd w:val="clear" w:color="auto" w:fill="C0C0C0"/>
             <w:vAlign w:val="center"/>
@@ -6356,7 +6090,7 @@
               <w:jc w:val="center"/>
               <w:textAlignment w:val="center"/>
               <w:rPr>
-                <w:rFonts w:ascii="楷体_GB2312" w:eastAsia="楷体_GB2312" w:hAnsi="宋体" w:cs="楷体_GB2312" w:hint="default"/>
+                <w:rFonts w:hint="default" w:ascii="楷体_GB2312" w:hAnsi="宋体" w:eastAsia="楷体_GB2312" w:cs="楷体_GB2312"/>
                 <w:b/>
                 <w:bCs/>
                 <w:i w:val="0"/>
@@ -6369,7 +6103,7 @@
             </w:pPr>
             <w:r>
               <w:rPr>
-                <w:rFonts w:ascii="楷体_GB2312" w:eastAsia="楷体_GB2312" w:hAnsi="宋体" w:cs="楷体_GB2312" w:hint="default"/>
+                <w:rFonts w:hint="default" w:ascii="楷体_GB2312" w:hAnsi="宋体" w:eastAsia="楷体_GB2312" w:cs="楷体_GB2312"/>
                 <w:b/>
                 <w:bCs/>
                 <w:i w:val="0"/>
@@ -6390,10 +6124,10 @@
           <w:tcPr>
             <w:tcW w:w="1056" w:type="dxa"/>
             <w:tcBorders>
-              <w:top w:val="single" w:sz="4" w:space="0" w:color="000000"/>
-              <w:left w:val="single" w:sz="4" w:space="0" w:color="000000"/>
-              <w:bottom w:val="single" w:sz="4" w:space="0" w:color="000000"/>
-              <w:right w:val="single" w:sz="4" w:space="0" w:color="000000"/>
+              <w:top w:val="single" w:color="000000" w:sz="4" w:space="0"/>
+              <w:left w:val="single" w:color="000000" w:sz="4" w:space="0"/>
+              <w:bottom w:val="single" w:color="000000" w:sz="4" w:space="0"/>
+              <w:right w:val="single" w:color="000000" w:sz="4" w:space="0"/>
             </w:tcBorders>
             <w:shd w:val="clear" w:color="auto" w:fill="C0C0C0"/>
             <w:vAlign w:val="center"/>
@@ -6407,7 +6141,7 @@
               <w:jc w:val="center"/>
               <w:textAlignment w:val="center"/>
               <w:rPr>
-                <w:rFonts w:ascii="楷体_GB2312" w:eastAsia="楷体_GB2312" w:hAnsi="宋体" w:cs="楷体_GB2312" w:hint="default"/>
+                <w:rFonts w:hint="default" w:ascii="楷体_GB2312" w:hAnsi="宋体" w:eastAsia="楷体_GB2312" w:cs="楷体_GB2312"/>
                 <w:b/>
                 <w:bCs/>
                 <w:i w:val="0"/>
@@ -6420,7 +6154,7 @@
             </w:pPr>
             <w:r>
               <w:rPr>
-                <w:rFonts w:ascii="楷体_GB2312" w:eastAsia="楷体_GB2312" w:hAnsi="宋体" w:cs="楷体_GB2312" w:hint="default"/>
+                <w:rFonts w:hint="default" w:ascii="楷体_GB2312" w:hAnsi="宋体" w:eastAsia="楷体_GB2312" w:cs="楷体_GB2312"/>
                 <w:b/>
                 <w:bCs/>
                 <w:i w:val="0"/>
@@ -6440,8 +6174,14 @@
       </w:tr>
       <w:tr>
         <w:tblPrEx>
-          <w:tblW w:w="7675" w:type="dxa"/>
-          <w:tblInd w:w="96" w:type="dxa"/>
+          <w:tblBorders>
+            <w:top w:val="none" w:color="auto" w:sz="0" w:space="0"/>
+            <w:left w:val="none" w:color="auto" w:sz="0" w:space="0"/>
+            <w:bottom w:val="none" w:color="auto" w:sz="0" w:space="0"/>
+            <w:right w:val="none" w:color="auto" w:sz="0" w:space="0"/>
+            <w:insideH w:val="none" w:color="auto" w:sz="0" w:space="0"/>
+            <w:insideV w:val="none" w:color="auto" w:sz="0" w:space="0"/>
+          </w:tblBorders>
           <w:shd w:val="clear" w:color="auto" w:fill="auto"/>
           <w:tblCellMar>
             <w:top w:w="0" w:type="dxa"/>
@@ -6451,16 +6191,16 @@
           </w:tblCellMar>
         </w:tblPrEx>
         <w:trPr>
-          <w:trHeight w:val="493"/>
+          <w:trHeight w:val="493" w:hRule="atLeast"/>
         </w:trPr>
         <w:tc>
           <w:tcPr>
             <w:tcW w:w="2227" w:type="dxa"/>
             <w:tcBorders>
-              <w:top w:val="single" w:sz="4" w:space="0" w:color="000000"/>
-              <w:left w:val="single" w:sz="4" w:space="0" w:color="000000"/>
-              <w:bottom w:val="single" w:sz="4" w:space="0" w:color="000000"/>
-              <w:right w:val="single" w:sz="4" w:space="0" w:color="000000"/>
+              <w:top w:val="single" w:color="000000" w:sz="4" w:space="0"/>
+              <w:left w:val="single" w:color="000000" w:sz="4" w:space="0"/>
+              <w:bottom w:val="single" w:color="000000" w:sz="4" w:space="0"/>
+              <w:right w:val="single" w:color="000000" w:sz="4" w:space="0"/>
             </w:tcBorders>
             <w:shd w:val="clear" w:color="auto" w:fill="auto"/>
             <w:vAlign w:val="center"/>
@@ -6474,7 +6214,7 @@
               <w:jc w:val="left"/>
               <w:textAlignment w:val="center"/>
               <w:rPr>
-                <w:rFonts w:ascii="楷体_GB2312" w:eastAsia="楷体_GB2312" w:hAnsi="宋体" w:cs="楷体_GB2312" w:hint="default"/>
+                <w:rFonts w:hint="default" w:ascii="楷体_GB2312" w:hAnsi="宋体" w:eastAsia="楷体_GB2312" w:cs="楷体_GB2312"/>
                 <w:b/>
                 <w:bCs/>
                 <w:i w:val="0"/>
@@ -6490,7 +6230,7 @@
             </w:pPr>
             <w:r>
               <w:rPr>
-                <w:rFonts w:ascii="宋体" w:eastAsia="宋体" w:hAnsi="宋体" w:cs="宋体" w:hint="eastAsia"/>
+                <w:rFonts w:hint="eastAsia" w:ascii="宋体" w:hAnsi="宋体" w:eastAsia="宋体" w:cs="宋体"/>
                 <w:i w:val="0"/>
                 <w:iCs w:val="0"/>
                 <w:snapToGrid w:val="0"/>
@@ -6509,10 +6249,10 @@
           <w:tcPr>
             <w:tcW w:w="1092" w:type="dxa"/>
             <w:tcBorders>
-              <w:top w:val="single" w:sz="4" w:space="0" w:color="000000"/>
-              <w:left w:val="single" w:sz="4" w:space="0" w:color="000000"/>
-              <w:bottom w:val="single" w:sz="4" w:space="0" w:color="000000"/>
-              <w:right w:val="single" w:sz="4" w:space="0" w:color="000000"/>
+              <w:top w:val="single" w:color="000000" w:sz="4" w:space="0"/>
+              <w:left w:val="single" w:color="000000" w:sz="4" w:space="0"/>
+              <w:bottom w:val="single" w:color="000000" w:sz="4" w:space="0"/>
+              <w:right w:val="single" w:color="000000" w:sz="4" w:space="0"/>
             </w:tcBorders>
             <w:shd w:val="clear" w:color="auto" w:fill="auto"/>
             <w:vAlign w:val="center"/>
@@ -6526,7 +6266,7 @@
               <w:jc w:val="left"/>
               <w:textAlignment w:val="center"/>
               <w:rPr>
-                <w:rFonts w:ascii="楷体_GB2312" w:eastAsia="楷体_GB2312" w:hAnsi="宋体" w:cs="楷体_GB2312" w:hint="default"/>
+                <w:rFonts w:hint="default" w:ascii="楷体_GB2312" w:hAnsi="宋体" w:eastAsia="楷体_GB2312" w:cs="楷体_GB2312"/>
                 <w:b/>
                 <w:bCs/>
                 <w:i w:val="0"/>
@@ -6542,7 +6282,7 @@
             </w:pPr>
             <w:r>
               <w:rPr>
-                <w:rFonts w:ascii="宋体" w:eastAsia="宋体" w:hAnsi="宋体" w:cs="宋体" w:hint="eastAsia"/>
+                <w:rFonts w:hint="eastAsia" w:ascii="宋体" w:hAnsi="宋体" w:eastAsia="宋体" w:cs="宋体"/>
                 <w:i w:val="0"/>
                 <w:iCs w:val="0"/>
                 <w:snapToGrid w:val="0"/>
@@ -6557,7 +6297,7 @@
             </w:r>
             <w:r>
               <w:rPr>
-                <w:rFonts w:ascii="宋体" w:hAnsi="宋体" w:cs="宋体" w:hint="eastAsia"/>
+                <w:rFonts w:hint="eastAsia" w:ascii="宋体" w:hAnsi="宋体" w:cs="宋体"/>
                 <w:i w:val="0"/>
                 <w:iCs w:val="0"/>
                 <w:snapToGrid w:val="0"/>
@@ -6572,7 +6312,7 @@
             </w:r>
             <w:r>
               <w:rPr>
-                <w:rFonts w:ascii="宋体" w:eastAsia="宋体" w:hAnsi="宋体" w:cs="宋体" w:hint="eastAsia"/>
+                <w:rFonts w:hint="eastAsia" w:ascii="宋体" w:hAnsi="宋体" w:eastAsia="宋体" w:cs="宋体"/>
                 <w:i w:val="0"/>
                 <w:iCs w:val="0"/>
                 <w:snapToGrid w:val="0"/>
@@ -6591,10 +6331,10 @@
           <w:tcPr>
             <w:tcW w:w="3300" w:type="dxa"/>
             <w:tcBorders>
-              <w:top w:val="single" w:sz="4" w:space="0" w:color="000000"/>
-              <w:left w:val="single" w:sz="4" w:space="0" w:color="000000"/>
-              <w:bottom w:val="single" w:sz="4" w:space="0" w:color="000000"/>
-              <w:right w:val="single" w:sz="4" w:space="0" w:color="000000"/>
+              <w:top w:val="single" w:color="000000" w:sz="4" w:space="0"/>
+              <w:left w:val="single" w:color="000000" w:sz="4" w:space="0"/>
+              <w:bottom w:val="single" w:color="000000" w:sz="4" w:space="0"/>
+              <w:right w:val="single" w:color="000000" w:sz="4" w:space="0"/>
             </w:tcBorders>
             <w:shd w:val="clear" w:color="auto" w:fill="auto"/>
             <w:vAlign w:val="center"/>
@@ -6608,7 +6348,7 @@
               <w:jc w:val="left"/>
               <w:textAlignment w:val="center"/>
               <w:rPr>
-                <w:rFonts w:ascii="楷体_GB2312" w:eastAsia="楷体_GB2312" w:hAnsi="宋体" w:cs="楷体_GB2312" w:hint="default"/>
+                <w:rFonts w:hint="default" w:ascii="楷体_GB2312" w:hAnsi="宋体" w:eastAsia="楷体_GB2312" w:cs="楷体_GB2312"/>
                 <w:b/>
                 <w:bCs/>
                 <w:i w:val="0"/>
@@ -6624,7 +6364,7 @@
             </w:pPr>
             <w:r>
               <w:rPr>
-                <w:rFonts w:ascii="宋体" w:eastAsia="宋体" w:hAnsi="宋体" w:cs="宋体" w:hint="eastAsia"/>
+                <w:rFonts w:hint="eastAsia" w:ascii="宋体" w:hAnsi="宋体" w:eastAsia="宋体" w:cs="宋体"/>
                 <w:i w:val="0"/>
                 <w:iCs w:val="0"/>
                 <w:snapToGrid w:val="0"/>
@@ -6643,10 +6383,10 @@
           <w:tcPr>
             <w:tcW w:w="1056" w:type="dxa"/>
             <w:tcBorders>
-              <w:top w:val="single" w:sz="4" w:space="0" w:color="000000"/>
-              <w:left w:val="single" w:sz="4" w:space="0" w:color="000000"/>
-              <w:bottom w:val="single" w:sz="4" w:space="0" w:color="000000"/>
-              <w:right w:val="single" w:sz="4" w:space="0" w:color="000000"/>
+              <w:top w:val="single" w:color="000000" w:sz="4" w:space="0"/>
+              <w:left w:val="single" w:color="000000" w:sz="4" w:space="0"/>
+              <w:bottom w:val="single" w:color="000000" w:sz="4" w:space="0"/>
+              <w:right w:val="single" w:color="000000" w:sz="4" w:space="0"/>
             </w:tcBorders>
             <w:shd w:val="clear" w:color="auto" w:fill="auto"/>
             <w:vAlign w:val="center"/>
@@ -6660,7 +6400,7 @@
               <w:jc w:val="left"/>
               <w:textAlignment w:val="center"/>
               <w:rPr>
-                <w:rFonts w:ascii="楷体_GB2312" w:eastAsia="楷体_GB2312" w:hAnsi="宋体" w:cs="楷体_GB2312" w:hint="default"/>
+                <w:rFonts w:hint="default" w:ascii="楷体_GB2312" w:hAnsi="宋体" w:eastAsia="楷体_GB2312" w:cs="楷体_GB2312"/>
                 <w:b/>
                 <w:bCs/>
                 <w:i w:val="0"/>
@@ -6676,7 +6416,7 @@
             </w:pPr>
             <w:r>
               <w:rPr>
-                <w:rFonts w:ascii="宋体" w:eastAsia="宋体" w:hAnsi="宋体" w:cs="宋体" w:hint="eastAsia"/>
+                <w:rFonts w:hint="eastAsia" w:ascii="宋体" w:hAnsi="宋体" w:eastAsia="宋体" w:cs="宋体"/>
                 <w:i w:val="0"/>
                 <w:iCs w:val="0"/>
                 <w:snapToGrid w:val="0"/>
@@ -6695,14 +6435,14 @@
     </w:tbl>
     <w:p>
       <w:pPr>
-        <w:pStyle w:val="1"/>
-        <w:bidi w:val="0"/>
-        <w:rPr>
-          <w:rFonts w:hint="default"/>
-          <w:lang w:val="en-US" w:eastAsia="zh-CN"/>
-        </w:rPr>
-      </w:pPr>
-      <w:bookmarkStart w:id="29" w:name="_Toc21787"/>
+        <w:pStyle w:val="28"/>
+        <w:bidi w:val="0"/>
+        <w:rPr>
+          <w:rFonts w:hint="default"/>
+          <w:lang w:val="en-US" w:eastAsia="zh-CN"/>
+        </w:rPr>
+      </w:pPr>
+      <w:bookmarkStart w:id="28" w:name="_Toc21787"/>
       <w:r>
         <w:rPr>
           <w:rFonts w:hint="default"/>
@@ -6710,11 +6450,11 @@
         </w:rPr>
         <w:t>附则</w:t>
       </w:r>
-      <w:bookmarkEnd w:id="29"/>
-    </w:p>
-    <w:p>
-      <w:pPr>
-        <w:pStyle w:val="a1"/>
+      <w:bookmarkEnd w:id="28"/>
+    </w:p>
+    <w:p>
+      <w:pPr>
+        <w:pStyle w:val="29"/>
         <w:keepNext w:val="0"/>
         <w:keepLines w:val="0"/>
         <w:pageBreakBefore w:val="0"/>
@@ -6732,7 +6472,7 @@
         <w:bidi w:val="0"/>
         <w:adjustRightInd w:val="0"/>
         <w:snapToGrid w:val="0"/>
-        <w:ind w:right="0" w:leftChars="0" w:rightChars="0"/>
+        <w:ind w:leftChars="0" w:right="0" w:rightChars="0"/>
         <w:jc w:val="left"/>
         <w:textAlignment w:val="baseline"/>
         <w:rPr>
@@ -6750,7 +6490,7 @@
     </w:p>
     <w:p>
       <w:pPr>
-        <w:pStyle w:val="a1"/>
+        <w:pStyle w:val="29"/>
         <w:keepNext w:val="0"/>
         <w:keepLines w:val="0"/>
         <w:pageBreakBefore w:val="0"/>
@@ -6768,7 +6508,7 @@
         <w:bidi w:val="0"/>
         <w:adjustRightInd w:val="0"/>
         <w:snapToGrid w:val="0"/>
-        <w:ind w:right="0" w:leftChars="0" w:rightChars="0"/>
+        <w:ind w:leftChars="0" w:right="0" w:rightChars="0"/>
         <w:jc w:val="left"/>
         <w:textAlignment w:val="baseline"/>
         <w:rPr>
@@ -6786,7 +6526,7 @@
     </w:p>
     <w:p>
       <w:pPr>
-        <w:pStyle w:val="a1"/>
+        <w:pStyle w:val="29"/>
         <w:keepNext w:val="0"/>
         <w:keepLines w:val="0"/>
         <w:pageBreakBefore w:val="0"/>
@@ -6804,7 +6544,7 @@
         <w:bidi w:val="0"/>
         <w:adjustRightInd w:val="0"/>
         <w:snapToGrid w:val="0"/>
-        <w:ind w:right="0" w:leftChars="0" w:rightChars="0"/>
+        <w:ind w:leftChars="0" w:right="0" w:rightChars="0"/>
         <w:jc w:val="left"/>
         <w:textAlignment w:val="baseline"/>
         <w:rPr>
@@ -6821,23 +6561,73 @@
       </w:r>
     </w:p>
     <w:sectPr>
-      <w:headerReference w:type="default" r:id="rId7"/>
+      <w:headerReference r:id="rId5" w:type="default"/>
       <w:pgSz w:w="11906" w:h="16838"/>
       <w:pgMar w:top="1417" w:right="1800" w:bottom="1440" w:left="1800" w:header="1140" w:footer="992" w:gutter="0"/>
-      <w:cols w:num="1" w:space="425"/>
+      <w:cols w:space="425" w:num="1"/>
       <w:docGrid w:type="lines" w:linePitch="312" w:charSpace="0"/>
     </w:sectPr>
   </w:body>
 </w:document>
 </file>
 
+<file path=word/endnotes.xml><?xml version="1.0" encoding="utf-8"?>
+<w:endnotes xmlns:wpc="http://schemas.microsoft.com/office/word/2010/wordprocessingCanvas" xmlns:mc="http://schemas.openxmlformats.org/markup-compatibility/2006" xmlns:o="urn:schemas-microsoft-com:office:office" xmlns:r="http://schemas.openxmlformats.org/officeDocument/2006/relationships" xmlns:m="http://schemas.openxmlformats.org/officeDocument/2006/math" xmlns:v="urn:schemas-microsoft-com:vml" xmlns:wp14="http://schemas.microsoft.com/office/word/2010/wordprocessingDrawing" xmlns:wp="http://schemas.openxmlformats.org/drawingml/2006/wordprocessingDrawing" xmlns:w="http://schemas.openxmlformats.org/wordprocessingml/2006/main" xmlns:w14="http://schemas.microsoft.com/office/word/2010/wordml" xmlns:w15="http://schemas.microsoft.com/office/word/2012/wordml" xmlns:w10="urn:schemas-microsoft-com:office:word" xmlns:wpg="http://schemas.microsoft.com/office/word/2010/wordprocessingGroup" xmlns:wpi="http://schemas.microsoft.com/office/word/2010/wordprocessingInk" xmlns:wne="http://schemas.microsoft.com/office/word/2006/wordml" xmlns:wps="http://schemas.microsoft.com/office/word/2010/wordprocessingShape" xmlns:wpsCustomData="http://www.wps.cn/officeDocument/2013/wpsCustomData" mc:Ignorable="w14 w15 wp14">
+  <w:endnote w:type="separator" w:id="0">
+    <w:p>
+      <w:pPr>
+        <w:spacing w:line="240" w:lineRule="auto"/>
+      </w:pPr>
+      <w:r>
+        <w:separator/>
+      </w:r>
+    </w:p>
+  </w:endnote>
+  <w:endnote w:type="continuationSeparator" w:id="1">
+    <w:p>
+      <w:pPr>
+        <w:spacing w:line="240" w:lineRule="auto"/>
+      </w:pPr>
+      <w:r>
+        <w:continuationSeparator/>
+      </w:r>
+    </w:p>
+  </w:endnote>
+</w:endnotes>
+</file>
+
+<file path=word/footnotes.xml><?xml version="1.0" encoding="utf-8"?>
+<w:footnotes xmlns:wpc="http://schemas.microsoft.com/office/word/2010/wordprocessingCanvas" xmlns:mc="http://schemas.openxmlformats.org/markup-compatibility/2006" xmlns:o="urn:schemas-microsoft-com:office:office" xmlns:r="http://schemas.openxmlformats.org/officeDocument/2006/relationships" xmlns:m="http://schemas.openxmlformats.org/officeDocument/2006/math" xmlns:v="urn:schemas-microsoft-com:vml" xmlns:wp14="http://schemas.microsoft.com/office/word/2010/wordprocessingDrawing" xmlns:wp="http://schemas.openxmlformats.org/drawingml/2006/wordprocessingDrawing" xmlns:w="http://schemas.openxmlformats.org/wordprocessingml/2006/main" xmlns:w14="http://schemas.microsoft.com/office/word/2010/wordml" xmlns:w15="http://schemas.microsoft.com/office/word/2012/wordml" xmlns:w10="urn:schemas-microsoft-com:office:word" xmlns:wpg="http://schemas.microsoft.com/office/word/2010/wordprocessingGroup" xmlns:wpi="http://schemas.microsoft.com/office/word/2010/wordprocessingInk" xmlns:wne="http://schemas.microsoft.com/office/word/2006/wordml" xmlns:wps="http://schemas.microsoft.com/office/word/2010/wordprocessingShape" xmlns:wpsCustomData="http://www.wps.cn/officeDocument/2013/wpsCustomData" mc:Ignorable="w14 w15 wp14">
+  <w:footnote w:type="separator" w:id="0">
+    <w:p>
+      <w:pPr>
+        <w:spacing w:line="360" w:lineRule="auto"/>
+      </w:pPr>
+      <w:r>
+        <w:separator/>
+      </w:r>
+    </w:p>
+  </w:footnote>
+  <w:footnote w:type="continuationSeparator" w:id="1">
+    <w:p>
+      <w:pPr>
+        <w:spacing w:line="360" w:lineRule="auto"/>
+      </w:pPr>
+      <w:r>
+        <w:continuationSeparator/>
+      </w:r>
+    </w:p>
+  </w:footnote>
+</w:footnotes>
+</file>
+
 <file path=word/header1.xml><?xml version="1.0" encoding="utf-8"?>
-<w:hdr xmlns:wpc="http://schemas.microsoft.com/office/word/2010/wordprocessingCanvas" xmlns:mc="http://schemas.openxmlformats.org/markup-compatibility/2006" xmlns:o="urn:schemas-microsoft-com:office:office" xmlns:r="http://schemas.openxmlformats.org/officeDocument/2006/relationships" xmlns:m="http://schemas.openxmlformats.org/officeDocument/2006/math" xmlns:v="urn:schemas-microsoft-com:vml" xmlns:wp14="http://schemas.microsoft.com/office/word/2010/wordprocessingDrawing" xmlns:wp="http://schemas.openxmlformats.org/drawingml/2006/wordprocessingDrawing" xmlns:w10="urn:schemas-microsoft-com:office:word" xmlns:w="http://schemas.openxmlformats.org/wordprocessingml/2006/main" xmlns:w14="http://schemas.microsoft.com/office/word/2010/wordml" xmlns:w15="http://schemas.microsoft.com/office/word/2012/wordml" xmlns:wne="http://schemas.microsoft.com/office/word/2006/wordml" xmlns:wpg="http://schemas.microsoft.com/office/word/2010/wordprocessingGroup" xmlns:wpi="http://schemas.microsoft.com/office/word/2010/wordprocessingInk" xmlns:wps="http://schemas.microsoft.com/office/word/2010/wordprocessingShape" mc:Ignorable="w14 w15 wp14">
+<w:hdr xmlns:wpc="http://schemas.microsoft.com/office/word/2010/wordprocessingCanvas" xmlns:mc="http://schemas.openxmlformats.org/markup-compatibility/2006" xmlns:o="urn:schemas-microsoft-com:office:office" xmlns:r="http://schemas.openxmlformats.org/officeDocument/2006/relationships" xmlns:m="http://schemas.openxmlformats.org/officeDocument/2006/math" xmlns:v="urn:schemas-microsoft-com:vml" xmlns:wp14="http://schemas.microsoft.com/office/word/2010/wordprocessingDrawing" xmlns:wp="http://schemas.openxmlformats.org/drawingml/2006/wordprocessingDrawing" xmlns:w10="urn:schemas-microsoft-com:office:word" xmlns:w="http://schemas.openxmlformats.org/wordprocessingml/2006/main" xmlns:w14="http://schemas.microsoft.com/office/word/2010/wordml" xmlns:w15="http://schemas.microsoft.com/office/word/2012/wordml" xmlns:wpg="http://schemas.microsoft.com/office/word/2010/wordprocessingGroup" xmlns:wpi="http://schemas.microsoft.com/office/word/2010/wordprocessingInk" xmlns:wne="http://schemas.microsoft.com/office/word/2006/wordml" xmlns:wps="http://schemas.microsoft.com/office/word/2010/wordprocessingShape" xmlns:wpsCustomData="http://www.wps.cn/officeDocument/2013/wpsCustomData" mc:Ignorable="w14 w15 wp14">
   <w:p>
     <w:pPr>
-      <w:pStyle w:val="Header"/>
+      <w:pStyle w:val="15"/>
       <w:pBdr>
-        <w:bottom w:val="single" w:sz="4" w:space="1" w:color="auto"/>
+        <w:bottom w:val="single" w:color="auto" w:sz="4" w:space="1"/>
       </w:pBdr>
       <w:tabs>
         <w:tab w:val="left" w:pos="335"/>
@@ -6845,27 +6635,27 @@
       </w:tabs>
       <w:jc w:val="right"/>
       <w:rPr>
-        <w:rFonts w:eastAsiaTheme="minorEastAsia" w:hint="eastAsia"/>
+        <w:rFonts w:hint="eastAsia" w:eastAsiaTheme="minorEastAsia"/>
         <w:lang w:eastAsia="zh-CN"/>
       </w:rPr>
     </w:pPr>
     <w:r>
       <w:rPr>
-        <w:rFonts w:eastAsiaTheme="minorEastAsia" w:hint="eastAsia"/>
+        <w:rFonts w:hint="eastAsia" w:eastAsiaTheme="minorEastAsia"/>
         <w:lang w:val="en-US" w:eastAsia="zh-CN"/>
       </w:rPr>
       <w:tab/>
     </w:r>
     <w:r>
       <w:rPr>
-        <w:rFonts w:eastAsiaTheme="minorEastAsia" w:hint="eastAsia"/>
+        <w:rFonts w:hint="eastAsia" w:eastAsiaTheme="minorEastAsia"/>
         <w:lang w:val="en-US" w:eastAsia="zh-CN"/>
       </w:rPr>
       <w:tab/>
     </w:r>
     <w:r>
       <w:rPr>
-        <w:rFonts w:eastAsiaTheme="minorEastAsia" w:hint="eastAsia"/>
+        <w:rFonts w:hint="eastAsia" w:eastAsiaTheme="minorEastAsia"/>
         <w:lang w:val="en-US" w:eastAsia="zh-CN"/>
       </w:rPr>
       <w:t>桐乡华数广电网络有限公司</w:t>
@@ -6875,15 +6665,15 @@
 </file>
 
 <file path=word/numbering.xml><?xml version="1.0" encoding="utf-8"?>
-<w:numbering xmlns:wpc="http://schemas.microsoft.com/office/word/2010/wordprocessingCanvas" xmlns:mc="http://schemas.openxmlformats.org/markup-compatibility/2006" xmlns:o="urn:schemas-microsoft-com:office:office" xmlns:r="http://schemas.openxmlformats.org/officeDocument/2006/relationships" xmlns:m="http://schemas.openxmlformats.org/officeDocument/2006/math" xmlns:v="urn:schemas-microsoft-com:vml" xmlns:wp14="http://schemas.microsoft.com/office/word/2010/wordprocessingDrawing" xmlns:wp="http://schemas.openxmlformats.org/drawingml/2006/wordprocessingDrawing" xmlns:w10="urn:schemas-microsoft-com:office:word" xmlns:w="http://schemas.openxmlformats.org/wordprocessingml/2006/main" xmlns:w14="http://schemas.microsoft.com/office/word/2010/wordml" xmlns:w15="http://schemas.microsoft.com/office/word/2012/wordml" xmlns:wne="http://schemas.microsoft.com/office/word/2006/wordml" xmlns:wpg="http://schemas.microsoft.com/office/word/2010/wordprocessingGroup" xmlns:wpi="http://schemas.microsoft.com/office/word/2010/wordprocessingInk" xmlns:wps="http://schemas.microsoft.com/office/word/2010/wordprocessingShape" mc:Ignorable="w14 w15 wp14">
+<w:numbering xmlns:wpc="http://schemas.microsoft.com/office/word/2010/wordprocessingCanvas" xmlns:mc="http://schemas.openxmlformats.org/markup-compatibility/2006" xmlns:o="urn:schemas-microsoft-com:office:office" xmlns:r="http://schemas.openxmlformats.org/officeDocument/2006/relationships" xmlns:m="http://schemas.openxmlformats.org/officeDocument/2006/math" xmlns:v="urn:schemas-microsoft-com:vml" xmlns:wp14="http://schemas.microsoft.com/office/word/2010/wordprocessingDrawing" xmlns:wp="http://schemas.openxmlformats.org/drawingml/2006/wordprocessingDrawing" xmlns:w10="urn:schemas-microsoft-com:office:word" xmlns:w="http://schemas.openxmlformats.org/wordprocessingml/2006/main" xmlns:w14="http://schemas.microsoft.com/office/word/2010/wordml" xmlns:wpg="http://schemas.microsoft.com/office/word/2010/wordprocessingGroup" xmlns:wpi="http://schemas.microsoft.com/office/word/2010/wordprocessingInk" xmlns:wne="http://schemas.microsoft.com/office/word/2006/wordml" xmlns:wps="http://schemas.microsoft.com/office/word/2010/wordprocessingShape" xmlns:wpsCustomData="http://www.wps.cn/officeDocument/2013/wpsCustomData" mc:Ignorable="w14 wp14">
   <w:abstractNum w:abstractNumId="0">
     <w:nsid w:val="8E964DCE"/>
     <w:multiLevelType w:val="multilevel"/>
     <w:tmpl w:val="8E964DCE"/>
-    <w:lvl w:ilvl="0">
+    <w:lvl w:ilvl="0" w:tentative="0">
       <w:start w:val="1"/>
       <w:numFmt w:val="decimal"/>
-      <w:pStyle w:val="Heading1"/>
+      <w:pStyle w:val="2"/>
       <w:lvlText w:val="%1."/>
       <w:lvlJc w:val="left"/>
       <w:pPr>
@@ -6893,10 +6683,10 @@
         <w:rFonts w:hint="default"/>
       </w:rPr>
     </w:lvl>
-    <w:lvl w:ilvl="1">
+    <w:lvl w:ilvl="1" w:tentative="0">
       <w:start w:val="1"/>
       <w:numFmt w:val="decimal"/>
-      <w:pStyle w:val="Heading2"/>
+      <w:pStyle w:val="3"/>
       <w:lvlText w:val="%1.%2."/>
       <w:lvlJc w:val="left"/>
       <w:pPr>
@@ -6906,10 +6696,10 @@
         <w:rFonts w:hint="default"/>
       </w:rPr>
     </w:lvl>
-    <w:lvl w:ilvl="2">
+    <w:lvl w:ilvl="2" w:tentative="0">
       <w:start w:val="1"/>
       <w:numFmt w:val="decimal"/>
-      <w:pStyle w:val="Heading3"/>
+      <w:pStyle w:val="4"/>
       <w:lvlText w:val="%1.%2.%3."/>
       <w:lvlJc w:val="left"/>
       <w:pPr>
@@ -6919,10 +6709,10 @@
         <w:rFonts w:hint="default"/>
       </w:rPr>
     </w:lvl>
-    <w:lvl w:ilvl="3">
+    <w:lvl w:ilvl="3" w:tentative="0">
       <w:start w:val="1"/>
       <w:numFmt w:val="decimal"/>
-      <w:pStyle w:val="Heading4"/>
+      <w:pStyle w:val="5"/>
       <w:lvlText w:val="%1.%2.%3.%4."/>
       <w:lvlJc w:val="left"/>
       <w:pPr>
@@ -6932,10 +6722,10 @@
         <w:rFonts w:hint="default"/>
       </w:rPr>
     </w:lvl>
-    <w:lvl w:ilvl="4">
+    <w:lvl w:ilvl="4" w:tentative="0">
       <w:start w:val="1"/>
       <w:numFmt w:val="decimal"/>
-      <w:pStyle w:val="Heading5"/>
+      <w:pStyle w:val="6"/>
       <w:lvlText w:val="%1.%2.%3.%4.%5."/>
       <w:lvlJc w:val="left"/>
       <w:pPr>
@@ -6945,10 +6735,10 @@
         <w:rFonts w:hint="default"/>
       </w:rPr>
     </w:lvl>
-    <w:lvl w:ilvl="5">
+    <w:lvl w:ilvl="5" w:tentative="0">
       <w:start w:val="1"/>
       <w:numFmt w:val="decimal"/>
-      <w:pStyle w:val="Heading6"/>
+      <w:pStyle w:val="7"/>
       <w:lvlText w:val="%1.%2.%3.%4.%5.%6."/>
       <w:lvlJc w:val="left"/>
       <w:pPr>
@@ -6958,10 +6748,10 @@
         <w:rFonts w:hint="default"/>
       </w:rPr>
     </w:lvl>
-    <w:lvl w:ilvl="6">
+    <w:lvl w:ilvl="6" w:tentative="0">
       <w:start w:val="1"/>
       <w:numFmt w:val="decimal"/>
-      <w:pStyle w:val="Heading7"/>
+      <w:pStyle w:val="8"/>
       <w:lvlText w:val="%1.%2.%3.%4.%5.%6.%7."/>
       <w:lvlJc w:val="left"/>
       <w:pPr>
@@ -6971,10 +6761,10 @@
         <w:rFonts w:hint="default"/>
       </w:rPr>
     </w:lvl>
-    <w:lvl w:ilvl="7">
+    <w:lvl w:ilvl="7" w:tentative="0">
       <w:start w:val="1"/>
       <w:numFmt w:val="decimal"/>
-      <w:pStyle w:val="Heading8"/>
+      <w:pStyle w:val="9"/>
       <w:lvlText w:val="%1.%2.%3.%4.%5.%6.%7.%8."/>
       <w:lvlJc w:val="left"/>
       <w:pPr>
@@ -6984,10 +6774,10 @@
         <w:rFonts w:hint="default"/>
       </w:rPr>
     </w:lvl>
-    <w:lvl w:ilvl="8">
+    <w:lvl w:ilvl="8" w:tentative="0">
       <w:start w:val="1"/>
       <w:numFmt w:val="decimal"/>
-      <w:pStyle w:val="Heading9"/>
+      <w:pStyle w:val="10"/>
       <w:lvlText w:val="%1.%2.%3.%4.%5.%6.%7.%8.%9."/>
       <w:lvlJc w:val="left"/>
       <w:pPr>
@@ -7002,7 +6792,7 @@
     <w:nsid w:val="C3A7AC7B"/>
     <w:multiLevelType w:val="singleLevel"/>
     <w:tmpl w:val="C3A7AC7B"/>
-    <w:lvl w:ilvl="0">
+    <w:lvl w:ilvl="0" w:tentative="0">
       <w:start w:val="1"/>
       <w:numFmt w:val="decimal"/>
       <w:lvlText w:val="%1."/>
@@ -7019,7 +6809,7 @@
     <w:nsid w:val="00B6B9A6"/>
     <w:multiLevelType w:val="singleLevel"/>
     <w:tmpl w:val="00B6B9A6"/>
-    <w:lvl w:ilvl="0">
+    <w:lvl w:ilvl="0" w:tentative="0">
       <w:start w:val="1"/>
       <w:numFmt w:val="decimal"/>
       <w:lvlText w:val="%1."/>
@@ -7036,7 +6826,7 @@
     <w:nsid w:val="4DD0EFF0"/>
     <w:multiLevelType w:val="singleLevel"/>
     <w:tmpl w:val="4DD0EFF0"/>
-    <w:lvl w:ilvl="0">
+    <w:lvl w:ilvl="0" w:tentative="0">
       <w:start w:val="1"/>
       <w:numFmt w:val="decimal"/>
       <w:lvlText w:val="%1."/>
@@ -7065,267 +6855,269 @@
 </file>
 
 <file path=word/styles.xml><?xml version="1.0" encoding="utf-8"?>
-<w:styles xmlns:mc="http://schemas.openxmlformats.org/markup-compatibility/2006" xmlns:r="http://schemas.openxmlformats.org/officeDocument/2006/relationships" xmlns:w="http://schemas.openxmlformats.org/wordprocessingml/2006/main" xmlns:w14="http://schemas.microsoft.com/office/word/2010/wordml" xmlns:w15="http://schemas.microsoft.com/office/word/2012/wordml" mc:Ignorable="w14 w15">
+<w:styles xmlns:mc="http://schemas.openxmlformats.org/markup-compatibility/2006" xmlns:o="urn:schemas-microsoft-com:office:office" xmlns:r="http://schemas.openxmlformats.org/officeDocument/2006/relationships" xmlns:m="http://schemas.openxmlformats.org/officeDocument/2006/math" xmlns:v="urn:schemas-microsoft-com:vml" xmlns:w="http://schemas.openxmlformats.org/wordprocessingml/2006/main" xmlns:w14="http://schemas.microsoft.com/office/word/2010/wordml" xmlns:w10="urn:schemas-microsoft-com:office:word" xmlns:sl="http://schemas.openxmlformats.org/schemaLibrary/2006/main" xmlns:wpsCustomData="http://www.wps.cn/officeDocument/2013/wpsCustomData" mc:Ignorable="w14">
   <w:docDefaults>
     <w:rPrDefault>
       <w:rPr>
-        <w:rFonts w:ascii="Times New Roman" w:eastAsia="宋体" w:hAnsi="Times New Roman" w:cs="Times New Roman"/>
+        <w:rFonts w:ascii="Times New Roman" w:hAnsi="Times New Roman" w:eastAsia="宋体" w:cs="Times New Roman"/>
       </w:rPr>
     </w:rPrDefault>
     <w:pPrDefault/>
   </w:docDefaults>
-  <w:latentStyles w:defLockedState="0" w:defUIPriority="99" w:defSemiHidden="1" w:defUnhideWhenUsed="1" w:defQFormat="0" w:count="260">
-    <w:lsdException w:name="Normal" w:semiHidden="0" w:uiPriority="0" w:unhideWhenUsed="0" w:qFormat="1"/>
-    <w:lsdException w:name="heading 1" w:semiHidden="0" w:uiPriority="0" w:unhideWhenUsed="0" w:qFormat="1"/>
-    <w:lsdException w:name="heading 2" w:semiHidden="0" w:uiPriority="0" w:qFormat="1"/>
-    <w:lsdException w:name="heading 3" w:uiPriority="0" w:qFormat="1"/>
-    <w:lsdException w:name="heading 4" w:semiHidden="0" w:uiPriority="0" w:qFormat="1"/>
-    <w:lsdException w:name="heading 5" w:uiPriority="0" w:qFormat="1"/>
-    <w:lsdException w:name="heading 6" w:uiPriority="0" w:qFormat="1"/>
-    <w:lsdException w:name="heading 7" w:uiPriority="0" w:qFormat="1"/>
-    <w:lsdException w:name="heading 8" w:uiPriority="0" w:qFormat="1"/>
-    <w:lsdException w:name="heading 9" w:uiPriority="0" w:qFormat="1"/>
-    <w:lsdException w:name="index 1" w:semiHidden="0" w:uiPriority="0" w:unhideWhenUsed="0"/>
-    <w:lsdException w:name="index 2" w:semiHidden="0" w:uiPriority="0" w:unhideWhenUsed="0"/>
-    <w:lsdException w:name="index 3" w:semiHidden="0" w:uiPriority="0" w:unhideWhenUsed="0"/>
-    <w:lsdException w:name="index 4" w:semiHidden="0" w:uiPriority="0" w:unhideWhenUsed="0"/>
-    <w:lsdException w:name="index 5" w:semiHidden="0" w:uiPriority="0" w:unhideWhenUsed="0"/>
-    <w:lsdException w:name="index 6" w:semiHidden="0" w:uiPriority="0" w:unhideWhenUsed="0"/>
-    <w:lsdException w:name="index 7" w:semiHidden="0" w:uiPriority="0" w:unhideWhenUsed="0"/>
-    <w:lsdException w:name="index 8" w:semiHidden="0" w:uiPriority="0" w:unhideWhenUsed="0"/>
-    <w:lsdException w:name="index 9" w:semiHidden="0" w:uiPriority="0" w:unhideWhenUsed="0"/>
-    <w:lsdException w:name="toc 1" w:semiHidden="0" w:uiPriority="0" w:unhideWhenUsed="0" w:qFormat="1"/>
-    <w:lsdException w:name="toc 2" w:semiHidden="0" w:uiPriority="0" w:unhideWhenUsed="0" w:qFormat="1"/>
-    <w:lsdException w:name="toc 3" w:semiHidden="0" w:uiPriority="0" w:unhideWhenUsed="0" w:qFormat="1"/>
-    <w:lsdException w:name="toc 4" w:semiHidden="0" w:uiPriority="0" w:unhideWhenUsed="0"/>
-    <w:lsdException w:name="toc 5" w:semiHidden="0" w:uiPriority="0" w:unhideWhenUsed="0"/>
-    <w:lsdException w:name="toc 6" w:semiHidden="0" w:uiPriority="0" w:unhideWhenUsed="0"/>
-    <w:lsdException w:name="toc 7" w:semiHidden="0" w:uiPriority="0" w:unhideWhenUsed="0"/>
-    <w:lsdException w:name="toc 8" w:semiHidden="0" w:uiPriority="0" w:unhideWhenUsed="0"/>
-    <w:lsdException w:name="toc 9" w:semiHidden="0" w:uiPriority="0" w:unhideWhenUsed="0"/>
-    <w:lsdException w:name="Normal Indent" w:semiHidden="0" w:uiPriority="0" w:unhideWhenUsed="0"/>
-    <w:lsdException w:name="footnote text" w:semiHidden="0" w:uiPriority="0" w:unhideWhenUsed="0"/>
-    <w:lsdException w:name="annotation text" w:semiHidden="0" w:uiPriority="0" w:unhideWhenUsed="0" w:qFormat="1"/>
-    <w:lsdException w:name="header" w:semiHidden="0" w:uiPriority="0" w:unhideWhenUsed="0" w:qFormat="1"/>
-    <w:lsdException w:name="footer" w:semiHidden="0" w:uiPriority="0" w:unhideWhenUsed="0" w:qFormat="1"/>
-    <w:lsdException w:name="index heading" w:semiHidden="0" w:uiPriority="0" w:unhideWhenUsed="0"/>
-    <w:lsdException w:name="caption" w:uiPriority="0" w:qFormat="1"/>
-    <w:lsdException w:name="table of figures" w:semiHidden="0" w:uiPriority="0" w:unhideWhenUsed="0"/>
-    <w:lsdException w:name="envelope address" w:semiHidden="0" w:uiPriority="0" w:unhideWhenUsed="0"/>
-    <w:lsdException w:name="envelope return" w:semiHidden="0" w:uiPriority="0" w:unhideWhenUsed="0"/>
-    <w:lsdException w:name="footnote reference" w:semiHidden="0" w:uiPriority="0" w:unhideWhenUsed="0"/>
-    <w:lsdException w:name="annotation reference" w:semiHidden="0" w:uiPriority="0" w:unhideWhenUsed="0"/>
-    <w:lsdException w:name="line number" w:semiHidden="0" w:uiPriority="0" w:unhideWhenUsed="0"/>
-    <w:lsdException w:name="page number" w:semiHidden="0" w:uiPriority="0" w:unhideWhenUsed="0"/>
-    <w:lsdException w:name="endnote reference" w:semiHidden="0" w:uiPriority="0" w:unhideWhenUsed="0"/>
-    <w:lsdException w:name="endnote text" w:semiHidden="0" w:uiPriority="0" w:unhideWhenUsed="0"/>
-    <w:lsdException w:name="table of authorities" w:semiHidden="0" w:uiPriority="0" w:unhideWhenUsed="0"/>
-    <w:lsdException w:name="macro" w:semiHidden="0" w:uiPriority="0" w:unhideWhenUsed="0"/>
-    <w:lsdException w:name="toa heading" w:semiHidden="0" w:uiPriority="0" w:unhideWhenUsed="0"/>
-    <w:lsdException w:name="List" w:semiHidden="0" w:uiPriority="0" w:unhideWhenUsed="0"/>
-    <w:lsdException w:name="List Bullet" w:semiHidden="0" w:uiPriority="0" w:unhideWhenUsed="0"/>
-    <w:lsdException w:name="List Number" w:semiHidden="0" w:uiPriority="0" w:unhideWhenUsed="0"/>
-    <w:lsdException w:name="List 2" w:semiHidden="0" w:uiPriority="0" w:unhideWhenUsed="0"/>
-    <w:lsdException w:name="List 3" w:semiHidden="0" w:uiPriority="0" w:unhideWhenUsed="0"/>
-    <w:lsdException w:name="List 4" w:semiHidden="0" w:uiPriority="0" w:unhideWhenUsed="0"/>
-    <w:lsdException w:name="List 5" w:semiHidden="0" w:uiPriority="0" w:unhideWhenUsed="0"/>
-    <w:lsdException w:name="List Bullet 2" w:semiHidden="0" w:uiPriority="0" w:unhideWhenUsed="0"/>
-    <w:lsdException w:name="List Bullet 3" w:semiHidden="0" w:uiPriority="0" w:unhideWhenUsed="0"/>
-    <w:lsdException w:name="List Bullet 4" w:semiHidden="0" w:uiPriority="0" w:unhideWhenUsed="0"/>
-    <w:lsdException w:name="List Bullet 5" w:semiHidden="0" w:uiPriority="0" w:unhideWhenUsed="0"/>
-    <w:lsdException w:name="List Number 2" w:semiHidden="0" w:uiPriority="0" w:unhideWhenUsed="0"/>
-    <w:lsdException w:name="List Number 3" w:semiHidden="0" w:uiPriority="0" w:unhideWhenUsed="0"/>
-    <w:lsdException w:name="List Number 4" w:semiHidden="0" w:uiPriority="0" w:unhideWhenUsed="0"/>
-    <w:lsdException w:name="List Number 5" w:semiHidden="0" w:uiPriority="0" w:unhideWhenUsed="0"/>
-    <w:lsdException w:name="Title" w:semiHidden="0" w:uiPriority="0" w:unhideWhenUsed="0" w:qFormat="1"/>
-    <w:lsdException w:name="Closing" w:semiHidden="0" w:uiPriority="0" w:unhideWhenUsed="0"/>
-    <w:lsdException w:name="Signature" w:semiHidden="0" w:uiPriority="0" w:unhideWhenUsed="0"/>
-    <w:lsdException w:name="Default Paragraph Font" w:uiPriority="0" w:unhideWhenUsed="0" w:qFormat="1"/>
-    <w:lsdException w:name="Body Text" w:uiPriority="0" w:unhideWhenUsed="0" w:qFormat="1"/>
-    <w:lsdException w:name="Body Text Indent" w:semiHidden="0" w:uiPriority="0" w:unhideWhenUsed="0"/>
-    <w:lsdException w:name="List Continue" w:semiHidden="0" w:uiPriority="0" w:unhideWhenUsed="0"/>
-    <w:lsdException w:name="List Continue 2" w:semiHidden="0" w:uiPriority="0" w:unhideWhenUsed="0"/>
-    <w:lsdException w:name="List Continue 3" w:semiHidden="0" w:uiPriority="0" w:unhideWhenUsed="0"/>
-    <w:lsdException w:name="List Continue 4" w:semiHidden="0" w:uiPriority="0" w:unhideWhenUsed="0"/>
-    <w:lsdException w:name="List Continue 5" w:semiHidden="0" w:uiPriority="0" w:unhideWhenUsed="0"/>
-    <w:lsdException w:name="Message Header" w:semiHidden="0" w:uiPriority="0" w:unhideWhenUsed="0"/>
-    <w:lsdException w:name="Subtitle" w:semiHidden="0" w:uiPriority="0" w:unhideWhenUsed="0" w:qFormat="1"/>
-    <w:lsdException w:name="Salutation" w:semiHidden="0" w:uiPriority="0" w:unhideWhenUsed="0"/>
-    <w:lsdException w:name="Date" w:semiHidden="0" w:uiPriority="0" w:unhideWhenUsed="0"/>
-    <w:lsdException w:name="Body Text First Indent" w:semiHidden="0" w:uiPriority="0" w:unhideWhenUsed="0"/>
-    <w:lsdException w:name="Body Text First Indent 2" w:semiHidden="0" w:uiPriority="0" w:unhideWhenUsed="0"/>
-    <w:lsdException w:name="Body Text 2" w:semiHidden="0" w:uiPriority="0" w:unhideWhenUsed="0"/>
-    <w:lsdException w:name="Body Text 3" w:semiHidden="0" w:uiPriority="0" w:unhideWhenUsed="0"/>
-    <w:lsdException w:name="Body Text Indent 2" w:semiHidden="0" w:uiPriority="0" w:unhideWhenUsed="0"/>
-    <w:lsdException w:name="Body Text Indent 3" w:semiHidden="0" w:uiPriority="0" w:unhideWhenUsed="0"/>
-    <w:lsdException w:name="Block Text" w:semiHidden="0" w:uiPriority="0" w:unhideWhenUsed="0"/>
-    <w:lsdException w:name="Hyperlink" w:semiHidden="0" w:uiPriority="0" w:unhideWhenUsed="0"/>
-    <w:lsdException w:name="FollowedHyperlink" w:semiHidden="0" w:uiPriority="0" w:unhideWhenUsed="0"/>
-    <w:lsdException w:name="Strong" w:semiHidden="0" w:uiPriority="0" w:unhideWhenUsed="0" w:qFormat="1"/>
-    <w:lsdException w:name="Emphasis" w:semiHidden="0" w:uiPriority="0" w:unhideWhenUsed="0" w:qFormat="1"/>
-    <w:lsdException w:name="Document Map" w:semiHidden="0" w:uiPriority="0" w:unhideWhenUsed="0"/>
-    <w:lsdException w:name="Plain Text" w:semiHidden="0" w:uiPriority="0" w:unhideWhenUsed="0"/>
-    <w:lsdException w:name="E-mail Signature" w:semiHidden="0" w:uiPriority="0" w:unhideWhenUsed="0"/>
-    <w:lsdException w:name="Normal (Web)" w:semiHidden="0" w:uiPriority="0" w:unhideWhenUsed="0" w:qFormat="1"/>
-    <w:lsdException w:name="HTML Acronym" w:semiHidden="0" w:uiPriority="0" w:unhideWhenUsed="0"/>
-    <w:lsdException w:name="HTML Address" w:semiHidden="0" w:uiPriority="0" w:unhideWhenUsed="0"/>
-    <w:lsdException w:name="HTML Cite" w:semiHidden="0" w:uiPriority="0" w:unhideWhenUsed="0"/>
-    <w:lsdException w:name="HTML Code" w:semiHidden="0" w:uiPriority="0" w:unhideWhenUsed="0"/>
-    <w:lsdException w:name="HTML Definition" w:semiHidden="0" w:uiPriority="0" w:unhideWhenUsed="0"/>
-    <w:lsdException w:name="HTML Keyboard" w:semiHidden="0" w:uiPriority="0" w:unhideWhenUsed="0"/>
-    <w:lsdException w:name="HTML Preformatted" w:semiHidden="0" w:uiPriority="0" w:unhideWhenUsed="0"/>
-    <w:lsdException w:name="HTML Sample" w:semiHidden="0" w:uiPriority="0" w:unhideWhenUsed="0"/>
-    <w:lsdException w:name="HTML Typewriter" w:semiHidden="0" w:uiPriority="0" w:unhideWhenUsed="0"/>
-    <w:lsdException w:name="HTML Variable" w:semiHidden="0" w:uiPriority="0" w:unhideWhenUsed="0"/>
-    <w:lsdException w:name="Normal Table" w:uiPriority="0" w:unhideWhenUsed="0" w:qFormat="1"/>
-    <w:lsdException w:name="annotation subject" w:semiHidden="0" w:uiPriority="0" w:unhideWhenUsed="0"/>
-    <w:lsdException w:name="Table Simple 1" w:semiHidden="0" w:uiPriority="0" w:unhideWhenUsed="0"/>
-    <w:lsdException w:name="Table Simple 2" w:semiHidden="0" w:uiPriority="0" w:unhideWhenUsed="0"/>
-    <w:lsdException w:name="Table Simple 3" w:semiHidden="0" w:uiPriority="0" w:unhideWhenUsed="0"/>
-    <w:lsdException w:name="Table Classic 1" w:semiHidden="0" w:uiPriority="0" w:unhideWhenUsed="0"/>
-    <w:lsdException w:name="Table Classic 2" w:semiHidden="0" w:uiPriority="0" w:unhideWhenUsed="0"/>
-    <w:lsdException w:name="Table Classic 3" w:semiHidden="0" w:uiPriority="0" w:unhideWhenUsed="0"/>
-    <w:lsdException w:name="Table Classic 4" w:semiHidden="0" w:uiPriority="0" w:unhideWhenUsed="0"/>
-    <w:lsdException w:name="Table Colorful 1" w:semiHidden="0" w:uiPriority="0" w:unhideWhenUsed="0"/>
-    <w:lsdException w:name="Table Colorful 2" w:semiHidden="0" w:uiPriority="0" w:unhideWhenUsed="0"/>
-    <w:lsdException w:name="Table Colorful 3" w:semiHidden="0" w:uiPriority="0" w:unhideWhenUsed="0"/>
-    <w:lsdException w:name="Table Columns 1" w:semiHidden="0" w:uiPriority="0" w:unhideWhenUsed="0"/>
-    <w:lsdException w:name="Table Columns 2" w:semiHidden="0" w:uiPriority="0" w:unhideWhenUsed="0"/>
-    <w:lsdException w:name="Table Columns 3" w:semiHidden="0" w:uiPriority="0" w:unhideWhenUsed="0"/>
-    <w:lsdException w:name="Table Columns 4" w:semiHidden="0" w:uiPriority="0" w:unhideWhenUsed="0"/>
-    <w:lsdException w:name="Table Columns 5" w:semiHidden="0" w:uiPriority="0" w:unhideWhenUsed="0"/>
-    <w:lsdException w:name="Table Grid 1" w:semiHidden="0" w:uiPriority="0" w:unhideWhenUsed="0"/>
-    <w:lsdException w:name="Table Grid 2" w:semiHidden="0" w:uiPriority="0" w:unhideWhenUsed="0"/>
-    <w:lsdException w:name="Table Grid 3" w:semiHidden="0" w:uiPriority="0" w:unhideWhenUsed="0"/>
-    <w:lsdException w:name="Table Grid 4" w:semiHidden="0" w:uiPriority="0" w:unhideWhenUsed="0"/>
-    <w:lsdException w:name="Table Grid 5" w:semiHidden="0" w:uiPriority="0" w:unhideWhenUsed="0"/>
-    <w:lsdException w:name="Table Grid 6" w:semiHidden="0" w:uiPriority="0" w:unhideWhenUsed="0"/>
-    <w:lsdException w:name="Table Grid 7" w:semiHidden="0" w:uiPriority="0" w:unhideWhenUsed="0"/>
-    <w:lsdException w:name="Table Grid 8" w:semiHidden="0" w:uiPriority="0" w:unhideWhenUsed="0"/>
-    <w:lsdException w:name="Table List 1" w:semiHidden="0" w:uiPriority="0" w:unhideWhenUsed="0"/>
-    <w:lsdException w:name="Table List 2" w:semiHidden="0" w:uiPriority="0" w:unhideWhenUsed="0"/>
-    <w:lsdException w:name="Table List 3" w:semiHidden="0" w:uiPriority="0" w:unhideWhenUsed="0"/>
-    <w:lsdException w:name="Table List 4" w:semiHidden="0" w:uiPriority="0" w:unhideWhenUsed="0"/>
-    <w:lsdException w:name="Table List 5" w:semiHidden="0" w:uiPriority="0" w:unhideWhenUsed="0"/>
-    <w:lsdException w:name="Table List 6" w:semiHidden="0" w:uiPriority="0" w:unhideWhenUsed="0"/>
-    <w:lsdException w:name="Table List 7" w:semiHidden="0" w:uiPriority="0" w:unhideWhenUsed="0"/>
-    <w:lsdException w:name="Table List 8" w:semiHidden="0" w:uiPriority="0" w:unhideWhenUsed="0"/>
-    <w:lsdException w:name="Table 3D effects 1" w:semiHidden="0" w:uiPriority="0" w:unhideWhenUsed="0"/>
-    <w:lsdException w:name="Table 3D effects 2" w:semiHidden="0" w:uiPriority="0" w:unhideWhenUsed="0"/>
-    <w:lsdException w:name="Table 3D effects 3" w:semiHidden="0" w:uiPriority="0" w:unhideWhenUsed="0"/>
-    <w:lsdException w:name="Table Contemporary" w:semiHidden="0" w:uiPriority="0" w:unhideWhenUsed="0"/>
-    <w:lsdException w:name="Table Elegant" w:semiHidden="0" w:uiPriority="0" w:unhideWhenUsed="0"/>
-    <w:lsdException w:name="Table Professional" w:semiHidden="0" w:uiPriority="0" w:unhideWhenUsed="0"/>
-    <w:lsdException w:name="Table Subtle 1" w:semiHidden="0" w:uiPriority="0" w:unhideWhenUsed="0"/>
-    <w:lsdException w:name="Table Subtle 2" w:semiHidden="0" w:uiPriority="0" w:unhideWhenUsed="0"/>
-    <w:lsdException w:name="Table Web 1" w:semiHidden="0" w:uiPriority="0" w:unhideWhenUsed="0"/>
-    <w:lsdException w:name="Table Web 2" w:semiHidden="0" w:uiPriority="0" w:unhideWhenUsed="0"/>
-    <w:lsdException w:name="Table Web 3" w:semiHidden="0" w:uiPriority="0" w:unhideWhenUsed="0"/>
-    <w:lsdException w:name="Balloon Text" w:semiHidden="0" w:uiPriority="0" w:unhideWhenUsed="0"/>
-    <w:lsdException w:name="Table Grid" w:semiHidden="0" w:uiPriority="0" w:unhideWhenUsed="0" w:qFormat="1"/>
-    <w:lsdException w:name="Table Theme" w:semiHidden="0" w:uiPriority="0" w:unhideWhenUsed="0"/>
-    <w:lsdException w:name="Light Shading" w:semiHidden="0" w:uiPriority="60" w:unhideWhenUsed="0"/>
-    <w:lsdException w:name="Light List" w:semiHidden="0" w:uiPriority="61" w:unhideWhenUsed="0"/>
-    <w:lsdException w:name="Light Grid" w:semiHidden="0" w:uiPriority="62" w:unhideWhenUsed="0"/>
-    <w:lsdException w:name="Medium Shading 1" w:semiHidden="0" w:uiPriority="63" w:unhideWhenUsed="0"/>
-    <w:lsdException w:name="Medium Shading 2" w:semiHidden="0" w:uiPriority="64" w:unhideWhenUsed="0"/>
-    <w:lsdException w:name="Medium List 1" w:semiHidden="0" w:uiPriority="65" w:unhideWhenUsed="0"/>
-    <w:lsdException w:name="Medium List 2" w:semiHidden="0" w:uiPriority="66" w:unhideWhenUsed="0"/>
-    <w:lsdException w:name="Medium Grid 1" w:semiHidden="0" w:uiPriority="67" w:unhideWhenUsed="0"/>
-    <w:lsdException w:name="Medium Grid 2" w:semiHidden="0" w:uiPriority="68" w:unhideWhenUsed="0"/>
-    <w:lsdException w:name="Medium Grid 3" w:semiHidden="0" w:uiPriority="69" w:unhideWhenUsed="0"/>
-    <w:lsdException w:name="Dark List" w:semiHidden="0" w:uiPriority="70" w:unhideWhenUsed="0"/>
-    <w:lsdException w:name="Colorful Shading" w:semiHidden="0" w:uiPriority="71" w:unhideWhenUsed="0"/>
-    <w:lsdException w:name="Colorful List" w:semiHidden="0" w:uiPriority="72" w:unhideWhenUsed="0"/>
-    <w:lsdException w:name="Colorful Grid" w:semiHidden="0" w:uiPriority="73" w:unhideWhenUsed="0"/>
-    <w:lsdException w:name="Light Shading Accent 1" w:semiHidden="0" w:uiPriority="60" w:unhideWhenUsed="0"/>
-    <w:lsdException w:name="Light List Accent 1" w:semiHidden="0" w:uiPriority="61" w:unhideWhenUsed="0"/>
-    <w:lsdException w:name="Light Grid Accent 1" w:semiHidden="0" w:uiPriority="62" w:unhideWhenUsed="0"/>
-    <w:lsdException w:name="Medium Shading 1 Accent 1" w:semiHidden="0" w:uiPriority="63" w:unhideWhenUsed="0"/>
-    <w:lsdException w:name="Medium Shading 2 Accent 1" w:semiHidden="0" w:uiPriority="64" w:unhideWhenUsed="0"/>
-    <w:lsdException w:name="Medium List 1 Accent 1" w:semiHidden="0" w:uiPriority="65" w:unhideWhenUsed="0"/>
-    <w:lsdException w:name="Medium List 2 Accent 1" w:semiHidden="0" w:uiPriority="66" w:unhideWhenUsed="0"/>
-    <w:lsdException w:name="Medium Grid 1 Accent 1" w:semiHidden="0" w:uiPriority="67" w:unhideWhenUsed="0"/>
-    <w:lsdException w:name="Medium Grid 2 Accent 1" w:semiHidden="0" w:uiPriority="68" w:unhideWhenUsed="0"/>
-    <w:lsdException w:name="Medium Grid 3 Accent 1" w:semiHidden="0" w:uiPriority="69" w:unhideWhenUsed="0"/>
-    <w:lsdException w:name="Dark List Accent 1" w:semiHidden="0" w:uiPriority="70" w:unhideWhenUsed="0"/>
-    <w:lsdException w:name="Colorful Shading Accent 1" w:semiHidden="0" w:uiPriority="71" w:unhideWhenUsed="0"/>
-    <w:lsdException w:name="Colorful List Accent 1" w:semiHidden="0" w:uiPriority="72" w:unhideWhenUsed="0"/>
-    <w:lsdException w:name="Colorful Grid Accent 1" w:semiHidden="0" w:uiPriority="73" w:unhideWhenUsed="0"/>
-    <w:lsdException w:name="Light Shading Accent 2" w:semiHidden="0" w:uiPriority="60" w:unhideWhenUsed="0"/>
-    <w:lsdException w:name="Light List Accent 2" w:semiHidden="0" w:uiPriority="61" w:unhideWhenUsed="0"/>
-    <w:lsdException w:name="Light Grid Accent 2" w:semiHidden="0" w:uiPriority="62" w:unhideWhenUsed="0"/>
-    <w:lsdException w:name="Medium Shading 1 Accent 2" w:semiHidden="0" w:uiPriority="63" w:unhideWhenUsed="0"/>
-    <w:lsdException w:name="Medium Shading 2 Accent 2" w:semiHidden="0" w:uiPriority="64" w:unhideWhenUsed="0"/>
-    <w:lsdException w:name="Medium List 1 Accent 2" w:semiHidden="0" w:uiPriority="65" w:unhideWhenUsed="0"/>
-    <w:lsdException w:name="Medium List 2 Accent 2" w:semiHidden="0" w:uiPriority="66" w:unhideWhenUsed="0"/>
-    <w:lsdException w:name="Medium Grid 1 Accent 2" w:semiHidden="0" w:uiPriority="67" w:unhideWhenUsed="0"/>
-    <w:lsdException w:name="Medium Grid 2 Accent 2" w:semiHidden="0" w:uiPriority="68" w:unhideWhenUsed="0"/>
-    <w:lsdException w:name="Medium Grid 3 Accent 2" w:semiHidden="0" w:uiPriority="69" w:unhideWhenUsed="0"/>
-    <w:lsdException w:name="Dark List Accent 2" w:semiHidden="0" w:uiPriority="70" w:unhideWhenUsed="0"/>
-    <w:lsdException w:name="Colorful Shading Accent 2" w:semiHidden="0" w:uiPriority="71" w:unhideWhenUsed="0"/>
-    <w:lsdException w:name="Colorful List Accent 2" w:semiHidden="0" w:uiPriority="72" w:unhideWhenUsed="0"/>
-    <w:lsdException w:name="Colorful Grid Accent 2" w:semiHidden="0" w:uiPriority="73" w:unhideWhenUsed="0"/>
-    <w:lsdException w:name="Light Shading Accent 3" w:semiHidden="0" w:uiPriority="60" w:unhideWhenUsed="0"/>
-    <w:lsdException w:name="Light List Accent 3" w:semiHidden="0" w:uiPriority="61" w:unhideWhenUsed="0"/>
-    <w:lsdException w:name="Light Grid Accent 3" w:semiHidden="0" w:uiPriority="62" w:unhideWhenUsed="0"/>
-    <w:lsdException w:name="Medium Shading 1 Accent 3" w:semiHidden="0" w:uiPriority="63" w:unhideWhenUsed="0"/>
-    <w:lsdException w:name="Medium Shading 2 Accent 3" w:semiHidden="0" w:uiPriority="64" w:unhideWhenUsed="0"/>
-    <w:lsdException w:name="Medium List 1 Accent 3" w:semiHidden="0" w:uiPriority="65" w:unhideWhenUsed="0"/>
-    <w:lsdException w:name="Medium List 2 Accent 3" w:semiHidden="0" w:uiPriority="66" w:unhideWhenUsed="0"/>
-    <w:lsdException w:name="Medium Grid 1 Accent 3" w:semiHidden="0" w:uiPriority="67" w:unhideWhenUsed="0"/>
-    <w:lsdException w:name="Medium Grid 2 Accent 3" w:semiHidden="0" w:uiPriority="68" w:unhideWhenUsed="0"/>
-    <w:lsdException w:name="Medium Grid 3 Accent 3" w:semiHidden="0" w:uiPriority="69" w:unhideWhenUsed="0"/>
-    <w:lsdException w:name="Dark List Accent 3" w:semiHidden="0" w:uiPriority="70" w:unhideWhenUsed="0"/>
-    <w:lsdException w:name="Colorful Shading Accent 3" w:semiHidden="0" w:uiPriority="71" w:unhideWhenUsed="0"/>
-    <w:lsdException w:name="Colorful List Accent 3" w:semiHidden="0" w:uiPriority="72" w:unhideWhenUsed="0"/>
-    <w:lsdException w:name="Colorful Grid Accent 3" w:semiHidden="0" w:uiPriority="73" w:unhideWhenUsed="0"/>
-    <w:lsdException w:name="Light Shading Accent 4" w:semiHidden="0" w:uiPriority="60" w:unhideWhenUsed="0"/>
-    <w:lsdException w:name="Light List Accent 4" w:semiHidden="0" w:uiPriority="61" w:unhideWhenUsed="0"/>
-    <w:lsdException w:name="Light Grid Accent 4" w:semiHidden="0" w:uiPriority="62" w:unhideWhenUsed="0"/>
-    <w:lsdException w:name="Medium Shading 1 Accent 4" w:semiHidden="0" w:uiPriority="63" w:unhideWhenUsed="0"/>
-    <w:lsdException w:name="Medium Shading 2 Accent 4" w:semiHidden="0" w:uiPriority="64" w:unhideWhenUsed="0"/>
-    <w:lsdException w:name="Medium List 1 Accent 4" w:semiHidden="0" w:uiPriority="65" w:unhideWhenUsed="0"/>
-    <w:lsdException w:name="Medium List 2 Accent 4" w:semiHidden="0" w:uiPriority="66" w:unhideWhenUsed="0"/>
-    <w:lsdException w:name="Medium Grid 1 Accent 4" w:semiHidden="0" w:uiPriority="67" w:unhideWhenUsed="0"/>
-    <w:lsdException w:name="Medium Grid 2 Accent 4" w:semiHidden="0" w:uiPriority="68" w:unhideWhenUsed="0"/>
-    <w:lsdException w:name="Medium Grid 3 Accent 4" w:semiHidden="0" w:uiPriority="69" w:unhideWhenUsed="0"/>
-    <w:lsdException w:name="Dark List Accent 4" w:semiHidden="0" w:uiPriority="70" w:unhideWhenUsed="0"/>
-    <w:lsdException w:name="Colorful Shading Accent 4" w:semiHidden="0" w:uiPriority="71" w:unhideWhenUsed="0"/>
-    <w:lsdException w:name="Colorful List Accent 4" w:semiHidden="0" w:uiPriority="72" w:unhideWhenUsed="0"/>
-    <w:lsdException w:name="Colorful Grid Accent 4" w:semiHidden="0" w:uiPriority="73" w:unhideWhenUsed="0"/>
-    <w:lsdException w:name="Light Shading Accent 5" w:semiHidden="0" w:uiPriority="60" w:unhideWhenUsed="0"/>
-    <w:lsdException w:name="Light List Accent 5" w:semiHidden="0" w:uiPriority="61" w:unhideWhenUsed="0"/>
-    <w:lsdException w:name="Light Grid Accent 5" w:semiHidden="0" w:uiPriority="62" w:unhideWhenUsed="0"/>
-    <w:lsdException w:name="Medium Shading 1 Accent 5" w:semiHidden="0" w:uiPriority="63" w:unhideWhenUsed="0"/>
-    <w:lsdException w:name="Medium Shading 2 Accent 5" w:semiHidden="0" w:uiPriority="64" w:unhideWhenUsed="0"/>
-    <w:lsdException w:name="Medium List 1 Accent 5" w:semiHidden="0" w:uiPriority="65" w:unhideWhenUsed="0"/>
-    <w:lsdException w:name="Medium List 2 Accent 5" w:semiHidden="0" w:uiPriority="66" w:unhideWhenUsed="0"/>
-    <w:lsdException w:name="Medium Grid 1 Accent 5" w:semiHidden="0" w:uiPriority="67" w:unhideWhenUsed="0"/>
-    <w:lsdException w:name="Medium Grid 2 Accent 5" w:semiHidden="0" w:uiPriority="68" w:unhideWhenUsed="0"/>
-    <w:lsdException w:name="Medium Grid 3 Accent 5" w:semiHidden="0" w:uiPriority="69" w:unhideWhenUsed="0"/>
-    <w:lsdException w:name="Dark List Accent 5" w:semiHidden="0" w:uiPriority="70" w:unhideWhenUsed="0"/>
-    <w:lsdException w:name="Colorful Shading Accent 5" w:semiHidden="0" w:uiPriority="71" w:unhideWhenUsed="0"/>
-    <w:lsdException w:name="Colorful List Accent 5" w:semiHidden="0" w:uiPriority="72" w:unhideWhenUsed="0"/>
-    <w:lsdException w:name="Colorful Grid Accent 5" w:semiHidden="0" w:uiPriority="73" w:unhideWhenUsed="0"/>
-    <w:lsdException w:name="Light Shading Accent 6" w:semiHidden="0" w:uiPriority="60" w:unhideWhenUsed="0"/>
-    <w:lsdException w:name="Light List Accent 6" w:semiHidden="0" w:uiPriority="61" w:unhideWhenUsed="0"/>
-    <w:lsdException w:name="Light Grid Accent 6" w:semiHidden="0" w:uiPriority="62" w:unhideWhenUsed="0"/>
-    <w:lsdException w:name="Medium Shading 1 Accent 6" w:semiHidden="0" w:uiPriority="63" w:unhideWhenUsed="0"/>
-    <w:lsdException w:name="Medium Shading 2 Accent 6" w:semiHidden="0" w:uiPriority="64" w:unhideWhenUsed="0"/>
-    <w:lsdException w:name="Medium List 1 Accent 6" w:semiHidden="0" w:uiPriority="65" w:unhideWhenUsed="0"/>
-    <w:lsdException w:name="Medium List 2 Accent 6" w:semiHidden="0" w:uiPriority="66" w:unhideWhenUsed="0"/>
-    <w:lsdException w:name="Medium Grid 1 Accent 6" w:semiHidden="0" w:uiPriority="67" w:unhideWhenUsed="0"/>
-    <w:lsdException w:name="Medium Grid 2 Accent 6" w:semiHidden="0" w:uiPriority="68" w:unhideWhenUsed="0"/>
-    <w:lsdException w:name="Medium Grid 3 Accent 6" w:semiHidden="0" w:uiPriority="69" w:unhideWhenUsed="0"/>
-    <w:lsdException w:name="Dark List Accent 6" w:semiHidden="0" w:uiPriority="70" w:unhideWhenUsed="0"/>
-    <w:lsdException w:name="Colorful Shading Accent 6" w:semiHidden="0" w:uiPriority="71" w:unhideWhenUsed="0"/>
-    <w:lsdException w:name="Colorful List Accent 6" w:semiHidden="0" w:uiPriority="72" w:unhideWhenUsed="0"/>
-    <w:lsdException w:name="Colorful Grid Accent 6" w:semiHidden="0" w:uiPriority="73" w:unhideWhenUsed="0"/>
+  <w:latentStyles w:count="260" w:defQFormat="0" w:defUnhideWhenUsed="1" w:defSemiHidden="1" w:defUIPriority="99" w:defLockedState="0">
+    <w:lsdException w:qFormat="1" w:unhideWhenUsed="0" w:uiPriority="0" w:semiHidden="0" w:name="Normal"/>
+    <w:lsdException w:qFormat="1" w:unhideWhenUsed="0" w:uiPriority="0" w:semiHidden="0" w:name="heading 1"/>
+    <w:lsdException w:qFormat="1" w:uiPriority="0" w:semiHidden="0" w:name="heading 2"/>
+    <w:lsdException w:qFormat="1" w:uiPriority="0" w:name="heading 3"/>
+    <w:lsdException w:qFormat="1" w:uiPriority="0" w:semiHidden="0" w:name="heading 4"/>
+    <w:lsdException w:qFormat="1" w:uiPriority="0" w:name="heading 5"/>
+    <w:lsdException w:qFormat="1" w:uiPriority="0" w:name="heading 6"/>
+    <w:lsdException w:qFormat="1" w:uiPriority="0" w:name="heading 7"/>
+    <w:lsdException w:qFormat="1" w:uiPriority="0" w:name="heading 8"/>
+    <w:lsdException w:qFormat="1" w:uiPriority="0" w:name="heading 9"/>
+    <w:lsdException w:unhideWhenUsed="0" w:uiPriority="0" w:semiHidden="0" w:name="index 1"/>
+    <w:lsdException w:unhideWhenUsed="0" w:uiPriority="0" w:semiHidden="0" w:name="index 2"/>
+    <w:lsdException w:unhideWhenUsed="0" w:uiPriority="0" w:semiHidden="0" w:name="index 3"/>
+    <w:lsdException w:unhideWhenUsed="0" w:uiPriority="0" w:semiHidden="0" w:name="index 4"/>
+    <w:lsdException w:unhideWhenUsed="0" w:uiPriority="0" w:semiHidden="0" w:name="index 5"/>
+    <w:lsdException w:unhideWhenUsed="0" w:uiPriority="0" w:semiHidden="0" w:name="index 6"/>
+    <w:lsdException w:unhideWhenUsed="0" w:uiPriority="0" w:semiHidden="0" w:name="index 7"/>
+    <w:lsdException w:unhideWhenUsed="0" w:uiPriority="0" w:semiHidden="0" w:name="index 8"/>
+    <w:lsdException w:unhideWhenUsed="0" w:uiPriority="0" w:semiHidden="0" w:name="index 9"/>
+    <w:lsdException w:qFormat="1" w:unhideWhenUsed="0" w:uiPriority="0" w:semiHidden="0" w:name="toc 1"/>
+    <w:lsdException w:qFormat="1" w:unhideWhenUsed="0" w:uiPriority="0" w:semiHidden="0" w:name="toc 2"/>
+    <w:lsdException w:qFormat="1" w:unhideWhenUsed="0" w:uiPriority="0" w:semiHidden="0" w:name="toc 3"/>
+    <w:lsdException w:unhideWhenUsed="0" w:uiPriority="0" w:semiHidden="0" w:name="toc 4"/>
+    <w:lsdException w:unhideWhenUsed="0" w:uiPriority="0" w:semiHidden="0" w:name="toc 5"/>
+    <w:lsdException w:unhideWhenUsed="0" w:uiPriority="0" w:semiHidden="0" w:name="toc 6"/>
+    <w:lsdException w:unhideWhenUsed="0" w:uiPriority="0" w:semiHidden="0" w:name="toc 7"/>
+    <w:lsdException w:unhideWhenUsed="0" w:uiPriority="0" w:semiHidden="0" w:name="toc 8"/>
+    <w:lsdException w:unhideWhenUsed="0" w:uiPriority="0" w:semiHidden="0" w:name="toc 9"/>
+    <w:lsdException w:unhideWhenUsed="0" w:uiPriority="0" w:semiHidden="0" w:name="Normal Indent"/>
+    <w:lsdException w:unhideWhenUsed="0" w:uiPriority="0" w:semiHidden="0" w:name="footnote text"/>
+    <w:lsdException w:qFormat="1" w:unhideWhenUsed="0" w:uiPriority="0" w:semiHidden="0" w:name="annotation text"/>
+    <w:lsdException w:qFormat="1" w:unhideWhenUsed="0" w:uiPriority="0" w:semiHidden="0" w:name="header"/>
+    <w:lsdException w:qFormat="1" w:unhideWhenUsed="0" w:uiPriority="0" w:semiHidden="0" w:name="footer"/>
+    <w:lsdException w:unhideWhenUsed="0" w:uiPriority="0" w:semiHidden="0" w:name="index heading"/>
+    <w:lsdException w:qFormat="1" w:uiPriority="0" w:name="caption"/>
+    <w:lsdException w:unhideWhenUsed="0" w:uiPriority="0" w:semiHidden="0" w:name="table of figures"/>
+    <w:lsdException w:unhideWhenUsed="0" w:uiPriority="0" w:semiHidden="0" w:name="envelope address"/>
+    <w:lsdException w:unhideWhenUsed="0" w:uiPriority="0" w:semiHidden="0" w:name="envelope return"/>
+    <w:lsdException w:unhideWhenUsed="0" w:uiPriority="0" w:semiHidden="0" w:name="footnote reference"/>
+    <w:lsdException w:unhideWhenUsed="0" w:uiPriority="0" w:semiHidden="0" w:name="annotation reference"/>
+    <w:lsdException w:unhideWhenUsed="0" w:uiPriority="0" w:semiHidden="0" w:name="line number"/>
+    <w:lsdException w:unhideWhenUsed="0" w:uiPriority="0" w:semiHidden="0" w:name="page number"/>
+    <w:lsdException w:unhideWhenUsed="0" w:uiPriority="0" w:semiHidden="0" w:name="endnote reference"/>
+    <w:lsdException w:unhideWhenUsed="0" w:uiPriority="0" w:semiHidden="0" w:name="endnote text"/>
+    <w:lsdException w:unhideWhenUsed="0" w:uiPriority="0" w:semiHidden="0" w:name="table of authorities"/>
+    <w:lsdException w:unhideWhenUsed="0" w:uiPriority="0" w:semiHidden="0" w:name="macro"/>
+    <w:lsdException w:unhideWhenUsed="0" w:uiPriority="0" w:semiHidden="0" w:name="toa heading"/>
+    <w:lsdException w:unhideWhenUsed="0" w:uiPriority="0" w:semiHidden="0" w:name="List"/>
+    <w:lsdException w:unhideWhenUsed="0" w:uiPriority="0" w:semiHidden="0" w:name="List Bullet"/>
+    <w:lsdException w:unhideWhenUsed="0" w:uiPriority="0" w:semiHidden="0" w:name="List Number"/>
+    <w:lsdException w:unhideWhenUsed="0" w:uiPriority="0" w:semiHidden="0" w:name="List 2"/>
+    <w:lsdException w:unhideWhenUsed="0" w:uiPriority="0" w:semiHidden="0" w:name="List 3"/>
+    <w:lsdException w:unhideWhenUsed="0" w:uiPriority="0" w:semiHidden="0" w:name="List 4"/>
+    <w:lsdException w:unhideWhenUsed="0" w:uiPriority="0" w:semiHidden="0" w:name="List 5"/>
+    <w:lsdException w:unhideWhenUsed="0" w:uiPriority="0" w:semiHidden="0" w:name="List Bullet 2"/>
+    <w:lsdException w:unhideWhenUsed="0" w:uiPriority="0" w:semiHidden="0" w:name="List Bullet 3"/>
+    <w:lsdException w:unhideWhenUsed="0" w:uiPriority="0" w:semiHidden="0" w:name="List Bullet 4"/>
+    <w:lsdException w:unhideWhenUsed="0" w:uiPriority="0" w:semiHidden="0" w:name="List Bullet 5"/>
+    <w:lsdException w:unhideWhenUsed="0" w:uiPriority="0" w:semiHidden="0" w:name="List Number 2"/>
+    <w:lsdException w:unhideWhenUsed="0" w:uiPriority="0" w:semiHidden="0" w:name="List Number 3"/>
+    <w:lsdException w:unhideWhenUsed="0" w:uiPriority="0" w:semiHidden="0" w:name="List Number 4"/>
+    <w:lsdException w:unhideWhenUsed="0" w:uiPriority="0" w:semiHidden="0" w:name="List Number 5"/>
+    <w:lsdException w:qFormat="1" w:unhideWhenUsed="0" w:uiPriority="0" w:semiHidden="0" w:name="Title"/>
+    <w:lsdException w:unhideWhenUsed="0" w:uiPriority="0" w:semiHidden="0" w:name="Closing"/>
+    <w:lsdException w:unhideWhenUsed="0" w:uiPriority="0" w:semiHidden="0" w:name="Signature"/>
+    <w:lsdException w:qFormat="1" w:unhideWhenUsed="0" w:uiPriority="0" w:name="Default Paragraph Font"/>
+    <w:lsdException w:qFormat="1" w:unhideWhenUsed="0" w:uiPriority="0" w:name="Body Text"/>
+    <w:lsdException w:unhideWhenUsed="0" w:uiPriority="0" w:semiHidden="0" w:name="Body Text Indent"/>
+    <w:lsdException w:unhideWhenUsed="0" w:uiPriority="0" w:semiHidden="0" w:name="List Continue"/>
+    <w:lsdException w:unhideWhenUsed="0" w:uiPriority="0" w:semiHidden="0" w:name="List Continue 2"/>
+    <w:lsdException w:unhideWhenUsed="0" w:uiPriority="0" w:semiHidden="0" w:name="List Continue 3"/>
+    <w:lsdException w:unhideWhenUsed="0" w:uiPriority="0" w:semiHidden="0" w:name="List Continue 4"/>
+    <w:lsdException w:unhideWhenUsed="0" w:uiPriority="0" w:semiHidden="0" w:name="List Continue 5"/>
+    <w:lsdException w:unhideWhenUsed="0" w:uiPriority="0" w:semiHidden="0" w:name="Message Header"/>
+    <w:lsdException w:qFormat="1" w:unhideWhenUsed="0" w:uiPriority="0" w:semiHidden="0" w:name="Subtitle"/>
+    <w:lsdException w:unhideWhenUsed="0" w:uiPriority="0" w:semiHidden="0" w:name="Salutation"/>
+    <w:lsdException w:unhideWhenUsed="0" w:uiPriority="0" w:semiHidden="0" w:name="Date"/>
+    <w:lsdException w:unhideWhenUsed="0" w:uiPriority="0" w:semiHidden="0" w:name="Body Text First Indent"/>
+    <w:lsdException w:unhideWhenUsed="0" w:uiPriority="0" w:semiHidden="0" w:name="Body Text First Indent 2"/>
+    <w:lsdException w:uiPriority="99" w:name="Note Heading"/>
+    <w:lsdException w:unhideWhenUsed="0" w:uiPriority="0" w:semiHidden="0" w:name="Body Text 2"/>
+    <w:lsdException w:unhideWhenUsed="0" w:uiPriority="0" w:semiHidden="0" w:name="Body Text 3"/>
+    <w:lsdException w:unhideWhenUsed="0" w:uiPriority="0" w:semiHidden="0" w:name="Body Text Indent 2"/>
+    <w:lsdException w:unhideWhenUsed="0" w:uiPriority="0" w:semiHidden="0" w:name="Body Text Indent 3"/>
+    <w:lsdException w:unhideWhenUsed="0" w:uiPriority="0" w:semiHidden="0" w:name="Block Text"/>
+    <w:lsdException w:unhideWhenUsed="0" w:uiPriority="0" w:semiHidden="0" w:name="Hyperlink"/>
+    <w:lsdException w:unhideWhenUsed="0" w:uiPriority="0" w:semiHidden="0" w:name="FollowedHyperlink"/>
+    <w:lsdException w:qFormat="1" w:unhideWhenUsed="0" w:uiPriority="0" w:semiHidden="0" w:name="Strong"/>
+    <w:lsdException w:qFormat="1" w:unhideWhenUsed="0" w:uiPriority="0" w:semiHidden="0" w:name="Emphasis"/>
+    <w:lsdException w:unhideWhenUsed="0" w:uiPriority="0" w:semiHidden="0" w:name="Document Map"/>
+    <w:lsdException w:unhideWhenUsed="0" w:uiPriority="0" w:semiHidden="0" w:name="Plain Text"/>
+    <w:lsdException w:unhideWhenUsed="0" w:uiPriority="0" w:semiHidden="0" w:name="E-mail Signature"/>
+    <w:lsdException w:qFormat="1" w:unhideWhenUsed="0" w:uiPriority="0" w:semiHidden="0" w:name="Normal (Web)"/>
+    <w:lsdException w:unhideWhenUsed="0" w:uiPriority="0" w:semiHidden="0" w:name="HTML Acronym"/>
+    <w:lsdException w:unhideWhenUsed="0" w:uiPriority="0" w:semiHidden="0" w:name="HTML Address"/>
+    <w:lsdException w:unhideWhenUsed="0" w:uiPriority="0" w:semiHidden="0" w:name="HTML Cite"/>
+    <w:lsdException w:unhideWhenUsed="0" w:uiPriority="0" w:semiHidden="0" w:name="HTML Code"/>
+    <w:lsdException w:unhideWhenUsed="0" w:uiPriority="0" w:semiHidden="0" w:name="HTML Definition"/>
+    <w:lsdException w:unhideWhenUsed="0" w:uiPriority="0" w:semiHidden="0" w:name="HTML Keyboard"/>
+    <w:lsdException w:unhideWhenUsed="0" w:uiPriority="0" w:semiHidden="0" w:name="HTML Preformatted"/>
+    <w:lsdException w:unhideWhenUsed="0" w:uiPriority="0" w:semiHidden="0" w:name="HTML Sample"/>
+    <w:lsdException w:unhideWhenUsed="0" w:uiPriority="0" w:semiHidden="0" w:name="HTML Typewriter"/>
+    <w:lsdException w:unhideWhenUsed="0" w:uiPriority="0" w:semiHidden="0" w:name="HTML Variable"/>
+    <w:lsdException w:qFormat="1" w:unhideWhenUsed="0" w:uiPriority="0" w:name="Normal Table"/>
+    <w:lsdException w:unhideWhenUsed="0" w:uiPriority="0" w:semiHidden="0" w:name="annotation subject"/>
+    <w:lsdException w:unhideWhenUsed="0" w:uiPriority="0" w:semiHidden="0" w:name="Table Simple 1"/>
+    <w:lsdException w:unhideWhenUsed="0" w:uiPriority="0" w:semiHidden="0" w:name="Table Simple 2"/>
+    <w:lsdException w:unhideWhenUsed="0" w:uiPriority="0" w:semiHidden="0" w:name="Table Simple 3"/>
+    <w:lsdException w:unhideWhenUsed="0" w:uiPriority="0" w:semiHidden="0" w:name="Table Classic 1"/>
+    <w:lsdException w:unhideWhenUsed="0" w:uiPriority="0" w:semiHidden="0" w:name="Table Classic 2"/>
+    <w:lsdException w:unhideWhenUsed="0" w:uiPriority="0" w:semiHidden="0" w:name="Table Classic 3"/>
+    <w:lsdException w:unhideWhenUsed="0" w:uiPriority="0" w:semiHidden="0" w:name="Table Classic 4"/>
+    <w:lsdException w:unhideWhenUsed="0" w:uiPriority="0" w:semiHidden="0" w:name="Table Colorful 1"/>
+    <w:lsdException w:unhideWhenUsed="0" w:uiPriority="0" w:semiHidden="0" w:name="Table Colorful 2"/>
+    <w:lsdException w:unhideWhenUsed="0" w:uiPriority="0" w:semiHidden="0" w:name="Table Colorful 3"/>
+    <w:lsdException w:unhideWhenUsed="0" w:uiPriority="0" w:semiHidden="0" w:name="Table Columns 1"/>
+    <w:lsdException w:unhideWhenUsed="0" w:uiPriority="0" w:semiHidden="0" w:name="Table Columns 2"/>
+    <w:lsdException w:unhideWhenUsed="0" w:uiPriority="0" w:semiHidden="0" w:name="Table Columns 3"/>
+    <w:lsdException w:unhideWhenUsed="0" w:uiPriority="0" w:semiHidden="0" w:name="Table Columns 4"/>
+    <w:lsdException w:unhideWhenUsed="0" w:uiPriority="0" w:semiHidden="0" w:name="Table Columns 5"/>
+    <w:lsdException w:unhideWhenUsed="0" w:uiPriority="0" w:semiHidden="0" w:name="Table Grid 1"/>
+    <w:lsdException w:unhideWhenUsed="0" w:uiPriority="0" w:semiHidden="0" w:name="Table Grid 2"/>
+    <w:lsdException w:unhideWhenUsed="0" w:uiPriority="0" w:semiHidden="0" w:name="Table Grid 3"/>
+    <w:lsdException w:unhideWhenUsed="0" w:uiPriority="0" w:semiHidden="0" w:name="Table Grid 4"/>
+    <w:lsdException w:unhideWhenUsed="0" w:uiPriority="0" w:semiHidden="0" w:name="Table Grid 5"/>
+    <w:lsdException w:unhideWhenUsed="0" w:uiPriority="0" w:semiHidden="0" w:name="Table Grid 6"/>
+    <w:lsdException w:unhideWhenUsed="0" w:uiPriority="0" w:semiHidden="0" w:name="Table Grid 7"/>
+    <w:lsdException w:unhideWhenUsed="0" w:uiPriority="0" w:semiHidden="0" w:name="Table Grid 8"/>
+    <w:lsdException w:unhideWhenUsed="0" w:uiPriority="0" w:semiHidden="0" w:name="Table List 1"/>
+    <w:lsdException w:unhideWhenUsed="0" w:uiPriority="0" w:semiHidden="0" w:name="Table List 2"/>
+    <w:lsdException w:unhideWhenUsed="0" w:uiPriority="0" w:semiHidden="0" w:name="Table List 3"/>
+    <w:lsdException w:unhideWhenUsed="0" w:uiPriority="0" w:semiHidden="0" w:name="Table List 4"/>
+    <w:lsdException w:unhideWhenUsed="0" w:uiPriority="0" w:semiHidden="0" w:name="Table List 5"/>
+    <w:lsdException w:unhideWhenUsed="0" w:uiPriority="0" w:semiHidden="0" w:name="Table List 6"/>
+    <w:lsdException w:unhideWhenUsed="0" w:uiPriority="0" w:semiHidden="0" w:name="Table List 7"/>
+    <w:lsdException w:unhideWhenUsed="0" w:uiPriority="0" w:semiHidden="0" w:name="Table List 8"/>
+    <w:lsdException w:unhideWhenUsed="0" w:uiPriority="0" w:semiHidden="0" w:name="Table 3D effects 1"/>
+    <w:lsdException w:unhideWhenUsed="0" w:uiPriority="0" w:semiHidden="0" w:name="Table 3D effects 2"/>
+    <w:lsdException w:unhideWhenUsed="0" w:uiPriority="0" w:semiHidden="0" w:name="Table 3D effects 3"/>
+    <w:lsdException w:unhideWhenUsed="0" w:uiPriority="0" w:semiHidden="0" w:name="Table Contemporary"/>
+    <w:lsdException w:unhideWhenUsed="0" w:uiPriority="0" w:semiHidden="0" w:name="Table Elegant"/>
+    <w:lsdException w:unhideWhenUsed="0" w:uiPriority="0" w:semiHidden="0" w:name="Table Professional"/>
+    <w:lsdException w:unhideWhenUsed="0" w:uiPriority="0" w:semiHidden="0" w:name="Table Subtle 1"/>
+    <w:lsdException w:unhideWhenUsed="0" w:uiPriority="0" w:semiHidden="0" w:name="Table Subtle 2"/>
+    <w:lsdException w:unhideWhenUsed="0" w:uiPriority="0" w:semiHidden="0" w:name="Table Web 1"/>
+    <w:lsdException w:unhideWhenUsed="0" w:uiPriority="0" w:semiHidden="0" w:name="Table Web 2"/>
+    <w:lsdException w:unhideWhenUsed="0" w:uiPriority="0" w:semiHidden="0" w:name="Table Web 3"/>
+    <w:lsdException w:unhideWhenUsed="0" w:uiPriority="0" w:semiHidden="0" w:name="Balloon Text"/>
+    <w:lsdException w:qFormat="1" w:unhideWhenUsed="0" w:uiPriority="0" w:semiHidden="0" w:name="Table Grid"/>
+    <w:lsdException w:unhideWhenUsed="0" w:uiPriority="0" w:semiHidden="0" w:name="Table Theme"/>
+    <w:lsdException w:unhideWhenUsed="0" w:uiPriority="60" w:semiHidden="0" w:name="Light Shading"/>
+    <w:lsdException w:unhideWhenUsed="0" w:uiPriority="61" w:semiHidden="0" w:name="Light List"/>
+    <w:lsdException w:unhideWhenUsed="0" w:uiPriority="62" w:semiHidden="0" w:name="Light Grid"/>
+    <w:lsdException w:unhideWhenUsed="0" w:uiPriority="63" w:semiHidden="0" w:name="Medium Shading 1"/>
+    <w:lsdException w:unhideWhenUsed="0" w:uiPriority="64" w:semiHidden="0" w:name="Medium Shading 2"/>
+    <w:lsdException w:unhideWhenUsed="0" w:uiPriority="65" w:semiHidden="0" w:name="Medium List 1"/>
+    <w:lsdException w:unhideWhenUsed="0" w:uiPriority="66" w:semiHidden="0" w:name="Medium List 2"/>
+    <w:lsdException w:unhideWhenUsed="0" w:uiPriority="67" w:semiHidden="0" w:name="Medium Grid 1"/>
+    <w:lsdException w:unhideWhenUsed="0" w:uiPriority="68" w:semiHidden="0" w:name="Medium Grid 2"/>
+    <w:lsdException w:unhideWhenUsed="0" w:uiPriority="69" w:semiHidden="0" w:name="Medium Grid 3"/>
+    <w:lsdException w:unhideWhenUsed="0" w:uiPriority="70" w:semiHidden="0" w:name="Dark List"/>
+    <w:lsdException w:unhideWhenUsed="0" w:uiPriority="71" w:semiHidden="0" w:name="Colorful Shading"/>
+    <w:lsdException w:unhideWhenUsed="0" w:uiPriority="72" w:semiHidden="0" w:name="Colorful List"/>
+    <w:lsdException w:unhideWhenUsed="0" w:uiPriority="73" w:semiHidden="0" w:name="Colorful Grid"/>
+    <w:lsdException w:unhideWhenUsed="0" w:uiPriority="60" w:semiHidden="0" w:name="Light Shading Accent 1"/>
+    <w:lsdException w:unhideWhenUsed="0" w:uiPriority="61" w:semiHidden="0" w:name="Light List Accent 1"/>
+    <w:lsdException w:unhideWhenUsed="0" w:uiPriority="62" w:semiHidden="0" w:name="Light Grid Accent 1"/>
+    <w:lsdException w:unhideWhenUsed="0" w:uiPriority="63" w:semiHidden="0" w:name="Medium Shading 1 Accent 1"/>
+    <w:lsdException w:unhideWhenUsed="0" w:uiPriority="64" w:semiHidden="0" w:name="Medium Shading 2 Accent 1"/>
+    <w:lsdException w:unhideWhenUsed="0" w:uiPriority="65" w:semiHidden="0" w:name="Medium List 1 Accent 1"/>
+    <w:lsdException w:unhideWhenUsed="0" w:uiPriority="66" w:semiHidden="0" w:name="Medium List 2 Accent 1"/>
+    <w:lsdException w:unhideWhenUsed="0" w:uiPriority="67" w:semiHidden="0" w:name="Medium Grid 1 Accent 1"/>
+    <w:lsdException w:unhideWhenUsed="0" w:uiPriority="68" w:semiHidden="0" w:name="Medium Grid 2 Accent 1"/>
+    <w:lsdException w:unhideWhenUsed="0" w:uiPriority="69" w:semiHidden="0" w:name="Medium Grid 3 Accent 1"/>
+    <w:lsdException w:unhideWhenUsed="0" w:uiPriority="70" w:semiHidden="0" w:name="Dark List Accent 1"/>
+    <w:lsdException w:unhideWhenUsed="0" w:uiPriority="71" w:semiHidden="0" w:name="Colorful Shading Accent 1"/>
+    <w:lsdException w:unhideWhenUsed="0" w:uiPriority="72" w:semiHidden="0" w:name="Colorful List Accent 1"/>
+    <w:lsdException w:unhideWhenUsed="0" w:uiPriority="73" w:semiHidden="0" w:name="Colorful Grid Accent 1"/>
+    <w:lsdException w:unhideWhenUsed="0" w:uiPriority="60" w:semiHidden="0" w:name="Light Shading Accent 2"/>
+    <w:lsdException w:unhideWhenUsed="0" w:uiPriority="61" w:semiHidden="0" w:name="Light List Accent 2"/>
+    <w:lsdException w:unhideWhenUsed="0" w:uiPriority="62" w:semiHidden="0" w:name="Light Grid Accent 2"/>
+    <w:lsdException w:unhideWhenUsed="0" w:uiPriority="63" w:semiHidden="0" w:name="Medium Shading 1 Accent 2"/>
+    <w:lsdException w:unhideWhenUsed="0" w:uiPriority="64" w:semiHidden="0" w:name="Medium Shading 2 Accent 2"/>
+    <w:lsdException w:unhideWhenUsed="0" w:uiPriority="65" w:semiHidden="0" w:name="Medium List 1 Accent 2"/>
+    <w:lsdException w:unhideWhenUsed="0" w:uiPriority="66" w:semiHidden="0" w:name="Medium List 2 Accent 2"/>
+    <w:lsdException w:unhideWhenUsed="0" w:uiPriority="67" w:semiHidden="0" w:name="Medium Grid 1 Accent 2"/>
+    <w:lsdException w:unhideWhenUsed="0" w:uiPriority="68" w:semiHidden="0" w:name="Medium Grid 2 Accent 2"/>
+    <w:lsdException w:unhideWhenUsed="0" w:uiPriority="69" w:semiHidden="0" w:name="Medium Grid 3 Accent 2"/>
+    <w:lsdException w:unhideWhenUsed="0" w:uiPriority="70" w:semiHidden="0" w:name="Dark List Accent 2"/>
+    <w:lsdException w:unhideWhenUsed="0" w:uiPriority="71" w:semiHidden="0" w:name="Colorful Shading Accent 2"/>
+    <w:lsdException w:unhideWhenUsed="0" w:uiPriority="72" w:semiHidden="0" w:name="Colorful List Accent 2"/>
+    <w:lsdException w:unhideWhenUsed="0" w:uiPriority="73" w:semiHidden="0" w:name="Colorful Grid Accent 2"/>
+    <w:lsdException w:unhideWhenUsed="0" w:uiPriority="60" w:semiHidden="0" w:name="Light Shading Accent 3"/>
+    <w:lsdException w:unhideWhenUsed="0" w:uiPriority="61" w:semiHidden="0" w:name="Light List Accent 3"/>
+    <w:lsdException w:unhideWhenUsed="0" w:uiPriority="62" w:semiHidden="0" w:name="Light Grid Accent 3"/>
+    <w:lsdException w:unhideWhenUsed="0" w:uiPriority="63" w:semiHidden="0" w:name="Medium Shading 1 Accent 3"/>
+    <w:lsdException w:unhideWhenUsed="0" w:uiPriority="64" w:semiHidden="0" w:name="Medium Shading 2 Accent 3"/>
+    <w:lsdException w:unhideWhenUsed="0" w:uiPriority="65" w:semiHidden="0" w:name="Medium List 1 Accent 3"/>
+    <w:lsdException w:unhideWhenUsed="0" w:uiPriority="66" w:semiHidden="0" w:name="Medium List 2 Accent 3"/>
+    <w:lsdException w:unhideWhenUsed="0" w:uiPriority="67" w:semiHidden="0" w:name="Medium Grid 1 Accent 3"/>
+    <w:lsdException w:unhideWhenUsed="0" w:uiPriority="68" w:semiHidden="0" w:name="Medium Grid 2 Accent 3"/>
+    <w:lsdException w:unhideWhenUsed="0" w:uiPriority="69" w:semiHidden="0" w:name="Medium Grid 3 Accent 3"/>
+    <w:lsdException w:unhideWhenUsed="0" w:uiPriority="70" w:semiHidden="0" w:name="Dark List Accent 3"/>
+    <w:lsdException w:unhideWhenUsed="0" w:uiPriority="71" w:semiHidden="0" w:name="Colorful Shading Accent 3"/>
+    <w:lsdException w:unhideWhenUsed="0" w:uiPriority="72" w:semiHidden="0" w:name="Colorful List Accent 3"/>
+    <w:lsdException w:unhideWhenUsed="0" w:uiPriority="73" w:semiHidden="0" w:name="Colorful Grid Accent 3"/>
+    <w:lsdException w:unhideWhenUsed="0" w:uiPriority="60" w:semiHidden="0" w:name="Light Shading Accent 4"/>
+    <w:lsdException w:unhideWhenUsed="0" w:uiPriority="61" w:semiHidden="0" w:name="Light List Accent 4"/>
+    <w:lsdException w:unhideWhenUsed="0" w:uiPriority="62" w:semiHidden="0" w:name="Light Grid Accent 4"/>
+    <w:lsdException w:unhideWhenUsed="0" w:uiPriority="63" w:semiHidden="0" w:name="Medium Shading 1 Accent 4"/>
+    <w:lsdException w:unhideWhenUsed="0" w:uiPriority="64" w:semiHidden="0" w:name="Medium Shading 2 Accent 4"/>
+    <w:lsdException w:unhideWhenUsed="0" w:uiPriority="65" w:semiHidden="0" w:name="Medium List 1 Accent 4"/>
+    <w:lsdException w:unhideWhenUsed="0" w:uiPriority="66" w:semiHidden="0" w:name="Medium List 2 Accent 4"/>
+    <w:lsdException w:unhideWhenUsed="0" w:uiPriority="67" w:semiHidden="0" w:name="Medium Grid 1 Accent 4"/>
+    <w:lsdException w:unhideWhenUsed="0" w:uiPriority="68" w:semiHidden="0" w:name="Medium Grid 2 Accent 4"/>
+    <w:lsdException w:unhideWhenUsed="0" w:uiPriority="69" w:semiHidden="0" w:name="Medium Grid 3 Accent 4"/>
+    <w:lsdException w:unhideWhenUsed="0" w:uiPriority="70" w:semiHidden="0" w:name="Dark List Accent 4"/>
+    <w:lsdException w:unhideWhenUsed="0" w:uiPriority="71" w:semiHidden="0" w:name="Colorful Shading Accent 4"/>
+    <w:lsdException w:unhideWhenUsed="0" w:uiPriority="72" w:semiHidden="0" w:name="Colorful List Accent 4"/>
+    <w:lsdException w:unhideWhenUsed="0" w:uiPriority="73" w:semiHidden="0" w:name="Colorful Grid Accent 4"/>
+    <w:lsdException w:unhideWhenUsed="0" w:uiPriority="60" w:semiHidden="0" w:name="Light Shading Accent 5"/>
+    <w:lsdException w:unhideWhenUsed="0" w:uiPriority="61" w:semiHidden="0" w:name="Light List Accent 5"/>
+    <w:lsdException w:unhideWhenUsed="0" w:uiPriority="62" w:semiHidden="0" w:name="Light Grid Accent 5"/>
+    <w:lsdException w:unhideWhenUsed="0" w:uiPriority="63" w:semiHidden="0" w:name="Medium Shading 1 Accent 5"/>
+    <w:lsdException w:unhideWhenUsed="0" w:uiPriority="64" w:semiHidden="0" w:name="Medium Shading 2 Accent 5"/>
+    <w:lsdException w:unhideWhenUsed="0" w:uiPriority="65" w:semiHidden="0" w:name="Medium List 1 Accent 5"/>
+    <w:lsdException w:unhideWhenUsed="0" w:uiPriority="66" w:semiHidden="0" w:name="Medium List 2 Accent 5"/>
+    <w:lsdException w:unhideWhenUsed="0" w:uiPriority="67" w:semiHidden="0" w:name="Medium Grid 1 Accent 5"/>
+    <w:lsdException w:unhideWhenUsed="0" w:uiPriority="68" w:semiHidden="0" w:name="Medium Grid 2 Accent 5"/>
+    <w:lsdException w:unhideWhenUsed="0" w:uiPriority="69" w:semiHidden="0" w:name="Medium Grid 3 Accent 5"/>
+    <w:lsdException w:unhideWhenUsed="0" w:uiPriority="70" w:semiHidden="0" w:name="Dark List Accent 5"/>
+    <w:lsdException w:unhideWhenUsed="0" w:uiPriority="71" w:semiHidden="0" w:name="Colorful Shading Accent 5"/>
+    <w:lsdException w:unhideWhenUsed="0" w:uiPriority="72" w:semiHidden="0" w:name="Colorful List Accent 5"/>
+    <w:lsdException w:unhideWhenUsed="0" w:uiPriority="73" w:semiHidden="0" w:name="Colorful Grid Accent 5"/>
+    <w:lsdException w:unhideWhenUsed="0" w:uiPriority="60" w:semiHidden="0" w:name="Light Shading Accent 6"/>
+    <w:lsdException w:unhideWhenUsed="0" w:uiPriority="61" w:semiHidden="0" w:name="Light List Accent 6"/>
+    <w:lsdException w:unhideWhenUsed="0" w:uiPriority="62" w:semiHidden="0" w:name="Light Grid Accent 6"/>
+    <w:lsdException w:unhideWhenUsed="0" w:uiPriority="63" w:semiHidden="0" w:name="Medium Shading 1 Accent 6"/>
+    <w:lsdException w:unhideWhenUsed="0" w:uiPriority="64" w:semiHidden="0" w:name="Medium Shading 2 Accent 6"/>
+    <w:lsdException w:unhideWhenUsed="0" w:uiPriority="65" w:semiHidden="0" w:name="Medium List 1 Accent 6"/>
+    <w:lsdException w:unhideWhenUsed="0" w:uiPriority="66" w:semiHidden="0" w:name="Medium List 2 Accent 6"/>
+    <w:lsdException w:unhideWhenUsed="0" w:uiPriority="67" w:semiHidden="0" w:name="Medium Grid 1 Accent 6"/>
+    <w:lsdException w:unhideWhenUsed="0" w:uiPriority="68" w:semiHidden="0" w:name="Medium Grid 2 Accent 6"/>
+    <w:lsdException w:unhideWhenUsed="0" w:uiPriority="69" w:semiHidden="0" w:name="Medium Grid 3 Accent 6"/>
+    <w:lsdException w:unhideWhenUsed="0" w:uiPriority="70" w:semiHidden="0" w:name="Dark List Accent 6"/>
+    <w:lsdException w:unhideWhenUsed="0" w:uiPriority="71" w:semiHidden="0" w:name="Colorful Shading Accent 6"/>
+    <w:lsdException w:unhideWhenUsed="0" w:uiPriority="72" w:semiHidden="0" w:name="Colorful List Accent 6"/>
+    <w:lsdException w:unhideWhenUsed="0" w:uiPriority="73" w:semiHidden="0" w:name="Colorful Grid Accent 6"/>
   </w:latentStyles>
-  <w:style w:type="paragraph" w:default="1" w:styleId="Normal">
+  <w:style w:type="paragraph" w:default="1" w:styleId="1">
     <w:name w:val="Normal"/>
     <w:qFormat/>
+    <w:uiPriority w:val="0"/>
     <w:pPr>
       <w:kinsoku w:val="0"/>
       <w:autoSpaceDE w:val="0"/>
@@ -7337,7 +7129,7 @@
       <w:textAlignment w:val="baseline"/>
     </w:pPr>
     <w:rPr>
-      <w:rFonts w:ascii="Arial" w:eastAsia="宋体" w:hAnsi="Arial" w:cs="Arial"/>
+      <w:rFonts w:ascii="Arial" w:hAnsi="Arial" w:eastAsia="宋体" w:cs="Arial"/>
       <w:snapToGrid w:val="0"/>
       <w:color w:val="000000"/>
       <w:kern w:val="0"/>
@@ -7346,11 +7138,12 @@
       <w:lang w:val="en-US" w:eastAsia="en-US" w:bidi="ar-SA"/>
     </w:rPr>
   </w:style>
-  <w:style w:type="paragraph" w:styleId="Heading1">
+  <w:style w:type="paragraph" w:styleId="2">
     <w:name w:val="heading 1"/>
-    <w:basedOn w:val="Normal"/>
-    <w:next w:val="Normal"/>
+    <w:basedOn w:val="1"/>
+    <w:next w:val="1"/>
     <w:qFormat/>
+    <w:uiPriority w:val="0"/>
     <w:pPr>
       <w:keepNext/>
       <w:keepLines/>
@@ -7368,12 +7161,13 @@
       <w:sz w:val="44"/>
     </w:rPr>
   </w:style>
-  <w:style w:type="paragraph" w:styleId="Heading2">
+  <w:style w:type="paragraph" w:styleId="3">
     <w:name w:val="heading 2"/>
-    <w:basedOn w:val="Normal"/>
-    <w:next w:val="Normal"/>
+    <w:basedOn w:val="1"/>
+    <w:next w:val="1"/>
     <w:unhideWhenUsed/>
     <w:qFormat/>
+    <w:uiPriority w:val="0"/>
     <w:pPr>
       <w:keepNext/>
       <w:keepLines/>
@@ -7386,18 +7180,19 @@
       <w:outlineLvl w:val="1"/>
     </w:pPr>
     <w:rPr>
-      <w:rFonts w:ascii="Arial" w:eastAsia="黑体" w:hAnsi="Arial"/>
+      <w:rFonts w:ascii="Arial" w:hAnsi="Arial" w:eastAsia="黑体"/>
       <w:b/>
       <w:sz w:val="32"/>
     </w:rPr>
   </w:style>
-  <w:style w:type="paragraph" w:styleId="Heading3">
+  <w:style w:type="paragraph" w:styleId="4">
     <w:name w:val="heading 3"/>
-    <w:basedOn w:val="Normal"/>
-    <w:next w:val="Normal"/>
+    <w:basedOn w:val="1"/>
+    <w:next w:val="1"/>
     <w:semiHidden/>
     <w:unhideWhenUsed/>
     <w:qFormat/>
+    <w:uiPriority w:val="0"/>
     <w:pPr>
       <w:keepNext/>
       <w:keepLines/>
@@ -7414,12 +7209,13 @@
       <w:sz w:val="32"/>
     </w:rPr>
   </w:style>
-  <w:style w:type="paragraph" w:styleId="Heading4">
+  <w:style w:type="paragraph" w:styleId="5">
     <w:name w:val="heading 4"/>
-    <w:basedOn w:val="Normal"/>
-    <w:next w:val="Normal"/>
+    <w:basedOn w:val="1"/>
+    <w:next w:val="1"/>
     <w:unhideWhenUsed/>
     <w:qFormat/>
+    <w:uiPriority w:val="0"/>
     <w:pPr>
       <w:keepNext/>
       <w:keepLines/>
@@ -7432,18 +7228,19 @@
       <w:outlineLvl w:val="3"/>
     </w:pPr>
     <w:rPr>
-      <w:rFonts w:ascii="Arial" w:eastAsia="黑体" w:hAnsi="Arial"/>
+      <w:rFonts w:ascii="Arial" w:hAnsi="Arial" w:eastAsia="黑体"/>
       <w:b/>
       <w:sz w:val="28"/>
     </w:rPr>
   </w:style>
-  <w:style w:type="paragraph" w:styleId="Heading5">
+  <w:style w:type="paragraph" w:styleId="6">
     <w:name w:val="heading 5"/>
-    <w:basedOn w:val="Normal"/>
-    <w:next w:val="Normal"/>
+    <w:basedOn w:val="1"/>
+    <w:next w:val="1"/>
     <w:semiHidden/>
     <w:unhideWhenUsed/>
     <w:qFormat/>
+    <w:uiPriority w:val="0"/>
     <w:pPr>
       <w:keepNext/>
       <w:keepLines/>
@@ -7460,13 +7257,14 @@
       <w:sz w:val="28"/>
     </w:rPr>
   </w:style>
-  <w:style w:type="paragraph" w:styleId="Heading6">
+  <w:style w:type="paragraph" w:styleId="7">
     <w:name w:val="heading 6"/>
-    <w:basedOn w:val="Normal"/>
-    <w:next w:val="Normal"/>
+    <w:basedOn w:val="1"/>
+    <w:next w:val="1"/>
     <w:semiHidden/>
     <w:unhideWhenUsed/>
     <w:qFormat/>
+    <w:uiPriority w:val="0"/>
     <w:pPr>
       <w:keepNext/>
       <w:keepLines/>
@@ -7479,18 +7277,19 @@
       <w:outlineLvl w:val="5"/>
     </w:pPr>
     <w:rPr>
-      <w:rFonts w:ascii="Arial" w:eastAsia="黑体" w:hAnsi="Arial"/>
+      <w:rFonts w:ascii="Arial" w:hAnsi="Arial" w:eastAsia="黑体"/>
       <w:b/>
       <w:sz w:val="24"/>
     </w:rPr>
   </w:style>
-  <w:style w:type="paragraph" w:styleId="Heading7">
+  <w:style w:type="paragraph" w:styleId="8">
     <w:name w:val="heading 7"/>
-    <w:basedOn w:val="Normal"/>
-    <w:next w:val="Normal"/>
+    <w:basedOn w:val="1"/>
+    <w:next w:val="1"/>
     <w:semiHidden/>
     <w:unhideWhenUsed/>
     <w:qFormat/>
+    <w:uiPriority w:val="0"/>
     <w:pPr>
       <w:keepNext/>
       <w:keepLines/>
@@ -7507,13 +7306,14 @@
       <w:sz w:val="24"/>
     </w:rPr>
   </w:style>
-  <w:style w:type="paragraph" w:styleId="Heading8">
+  <w:style w:type="paragraph" w:styleId="9">
     <w:name w:val="heading 8"/>
-    <w:basedOn w:val="Normal"/>
-    <w:next w:val="Normal"/>
+    <w:basedOn w:val="1"/>
+    <w:next w:val="1"/>
     <w:semiHidden/>
     <w:unhideWhenUsed/>
     <w:qFormat/>
+    <w:uiPriority w:val="0"/>
     <w:pPr>
       <w:keepNext/>
       <w:keepLines/>
@@ -7526,17 +7326,18 @@
       <w:outlineLvl w:val="7"/>
     </w:pPr>
     <w:rPr>
-      <w:rFonts w:ascii="Arial" w:eastAsia="黑体" w:hAnsi="Arial"/>
+      <w:rFonts w:ascii="Arial" w:hAnsi="Arial" w:eastAsia="黑体"/>
       <w:sz w:val="24"/>
     </w:rPr>
   </w:style>
-  <w:style w:type="paragraph" w:styleId="Heading9">
+  <w:style w:type="paragraph" w:styleId="10">
     <w:name w:val="heading 9"/>
-    <w:basedOn w:val="Normal"/>
-    <w:next w:val="Normal"/>
+    <w:basedOn w:val="1"/>
+    <w:next w:val="1"/>
     <w:semiHidden/>
     <w:unhideWhenUsed/>
     <w:qFormat/>
+    <w:uiPriority w:val="0"/>
     <w:pPr>
       <w:keepNext/>
       <w:keepLines/>
@@ -7549,19 +7350,21 @@
       <w:outlineLvl w:val="8"/>
     </w:pPr>
     <w:rPr>
-      <w:rFonts w:ascii="Arial" w:eastAsia="黑体" w:hAnsi="Arial"/>
+      <w:rFonts w:ascii="Arial" w:hAnsi="Arial" w:eastAsia="黑体"/>
       <w:sz w:val="21"/>
     </w:rPr>
   </w:style>
-  <w:style w:type="character" w:default="1" w:styleId="DefaultParagraphFont">
+  <w:style w:type="character" w:default="1" w:styleId="22">
     <w:name w:val="Default Paragraph Font"/>
     <w:semiHidden/>
     <w:qFormat/>
+    <w:uiPriority w:val="0"/>
   </w:style>
-  <w:style w:type="table" w:default="1" w:styleId="TableNormal">
+  <w:style w:type="table" w:default="1" w:styleId="20">
     <w:name w:val="Normal Table"/>
     <w:semiHidden/>
     <w:qFormat/>
+    <w:uiPriority w:val="0"/>
     <w:tblPr>
       <w:tblCellMar>
         <w:top w:w="0" w:type="dxa"/>
@@ -7571,39 +7374,43 @@
       </w:tblCellMar>
     </w:tblPr>
   </w:style>
-  <w:style w:type="paragraph" w:styleId="CommentText">
+  <w:style w:type="paragraph" w:styleId="11">
     <w:name w:val="annotation text"/>
-    <w:basedOn w:val="Normal"/>
+    <w:basedOn w:val="1"/>
     <w:qFormat/>
+    <w:uiPriority w:val="0"/>
     <w:pPr>
       <w:jc w:val="left"/>
     </w:pPr>
   </w:style>
-  <w:style w:type="paragraph" w:styleId="BodyText">
+  <w:style w:type="paragraph" w:styleId="12">
     <w:name w:val="Body Text"/>
-    <w:basedOn w:val="Normal"/>
+    <w:basedOn w:val="1"/>
     <w:semiHidden/>
     <w:qFormat/>
+    <w:uiPriority w:val="0"/>
     <w:rPr>
-      <w:rFonts w:ascii="Arial" w:eastAsia="Arial" w:hAnsi="Arial" w:cs="Arial"/>
+      <w:rFonts w:ascii="Arial" w:hAnsi="Arial" w:eastAsia="Arial" w:cs="Arial"/>
       <w:sz w:val="21"/>
       <w:szCs w:val="21"/>
       <w:lang w:val="en-US" w:eastAsia="en-US" w:bidi="ar-SA"/>
     </w:rPr>
   </w:style>
-  <w:style w:type="paragraph" w:styleId="TOC3">
+  <w:style w:type="paragraph" w:styleId="13">
     <w:name w:val="toc 3"/>
-    <w:basedOn w:val="Normal"/>
-    <w:next w:val="Normal"/>
+    <w:basedOn w:val="1"/>
+    <w:next w:val="1"/>
     <w:qFormat/>
+    <w:uiPriority w:val="0"/>
     <w:pPr>
       <w:ind w:left="840" w:leftChars="400"/>
     </w:pPr>
   </w:style>
-  <w:style w:type="paragraph" w:styleId="Footer">
+  <w:style w:type="paragraph" w:styleId="14">
     <w:name w:val="footer"/>
-    <w:basedOn w:val="Normal"/>
+    <w:basedOn w:val="1"/>
     <w:qFormat/>
+    <w:uiPriority w:val="0"/>
     <w:pPr>
       <w:tabs>
         <w:tab w:val="center" w:pos="4153"/>
@@ -7616,16 +7423,17 @@
       <w:sz w:val="18"/>
     </w:rPr>
   </w:style>
-  <w:style w:type="paragraph" w:styleId="Header">
+  <w:style w:type="paragraph" w:styleId="15">
     <w:name w:val="header"/>
-    <w:basedOn w:val="Normal"/>
+    <w:basedOn w:val="1"/>
     <w:qFormat/>
+    <w:uiPriority w:val="0"/>
     <w:pPr>
       <w:pBdr>
-        <w:top w:val="nil"/>
-        <w:left w:val="nil"/>
-        <w:bottom w:val="nil"/>
-        <w:right w:val="nil"/>
+        <w:top w:val="none" w:color="auto" w:sz="0" w:space="0"/>
+        <w:left w:val="none" w:color="auto" w:sz="0" w:space="0"/>
+        <w:bottom w:val="none" w:color="auto" w:sz="0" w:space="0"/>
+        <w:right w:val="none" w:color="auto" w:sz="0" w:space="0"/>
       </w:pBdr>
       <w:tabs>
         <w:tab w:val="center" w:pos="4153"/>
@@ -7640,37 +7448,41 @@
       <w:sz w:val="18"/>
     </w:rPr>
   </w:style>
-  <w:style w:type="paragraph" w:styleId="TOC1">
+  <w:style w:type="paragraph" w:styleId="16">
     <w:name w:val="toc 1"/>
-    <w:basedOn w:val="Normal"/>
-    <w:next w:val="Normal"/>
+    <w:basedOn w:val="1"/>
+    <w:next w:val="1"/>
     <w:qFormat/>
+    <w:uiPriority w:val="0"/>
     <w:rPr>
-      <w:rFonts w:ascii="Arial" w:eastAsia="Microsoft JhengHei" w:hAnsi="Arial"/>
+      <w:rFonts w:ascii="Arial" w:hAnsi="Arial" w:eastAsia="Microsoft JhengHei"/>
       <w:sz w:val="24"/>
     </w:rPr>
   </w:style>
-  <w:style w:type="paragraph" w:styleId="TOC2">
+  <w:style w:type="paragraph" w:styleId="17">
     <w:name w:val="toc 2"/>
-    <w:basedOn w:val="Normal"/>
-    <w:next w:val="Normal"/>
+    <w:basedOn w:val="1"/>
+    <w:next w:val="1"/>
     <w:qFormat/>
+    <w:uiPriority w:val="0"/>
     <w:pPr>
       <w:ind w:left="420" w:leftChars="200"/>
     </w:pPr>
   </w:style>
-  <w:style w:type="paragraph" w:styleId="NormalWeb">
+  <w:style w:type="paragraph" w:styleId="18">
     <w:name w:val="Normal (Web)"/>
-    <w:basedOn w:val="Normal"/>
+    <w:basedOn w:val="1"/>
     <w:qFormat/>
+    <w:uiPriority w:val="0"/>
     <w:rPr>
       <w:sz w:val="24"/>
     </w:rPr>
   </w:style>
-  <w:style w:type="paragraph" w:styleId="Title">
+  <w:style w:type="paragraph" w:styleId="19">
     <w:name w:val="Title"/>
-    <w:basedOn w:val="Normal"/>
+    <w:basedOn w:val="1"/>
     <w:qFormat/>
+    <w:uiPriority w:val="0"/>
     <w:pPr>
       <w:spacing w:before="240" w:beforeLines="0" w:beforeAutospacing="0" w:after="60" w:afterLines="0" w:afterAutospacing="0"/>
       <w:jc w:val="center"/>
@@ -7682,68 +7494,73 @@
       <w:sz w:val="32"/>
     </w:rPr>
   </w:style>
-  <w:style w:type="table" w:styleId="TableGrid">
+  <w:style w:type="table" w:styleId="21">
     <w:name w:val="Table Grid"/>
-    <w:basedOn w:val="TableNormal"/>
+    <w:basedOn w:val="20"/>
     <w:qFormat/>
+    <w:uiPriority w:val="0"/>
     <w:pPr>
       <w:widowControl w:val="0"/>
       <w:jc w:val="both"/>
     </w:pPr>
     <w:tblPr>
       <w:tblBorders>
-        <w:top w:val="single" w:sz="4" w:space="0" w:color="auto"/>
-        <w:left w:val="single" w:sz="4" w:space="0" w:color="auto"/>
-        <w:bottom w:val="single" w:sz="4" w:space="0" w:color="auto"/>
-        <w:right w:val="single" w:sz="4" w:space="0" w:color="auto"/>
-        <w:insideH w:val="single" w:sz="4" w:space="0" w:color="auto"/>
-        <w:insideV w:val="single" w:sz="4" w:space="0" w:color="auto"/>
+        <w:top w:val="single" w:color="auto" w:sz="4" w:space="0"/>
+        <w:left w:val="single" w:color="auto" w:sz="4" w:space="0"/>
+        <w:bottom w:val="single" w:color="auto" w:sz="4" w:space="0"/>
+        <w:right w:val="single" w:color="auto" w:sz="4" w:space="0"/>
+        <w:insideH w:val="single" w:color="auto" w:sz="4" w:space="0"/>
+        <w:insideV w:val="single" w:color="auto" w:sz="4" w:space="0"/>
       </w:tblBorders>
     </w:tblPr>
   </w:style>
-  <w:style w:type="character" w:styleId="Strong">
+  <w:style w:type="character" w:styleId="23">
     <w:name w:val="Strong"/>
-    <w:basedOn w:val="DefaultParagraphFont"/>
+    <w:basedOn w:val="22"/>
     <w:qFormat/>
+    <w:uiPriority w:val="0"/>
     <w:rPr>
       <w:b/>
     </w:rPr>
   </w:style>
-  <w:style w:type="paragraph" w:customStyle="1" w:styleId="a">
+  <w:style w:type="paragraph" w:customStyle="1" w:styleId="24">
     <w:name w:val="柴_公司名"/>
-    <w:basedOn w:val="Title"/>
+    <w:basedOn w:val="19"/>
     <w:qFormat/>
+    <w:uiPriority w:val="0"/>
     <w:pPr>
       <w:spacing w:after="600" w:afterLines="600"/>
     </w:pPr>
     <w:rPr>
-      <w:rFonts w:ascii="宋体" w:eastAsia="宋体" w:hAnsi="宋体" w:cs="宋体" w:hint="eastAsia"/>
+      <w:rFonts w:hint="eastAsia" w:ascii="宋体" w:hAnsi="宋体" w:eastAsia="宋体" w:cs="宋体"/>
       <w:bCs/>
       <w:spacing w:val="-6"/>
       <w:sz w:val="52"/>
       <w:szCs w:val="52"/>
     </w:rPr>
   </w:style>
-  <w:style w:type="paragraph" w:customStyle="1" w:styleId="a0">
+  <w:style w:type="paragraph" w:customStyle="1" w:styleId="25">
     <w:name w:val="柴_文档名"/>
-    <w:basedOn w:val="Title"/>
+    <w:basedOn w:val="19"/>
     <w:qFormat/>
+    <w:uiPriority w:val="0"/>
     <w:pPr>
       <w:spacing w:after="900" w:afterLines="900"/>
     </w:pPr>
     <w:rPr>
-      <w:rFonts w:ascii="黑体" w:eastAsia="黑体" w:hAnsi="黑体" w:cs="黑体"/>
+      <w:rFonts w:ascii="黑体" w:hAnsi="黑体" w:eastAsia="黑体" w:cs="黑体"/>
       <w:bCs/>
       <w:spacing w:val="-7"/>
       <w:sz w:val="52"/>
       <w:szCs w:val="52"/>
     </w:rPr>
   </w:style>
-  <w:style w:type="table" w:customStyle="1" w:styleId="TableNormal0">
+  <w:style w:type="table" w:customStyle="1" w:styleId="26">
     <w:name w:val="Table Normal_0"/>
     <w:semiHidden/>
     <w:unhideWhenUsed/>
     <w:qFormat/>
+    <w:uiPriority w:val="0"/>
     <w:tblPr>
       <w:tblCellMar>
         <w:top w:w="0" w:type="dxa"/>
@@ -7753,81 +7570,87 @@
       </w:tblCellMar>
     </w:tblPr>
   </w:style>
-  <w:style w:type="paragraph" w:customStyle="1" w:styleId="TableText">
+  <w:style w:type="paragraph" w:customStyle="1" w:styleId="27">
     <w:name w:val="Table Text"/>
-    <w:basedOn w:val="Normal"/>
+    <w:basedOn w:val="1"/>
     <w:semiHidden/>
     <w:qFormat/>
+    <w:uiPriority w:val="0"/>
     <w:rPr>
-      <w:rFonts w:ascii="宋体" w:eastAsia="宋体" w:hAnsi="宋体" w:cs="宋体"/>
+      <w:rFonts w:ascii="宋体" w:hAnsi="宋体" w:eastAsia="宋体" w:cs="宋体"/>
       <w:sz w:val="21"/>
       <w:szCs w:val="21"/>
       <w:lang w:val="en-US" w:eastAsia="en-US" w:bidi="ar-SA"/>
     </w:rPr>
   </w:style>
-  <w:style w:type="paragraph" w:customStyle="1" w:styleId="1">
+  <w:style w:type="paragraph" w:customStyle="1" w:styleId="28">
     <w:name w:val="柴_标题1"/>
-    <w:basedOn w:val="Heading1"/>
-    <w:next w:val="a1"/>
-    <w:link w:val="1Char"/>
+    <w:basedOn w:val="2"/>
+    <w:next w:val="29"/>
+    <w:link w:val="38"/>
     <w:qFormat/>
+    <w:uiPriority w:val="0"/>
     <w:pPr>
       <w:spacing w:before="100" w:after="90" w:line="360" w:lineRule="auto"/>
     </w:pPr>
     <w:rPr>
-      <w:rFonts w:ascii="Arial" w:eastAsia="宋体" w:hAnsi="Arial"/>
+      <w:rFonts w:ascii="Arial" w:hAnsi="Arial" w:eastAsia="宋体"/>
       <w:sz w:val="32"/>
     </w:rPr>
   </w:style>
-  <w:style w:type="paragraph" w:customStyle="1" w:styleId="a1">
+  <w:style w:type="paragraph" w:customStyle="1" w:styleId="29">
     <w:name w:val="柴_正文"/>
-    <w:basedOn w:val="BodyText"/>
-    <w:link w:val="Char"/>
+    <w:basedOn w:val="12"/>
+    <w:link w:val="42"/>
     <w:qFormat/>
+    <w:uiPriority w:val="0"/>
     <w:pPr>
       <w:spacing w:line="360" w:lineRule="auto"/>
       <w:ind w:firstLine="470" w:firstLineChars="200"/>
     </w:pPr>
     <w:rPr>
-      <w:rFonts w:ascii="Arial" w:eastAsia="宋体" w:hAnsi="Arial"/>
+      <w:rFonts w:ascii="Arial" w:hAnsi="Arial" w:eastAsia="宋体"/>
       <w:sz w:val="24"/>
       <w:lang w:eastAsia="zh-CN"/>
     </w:rPr>
   </w:style>
-  <w:style w:type="paragraph" w:customStyle="1" w:styleId="2">
+  <w:style w:type="paragraph" w:customStyle="1" w:styleId="30">
     <w:name w:val="柴_标题2"/>
-    <w:basedOn w:val="Heading2"/>
-    <w:next w:val="a1"/>
+    <w:basedOn w:val="3"/>
+    <w:next w:val="29"/>
     <w:qFormat/>
+    <w:uiPriority w:val="0"/>
     <w:pPr>
       <w:spacing w:line="360" w:lineRule="auto"/>
     </w:pPr>
     <w:rPr>
-      <w:rFonts w:ascii="Arial" w:eastAsia="宋体" w:hAnsi="Arial"/>
+      <w:rFonts w:ascii="Arial" w:hAnsi="Arial" w:eastAsia="宋体"/>
       <w:sz w:val="28"/>
     </w:rPr>
   </w:style>
-  <w:style w:type="paragraph" w:customStyle="1" w:styleId="3">
+  <w:style w:type="paragraph" w:customStyle="1" w:styleId="31">
     <w:name w:val="柴_标题3"/>
-    <w:basedOn w:val="Heading3"/>
-    <w:next w:val="a1"/>
+    <w:basedOn w:val="4"/>
+    <w:next w:val="29"/>
     <w:qFormat/>
+    <w:uiPriority w:val="0"/>
     <w:pPr>
       <w:spacing w:line="360" w:lineRule="auto"/>
       <w:ind w:left="0" w:firstLine="472" w:firstLineChars="200"/>
     </w:pPr>
     <w:rPr>
-      <w:rFonts w:ascii="宋体" w:eastAsia="宋体" w:hAnsi="宋体" w:cs="宋体"/>
+      <w:rFonts w:ascii="宋体" w:hAnsi="宋体" w:eastAsia="宋体" w:cs="宋体"/>
       <w:spacing w:val="-2"/>
       <w:sz w:val="24"/>
       <w:szCs w:val="24"/>
     </w:rPr>
   </w:style>
-  <w:style w:type="paragraph" w:customStyle="1" w:styleId="a2">
+  <w:style w:type="paragraph" w:customStyle="1" w:styleId="32">
     <w:name w:val="柴_目录"/>
-    <w:basedOn w:val="Normal"/>
-    <w:next w:val="BodyText"/>
+    <w:basedOn w:val="1"/>
+    <w:next w:val="12"/>
     <w:qFormat/>
+    <w:uiPriority w:val="0"/>
     <w:pPr>
       <w:tabs>
         <w:tab w:val="right" w:leader="dot" w:pos="8442"/>
@@ -7835,59 +7658,64 @@
       <w:ind w:left="0" w:leftChars="0"/>
     </w:pPr>
     <w:rPr>
-      <w:rFonts w:ascii="Arial" w:eastAsia="Microsoft JhengHei" w:hAnsi="Arial"/>
+      <w:rFonts w:ascii="Arial" w:hAnsi="Arial" w:eastAsia="Microsoft JhengHei"/>
       <w:sz w:val="24"/>
     </w:rPr>
   </w:style>
-  <w:style w:type="paragraph" w:customStyle="1" w:styleId="WPSOffice1">
+  <w:style w:type="paragraph" w:customStyle="1" w:styleId="33">
     <w:name w:val="WPSOffice手动目录 1"/>
     <w:qFormat/>
+    <w:uiPriority w:val="0"/>
     <w:pPr>
       <w:ind w:leftChars="0"/>
     </w:pPr>
     <w:rPr>
-      <w:rFonts w:ascii="Times New Roman" w:eastAsia="宋体" w:hAnsi="Times New Roman" w:cs="Times New Roman"/>
+      <w:rFonts w:ascii="Times New Roman" w:hAnsi="Times New Roman" w:eastAsia="宋体" w:cs="Times New Roman"/>
       <w:sz w:val="20"/>
       <w:szCs w:val="20"/>
     </w:rPr>
   </w:style>
-  <w:style w:type="paragraph" w:customStyle="1" w:styleId="WPSOffice2">
+  <w:style w:type="paragraph" w:customStyle="1" w:styleId="34">
     <w:name w:val="WPSOffice手动目录 2"/>
     <w:qFormat/>
+    <w:uiPriority w:val="0"/>
     <w:pPr>
       <w:ind w:leftChars="200"/>
     </w:pPr>
     <w:rPr>
-      <w:rFonts w:ascii="Times New Roman" w:eastAsia="宋体" w:hAnsi="Times New Roman" w:cs="Times New Roman"/>
+      <w:rFonts w:ascii="Times New Roman" w:hAnsi="Times New Roman" w:eastAsia="宋体" w:cs="Times New Roman"/>
       <w:sz w:val="20"/>
       <w:szCs w:val="20"/>
     </w:rPr>
   </w:style>
-  <w:style w:type="paragraph" w:customStyle="1" w:styleId="WPSOffice3">
+  <w:style w:type="paragraph" w:customStyle="1" w:styleId="35">
     <w:name w:val="WPSOffice手动目录 3"/>
     <w:qFormat/>
+    <w:uiPriority w:val="0"/>
     <w:pPr>
       <w:ind w:leftChars="400"/>
     </w:pPr>
     <w:rPr>
-      <w:rFonts w:ascii="Times New Roman" w:eastAsia="宋体" w:hAnsi="Times New Roman" w:cs="Times New Roman"/>
+      <w:rFonts w:ascii="Times New Roman" w:hAnsi="Times New Roman" w:eastAsia="宋体" w:cs="Times New Roman"/>
       <w:sz w:val="20"/>
       <w:szCs w:val="20"/>
     </w:rPr>
   </w:style>
-  <w:style w:type="paragraph" w:customStyle="1" w:styleId="Compact">
+  <w:style w:type="paragraph" w:customStyle="1" w:styleId="36">
     <w:name w:val="Compact"/>
-    <w:basedOn w:val="BodyText"/>
+    <w:basedOn w:val="12"/>
     <w:qFormat/>
+    <w:uiPriority w:val="0"/>
     <w:pPr>
       <w:spacing w:before="36" w:after="36"/>
     </w:pPr>
   </w:style>
-  <w:style w:type="table" w:customStyle="1" w:styleId="Table">
+  <w:style w:type="table" w:customStyle="1" w:styleId="37">
     <w:name w:val="Table"/>
     <w:semiHidden/>
     <w:unhideWhenUsed/>
     <w:qFormat/>
+    <w:uiPriority w:val="0"/>
     <w:tblPr>
       <w:tblCellMar>
         <w:top w:w="0" w:type="dxa"/>
@@ -7899,26 +7727,28 @@
     <w:tblStylePr w:type="firstRow">
       <w:tcPr>
         <w:tcBorders>
-          <w:bottom w:val="single" w:sz="0" w:space="0" w:color="auto"/>
+          <w:bottom w:val="single" w:color="auto" w:sz="0" w:space="0"/>
         </w:tcBorders>
         <w:vAlign w:val="bottom"/>
       </w:tcPr>
     </w:tblStylePr>
   </w:style>
-  <w:style w:type="character" w:customStyle="1" w:styleId="1Char">
+  <w:style w:type="character" w:customStyle="1" w:styleId="38">
     <w:name w:val="柴_标题1 Char"/>
-    <w:link w:val="1"/>
+    <w:link w:val="28"/>
     <w:qFormat/>
+    <w:uiPriority w:val="0"/>
     <w:rPr>
-      <w:rFonts w:ascii="Arial" w:eastAsia="宋体" w:hAnsi="Arial"/>
+      <w:rFonts w:ascii="Arial" w:hAnsi="Arial" w:eastAsia="宋体"/>
       <w:sz w:val="32"/>
     </w:rPr>
   </w:style>
-  <w:style w:type="table" w:customStyle="1" w:styleId="TableNormal1">
+  <w:style w:type="table" w:customStyle="1" w:styleId="39">
     <w:name w:val="Table Normal_1"/>
     <w:semiHidden/>
     <w:unhideWhenUsed/>
     <w:qFormat/>
+    <w:uiPriority w:val="0"/>
     <w:tblPr>
       <w:tblCellMar>
         <w:top w:w="0" w:type="dxa"/>
@@ -7928,10 +7758,11 @@
       </w:tblCellMar>
     </w:tblPr>
   </w:style>
-  <w:style w:type="paragraph" w:customStyle="1" w:styleId="a3">
+  <w:style w:type="paragraph" w:customStyle="1" w:styleId="40">
     <w:name w:val="柴_正文_无缩进"/>
-    <w:basedOn w:val="Normal"/>
+    <w:basedOn w:val="1"/>
     <w:qFormat/>
+    <w:uiPriority w:val="0"/>
     <w:pPr>
       <w:ind w:firstLine="0" w:firstLineChars="0"/>
     </w:pPr>
@@ -7941,29 +7772,31 @@
       <w:lang w:eastAsia="zh-CN"/>
     </w:rPr>
   </w:style>
-  <w:style w:type="paragraph" w:customStyle="1" w:styleId="4">
+  <w:style w:type="paragraph" w:customStyle="1" w:styleId="41">
     <w:name w:val="柴_标题4"/>
-    <w:basedOn w:val="Heading4"/>
-    <w:next w:val="Normal"/>
+    <w:basedOn w:val="5"/>
+    <w:next w:val="1"/>
     <w:qFormat/>
+    <w:uiPriority w:val="0"/>
     <w:pPr>
       <w:widowControl w:val="0"/>
       <w:spacing w:before="160" w:line="360" w:lineRule="auto"/>
-      <w:ind w:left="981" w:hanging="862" w:leftChars="300"/>
+      <w:ind w:left="981" w:leftChars="300" w:hanging="862"/>
     </w:pPr>
     <w:rPr>
-      <w:rFonts w:ascii="Calibri" w:eastAsia="宋体" w:hAnsi="Calibri" w:cs="宋体" w:hint="eastAsia"/>
+      <w:rFonts w:hint="eastAsia" w:ascii="Calibri" w:hAnsi="Calibri" w:eastAsia="宋体" w:cs="宋体"/>
       <w:sz w:val="24"/>
       <w:szCs w:val="24"/>
       <w:lang w:eastAsia="zh-CN" w:bidi="zh-CN"/>
     </w:rPr>
   </w:style>
-  <w:style w:type="character" w:customStyle="1" w:styleId="Char">
+  <w:style w:type="character" w:customStyle="1" w:styleId="42">
     <w:name w:val="柴_正文 Char"/>
-    <w:link w:val="a1"/>
+    <w:link w:val="29"/>
     <w:qFormat/>
+    <w:uiPriority w:val="0"/>
     <w:rPr>
-      <w:rFonts w:ascii="Arial" w:eastAsia="宋体" w:hAnsi="Arial"/>
+      <w:rFonts w:ascii="Arial" w:hAnsi="Arial" w:eastAsia="宋体"/>
       <w:sz w:val="24"/>
       <w:lang w:eastAsia="zh-CN"/>
     </w:rPr>
